--- a/docs/content/multiple_regression/multiple_regression_lecture.docx
+++ b/docs/content/multiple_regression/multiple_regression_lecture.docx
@@ -224,7 +224,7 @@
               <a:graphicData uri="http://schemas.openxmlformats.org/drawingml/2006/picture">
                 <pic:pic>
                   <pic:nvPicPr>
-                    <pic:cNvPr descr="multiple_regression_lecture_files/figure-docx/unnamed-chunk-2-1.png" id="14" name="Picture"/>
+                    <pic:cNvPr descr="multiple_regression_lecture_files/figure-docx/multiple-regression-02-1.png" id="14" name="Picture"/>
                     <pic:cNvPicPr>
                       <a:picLocks noChangeArrowheads="1" noChangeAspect="1"/>
                     </pic:cNvPicPr>
@@ -808,7 +808,7 @@
               <a:graphicData uri="http://schemas.openxmlformats.org/drawingml/2006/picture">
                 <pic:pic>
                   <pic:nvPicPr>
-                    <pic:cNvPr descr="multiple_regression_lecture_files/figure-docx/unnamed-chunk-3-1.png" id="23" name="Picture"/>
+                    <pic:cNvPr descr="multiple_regression_lecture_files/figure-docx/multiple-regression-03-1.png" id="23" name="Picture"/>
                     <pic:cNvPicPr>
                       <a:picLocks noChangeArrowheads="1" noChangeAspect="1"/>
                     </pic:cNvPicPr>
@@ -933,7 +933,7 @@
               <a:graphicData uri="http://schemas.openxmlformats.org/drawingml/2006/picture">
                 <pic:pic>
                   <pic:nvPicPr>
-                    <pic:cNvPr descr="multiple_regression_lecture_files/figure-docx/unnamed-chunk-4-1.png" id="27" name="Picture"/>
+                    <pic:cNvPr descr="multiple_regression_lecture_files/figure-docx/multiple-regression-04-1.png" id="27" name="Picture"/>
                     <pic:cNvPicPr>
                       <a:picLocks noChangeArrowheads="1" noChangeAspect="1"/>
                     </pic:cNvPicPr>
@@ -1867,7 +1867,7 @@
         <w:rPr>
           <w:rStyle w:val="NormalTok"/>
         </w:rPr>
-        <w:t xml:space="preserve">model </w:t>
+        <w:t xml:space="preserve">ant_model </w:t>
       </w:r>
       <w:r>
         <w:rPr>
@@ -1942,7 +1942,7 @@
         <w:rPr>
           <w:rStyle w:val="NormalTok"/>
         </w:rPr>
-        <w:t xml:space="preserve">(model)</w:t>
+        <w:t xml:space="preserve">(ant_model)</w:t>
       </w:r>
     </w:p>
     <w:p>
@@ -6231,7 +6231,7 @@
         <w:rPr>
           <w:rStyle w:val="NormalTok"/>
         </w:rPr>
-        <w:t xml:space="preserve">(model, </w:t>
+        <w:t xml:space="preserve">(ant_model, </w:t>
       </w:r>
       <w:r>
         <w:rPr>
@@ -6272,7 +6272,7 @@
               <a:graphicData uri="http://schemas.openxmlformats.org/drawingml/2006/picture">
                 <pic:pic>
                   <pic:nvPicPr>
-                    <pic:cNvPr descr="multiple_regression_lecture_files/figure-docx/unnamed-chunk-6-1.png" id="68" name="Picture"/>
+                    <pic:cNvPr descr="multiple_regression_lecture_files/figure-docx/multiple-regression-06-1.png" id="68" name="Picture"/>
                     <pic:cNvPicPr>
                       <a:picLocks noChangeArrowheads="1" noChangeAspect="1"/>
                     </pic:cNvPicPr>
@@ -6365,7 +6365,7 @@
               <a:graphicData uri="http://schemas.openxmlformats.org/drawingml/2006/picture">
                 <pic:pic>
                   <pic:nvPicPr>
-                    <pic:cNvPr descr="multiple_regression_lecture_files/figure-docx/unnamed-chunk-7-1.png" id="72" name="Picture"/>
+                    <pic:cNvPr descr="multiple_regression_lecture_files/figure-docx/multiple-regression-07-1.png" id="72" name="Picture"/>
                     <pic:cNvPicPr>
                       <a:picLocks noChangeArrowheads="1" noChangeAspect="1"/>
                     </pic:cNvPicPr>
@@ -6633,7 +6633,7 @@
               <w:rPr>
                 <w:rStyle w:val="VerbatimChar"/>
               </w:rPr>
-              <w:t xml:space="preserve">avPlots(model)</w:t>
+              <w:t xml:space="preserve">avPlots(ant_model)</w:t>
             </w:r>
           </w:p>
           <w:p>
@@ -6654,7 +6654,7 @@
               <w:rPr>
                 <w:rStyle w:val="VerbatimChar"/>
               </w:rPr>
-              <w:t xml:space="preserve">avPlot(model, variable = "proportion_black")</w:t>
+              <w:t xml:space="preserve">avPlot(ant_model, variable = "elevation")</w:t>
             </w:r>
           </w:p>
           <w:p>
@@ -6673,7 +6673,7 @@
       </w:tr>
     </w:tbl>
     <w:bookmarkEnd w:id="76"/>
-    <w:bookmarkStart w:id="80" w:name="X6860e5ff6c47ecff7c82ecbd629de9cfb55410b"/>
+    <w:bookmarkStart w:id="82" w:name="X6860e5ff6c47ecff7c82ecbd629de9cfb55410b"/>
     <w:p>
       <w:pPr>
         <w:pStyle w:val="Heading2"/>
@@ -6693,286 +6693,149 @@
     <w:p>
       <w:pPr>
         <w:pStyle w:val="BodyText"/>
-      </w:pPr>
-      <w:r>
-        <w:drawing>
-          <wp:inline>
-            <wp:extent cx="3302849" cy="3302849"/>
-            <wp:effectExtent b="0" l="0" r="0" t="0"/>
-            <wp:docPr descr="" title="" id="78" name="Picture"/>
-            <a:graphic>
-              <a:graphicData uri="http://schemas.openxmlformats.org/drawingml/2006/picture">
-                <pic:pic>
-                  <pic:nvPicPr>
-                    <pic:cNvPr descr="multiple_regression_lecture_files/figure-docx/unnamed-chunk-8-1.png" id="79" name="Picture"/>
-                    <pic:cNvPicPr>
-                      <a:picLocks noChangeArrowheads="1" noChangeAspect="1"/>
-                    </pic:cNvPicPr>
-                  </pic:nvPicPr>
-                  <pic:blipFill>
-                    <a:blip r:embed="rId77"/>
-                    <a:stretch>
-                      <a:fillRect/>
-                    </a:stretch>
-                  </pic:blipFill>
-                  <pic:spPr bwMode="auto">
-                    <a:xfrm>
-                      <a:off x="0" y="0"/>
-                      <a:ext cx="3302849" cy="3302849"/>
-                    </a:xfrm>
-                    <a:prstGeom prst="rect">
-                      <a:avLst/>
-                    </a:prstGeom>
-                    <a:noFill/>
-                    <a:ln w="9525">
-                      <a:noFill/>
-                      <a:headEnd/>
-                      <a:tailEnd/>
-                    </a:ln>
-                  </pic:spPr>
-                </pic:pic>
-              </a:graphicData>
-            </a:graphic>
-          </wp:inline>
-        </w:drawing>
-      </w:r>
-    </w:p>
-    <w:bookmarkEnd w:id="80"/>
-    <w:bookmarkStart w:id="81" w:name="part-5-collinearity"/>
-    <w:p>
-      <w:pPr>
-        <w:pStyle w:val="Heading2"/>
-      </w:pPr>
-      <w:r>
-        <w:t xml:space="preserve">Part 5 · Collinearity</w:t>
-      </w:r>
-    </w:p>
-    <w:bookmarkEnd w:id="81"/>
-    <w:bookmarkStart w:id="82" w:name="collinearity-the-problem"/>
-    <w:p>
-      <w:pPr>
-        <w:pStyle w:val="Heading2"/>
-      </w:pPr>
-      <w:r>
-        <w:t xml:space="preserve">Collinearity — the Problem</w:t>
-      </w:r>
-    </w:p>
-    <w:p>
-      <w:pPr>
-        <w:pStyle w:val="Compact"/>
-        <w:numPr>
-          <w:ilvl w:val="0"/>
-          <w:numId w:val="1027"/>
-        </w:numPr>
-      </w:pPr>
-      <w:r>
-        <w:t xml:space="preserve">Potential predictor variables are often correlated (e.g., morphometrics, nutrients, climatic parameters)</w:t>
-      </w:r>
-    </w:p>
-    <w:p>
-      <w:pPr>
-        <w:pStyle w:val="Compact"/>
-        <w:numPr>
-          <w:ilvl w:val="0"/>
-          <w:numId w:val="1027"/>
-        </w:numPr>
-      </w:pPr>
-      <w:r>
-        <w:t xml:space="preserve">Multicollinearity (strong correlation between predictors) causes problems for parameter estimates</w:t>
-      </w:r>
-    </w:p>
-    <w:p>
-      <w:pPr>
-        <w:pStyle w:val="Compact"/>
-        <w:numPr>
-          <w:ilvl w:val="0"/>
-          <w:numId w:val="1027"/>
-        </w:numPr>
-      </w:pPr>
-      <w:r>
-        <w:t xml:space="preserve">Severe collinearity causes unstable parameter estimates — a small change in a single value can result in large changes in βₚ estimates</w:t>
-      </w:r>
-    </w:p>
-    <w:p>
-      <w:pPr>
-        <w:pStyle w:val="Compact"/>
-        <w:numPr>
-          <w:ilvl w:val="0"/>
-          <w:numId w:val="1027"/>
-        </w:numPr>
-      </w:pPr>
-      <w:r>
-        <w:t xml:space="preserve">Inflates partial-slope error estimates, and causes a loss of power</w:t>
-      </w:r>
-    </w:p>
-    <w:p>
-      <w:pPr>
-        <w:pStyle w:val="SourceCode"/>
-      </w:pPr>
-      <w:r>
-        <w:rPr>
-          <w:rStyle w:val="VerbatimChar"/>
-        </w:rPr>
-        <w:t xml:space="preserve">           elevation   latitude    ant_spp</w:t>
-      </w:r>
-      <w:r>
-        <w:br/>
-      </w:r>
-      <w:r>
-        <w:rPr>
-          <w:rStyle w:val="VerbatimChar"/>
-        </w:rPr>
-        <w:t xml:space="preserve">elevation  1.0000000  0.1787454 -0.5545244</w:t>
-      </w:r>
-      <w:r>
-        <w:br/>
-      </w:r>
-      <w:r>
-        <w:rPr>
-          <w:rStyle w:val="VerbatimChar"/>
-        </w:rPr>
-        <w:t xml:space="preserve">latitude   0.1787454  1.0000000 -0.5879407</w:t>
-      </w:r>
-      <w:r>
-        <w:br/>
-      </w:r>
-      <w:r>
-        <w:rPr>
-          <w:rStyle w:val="VerbatimChar"/>
-        </w:rPr>
-        <w:t xml:space="preserve">ant_spp   -0.5545244 -0.5879407  1.0000000</w:t>
-      </w:r>
-    </w:p>
-    <w:bookmarkEnd w:id="82"/>
-    <w:bookmarkStart w:id="85" w:name="collinearity-detecting-it"/>
-    <w:p>
-      <w:pPr>
-        <w:pStyle w:val="Heading2"/>
-      </w:pPr>
-      <w:r>
-        <w:t xml:space="preserve">Collinearity — Detecting It</w:t>
-      </w:r>
-    </w:p>
-    <w:p>
-      <w:pPr>
-        <w:pStyle w:val="FirstParagraph"/>
-      </w:pPr>
-      <w:r>
-        <w:t xml:space="preserve">Collinearity can be detected by:</w:t>
-      </w:r>
-    </w:p>
-    <w:p>
-      <w:pPr>
-        <w:pStyle w:val="Compact"/>
-        <w:numPr>
-          <w:ilvl w:val="0"/>
-          <w:numId w:val="1028"/>
-        </w:numPr>
       </w:pPr>
       <w:r>
         <w:rPr>
           <w:b/>
           <w:bCs/>
         </w:rPr>
-        <w:t xml:space="preserve">Variance Inflation Factors (VIF)</w:t>
-      </w:r>
-      <w:r>
-        <w:t xml:space="preserve">:</w:t>
-      </w:r>
-      <w:r>
-        <w:t xml:space="preserve"> </w:t>
-      </w:r>
-      <m:oMath>
-        <m:r>
-          <m:t>V</m:t>
-        </m:r>
-        <m:r>
-          <m:t>I</m:t>
-        </m:r>
-        <m:sSub>
-          <m:e>
-            <m:r>
-              <m:t>F</m:t>
-            </m:r>
-          </m:e>
-          <m:sub>
-            <m:sSub>
-              <m:e>
-                <m:r>
-                  <m:t>X</m:t>
-                </m:r>
-              </m:e>
-              <m:sub>
-                <m:r>
-                  <m:t>j</m:t>
-                </m:r>
-              </m:sub>
-            </m:sSub>
-          </m:sub>
-        </m:sSub>
-        <m:r>
-          <m:rPr>
-            <m:sty m:val="p"/>
-          </m:rPr>
-          <m:t>=</m:t>
-        </m:r>
-        <m:r>
-          <m:t>1</m:t>
-        </m:r>
-        <m:r>
-          <m:rPr>
-            <m:sty m:val="p"/>
-          </m:rPr>
-          <m:t>/</m:t>
-        </m:r>
-        <m:r>
-          <m:rPr>
-            <m:sty m:val="p"/>
-          </m:rPr>
-          <m:t>(</m:t>
-        </m:r>
-        <m:r>
-          <m:t>1</m:t>
-        </m:r>
-        <m:r>
-          <m:rPr>
-            <m:sty m:val="p"/>
-          </m:rPr>
-          <m:t>−</m:t>
-        </m:r>
-        <m:sSup>
-          <m:e>
-            <m:r>
-              <m:t>r</m:t>
-            </m:r>
-          </m:e>
-          <m:sup>
-            <m:r>
-              <m:t>2</m:t>
-            </m:r>
-          </m:sup>
-        </m:sSup>
-        <m:r>
-          <m:rPr>
-            <m:sty m:val="p"/>
-          </m:rPr>
-          <m:t>)</m:t>
-        </m:r>
-      </m:oMath>
-      <w:r>
-        <w:t xml:space="preserve">; VIF &gt; 10 = bad</w:t>
-      </w:r>
-    </w:p>
-    <w:p>
-      <w:pPr>
-        <w:pStyle w:val="Compact"/>
-        <w:numPr>
-          <w:ilvl w:val="0"/>
-          <w:numId w:val="1028"/>
-        </w:numPr>
-      </w:pPr>
-      <w:r>
-        <w:t xml:space="preserve">Best/simplest solution: exclude variables that are highly correlated with other variables — they’re probably measuring similar things and are redundant</w:t>
+        <w:t xml:space="preserve">Compare the slopes:</w:t>
+      </w:r>
+    </w:p>
+    <w:tbl>
+      <w:tblPr>
+        <w:tblStyle w:val="Table"/>
+        <w:tblW w:type="auto" w:w="0"/>
+        <w:tblLook w:firstRow="1" w:lastRow="0" w:firstColumn="0" w:lastColumn="0" w:noHBand="0" w:noVBand="0" w:val="0020"/>
+      </w:tblPr>
+      <w:tblGrid>
+        <w:gridCol w:w="2640"/>
+        <w:gridCol w:w="2640"/>
+        <w:gridCol w:w="2640"/>
+      </w:tblGrid>
+      <w:tr>
+        <w:trPr>
+          <w:tblHeader w:val="on"/>
+        </w:trPr>
+        <w:tc>
+          <w:tcPr/>
+          <w:p>
+            <w:pPr>
+              <w:pStyle w:val="Compact"/>
+            </w:pPr>
+            <w:r>
+              <w:t xml:space="preserve">Predictor</w:t>
+            </w:r>
+          </w:p>
+        </w:tc>
+        <w:tc>
+          <w:tcPr/>
+          <w:p>
+            <w:pPr>
+              <w:pStyle w:val="Compact"/>
+            </w:pPr>
+            <w:r>
+              <w:t xml:space="preserve">Alone</w:t>
+            </w:r>
+          </w:p>
+        </w:tc>
+        <w:tc>
+          <w:tcPr/>
+          <w:p>
+            <w:pPr>
+              <w:pStyle w:val="Compact"/>
+            </w:pPr>
+            <w:r>
+              <w:t xml:space="preserve">Controlling for the other</w:t>
+            </w:r>
+          </w:p>
+        </w:tc>
+      </w:tr>
+      <w:tr>
+        <w:tc>
+          <w:tcPr/>
+          <w:p>
+            <w:pPr>
+              <w:pStyle w:val="Compact"/>
+            </w:pPr>
+            <w:r>
+              <w:t xml:space="preserve">elevation</w:t>
+            </w:r>
+          </w:p>
+        </w:tc>
+        <w:tc>
+          <w:tcPr/>
+          <w:p>
+            <w:pPr>
+              <w:pStyle w:val="Compact"/>
+            </w:pPr>
+            <w:r>
+              <w:t xml:space="preserve">−0.0146</w:t>
+            </w:r>
+          </w:p>
+        </w:tc>
+        <w:tc>
+          <w:tcPr/>
+          <w:p>
+            <w:pPr>
+              <w:pStyle w:val="Compact"/>
+            </w:pPr>
+            <w:r>
+              <w:rPr>
+                <w:b/>
+                <w:bCs/>
+              </w:rPr>
+              <w:t xml:space="preserve">−0.0123</w:t>
+            </w:r>
+          </w:p>
+        </w:tc>
+      </w:tr>
+      <w:tr>
+        <w:tc>
+          <w:tcPr/>
+          <w:p>
+            <w:pPr>
+              <w:pStyle w:val="Compact"/>
+            </w:pPr>
+            <w:r>
+              <w:t xml:space="preserve">latitude</w:t>
+            </w:r>
+          </w:p>
+        </w:tc>
+        <w:tc>
+          <w:tcPr/>
+          <w:p>
+            <w:pPr>
+              <w:pStyle w:val="Compact"/>
+            </w:pPr>
+            <w:r>
+              <w:t xml:space="preserve">−2.340</w:t>
+            </w:r>
+          </w:p>
+        </w:tc>
+        <w:tc>
+          <w:tcPr/>
+          <w:p>
+            <w:pPr>
+              <w:pStyle w:val="Compact"/>
+            </w:pPr>
+            <w:r>
+              <w:rPr>
+                <w:b/>
+                <w:bCs/>
+              </w:rPr>
+              <w:t xml:space="preserve">−2.010</w:t>
+            </w:r>
+          </w:p>
+        </w:tc>
+      </w:tr>
+    </w:tbl>
+    <w:p>
+      <w:pPr>
+        <w:pStyle w:val="BodyText"/>
+      </w:pPr>
+      <w:r>
+        <w:t xml:space="preserve">Both shrink a little once the other predictor is in the model — each was taking a small amount of credit that belonged to the other.</w:t>
       </w:r>
     </w:p>
     <w:tbl>
@@ -7005,7 +6868,7 @@
           </w:tcPr>
           <w:p>
             <w:pPr>
-              <w:pStyle w:val="FirstParagraph"/>
+              <w:pStyle w:val="BodyText"/>
             </w:pPr>
             <w:pPr>
               <w:spacing w:before="0" w:after="0"/>
@@ -7016,12 +6879,12 @@
                 <wp:inline>
                   <wp:extent cx="152400" cy="152400"/>
                   <wp:effectExtent b="0" l="0" r="0" t="0"/>
-                  <wp:docPr descr="" title="" id="83" name="Picture"/>
+                  <wp:docPr descr="" title="" id="77" name="Picture"/>
                   <a:graphic>
                     <a:graphicData uri="http://schemas.openxmlformats.org/drawingml/2006/picture">
                       <pic:pic>
                         <pic:nvPicPr>
-                          <pic:cNvPr descr="/Applications/Positron.app/Contents/Resources/app/quarto/share/formats/docx/note.png" id="84" name="Picture"/>
+                          <pic:cNvPr descr="/Applications/Positron.app/Contents/Resources/app/quarto/share/formats/docx/note.png" id="78" name="Picture"/>
                           <pic:cNvPicPr>
                             <a:picLocks noChangeArrowheads="1" noChangeAspect="1"/>
                           </pic:cNvPicPr>
@@ -7088,7 +6951,35 @@
                 <w:b/>
                 <w:bCs/>
               </w:rPr>
-              <w:t xml:space="preserve">✅ Key idea</w:t>
+              <w:t xml:space="preserve">✅ Why only</w:t>
+            </w:r>
+            <w:r>
+              <w:rPr>
+                <w:b/>
+                <w:bCs/>
+              </w:rPr>
+              <w:t xml:space="preserve"> </w:t>
+            </w:r>
+            <w:r>
+              <w:rPr>
+                <w:b/>
+                <w:bCs/>
+              </w:rPr>
+              <w:t xml:space="preserve">“a little”</w:t>
+            </w:r>
+            <w:r>
+              <w:rPr>
+                <w:b/>
+                <w:bCs/>
+              </w:rPr>
+              <w:t xml:space="preserve"> </w:t>
+            </w:r>
+            <w:r>
+              <w:rPr>
+                <w:b/>
+                <w:bCs/>
+              </w:rPr>
+              <w:t xml:space="preserve">here?</w:t>
             </w:r>
           </w:p>
           <w:p>
@@ -7099,19 +6990,23 @@
               <w:spacing w:after="16"/>
             </w:pPr>
             <w:r>
-              <w:t xml:space="preserve">A high VIF doesn’t mean your model is</w:t>
+              <w:t xml:space="preserve">Because elevation and latitude are</w:t>
             </w:r>
             <w:r>
               <w:t xml:space="preserve"> </w:t>
             </w:r>
             <w:r>
-              <w:t xml:space="preserve">“wrong”</w:t>
+              <w:rPr>
+                <w:b/>
+                <w:bCs/>
+              </w:rPr>
+              <w:t xml:space="preserve">nearly independent</w:t>
             </w:r>
             <w:r>
               <w:t xml:space="preserve"> </w:t>
             </w:r>
             <w:r>
-              <w:t xml:space="preserve">— it means you can’t trust the</w:t>
+              <w:t xml:space="preserve">in these data (r = 0.18). When predictors</w:t>
             </w:r>
             <w:r>
               <w:t xml:space="preserve"> </w:t>
@@ -7121,45 +7016,84 @@
                 <w:i/>
                 <w:iCs/>
               </w:rPr>
-              <w:t xml:space="preserve">individual</w:t>
+              <w:t xml:space="preserve">are</w:t>
             </w:r>
             <w:r>
               <w:t xml:space="preserve"> </w:t>
             </w:r>
             <w:r>
-              <w:t xml:space="preserve">partial slopes for the correlated predictors, even if the overall model fits well.</w:t>
+              <w:t xml:space="preserve">strongly correlated, the same comparison can change a slope’s size dramatically — or even flip its sign.</w:t>
             </w:r>
           </w:p>
           <w:p/>
         </w:tc>
       </w:tr>
     </w:tbl>
-    <w:bookmarkEnd w:id="85"/>
-    <w:bookmarkStart w:id="86" w:name="part-6-interactions"/>
+    <w:p>
+      <w:pPr>
+        <w:pStyle w:val="BodyText"/>
+      </w:pPr>
+      <w:r>
+        <w:drawing>
+          <wp:inline>
+            <wp:extent cx="3302849" cy="3302849"/>
+            <wp:effectExtent b="0" l="0" r="0" t="0"/>
+            <wp:docPr descr="" title="" id="80" name="Picture"/>
+            <a:graphic>
+              <a:graphicData uri="http://schemas.openxmlformats.org/drawingml/2006/picture">
+                <pic:pic>
+                  <pic:nvPicPr>
+                    <pic:cNvPr descr="multiple_regression_lecture_files/figure-docx/multiple-regression-08-1.png" id="81" name="Picture"/>
+                    <pic:cNvPicPr>
+                      <a:picLocks noChangeArrowheads="1" noChangeAspect="1"/>
+                    </pic:cNvPicPr>
+                  </pic:nvPicPr>
+                  <pic:blipFill>
+                    <a:blip r:embed="rId79"/>
+                    <a:stretch>
+                      <a:fillRect/>
+                    </a:stretch>
+                  </pic:blipFill>
+                  <pic:spPr bwMode="auto">
+                    <a:xfrm>
+                      <a:off x="0" y="0"/>
+                      <a:ext cx="3302849" cy="3302849"/>
+                    </a:xfrm>
+                    <a:prstGeom prst="rect">
+                      <a:avLst/>
+                    </a:prstGeom>
+                    <a:noFill/>
+                    <a:ln w="9525">
+                      <a:noFill/>
+                      <a:headEnd/>
+                      <a:tailEnd/>
+                    </a:ln>
+                  </pic:spPr>
+                </pic:pic>
+              </a:graphicData>
+            </a:graphic>
+          </wp:inline>
+        </w:drawing>
+      </w:r>
+    </w:p>
+    <w:bookmarkEnd w:id="82"/>
+    <w:bookmarkStart w:id="83" w:name="part-5-collinearity"/>
     <w:p>
       <w:pPr>
         <w:pStyle w:val="Heading2"/>
       </w:pPr>
       <w:r>
-        <w:t xml:space="preserve">Part 6 · Interactions</w:t>
-      </w:r>
-    </w:p>
-    <w:bookmarkEnd w:id="86"/>
-    <w:bookmarkStart w:id="89" w:name="interactions-additive-vs.-multiplicative"/>
+        <w:t xml:space="preserve">Part 5 · Collinearity</w:t>
+      </w:r>
+    </w:p>
+    <w:bookmarkEnd w:id="83"/>
+    <w:bookmarkStart w:id="84" w:name="collinearity-the-problem"/>
     <w:p>
       <w:pPr>
         <w:pStyle w:val="Heading2"/>
       </w:pPr>
       <w:r>
-        <w:t xml:space="preserve">Interactions — Additive vs. Multiplicative</w:t>
-      </w:r>
-    </w:p>
-    <w:p>
-      <w:pPr>
-        <w:pStyle w:val="FirstParagraph"/>
-      </w:pPr>
-      <w:r>
-        <w:t xml:space="preserve">Predictors can be modeled as:</w:t>
+        <w:t xml:space="preserve">Collinearity — the Problem</w:t>
       </w:r>
     </w:p>
     <w:p>
@@ -7167,20 +7101,11 @@
         <w:pStyle w:val="Compact"/>
         <w:numPr>
           <w:ilvl w:val="0"/>
-          <w:numId w:val="1029"/>
+          <w:numId w:val="1027"/>
         </w:numPr>
       </w:pPr>
       <w:r>
-        <w:rPr>
-          <w:u w:val="single"/>
-        </w:rPr>
-        <w:t xml:space="preserve">additive</w:t>
-      </w:r>
-      <w:r>
-        <w:t xml:space="preserve"> </w:t>
-      </w:r>
-      <w:r>
-        <w:t xml:space="preserve">(effect of temp, plus precip, plus fertility), or</w:t>
+        <w:t xml:space="preserve">Potential predictor variables are often correlated (e.g., morphometrics, nutrients, climatic parameters)</w:t>
       </w:r>
     </w:p>
     <w:p>
@@ -7188,14 +7113,11 @@
         <w:pStyle w:val="Compact"/>
         <w:numPr>
           <w:ilvl w:val="0"/>
-          <w:numId w:val="1029"/>
+          <w:numId w:val="1027"/>
         </w:numPr>
       </w:pPr>
       <w:r>
-        <w:rPr>
-          <w:u w:val="single"/>
-        </w:rPr>
-        <w:t xml:space="preserve">multiplicative (interactive)</w:t>
+        <w:t xml:space="preserve">Multicollinearity (strong correlation between predictors) causes problems for parameter estimates</w:t>
       </w:r>
     </w:p>
     <w:p>
@@ -7203,21 +7125,11 @@
         <w:pStyle w:val="Compact"/>
         <w:numPr>
           <w:ilvl w:val="0"/>
-          <w:numId w:val="1029"/>
+          <w:numId w:val="1027"/>
         </w:numPr>
       </w:pPr>
       <w:r>
-        <w:rPr>
-          <w:b/>
-          <w:bCs/>
-        </w:rPr>
-        <w:t xml:space="preserve">Interaction:</w:t>
-      </w:r>
-      <w:r>
-        <w:t xml:space="preserve"> </w:t>
-      </w:r>
-      <w:r>
-        <w:t xml:space="preserve">the effect of Xᵢ depends on the level of Xⱼ</w:t>
+        <w:t xml:space="preserve">Severe collinearity causes unstable parameter estimates — a small change in a single value can result in large changes in βₚ estimates</w:t>
       </w:r>
     </w:p>
     <w:p>
@@ -7225,11 +7137,83 @@
         <w:pStyle w:val="Compact"/>
         <w:numPr>
           <w:ilvl w:val="0"/>
-          <w:numId w:val="1029"/>
+          <w:numId w:val="1027"/>
         </w:numPr>
       </w:pPr>
       <w:r>
-        <w:t xml:space="preserve">The partial slope of Y vs. X₁ is different for different levels of X₂ (and vice versa) — measured by β₃</w:t>
+        <w:t xml:space="preserve">Inflates partial-slope error estimates, and causes a loss of power</w:t>
+      </w:r>
+    </w:p>
+    <w:p>
+      <w:pPr>
+        <w:pStyle w:val="SourceCode"/>
+      </w:pPr>
+      <w:r>
+        <w:rPr>
+          <w:rStyle w:val="VerbatimChar"/>
+        </w:rPr>
+        <w:t xml:space="preserve">           elevation   latitude    ant_spp</w:t>
+      </w:r>
+      <w:r>
+        <w:br/>
+      </w:r>
+      <w:r>
+        <w:rPr>
+          <w:rStyle w:val="VerbatimChar"/>
+        </w:rPr>
+        <w:t xml:space="preserve">elevation  1.0000000  0.1787454 -0.5545244</w:t>
+      </w:r>
+      <w:r>
+        <w:br/>
+      </w:r>
+      <w:r>
+        <w:rPr>
+          <w:rStyle w:val="VerbatimChar"/>
+        </w:rPr>
+        <w:t xml:space="preserve">latitude   0.1787454  1.0000000 -0.5879407</w:t>
+      </w:r>
+      <w:r>
+        <w:br/>
+      </w:r>
+      <w:r>
+        <w:rPr>
+          <w:rStyle w:val="VerbatimChar"/>
+        </w:rPr>
+        <w:t xml:space="preserve">ant_spp   -0.5545244 -0.5879407  1.0000000</w:t>
+      </w:r>
+    </w:p>
+    <w:bookmarkEnd w:id="84"/>
+    <w:bookmarkStart w:id="89" w:name="collinearity-detecting-it"/>
+    <w:p>
+      <w:pPr>
+        <w:pStyle w:val="Heading2"/>
+      </w:pPr>
+      <w:r>
+        <w:t xml:space="preserve">Collinearity — Detecting It</w:t>
+      </w:r>
+    </w:p>
+    <w:p>
+      <w:pPr>
+        <w:pStyle w:val="FirstParagraph"/>
+      </w:pPr>
+      <w:r>
+        <w:t xml:space="preserve">Collinearity can be detected by:</w:t>
+      </w:r>
+    </w:p>
+    <w:p>
+      <w:pPr>
+        <w:pStyle w:val="Compact"/>
+        <w:numPr>
+          <w:ilvl w:val="0"/>
+          <w:numId w:val="1028"/>
+        </w:numPr>
+      </w:pPr>
+      <w:r>
+        <w:rPr>
+          <w:b/>
+          <w:bCs/>
+        </w:rPr>
+        <w:t xml:space="preserve">Variance Inflation Factors (VIF):</w:t>
       </w:r>
     </w:p>
     <w:p>
@@ -7241,16 +7225,31 @@
           <m:jc m:val="center"/>
         </m:oMathParaPr>
         <m:oMath>
+          <m:r>
+            <m:t>V</m:t>
+          </m:r>
+          <m:r>
+            <m:t>I</m:t>
+          </m:r>
           <m:sSub>
             <m:e>
               <m:r>
-                <m:t>y</m:t>
+                <m:t>F</m:t>
               </m:r>
             </m:e>
             <m:sub>
-              <m:r>
-                <m:t>i</m:t>
-              </m:r>
+              <m:sSub>
+                <m:e>
+                  <m:r>
+                    <m:t>X</m:t>
+                  </m:r>
+                </m:e>
+                <m:sub>
+                  <m:r>
+                    <m:t>j</m:t>
+                  </m:r>
+                </m:sub>
+              </m:sSub>
             </m:sub>
           </m:sSub>
           <m:r>
@@ -7259,277 +7258,44 @@
             </m:rPr>
             <m:t>=</m:t>
           </m:r>
-          <m:sSub>
-            <m:e>
-              <m:r>
-                <m:t>β</m:t>
-              </m:r>
-            </m:e>
-            <m:sub>
-              <m:r>
-                <m:t>0</m:t>
-              </m:r>
-            </m:sub>
-          </m:sSub>
-          <m:r>
-            <m:rPr>
-              <m:sty m:val="p"/>
-            </m:rPr>
-            <m:t>+</m:t>
-          </m:r>
-          <m:sSub>
-            <m:e>
-              <m:r>
-                <m:t>β</m:t>
-              </m:r>
-            </m:e>
-            <m:sub>
+          <m:f>
+            <m:fPr>
+              <m:type m:val="bar"/>
+            </m:fPr>
+            <m:num>
               <m:r>
                 <m:t>1</m:t>
               </m:r>
-            </m:sub>
-          </m:sSub>
-          <m:sSub>
-            <m:e>
-              <m:r>
-                <m:t>X</m:t>
-              </m:r>
-            </m:e>
-            <m:sub>
-              <m:r>
-                <m:t>i</m:t>
-              </m:r>
+            </m:num>
+            <m:den>
               <m:r>
                 <m:t>1</m:t>
               </m:r>
-            </m:sub>
-          </m:sSub>
-          <m:r>
-            <m:rPr>
-              <m:sty m:val="p"/>
-            </m:rPr>
-            <m:t>+</m:t>
-          </m:r>
-          <m:sSub>
-            <m:e>
-              <m:r>
-                <m:t>β</m:t>
-              </m:r>
-            </m:e>
-            <m:sub>
-              <m:r>
-                <m:t>2</m:t>
-              </m:r>
-            </m:sub>
-          </m:sSub>
-          <m:sSub>
-            <m:e>
-              <m:r>
-                <m:t>X</m:t>
-              </m:r>
-            </m:e>
-            <m:sub>
-              <m:r>
-                <m:t>i</m:t>
-              </m:r>
-              <m:r>
-                <m:t>2</m:t>
-              </m:r>
-            </m:sub>
-          </m:sSub>
-          <m:r>
-            <m:rPr>
-              <m:sty m:val="p"/>
-            </m:rPr>
-            <m:t>+</m:t>
-          </m:r>
-          <m:sSub>
-            <m:e>
-              <m:r>
-                <m:t>ϵ</m:t>
-              </m:r>
-            </m:e>
-            <m:sub>
-              <m:r>
-                <m:t>i</m:t>
-              </m:r>
-            </m:sub>
-          </m:sSub>
-          <m:r>
-            <m:t> </m:t>
-          </m:r>
-          <m:r>
-            <m:rPr>
-              <m:nor/>
-              <m:sty m:val="p"/>
-            </m:rPr>
-            <m:t>vs.</m:t>
-          </m:r>
-          <m:r>
-            <m:t> </m:t>
-          </m:r>
-          <m:sSub>
-            <m:e>
-              <m:r>
-                <m:t>y</m:t>
-              </m:r>
-            </m:e>
-            <m:sub>
-              <m:r>
-                <m:t>i</m:t>
-              </m:r>
-            </m:sub>
-          </m:sSub>
-          <m:r>
-            <m:rPr>
-              <m:sty m:val="p"/>
-            </m:rPr>
-            <m:t>=</m:t>
-          </m:r>
-          <m:sSub>
-            <m:e>
-              <m:r>
-                <m:t>β</m:t>
-              </m:r>
-            </m:e>
-            <m:sub>
-              <m:r>
-                <m:t>0</m:t>
-              </m:r>
-            </m:sub>
-          </m:sSub>
-          <m:r>
-            <m:rPr>
-              <m:sty m:val="p"/>
-            </m:rPr>
-            <m:t>+</m:t>
-          </m:r>
-          <m:sSub>
-            <m:e>
-              <m:r>
-                <m:t>β</m:t>
-              </m:r>
-            </m:e>
-            <m:sub>
-              <m:r>
-                <m:t>1</m:t>
-              </m:r>
-            </m:sub>
-          </m:sSub>
-          <m:sSub>
-            <m:e>
-              <m:r>
-                <m:t>X</m:t>
-              </m:r>
-            </m:e>
-            <m:sub>
-              <m:r>
-                <m:t>i</m:t>
-              </m:r>
-              <m:r>
-                <m:t>1</m:t>
-              </m:r>
-            </m:sub>
-          </m:sSub>
-          <m:r>
-            <m:rPr>
-              <m:sty m:val="p"/>
-            </m:rPr>
-            <m:t>+</m:t>
-          </m:r>
-          <m:sSub>
-            <m:e>
-              <m:r>
-                <m:t>β</m:t>
-              </m:r>
-            </m:e>
-            <m:sub>
-              <m:r>
-                <m:t>2</m:t>
-              </m:r>
-            </m:sub>
-          </m:sSub>
-          <m:sSub>
-            <m:e>
-              <m:r>
-                <m:t>X</m:t>
-              </m:r>
-            </m:e>
-            <m:sub>
-              <m:r>
-                <m:t>i</m:t>
-              </m:r>
-              <m:r>
-                <m:t>2</m:t>
-              </m:r>
-            </m:sub>
-          </m:sSub>
-          <m:r>
-            <m:rPr>
-              <m:sty m:val="p"/>
-            </m:rPr>
-            <m:t>+</m:t>
-          </m:r>
-          <m:sSub>
-            <m:e>
-              <m:r>
-                <m:t>β</m:t>
-              </m:r>
-            </m:e>
-            <m:sub>
-              <m:r>
-                <m:t>3</m:t>
-              </m:r>
-            </m:sub>
-          </m:sSub>
-          <m:sSub>
-            <m:e>
-              <m:r>
-                <m:t>X</m:t>
-              </m:r>
-            </m:e>
-            <m:sub>
-              <m:r>
-                <m:t>i</m:t>
-              </m:r>
-              <m:r>
-                <m:t>1</m:t>
-              </m:r>
-            </m:sub>
-          </m:sSub>
-          <m:sSub>
-            <m:e>
-              <m:r>
-                <m:t>X</m:t>
-              </m:r>
-            </m:e>
-            <m:sub>
-              <m:r>
-                <m:t>i</m:t>
-              </m:r>
-              <m:r>
-                <m:t>2</m:t>
-              </m:r>
-            </m:sub>
-          </m:sSub>
-          <m:r>
-            <m:rPr>
-              <m:sty m:val="p"/>
-            </m:rPr>
-            <m:t>+</m:t>
-          </m:r>
-          <m:sSub>
-            <m:e>
-              <m:r>
-                <m:t>ϵ</m:t>
-              </m:r>
-            </m:e>
-            <m:sub>
-              <m:r>
-                <m:t>i</m:t>
-              </m:r>
-            </m:sub>
-          </m:sSub>
+              <m:r>
+                <m:rPr>
+                  <m:sty m:val="p"/>
+                </m:rPr>
+                <m:t>−</m:t>
+              </m:r>
+              <m:sSubSup>
+                <m:e>
+                  <m:r>
+                    <m:t>R</m:t>
+                  </m:r>
+                </m:e>
+                <m:sub>
+                  <m:r>
+                    <m:t>j</m:t>
+                  </m:r>
+                </m:sub>
+                <m:sup>
+                  <m:r>
+                    <m:t>2</m:t>
+                  </m:r>
+                </m:sup>
+              </m:sSubSup>
+            </m:den>
+          </m:f>
         </m:oMath>
       </m:oMathPara>
     </w:p>
@@ -7538,19 +7304,352 @@
         <w:pStyle w:val="FirstParagraph"/>
       </w:pPr>
       <w:r>
-        <w:t xml:space="preserve">This leads to</w:t>
+        <w:t xml:space="preserve">where</w:t>
       </w:r>
       <w:r>
         <w:t xml:space="preserve"> </w:t>
       </w:r>
-      <w:r>
-        <w:t xml:space="preserve">“curvature”</w:t>
-      </w:r>
+      <m:oMath>
+        <m:sSubSup>
+          <m:e>
+            <m:r>
+              <m:t>R</m:t>
+            </m:r>
+          </m:e>
+          <m:sub>
+            <m:r>
+              <m:t>j</m:t>
+            </m:r>
+          </m:sub>
+          <m:sup>
+            <m:r>
+              <m:t>2</m:t>
+            </m:r>
+          </m:sup>
+        </m:sSubSup>
+      </m:oMath>
       <w:r>
         <w:t xml:space="preserve"> </w:t>
       </w:r>
       <w:r>
-        <w:t xml:space="preserve">of the regression (hyper)plane.</w:t>
+        <w:t xml:space="preserve">is the R² you get from regressing</w:t>
+      </w:r>
+      <w:r>
+        <w:t xml:space="preserve"> </w:t>
+      </w:r>
+      <m:oMath>
+        <m:sSub>
+          <m:e>
+            <m:r>
+              <m:t>X</m:t>
+            </m:r>
+          </m:e>
+          <m:sub>
+            <m:r>
+              <m:t>j</m:t>
+            </m:r>
+          </m:sub>
+        </m:sSub>
+      </m:oMath>
+      <w:r>
+        <w:rPr>
+          <w:b/>
+          <w:bCs/>
+        </w:rPr>
+        <w:t xml:space="preserve"> </w:t>
+      </w:r>
+      <w:r>
+        <w:rPr>
+          <w:b/>
+          <w:bCs/>
+        </w:rPr>
+        <w:t xml:space="preserve">on all the</w:t>
+      </w:r>
+      <w:r>
+        <w:rPr>
+          <w:b/>
+          <w:bCs/>
+        </w:rPr>
+        <w:t xml:space="preserve"> </w:t>
+      </w:r>
+      <w:r>
+        <w:rPr>
+          <w:b/>
+          <w:bCs/>
+          <w:i/>
+          <w:iCs/>
+        </w:rPr>
+        <w:t xml:space="preserve">other</w:t>
+      </w:r>
+      <w:r>
+        <w:rPr>
+          <w:b/>
+          <w:bCs/>
+        </w:rPr>
+        <w:t xml:space="preserve"> </w:t>
+      </w:r>
+      <w:r>
+        <w:rPr>
+          <w:b/>
+          <w:bCs/>
+        </w:rPr>
+        <w:t xml:space="preserve">predictors</w:t>
+      </w:r>
+      <w:r>
+        <w:t xml:space="preserve"> </w:t>
+      </w:r>
+      <w:r>
+        <w:t xml:space="preserve">— not the pairwise correlation between two of them. (With only two predictors those happen to coincide; with three or more they do not.)</w:t>
+      </w:r>
+    </w:p>
+    <w:p>
+      <w:pPr>
+        <w:pStyle w:val="Compact"/>
+        <w:numPr>
+          <w:ilvl w:val="0"/>
+          <w:numId w:val="1029"/>
+        </w:numPr>
+      </w:pPr>
+      <w:r>
+        <w:t xml:space="preserve">Rule of thumb:</w:t>
+      </w:r>
+      <w:r>
+        <w:t xml:space="preserve"> </w:t>
+      </w:r>
+      <w:r>
+        <w:rPr>
+          <w:b/>
+          <w:bCs/>
+        </w:rPr>
+        <w:t xml:space="preserve">VIF &gt; 10 is bad</w:t>
+      </w:r>
+      <w:r>
+        <w:t xml:space="preserve">; some authors use &gt; 5</w:t>
+      </w:r>
+    </w:p>
+    <w:p>
+      <w:pPr>
+        <w:pStyle w:val="Compact"/>
+        <w:numPr>
+          <w:ilvl w:val="0"/>
+          <w:numId w:val="1029"/>
+        </w:numPr>
+      </w:pPr>
+      <w:r>
+        <w:t xml:space="preserve">Best/simplest solution: exclude variables that are highly correlated with other variables — they’re probably measuring similar things and are redundant</w:t>
+      </w:r>
+    </w:p>
+    <w:p>
+      <w:pPr>
+        <w:pStyle w:val="SourceCode"/>
+      </w:pPr>
+      <w:r>
+        <w:rPr>
+          <w:rStyle w:val="CommentTok"/>
+        </w:rPr>
+        <w:t xml:space="preserve"># car::vif() does this for you</w:t>
+      </w:r>
+      <w:r>
+        <w:br/>
+      </w:r>
+      <w:r>
+        <w:rPr>
+          <w:rStyle w:val="FunctionTok"/>
+        </w:rPr>
+        <w:t xml:space="preserve">vif</w:t>
+      </w:r>
+      <w:r>
+        <w:rPr>
+          <w:rStyle w:val="NormalTok"/>
+        </w:rPr>
+        <w:t xml:space="preserve">(ant_model)</w:t>
+      </w:r>
+    </w:p>
+    <w:p>
+      <w:pPr>
+        <w:pStyle w:val="SourceCode"/>
+      </w:pPr>
+      <w:r>
+        <w:rPr>
+          <w:rStyle w:val="VerbatimChar"/>
+        </w:rPr>
+        <w:t xml:space="preserve">elevation  latitude </w:t>
+      </w:r>
+      <w:r>
+        <w:br/>
+      </w:r>
+      <w:r>
+        <w:rPr>
+          <w:rStyle w:val="VerbatimChar"/>
+        </w:rPr>
+        <w:t xml:space="preserve"> 1.033004  1.033004 </w:t>
+      </w:r>
+    </w:p>
+    <w:tbl>
+      <w:tblPr>
+        <w:tblStyle w:val="Table"/>
+        <w:tblLook w:firstRow="0" w:lastRow="0" w:firstColumn="0" w:lastColumn="0" w:noHBand="0" w:noVBand="0" w:val="0000"/>
+        <w:tblBorders>
+          <w:top w:val="single" w:sz="4" w:space="0" w:color="0758E5"/>
+          <w:left w:val="single" w:sz="24" w:space="0" w:color="0758E5"/>
+          <w:bottom w:val="single" w:sz="4" w:space="0" w:color="0758E5"/>
+          <w:right w:val="single" w:sz="4" w:space="0" w:color="0758E5"/>
+        </w:tblBorders>
+        <w:tblCellMar>
+          <w:left w:w="144" w:type="dxa"/>
+          <w:right w:w="144" w:type="dxa"/>
+        </w:tblCellMar>
+        <w:tblLook w:firstRow="0" w:lastRow="0" w:firstColumn="0" w:lastColumn="0" w:noHBand="0" w:noVBand="0" w:val="0000"/>
+      </w:tblPr>
+      <w:tr>
+        <w:trPr>
+          <w:cantSplit/>
+        </w:trPr>
+        <w:tc>
+          <w:tcPr>
+            <w:shd w:color="auto" w:fill="dae6fb" w:val="clear"/>
+            <w:tcMar>
+              <w:top w:w="92" w:type="dxa"/>
+              <w:bottom w:w="92" w:type="dxa"/>
+            </w:tcMar>
+          </w:tcPr>
+          <w:p>
+            <w:pPr>
+              <w:pStyle w:val="FirstParagraph"/>
+            </w:pPr>
+            <w:pPr>
+              <w:spacing w:before="0" w:after="0"/>
+              <w:textAlignment w:val="center"/>
+            </w:pPr>
+            <w:r>
+              <w:drawing>
+                <wp:inline>
+                  <wp:extent cx="152400" cy="152400"/>
+                  <wp:effectExtent b="0" l="0" r="0" t="0"/>
+                  <wp:docPr descr="" title="" id="85" name="Picture"/>
+                  <a:graphic>
+                    <a:graphicData uri="http://schemas.openxmlformats.org/drawingml/2006/picture">
+                      <pic:pic>
+                        <pic:nvPicPr>
+                          <pic:cNvPr descr="/Applications/Positron.app/Contents/Resources/app/quarto/share/formats/docx/note.png" id="86" name="Picture"/>
+                          <pic:cNvPicPr>
+                            <a:picLocks noChangeArrowheads="1" noChangeAspect="1"/>
+                          </pic:cNvPicPr>
+                        </pic:nvPicPr>
+                        <pic:blipFill>
+                          <a:blip r:embed="rId9"/>
+                          <a:stretch>
+                            <a:fillRect/>
+                          </a:stretch>
+                        </pic:blipFill>
+                        <pic:spPr bwMode="auto">
+                          <a:xfrm>
+                            <a:off x="0" y="0"/>
+                            <a:ext cx="152400" cy="152400"/>
+                          </a:xfrm>
+                          <a:prstGeom prst="rect">
+                            <a:avLst/>
+                          </a:prstGeom>
+                          <a:noFill/>
+                          <a:ln w="9525">
+                            <a:noFill/>
+                            <a:headEnd/>
+                            <a:tailEnd/>
+                          </a:ln>
+                        </pic:spPr>
+                      </pic:pic>
+                    </a:graphicData>
+                  </a:graphic>
+                </wp:inline>
+              </w:drawing>
+            </w:r>
+            <w:r>
+              <w:t xml:space="preserve"> </w:t>
+            </w:r>
+            <w:r>
+              <w:t xml:space="preserve"> </w:t>
+            </w:r>
+            <w:r>
+              <w:t xml:space="preserve">Note</w:t>
+            </w:r>
+          </w:p>
+        </w:tc>
+      </w:tr>
+      <w:tr>
+        <w:trPr>
+          <w:cantSplit/>
+        </w:trPr>
+        <w:tc>
+          <w:tcPr>
+            <w:tcMar>
+              <w:top w:w="108" w:type="dxa"/>
+              <w:bottom w:w="108" w:type="dxa"/>
+            </w:tcMar>
+          </w:tcPr>
+          <w:p>
+            <w:pPr>
+              <w:pStyle w:val="BodyText"/>
+            </w:pPr>
+            <w:pPr>
+              <w:spacing w:before="16"/>
+            </w:pPr>
+            <w:r>
+              <w:rPr>
+                <w:b/>
+                <w:bCs/>
+              </w:rPr>
+              <w:t xml:space="preserve">✅ Key idea</w:t>
+            </w:r>
+          </w:p>
+          <w:p>
+            <w:pPr>
+              <w:pStyle w:val="BodyText"/>
+            </w:pPr>
+            <w:pPr>
+              <w:spacing w:after="16"/>
+            </w:pPr>
+            <w:r>
+              <w:t xml:space="preserve">A high VIF doesn’t mean your model is</w:t>
+            </w:r>
+            <w:r>
+              <w:t xml:space="preserve"> </w:t>
+            </w:r>
+            <w:r>
+              <w:t xml:space="preserve">“wrong”</w:t>
+            </w:r>
+            <w:r>
+              <w:t xml:space="preserve"> </w:t>
+            </w:r>
+            <w:r>
+              <w:t xml:space="preserve">— it means you can’t trust the</w:t>
+            </w:r>
+            <w:r>
+              <w:t xml:space="preserve"> </w:t>
+            </w:r>
+            <w:r>
+              <w:rPr>
+                <w:i/>
+                <w:iCs/>
+              </w:rPr>
+              <w:t xml:space="preserve">individual</w:t>
+            </w:r>
+            <w:r>
+              <w:t xml:space="preserve"> </w:t>
+            </w:r>
+            <w:r>
+              <w:t xml:space="preserve">partial slopes for the correlated predictors, even if the overall model fits well.</w:t>
+            </w:r>
+          </w:p>
+          <w:p/>
+        </w:tc>
+      </w:tr>
+    </w:tbl>
+    <w:p>
+      <w:pPr>
+        <w:pStyle w:val="BodyText"/>
+      </w:pPr>
+      <w:r>
+        <w:t xml:space="preserve"> </w:t>
       </w:r>
     </w:p>
     <w:tbl>
@@ -7666,6 +7765,592 @@
                 <w:b/>
                 <w:bCs/>
               </w:rPr>
+              <w:t xml:space="preserve">🖐 Our ants are fine</w:t>
+            </w:r>
+          </w:p>
+          <w:p>
+            <w:pPr>
+              <w:pStyle w:val="BodyText"/>
+            </w:pPr>
+            <w:r>
+              <w:t xml:space="preserve">Both VIFs are about</w:t>
+            </w:r>
+            <w:r>
+              <w:t xml:space="preserve"> </w:t>
+            </w:r>
+            <w:r>
+              <w:rPr>
+                <w:b/>
+                <w:bCs/>
+              </w:rPr>
+              <w:t xml:space="preserve">1.03</w:t>
+            </w:r>
+            <w:r>
+              <w:t xml:space="preserve"> </w:t>
+            </w:r>
+            <w:r>
+              <w:t xml:space="preserve">— essentially no inflation. Latitude and elevation are nearly independent here, which is why each partial slope is interpretable on its own.</w:t>
+            </w:r>
+          </w:p>
+          <w:p>
+            <w:pPr>
+              <w:pStyle w:val="BodyText"/>
+            </w:pPr>
+            <w:pPr>
+              <w:spacing w:after="16"/>
+            </w:pPr>
+            <w:r>
+              <w:t xml:space="preserve">A VIF of 1 means</w:t>
+            </w:r>
+            <w:r>
+              <w:t xml:space="preserve"> </w:t>
+            </w:r>
+            <w:r>
+              <w:t xml:space="preserve">“this predictor shares nothing with the others.”</w:t>
+            </w:r>
+            <w:r>
+              <w:t xml:space="preserve"> </w:t>
+            </w:r>
+            <w:r>
+              <w:t xml:space="preserve">That is the ideal, and it is rarer than you would like.</w:t>
+            </w:r>
+          </w:p>
+          <w:p/>
+        </w:tc>
+      </w:tr>
+    </w:tbl>
+    <w:bookmarkEnd w:id="89"/>
+    <w:bookmarkStart w:id="90" w:name="part-6-interactions"/>
+    <w:p>
+      <w:pPr>
+        <w:pStyle w:val="Heading2"/>
+      </w:pPr>
+      <w:r>
+        <w:t xml:space="preserve">Part 6 · Interactions</w:t>
+      </w:r>
+    </w:p>
+    <w:bookmarkEnd w:id="90"/>
+    <w:bookmarkStart w:id="93" w:name="interactions-additive-vs.-multiplicative"/>
+    <w:p>
+      <w:pPr>
+        <w:pStyle w:val="Heading2"/>
+      </w:pPr>
+      <w:r>
+        <w:t xml:space="preserve">Interactions — Additive vs. Multiplicative</w:t>
+      </w:r>
+    </w:p>
+    <w:p>
+      <w:pPr>
+        <w:pStyle w:val="FirstParagraph"/>
+      </w:pPr>
+      <w:r>
+        <w:t xml:space="preserve">Predictors can be modeled as:</w:t>
+      </w:r>
+    </w:p>
+    <w:p>
+      <w:pPr>
+        <w:pStyle w:val="Compact"/>
+        <w:numPr>
+          <w:ilvl w:val="0"/>
+          <w:numId w:val="1030"/>
+        </w:numPr>
+      </w:pPr>
+      <w:r>
+        <w:rPr>
+          <w:u w:val="single"/>
+        </w:rPr>
+        <w:t xml:space="preserve">additive</w:t>
+      </w:r>
+      <w:r>
+        <w:t xml:space="preserve"> </w:t>
+      </w:r>
+      <w:r>
+        <w:t xml:space="preserve">(effect of temp, plus precip, plus fertility), or</w:t>
+      </w:r>
+    </w:p>
+    <w:p>
+      <w:pPr>
+        <w:pStyle w:val="Compact"/>
+        <w:numPr>
+          <w:ilvl w:val="0"/>
+          <w:numId w:val="1030"/>
+        </w:numPr>
+      </w:pPr>
+      <w:r>
+        <w:rPr>
+          <w:u w:val="single"/>
+        </w:rPr>
+        <w:t xml:space="preserve">multiplicative (interactive)</w:t>
+      </w:r>
+    </w:p>
+    <w:p>
+      <w:pPr>
+        <w:pStyle w:val="Compact"/>
+        <w:numPr>
+          <w:ilvl w:val="0"/>
+          <w:numId w:val="1030"/>
+        </w:numPr>
+      </w:pPr>
+      <w:r>
+        <w:rPr>
+          <w:b/>
+          <w:bCs/>
+        </w:rPr>
+        <w:t xml:space="preserve">Interaction:</w:t>
+      </w:r>
+      <w:r>
+        <w:t xml:space="preserve"> </w:t>
+      </w:r>
+      <w:r>
+        <w:t xml:space="preserve">the effect of Xᵢ depends on the level of Xⱼ</w:t>
+      </w:r>
+    </w:p>
+    <w:p>
+      <w:pPr>
+        <w:pStyle w:val="Compact"/>
+        <w:numPr>
+          <w:ilvl w:val="0"/>
+          <w:numId w:val="1030"/>
+        </w:numPr>
+      </w:pPr>
+      <w:r>
+        <w:t xml:space="preserve">The partial slope of Y vs. X₁ is different for different levels of X₂ (and vice versa) — measured by β₃</w:t>
+      </w:r>
+    </w:p>
+    <w:p>
+      <w:pPr>
+        <w:pStyle w:val="FirstParagraph"/>
+      </w:pPr>
+      <m:oMathPara>
+        <m:oMathParaPr>
+          <m:jc m:val="center"/>
+        </m:oMathParaPr>
+        <m:oMath>
+          <m:sSub>
+            <m:e>
+              <m:r>
+                <m:t>y</m:t>
+              </m:r>
+            </m:e>
+            <m:sub>
+              <m:r>
+                <m:t>i</m:t>
+              </m:r>
+            </m:sub>
+          </m:sSub>
+          <m:r>
+            <m:rPr>
+              <m:sty m:val="p"/>
+            </m:rPr>
+            <m:t>=</m:t>
+          </m:r>
+          <m:sSub>
+            <m:e>
+              <m:r>
+                <m:t>β</m:t>
+              </m:r>
+            </m:e>
+            <m:sub>
+              <m:r>
+                <m:t>0</m:t>
+              </m:r>
+            </m:sub>
+          </m:sSub>
+          <m:r>
+            <m:rPr>
+              <m:sty m:val="p"/>
+            </m:rPr>
+            <m:t>+</m:t>
+          </m:r>
+          <m:sSub>
+            <m:e>
+              <m:r>
+                <m:t>β</m:t>
+              </m:r>
+            </m:e>
+            <m:sub>
+              <m:r>
+                <m:t>1</m:t>
+              </m:r>
+            </m:sub>
+          </m:sSub>
+          <m:sSub>
+            <m:e>
+              <m:r>
+                <m:t>X</m:t>
+              </m:r>
+            </m:e>
+            <m:sub>
+              <m:r>
+                <m:t>i</m:t>
+              </m:r>
+              <m:r>
+                <m:t>1</m:t>
+              </m:r>
+            </m:sub>
+          </m:sSub>
+          <m:r>
+            <m:rPr>
+              <m:sty m:val="p"/>
+            </m:rPr>
+            <m:t>+</m:t>
+          </m:r>
+          <m:sSub>
+            <m:e>
+              <m:r>
+                <m:t>β</m:t>
+              </m:r>
+            </m:e>
+            <m:sub>
+              <m:r>
+                <m:t>2</m:t>
+              </m:r>
+            </m:sub>
+          </m:sSub>
+          <m:sSub>
+            <m:e>
+              <m:r>
+                <m:t>X</m:t>
+              </m:r>
+            </m:e>
+            <m:sub>
+              <m:r>
+                <m:t>i</m:t>
+              </m:r>
+              <m:r>
+                <m:t>2</m:t>
+              </m:r>
+            </m:sub>
+          </m:sSub>
+          <m:r>
+            <m:rPr>
+              <m:sty m:val="p"/>
+            </m:rPr>
+            <m:t>+</m:t>
+          </m:r>
+          <m:sSub>
+            <m:e>
+              <m:r>
+                <m:t>ϵ</m:t>
+              </m:r>
+            </m:e>
+            <m:sub>
+              <m:r>
+                <m:t>i</m:t>
+              </m:r>
+            </m:sub>
+          </m:sSub>
+          <m:r>
+            <m:t> </m:t>
+          </m:r>
+          <m:r>
+            <m:rPr>
+              <m:nor/>
+              <m:sty m:val="p"/>
+            </m:rPr>
+            <m:t>vs.</m:t>
+          </m:r>
+          <m:r>
+            <m:t> </m:t>
+          </m:r>
+          <m:sSub>
+            <m:e>
+              <m:r>
+                <m:t>y</m:t>
+              </m:r>
+            </m:e>
+            <m:sub>
+              <m:r>
+                <m:t>i</m:t>
+              </m:r>
+            </m:sub>
+          </m:sSub>
+          <m:r>
+            <m:rPr>
+              <m:sty m:val="p"/>
+            </m:rPr>
+            <m:t>=</m:t>
+          </m:r>
+          <m:sSub>
+            <m:e>
+              <m:r>
+                <m:t>β</m:t>
+              </m:r>
+            </m:e>
+            <m:sub>
+              <m:r>
+                <m:t>0</m:t>
+              </m:r>
+            </m:sub>
+          </m:sSub>
+          <m:r>
+            <m:rPr>
+              <m:sty m:val="p"/>
+            </m:rPr>
+            <m:t>+</m:t>
+          </m:r>
+          <m:sSub>
+            <m:e>
+              <m:r>
+                <m:t>β</m:t>
+              </m:r>
+            </m:e>
+            <m:sub>
+              <m:r>
+                <m:t>1</m:t>
+              </m:r>
+            </m:sub>
+          </m:sSub>
+          <m:sSub>
+            <m:e>
+              <m:r>
+                <m:t>X</m:t>
+              </m:r>
+            </m:e>
+            <m:sub>
+              <m:r>
+                <m:t>i</m:t>
+              </m:r>
+              <m:r>
+                <m:t>1</m:t>
+              </m:r>
+            </m:sub>
+          </m:sSub>
+          <m:r>
+            <m:rPr>
+              <m:sty m:val="p"/>
+            </m:rPr>
+            <m:t>+</m:t>
+          </m:r>
+          <m:sSub>
+            <m:e>
+              <m:r>
+                <m:t>β</m:t>
+              </m:r>
+            </m:e>
+            <m:sub>
+              <m:r>
+                <m:t>2</m:t>
+              </m:r>
+            </m:sub>
+          </m:sSub>
+          <m:sSub>
+            <m:e>
+              <m:r>
+                <m:t>X</m:t>
+              </m:r>
+            </m:e>
+            <m:sub>
+              <m:r>
+                <m:t>i</m:t>
+              </m:r>
+              <m:r>
+                <m:t>2</m:t>
+              </m:r>
+            </m:sub>
+          </m:sSub>
+          <m:r>
+            <m:rPr>
+              <m:sty m:val="p"/>
+            </m:rPr>
+            <m:t>+</m:t>
+          </m:r>
+          <m:sSub>
+            <m:e>
+              <m:r>
+                <m:t>β</m:t>
+              </m:r>
+            </m:e>
+            <m:sub>
+              <m:r>
+                <m:t>3</m:t>
+              </m:r>
+            </m:sub>
+          </m:sSub>
+          <m:sSub>
+            <m:e>
+              <m:r>
+                <m:t>X</m:t>
+              </m:r>
+            </m:e>
+            <m:sub>
+              <m:r>
+                <m:t>i</m:t>
+              </m:r>
+              <m:r>
+                <m:t>1</m:t>
+              </m:r>
+            </m:sub>
+          </m:sSub>
+          <m:sSub>
+            <m:e>
+              <m:r>
+                <m:t>X</m:t>
+              </m:r>
+            </m:e>
+            <m:sub>
+              <m:r>
+                <m:t>i</m:t>
+              </m:r>
+              <m:r>
+                <m:t>2</m:t>
+              </m:r>
+            </m:sub>
+          </m:sSub>
+          <m:r>
+            <m:rPr>
+              <m:sty m:val="p"/>
+            </m:rPr>
+            <m:t>+</m:t>
+          </m:r>
+          <m:sSub>
+            <m:e>
+              <m:r>
+                <m:t>ϵ</m:t>
+              </m:r>
+            </m:e>
+            <m:sub>
+              <m:r>
+                <m:t>i</m:t>
+              </m:r>
+            </m:sub>
+          </m:sSub>
+        </m:oMath>
+      </m:oMathPara>
+    </w:p>
+    <w:p>
+      <w:pPr>
+        <w:pStyle w:val="FirstParagraph"/>
+      </w:pPr>
+      <w:r>
+        <w:t xml:space="preserve">This leads to</w:t>
+      </w:r>
+      <w:r>
+        <w:t xml:space="preserve"> </w:t>
+      </w:r>
+      <w:r>
+        <w:t xml:space="preserve">“curvature”</w:t>
+      </w:r>
+      <w:r>
+        <w:t xml:space="preserve"> </w:t>
+      </w:r>
+      <w:r>
+        <w:t xml:space="preserve">of the regression (hyper)plane.</w:t>
+      </w:r>
+    </w:p>
+    <w:tbl>
+      <w:tblPr>
+        <w:tblStyle w:val="Table"/>
+        <w:tblLook w:firstRow="0" w:lastRow="0" w:firstColumn="0" w:lastColumn="0" w:noHBand="0" w:noVBand="0" w:val="0000"/>
+        <w:tblBorders>
+          <w:top w:val="single" w:sz="4" w:space="0" w:color="00A047"/>
+          <w:left w:val="single" w:sz="24" w:space="0" w:color="00A047"/>
+          <w:bottom w:val="single" w:sz="4" w:space="0" w:color="00A047"/>
+          <w:right w:val="single" w:sz="4" w:space="0" w:color="00A047"/>
+        </w:tblBorders>
+        <w:tblCellMar>
+          <w:left w:w="144" w:type="dxa"/>
+          <w:right w:w="144" w:type="dxa"/>
+        </w:tblCellMar>
+        <w:tblLook w:firstRow="0" w:lastRow="0" w:firstColumn="0" w:lastColumn="0" w:noHBand="0" w:noVBand="0" w:val="0000"/>
+      </w:tblPr>
+      <w:tr>
+        <w:trPr>
+          <w:cantSplit/>
+        </w:trPr>
+        <w:tc>
+          <w:tcPr>
+            <w:shd w:color="auto" w:fill="ccf1e3" w:val="clear"/>
+            <w:tcMar>
+              <w:top w:w="92" w:type="dxa"/>
+              <w:bottom w:w="92" w:type="dxa"/>
+            </w:tcMar>
+          </w:tcPr>
+          <w:p>
+            <w:pPr>
+              <w:pStyle w:val="BodyText"/>
+            </w:pPr>
+            <w:pPr>
+              <w:spacing w:before="0" w:after="0"/>
+              <w:textAlignment w:val="center"/>
+            </w:pPr>
+            <w:r>
+              <w:drawing>
+                <wp:inline>
+                  <wp:extent cx="152400" cy="152400"/>
+                  <wp:effectExtent b="0" l="0" r="0" t="0"/>
+                  <wp:docPr descr="" title="" id="91" name="Picture"/>
+                  <a:graphic>
+                    <a:graphicData uri="http://schemas.openxmlformats.org/drawingml/2006/picture">
+                      <pic:pic>
+                        <pic:nvPicPr>
+                          <pic:cNvPr descr="/Applications/Positron.app/Contents/Resources/app/quarto/share/formats/docx/tip.png" id="92" name="Picture"/>
+                          <pic:cNvPicPr>
+                            <a:picLocks noChangeArrowheads="1" noChangeAspect="1"/>
+                          </pic:cNvPicPr>
+                        </pic:nvPicPr>
+                        <pic:blipFill>
+                          <a:blip r:embed="rId39"/>
+                          <a:stretch>
+                            <a:fillRect/>
+                          </a:stretch>
+                        </pic:blipFill>
+                        <pic:spPr bwMode="auto">
+                          <a:xfrm>
+                            <a:off x="0" y="0"/>
+                            <a:ext cx="152400" cy="152400"/>
+                          </a:xfrm>
+                          <a:prstGeom prst="rect">
+                            <a:avLst/>
+                          </a:prstGeom>
+                          <a:noFill/>
+                          <a:ln w="9525">
+                            <a:noFill/>
+                            <a:headEnd/>
+                            <a:tailEnd/>
+                          </a:ln>
+                        </pic:spPr>
+                      </pic:pic>
+                    </a:graphicData>
+                  </a:graphic>
+                </wp:inline>
+              </w:drawing>
+            </w:r>
+            <w:r>
+              <w:t xml:space="preserve"> </w:t>
+            </w:r>
+            <w:r>
+              <w:t xml:space="preserve"> </w:t>
+            </w:r>
+            <w:r>
+              <w:t xml:space="preserve">Tip</w:t>
+            </w:r>
+          </w:p>
+        </w:tc>
+      </w:tr>
+      <w:tr>
+        <w:trPr>
+          <w:cantSplit/>
+        </w:trPr>
+        <w:tc>
+          <w:tcPr>
+            <w:tcMar>
+              <w:top w:w="108" w:type="dxa"/>
+              <w:bottom w:w="108" w:type="dxa"/>
+            </w:tcMar>
+          </w:tcPr>
+          <w:p>
+            <w:pPr>
+              <w:pStyle w:val="BodyText"/>
+            </w:pPr>
+            <w:pPr>
+              <w:spacing w:before="16"/>
+            </w:pPr>
+            <w:r>
+              <w:rPr>
+                <w:b/>
+                <w:bCs/>
+              </w:rPr>
               <w:t xml:space="preserve">🖐 Notice</w:t>
             </w:r>
           </w:p>
@@ -7722,8 +8407,8 @@
         </w:tc>
       </w:tr>
     </w:tbl>
-    <w:bookmarkEnd w:id="89"/>
-    <w:bookmarkStart w:id="93" w:name="X0a7651d718be84a6315bcabbfca7a8a5b27d1aa"/>
+    <w:bookmarkEnd w:id="93"/>
+    <w:bookmarkStart w:id="97" w:name="X0a7651d718be84a6315bcabbfca7a8a5b27d1aa"/>
     <w:p>
       <w:pPr>
         <w:pStyle w:val="Heading2"/>
@@ -7761,18 +8446,18 @@
           <wp:inline>
             <wp:extent cx="2293645" cy="2293645"/>
             <wp:effectExtent b="0" l="0" r="0" t="0"/>
-            <wp:docPr descr="" title="" id="91" name="Picture"/>
+            <wp:docPr descr="" title="" id="95" name="Picture"/>
             <a:graphic>
               <a:graphicData uri="http://schemas.openxmlformats.org/drawingml/2006/picture">
                 <pic:pic>
                   <pic:nvPicPr>
-                    <pic:cNvPr descr="multiple_regression_lecture_files/figure-docx/unnamed-chunk-10-1.png" id="92" name="Picture"/>
+                    <pic:cNvPr descr="multiple_regression_lecture_files/figure-docx/multiple-regression-11-1.png" id="96" name="Picture"/>
                     <pic:cNvPicPr>
                       <a:picLocks noChangeArrowheads="1" noChangeAspect="1"/>
                     </pic:cNvPicPr>
                   </pic:nvPicPr>
                   <pic:blipFill>
-                    <a:blip r:embed="rId90"/>
+                    <a:blip r:embed="rId94"/>
                     <a:stretch>
                       <a:fillRect/>
                     </a:stretch>
@@ -7799,8 +8484,8 @@
         </w:drawing>
       </w:r>
     </w:p>
-    <w:bookmarkEnd w:id="93"/>
-    <w:bookmarkStart w:id="96" w:name="interactions-the-cost"/>
+    <w:bookmarkEnd w:id="97"/>
+    <w:bookmarkStart w:id="100" w:name="interactions-the-cost"/>
     <w:p>
       <w:pPr>
         <w:pStyle w:val="Heading2"/>
@@ -7822,7 +8507,7 @@
         <w:pStyle w:val="Compact"/>
         <w:numPr>
           <w:ilvl w:val="0"/>
-          <w:numId w:val="1030"/>
+          <w:numId w:val="1031"/>
         </w:numPr>
       </w:pPr>
       <w:r>
@@ -7840,7 +8525,7 @@
         <w:pStyle w:val="Compact"/>
         <w:numPr>
           <w:ilvl w:val="0"/>
-          <w:numId w:val="1030"/>
+          <w:numId w:val="1031"/>
         </w:numPr>
       </w:pPr>
       <w:r>
@@ -7852,7 +8537,7 @@
         <w:pStyle w:val="Compact"/>
         <w:numPr>
           <w:ilvl w:val="0"/>
-          <w:numId w:val="1030"/>
+          <w:numId w:val="1031"/>
         </w:numPr>
       </w:pPr>
       <w:r>
@@ -7904,12 +8589,12 @@
                 <wp:inline>
                   <wp:extent cx="152400" cy="152400"/>
                   <wp:effectExtent b="0" l="0" r="0" t="0"/>
-                  <wp:docPr descr="" title="" id="94" name="Picture"/>
+                  <wp:docPr descr="" title="" id="98" name="Picture"/>
                   <a:graphic>
                     <a:graphicData uri="http://schemas.openxmlformats.org/drawingml/2006/picture">
                       <pic:pic>
                         <pic:nvPicPr>
-                          <pic:cNvPr descr="/Applications/Positron.app/Contents/Resources/app/quarto/share/formats/docx/warning.png" id="95" name="Picture"/>
+                          <pic:cNvPr descr="/Applications/Positron.app/Contents/Resources/app/quarto/share/formats/docx/warning.png" id="99" name="Picture"/>
                           <pic:cNvPicPr>
                             <a:picLocks noChangeArrowheads="1" noChangeAspect="1"/>
                           </pic:cNvPicPr>
@@ -7994,8 +8679,8 @@
         </w:tc>
       </w:tr>
     </w:tbl>
-    <w:bookmarkEnd w:id="96"/>
-    <w:bookmarkStart w:id="97" w:name="part-7-dummy-variables"/>
+    <w:bookmarkEnd w:id="100"/>
+    <w:bookmarkStart w:id="101" w:name="part-7-dummy-variables"/>
     <w:p>
       <w:pPr>
         <w:pStyle w:val="Heading2"/>
@@ -8004,8 +8689,8 @@
         <w:t xml:space="preserve">Part 7 · Dummy Variables</w:t>
       </w:r>
     </w:p>
-    <w:bookmarkEnd w:id="97"/>
-    <w:bookmarkStart w:id="98" w:name="dummy-variables"/>
+    <w:bookmarkEnd w:id="101"/>
+    <w:bookmarkStart w:id="102" w:name="dummy-variables"/>
     <w:p>
       <w:pPr>
         <w:pStyle w:val="Heading2"/>
@@ -8036,7 +8721,7 @@
         <w:pStyle w:val="Compact"/>
         <w:numPr>
           <w:ilvl w:val="0"/>
-          <w:numId w:val="1031"/>
+          <w:numId w:val="1032"/>
         </w:numPr>
       </w:pPr>
       <w:r>
@@ -8058,7 +8743,7 @@
         <w:pStyle w:val="Compact"/>
         <w:numPr>
           <w:ilvl w:val="0"/>
-          <w:numId w:val="1031"/>
+          <w:numId w:val="1032"/>
         </w:numPr>
       </w:pPr>
       <w:r>
@@ -8242,8 +8927,8 @@
         </w:tc>
       </w:tr>
     </w:tbl>
-    <w:bookmarkEnd w:id="98"/>
-    <w:bookmarkStart w:id="99" w:name="dummy-variables-the-reference-condition"/>
+    <w:bookmarkEnd w:id="102"/>
+    <w:bookmarkStart w:id="103" w:name="dummy-variables-the-reference-condition"/>
     <w:p>
       <w:pPr>
         <w:pStyle w:val="Heading2"/>
@@ -8265,7 +8950,7 @@
         <w:pStyle w:val="Compact"/>
         <w:numPr>
           <w:ilvl w:val="0"/>
-          <w:numId w:val="1032"/>
+          <w:numId w:val="1033"/>
         </w:numPr>
       </w:pPr>
       <w:r>
@@ -8277,7 +8962,7 @@
         <w:pStyle w:val="Compact"/>
         <w:numPr>
           <w:ilvl w:val="0"/>
-          <w:numId w:val="1032"/>
+          <w:numId w:val="1033"/>
         </w:numPr>
       </w:pPr>
       <w:r>
@@ -8301,7 +8986,7 @@
         <w:pStyle w:val="Compact"/>
         <w:numPr>
           <w:ilvl w:val="0"/>
-          <w:numId w:val="1032"/>
+          <w:numId w:val="1033"/>
         </w:numPr>
       </w:pPr>
       <w:r>
@@ -8475,8 +9160,8 @@
         </w:tc>
       </w:tr>
     </w:tbl>
-    <w:bookmarkEnd w:id="99"/>
-    <w:bookmarkStart w:id="106" w:name="dummy-variables-worked-example"/>
+    <w:bookmarkEnd w:id="103"/>
+    <w:bookmarkStart w:id="110" w:name="dummy-variables-worked-example"/>
     <w:p>
       <w:pPr>
         <w:pStyle w:val="Heading2"/>
@@ -8494,18 +9179,18 @@
           <wp:inline>
             <wp:extent cx="2852928" cy="1844364"/>
             <wp:effectExtent b="0" l="0" r="0" t="0"/>
-            <wp:docPr descr="R console output for a linear model regressing total net primary productivity on mean annual temperature, mean annual precipitation, and a three-level fertility factor (High reference, Low, Med), showing the coefficient table with all predictors highly significant (p &lt; 0.001) and dummy-variable coefficients of 205.16 for Low and 116.33 for Medium fertility relative to High." title="" id="101" name="Picture"/>
+            <wp:docPr descr="R console output for a linear model regressing total net primary productivity on mean annual temperature, mean annual precipitation, and a three-level fertility factor (High reference, Low, Med), showing the coefficient table with all predictors highly significant (p &lt; 0.001) and dummy-variable coefficients of 205.16 for Low and 116.33 for Medium fertility relative to High." title="" id="105" name="Picture"/>
             <a:graphic>
               <a:graphicData uri="http://schemas.openxmlformats.org/drawingml/2006/picture">
                 <pic:pic>
                   <pic:nvPicPr>
-                    <pic:cNvPr descr="images/clipboard-3847962697.png" id="102" name="Picture"/>
+                    <pic:cNvPr descr="images/clipboard-3847962697.png" id="106" name="Picture"/>
                     <pic:cNvPicPr>
                       <a:picLocks noChangeArrowheads="1" noChangeAspect="1"/>
                     </pic:cNvPicPr>
                   </pic:nvPicPr>
                   <pic:blipFill>
-                    <a:blip r:embed="rId100"/>
+                    <a:blip r:embed="rId104"/>
                     <a:stretch>
                       <a:fillRect/>
                     </a:stretch>
@@ -8549,18 +9234,18 @@
           <wp:inline>
             <wp:extent cx="2377440" cy="2510754"/>
             <wp:effectExtent b="0" l="0" r="0" t="0"/>
-            <wp:docPr descr="Boxplot of net primary productivity by fertility category (High, Low, Med), showing the Low fertility group with the highest median productivity, matching the positive dummy-variable coefficients shown in the accompanying regression output." title="" id="104" name="Picture"/>
+            <wp:docPr descr="Boxplot of net primary productivity by fertility category (High, Low, Med), showing the Low fertility group with the highest median productivity, matching the positive dummy-variable coefficients shown in the accompanying regression output." title="" id="108" name="Picture"/>
             <a:graphic>
               <a:graphicData uri="http://schemas.openxmlformats.org/drawingml/2006/picture">
                 <pic:pic>
                   <pic:nvPicPr>
-                    <pic:cNvPr descr="images/clipboard-3285444079.png" id="105" name="Picture"/>
+                    <pic:cNvPr descr="images/clipboard-3285444079.png" id="109" name="Picture"/>
                     <pic:cNvPicPr>
                       <a:picLocks noChangeArrowheads="1" noChangeAspect="1"/>
                     </pic:cNvPicPr>
                   </pic:nvPicPr>
                   <pic:blipFill>
-                    <a:blip r:embed="rId103"/>
+                    <a:blip r:embed="rId107"/>
                     <a:stretch>
                       <a:fillRect/>
                     </a:stretch>
@@ -8595,8 +9280,8 @@
         <w:t xml:space="preserve">Boxplot of net primary productivity by fertility category (High, Low, Med), showing the Low fertility group with the highest median productivity, matching the positive dummy-variable coefficients shown in the accompanying regression output.</w:t>
       </w:r>
     </w:p>
-    <w:bookmarkEnd w:id="106"/>
-    <w:bookmarkStart w:id="107" w:name="part-8-comparing-models"/>
+    <w:bookmarkEnd w:id="110"/>
+    <w:bookmarkStart w:id="111" w:name="part-8-comparing-models"/>
     <w:p>
       <w:pPr>
         <w:pStyle w:val="Heading2"/>
@@ -8605,8 +9290,8 @@
         <w:t xml:space="preserve">Part 8 · Comparing Models</w:t>
       </w:r>
     </w:p>
-    <w:bookmarkEnd w:id="107"/>
-    <w:bookmarkStart w:id="110" w:name="comparing-models-the-problem"/>
+    <w:bookmarkEnd w:id="111"/>
+    <w:bookmarkStart w:id="114" w:name="comparing-models-the-problem"/>
     <w:p>
       <w:pPr>
         <w:pStyle w:val="Heading2"/>
@@ -8628,7 +9313,7 @@
         <w:pStyle w:val="Compact"/>
         <w:numPr>
           <w:ilvl w:val="0"/>
-          <w:numId w:val="1033"/>
+          <w:numId w:val="1034"/>
         </w:numPr>
       </w:pPr>
       <w:r>
@@ -8652,7 +9337,7 @@
         <w:pStyle w:val="Compact"/>
         <w:numPr>
           <w:ilvl w:val="0"/>
-          <w:numId w:val="1033"/>
+          <w:numId w:val="1034"/>
         </w:numPr>
       </w:pPr>
       <w:r>
@@ -8664,7 +9349,7 @@
         <w:pStyle w:val="Compact"/>
         <w:numPr>
           <w:ilvl w:val="0"/>
-          <w:numId w:val="1033"/>
+          <w:numId w:val="1034"/>
         </w:numPr>
       </w:pPr>
       <w:r>
@@ -8698,7 +9383,7 @@
         <w:pStyle w:val="Compact"/>
         <w:numPr>
           <w:ilvl w:val="0"/>
-          <w:numId w:val="1033"/>
+          <w:numId w:val="1034"/>
         </w:numPr>
       </w:pPr>
       <w:r>
@@ -8722,7 +9407,7 @@
         <w:pStyle w:val="Compact"/>
         <w:numPr>
           <w:ilvl w:val="0"/>
-          <w:numId w:val="1033"/>
+          <w:numId w:val="1034"/>
         </w:numPr>
       </w:pPr>
       <w:r>
@@ -8780,12 +9465,12 @@
                 <wp:inline>
                   <wp:extent cx="152400" cy="152400"/>
                   <wp:effectExtent b="0" l="0" r="0" t="0"/>
-                  <wp:docPr descr="" title="" id="108" name="Picture"/>
+                  <wp:docPr descr="" title="" id="112" name="Picture"/>
                   <a:graphic>
                     <a:graphicData uri="http://schemas.openxmlformats.org/drawingml/2006/picture">
                       <pic:pic>
                         <pic:nvPicPr>
-                          <pic:cNvPr descr="/Applications/Positron.app/Contents/Resources/app/quarto/share/formats/docx/note.png" id="109" name="Picture"/>
+                          <pic:cNvPr descr="/Applications/Positron.app/Contents/Resources/app/quarto/share/formats/docx/note.png" id="113" name="Picture"/>
                           <pic:cNvPicPr>
                             <a:picLocks noChangeArrowheads="1" noChangeAspect="1"/>
                           </pic:cNvPicPr>
@@ -8870,8 +9555,8 @@
         </w:tc>
       </w:tr>
     </w:tbl>
-    <w:bookmarkEnd w:id="110"/>
-    <w:bookmarkStart w:id="111" w:name="comparing-models-penalizing-complexity"/>
+    <w:bookmarkEnd w:id="114"/>
+    <w:bookmarkStart w:id="115" w:name="comparing-models-penalizing-complexity"/>
     <w:p>
       <w:pPr>
         <w:pStyle w:val="Heading2"/>
@@ -8893,7 +9578,7 @@
         <w:pStyle w:val="Compact"/>
         <w:numPr>
           <w:ilvl w:val="0"/>
-          <w:numId w:val="1034"/>
+          <w:numId w:val="1035"/>
         </w:numPr>
       </w:pPr>
       <w:r>
@@ -8905,7 +9590,7 @@
         <w:pStyle w:val="Compact"/>
         <w:numPr>
           <w:ilvl w:val="0"/>
-          <w:numId w:val="1034"/>
+          <w:numId w:val="1035"/>
         </w:numPr>
       </w:pPr>
       <w:r>
@@ -8917,7 +9602,7 @@
         <w:pStyle w:val="Compact"/>
         <w:numPr>
           <w:ilvl w:val="0"/>
-          <w:numId w:val="1034"/>
+          <w:numId w:val="1035"/>
         </w:numPr>
       </w:pPr>
       <w:r>
@@ -8941,7 +9626,7 @@
         <w:pStyle w:val="Compact"/>
         <w:numPr>
           <w:ilvl w:val="0"/>
-          <w:numId w:val="1034"/>
+          <w:numId w:val="1035"/>
         </w:numPr>
       </w:pPr>
       <w:r>
@@ -9304,8 +9989,8 @@
         </m:oMath>
       </m:oMathPara>
     </w:p>
-    <w:bookmarkEnd w:id="111"/>
-    <w:bookmarkStart w:id="114" w:name="comparing-models-how-to-search"/>
+    <w:bookmarkEnd w:id="115"/>
+    <w:bookmarkStart w:id="118" w:name="comparing-models-how-to-search"/>
     <w:p>
       <w:pPr>
         <w:pStyle w:val="Heading2"/>
@@ -9319,7 +10004,7 @@
         <w:pStyle w:val="Compact"/>
         <w:numPr>
           <w:ilvl w:val="0"/>
-          <w:numId w:val="1035"/>
+          <w:numId w:val="1036"/>
         </w:numPr>
       </w:pPr>
       <w:r>
@@ -9331,7 +10016,7 @@
         <w:pStyle w:val="Compact"/>
         <w:numPr>
           <w:ilvl w:val="0"/>
-          <w:numId w:val="1035"/>
+          <w:numId w:val="1036"/>
         </w:numPr>
       </w:pPr>
       <w:r>
@@ -9343,7 +10028,7 @@
         <w:pStyle w:val="Compact"/>
         <w:numPr>
           <w:ilvl w:val="0"/>
-          <w:numId w:val="1035"/>
+          <w:numId w:val="1036"/>
         </w:numPr>
       </w:pPr>
       <w:r>
@@ -9391,12 +10076,12 @@
                 <wp:inline>
                   <wp:extent cx="152400" cy="152400"/>
                   <wp:effectExtent b="0" l="0" r="0" t="0"/>
-                  <wp:docPr descr="" title="" id="112" name="Picture"/>
+                  <wp:docPr descr="" title="" id="116" name="Picture"/>
                   <a:graphic>
                     <a:graphicData uri="http://schemas.openxmlformats.org/drawingml/2006/picture">
                       <pic:pic>
                         <pic:nvPicPr>
-                          <pic:cNvPr descr="/Applications/Positron.app/Contents/Resources/app/quarto/share/formats/docx/tip.png" id="113" name="Picture"/>
+                          <pic:cNvPr descr="/Applications/Positron.app/Contents/Resources/app/quarto/share/formats/docx/tip.png" id="117" name="Picture"/>
                           <pic:cNvPicPr>
                             <a:picLocks noChangeArrowheads="1" noChangeAspect="1"/>
                           </pic:cNvPicPr>
@@ -9481,8 +10166,8 @@
         </w:tc>
       </w:tr>
     </w:tbl>
-    <w:bookmarkEnd w:id="114"/>
-    <w:bookmarkStart w:id="115" w:name="comparing-models-the-full-model"/>
+    <w:bookmarkEnd w:id="118"/>
+    <w:bookmarkStart w:id="119" w:name="comparing-models-the-full-model"/>
     <w:p>
       <w:pPr>
         <w:pStyle w:val="Heading2"/>
@@ -9654,8 +10339,8 @@
         <w:t xml:space="preserve">F-statistic: 11.82 on 2 and 19 DF,  p-value: 0.000463</w:t>
       </w:r>
     </w:p>
-    <w:bookmarkEnd w:id="115"/>
-    <w:bookmarkStart w:id="116" w:name="comparing-models-elevation-only"/>
+    <w:bookmarkEnd w:id="119"/>
+    <w:bookmarkStart w:id="120" w:name="comparing-models-elevation-only"/>
     <w:p>
       <w:pPr>
         <w:pStyle w:val="Heading2"/>
@@ -9818,8 +10503,8 @@
         <w:t xml:space="preserve">F-statistic: 8.881 on 1 and 20 DF,  p-value: 0.0074</w:t>
       </w:r>
     </w:p>
-    <w:bookmarkEnd w:id="116"/>
-    <w:bookmarkStart w:id="117" w:name="comparing-models-latitude-only"/>
+    <w:bookmarkEnd w:id="120"/>
+    <w:bookmarkStart w:id="121" w:name="comparing-models-latitude-only"/>
     <w:p>
       <w:pPr>
         <w:pStyle w:val="Heading2"/>
@@ -9982,8 +10667,8 @@
         <w:t xml:space="preserve">F-statistic: 10.57 on 1 and 20 DF,  p-value: 0.004006</w:t>
       </w:r>
     </w:p>
-    <w:bookmarkEnd w:id="117"/>
-    <w:bookmarkStart w:id="118" w:name="comparing-models-putting-it-together"/>
+    <w:bookmarkEnd w:id="121"/>
+    <w:bookmarkStart w:id="122" w:name="comparing-models-putting-it-together"/>
     <w:p>
       <w:pPr>
         <w:pStyle w:val="Heading2"/>
@@ -10188,8 +10873,8 @@
         <w:t xml:space="preserve">Both elevation and latitude are important predictors of ant species diversity!</w:t>
       </w:r>
     </w:p>
-    <w:bookmarkEnd w:id="118"/>
-    <w:bookmarkStart w:id="119" w:name="part-9-relative-importance-of-predictors"/>
+    <w:bookmarkEnd w:id="122"/>
+    <w:bookmarkStart w:id="123" w:name="part-9-relative-importance-of-predictors"/>
     <w:p>
       <w:pPr>
         <w:pStyle w:val="Heading2"/>
@@ -10198,8 +10883,8 @@
         <w:t xml:space="preserve">Part 9 · Relative Importance of Predictors</w:t>
       </w:r>
     </w:p>
-    <w:bookmarkEnd w:id="119"/>
-    <w:bookmarkStart w:id="122" w:name="how-important-is-each-predictor"/>
+    <w:bookmarkEnd w:id="123"/>
+    <w:bookmarkStart w:id="126" w:name="how-important-is-each-predictor"/>
     <w:p>
       <w:pPr>
         <w:pStyle w:val="Heading2"/>
@@ -10221,7 +10906,7 @@
         <w:pStyle w:val="Compact"/>
         <w:numPr>
           <w:ilvl w:val="0"/>
-          <w:numId w:val="1036"/>
+          <w:numId w:val="1037"/>
         </w:numPr>
       </w:pPr>
       <w:r>
@@ -10233,7 +10918,7 @@
         <w:pStyle w:val="Compact"/>
         <w:numPr>
           <w:ilvl w:val="0"/>
-          <w:numId w:val="1036"/>
+          <w:numId w:val="1037"/>
         </w:numPr>
       </w:pPr>
       <w:r>
@@ -10245,7 +10930,7 @@
         <w:pStyle w:val="Compact"/>
         <w:numPr>
           <w:ilvl w:val="0"/>
-          <w:numId w:val="1036"/>
+          <w:numId w:val="1037"/>
         </w:numPr>
       </w:pPr>
       <w:r>
@@ -10293,12 +10978,12 @@
                 <wp:inline>
                   <wp:extent cx="152400" cy="152400"/>
                   <wp:effectExtent b="0" l="0" r="0" t="0"/>
-                  <wp:docPr descr="" title="" id="120" name="Picture"/>
+                  <wp:docPr descr="" title="" id="124" name="Picture"/>
                   <a:graphic>
                     <a:graphicData uri="http://schemas.openxmlformats.org/drawingml/2006/picture">
                       <pic:pic>
                         <pic:nvPicPr>
-                          <pic:cNvPr descr="/Applications/Positron.app/Contents/Resources/app/quarto/share/formats/docx/note.png" id="121" name="Picture"/>
+                          <pic:cNvPr descr="/Applications/Positron.app/Contents/Resources/app/quarto/share/formats/docx/note.png" id="125" name="Picture"/>
                           <pic:cNvPicPr>
                             <a:picLocks noChangeArrowheads="1" noChangeAspect="1"/>
                           </pic:cNvPicPr>
@@ -10395,8 +11080,8 @@
         </w:tc>
       </w:tr>
     </w:tbl>
-    <w:bookmarkEnd w:id="122"/>
-    <w:bookmarkStart w:id="125" w:name="approach-1-f-tests-on-partial-slopes"/>
+    <w:bookmarkEnd w:id="126"/>
+    <w:bookmarkStart w:id="129" w:name="approach-1-f-tests-on-partial-slopes"/>
     <w:p>
       <w:pPr>
         <w:pStyle w:val="Heading2"/>
@@ -10418,7 +11103,7 @@
         <w:pStyle w:val="Compact"/>
         <w:numPr>
           <w:ilvl w:val="0"/>
-          <w:numId w:val="1037"/>
+          <w:numId w:val="1038"/>
         </w:numPr>
       </w:pPr>
       <w:r>
@@ -10430,7 +11115,7 @@
         <w:pStyle w:val="Compact"/>
         <w:numPr>
           <w:ilvl w:val="0"/>
-          <w:numId w:val="1037"/>
+          <w:numId w:val="1038"/>
         </w:numPr>
       </w:pPr>
       <w:r>
@@ -10442,7 +11127,7 @@
         <w:pStyle w:val="Compact"/>
         <w:numPr>
           <w:ilvl w:val="0"/>
-          <w:numId w:val="1037"/>
+          <w:numId w:val="1038"/>
         </w:numPr>
       </w:pPr>
       <w:r>
@@ -10454,7 +11139,7 @@
         <w:pStyle w:val="Compact"/>
         <w:numPr>
           <w:ilvl w:val="0"/>
-          <w:numId w:val="1037"/>
+          <w:numId w:val="1038"/>
         </w:numPr>
       </w:pPr>
       <w:r>
@@ -10518,12 +11203,12 @@
                 <wp:inline>
                   <wp:extent cx="152400" cy="152400"/>
                   <wp:effectExtent b="0" l="0" r="0" t="0"/>
-                  <wp:docPr descr="" title="" id="123" name="Picture"/>
+                  <wp:docPr descr="" title="" id="127" name="Picture"/>
                   <a:graphic>
                     <a:graphicData uri="http://schemas.openxmlformats.org/drawingml/2006/picture">
                       <pic:pic>
                         <pic:nvPicPr>
-                          <pic:cNvPr descr="/Applications/Positron.app/Contents/Resources/app/quarto/share/formats/docx/warning.png" id="124" name="Picture"/>
+                          <pic:cNvPr descr="/Applications/Positron.app/Contents/Resources/app/quarto/share/formats/docx/warning.png" id="128" name="Picture"/>
                           <pic:cNvPicPr>
                             <a:picLocks noChangeArrowheads="1" noChangeAspect="1"/>
                           </pic:cNvPicPr>
@@ -10620,8 +11305,8 @@
         </w:tc>
       </w:tr>
     </w:tbl>
-    <w:bookmarkEnd w:id="125"/>
-    <w:bookmarkStart w:id="128" w:name="X7d42e690af975e50606a14f5544e4439df18802"/>
+    <w:bookmarkEnd w:id="129"/>
+    <w:bookmarkStart w:id="132" w:name="X7d42e690af975e50606a14f5544e4439df18802"/>
     <w:p>
       <w:pPr>
         <w:pStyle w:val="Heading2"/>
@@ -10783,7 +11468,7 @@
         <w:pStyle w:val="Compact"/>
         <w:numPr>
           <w:ilvl w:val="0"/>
-          <w:numId w:val="1038"/>
+          <w:numId w:val="1039"/>
         </w:numPr>
       </w:pPr>
       <m:oMath>
@@ -10880,7 +11565,7 @@
         <w:pStyle w:val="Compact"/>
         <w:numPr>
           <w:ilvl w:val="0"/>
-          <w:numId w:val="1038"/>
+          <w:numId w:val="1039"/>
         </w:numPr>
       </w:pPr>
       <w:r>
@@ -10991,12 +11676,12 @@
                 <wp:inline>
                   <wp:extent cx="152400" cy="152400"/>
                   <wp:effectExtent b="0" l="0" r="0" t="0"/>
-                  <wp:docPr descr="" title="" id="126" name="Picture"/>
+                  <wp:docPr descr="" title="" id="130" name="Picture"/>
                   <a:graphic>
                     <a:graphicData uri="http://schemas.openxmlformats.org/drawingml/2006/picture">
                       <pic:pic>
                         <pic:nvPicPr>
-                          <pic:cNvPr descr="/Applications/Positron.app/Contents/Resources/app/quarto/share/formats/docx/tip.png" id="127" name="Picture"/>
+                          <pic:cNvPr descr="/Applications/Positron.app/Contents/Resources/app/quarto/share/formats/docx/tip.png" id="131" name="Picture"/>
                           <pic:cNvPicPr>
                             <a:picLocks noChangeArrowheads="1" noChangeAspect="1"/>
                           </pic:cNvPicPr>
@@ -11119,8 +11804,8 @@
         </w:tc>
       </w:tr>
     </w:tbl>
-    <w:bookmarkEnd w:id="128"/>
-    <w:bookmarkStart w:id="131" w:name="X2eca3e6ac08a1fbea41d2c102f0c2b1026a3a5f"/>
+    <w:bookmarkEnd w:id="132"/>
+    <w:bookmarkStart w:id="135" w:name="X2eca3e6ac08a1fbea41d2c102f0c2b1026a3a5f"/>
     <w:p>
       <w:pPr>
         <w:pStyle w:val="Heading2"/>
@@ -11142,7 +11827,7 @@
         <w:pStyle w:val="Compact"/>
         <w:numPr>
           <w:ilvl w:val="0"/>
-          <w:numId w:val="1039"/>
+          <w:numId w:val="1040"/>
         </w:numPr>
       </w:pPr>
       <w:r>
@@ -11154,7 +11839,7 @@
         <w:pStyle w:val="Compact"/>
         <w:numPr>
           <w:ilvl w:val="0"/>
-          <w:numId w:val="1039"/>
+          <w:numId w:val="1040"/>
         </w:numPr>
       </w:pPr>
       <w:r>
@@ -11202,12 +11887,12 @@
                 <wp:inline>
                   <wp:extent cx="152400" cy="152400"/>
                   <wp:effectExtent b="0" l="0" r="0" t="0"/>
-                  <wp:docPr descr="" title="" id="129" name="Picture"/>
+                  <wp:docPr descr="" title="" id="133" name="Picture"/>
                   <a:graphic>
                     <a:graphicData uri="http://schemas.openxmlformats.org/drawingml/2006/picture">
                       <pic:pic>
                         <pic:nvPicPr>
-                          <pic:cNvPr descr="/Applications/Positron.app/Contents/Resources/app/quarto/share/formats/docx/note.png" id="130" name="Picture"/>
+                          <pic:cNvPr descr="/Applications/Positron.app/Contents/Resources/app/quarto/share/formats/docx/note.png" id="134" name="Picture"/>
                           <pic:cNvPicPr>
                             <a:picLocks noChangeArrowheads="1" noChangeAspect="1"/>
                           </pic:cNvPicPr>
@@ -11316,8 +12001,8 @@
         </w:tc>
       </w:tr>
     </w:tbl>
-    <w:bookmarkEnd w:id="131"/>
-    <w:bookmarkStart w:id="132" w:name="partial-eta-squared-and-delta-r²"/>
+    <w:bookmarkEnd w:id="135"/>
+    <w:bookmarkStart w:id="136" w:name="partial-eta-squared-and-delta-r²"/>
     <w:p>
       <w:pPr>
         <w:pStyle w:val="Heading2"/>
@@ -11342,94 +12027,6 @@
           <w:bCs/>
         </w:rPr>
         <w:t xml:space="preserve">partial eta squared (pEta²):</w:t>
-      </w:r>
-    </w:p>
-    <w:p>
-      <w:pPr>
-        <w:pStyle w:val="Compact"/>
-        <w:numPr>
-          <w:ilvl w:val="0"/>
-          <w:numId w:val="1040"/>
-        </w:numPr>
-      </w:pPr>
-      <w:r>
-        <w:rPr>
-          <w:b/>
-          <w:bCs/>
-        </w:rPr>
-        <w:t xml:space="preserve">Elevation: 0.3189 (31.9%)</w:t>
-      </w:r>
-      <w:r>
-        <w:t xml:space="preserve"> </w:t>
-      </w:r>
-      <w:r>
-        <w:t xml:space="preserve">— elevation explains 31.9% of the variance</w:t>
-      </w:r>
-      <w:r>
-        <w:t xml:space="preserve"> </w:t>
-      </w:r>
-      <w:r>
-        <w:rPr>
-          <w:i/>
-          <w:iCs/>
-        </w:rPr>
-        <w:t xml:space="preserve">after controlling for latitude</w:t>
-      </w:r>
-    </w:p>
-    <w:p>
-      <w:pPr>
-        <w:pStyle w:val="Compact"/>
-        <w:numPr>
-          <w:ilvl w:val="0"/>
-          <w:numId w:val="1040"/>
-        </w:numPr>
-      </w:pPr>
-      <w:r>
-        <w:rPr>
-          <w:b/>
-          <w:bCs/>
-        </w:rPr>
-        <w:t xml:space="preserve">Latitude: 0.3564 (35.6%)</w:t>
-      </w:r>
-      <w:r>
-        <w:t xml:space="preserve"> </w:t>
-      </w:r>
-      <w:r>
-        <w:t xml:space="preserve">— latitude explains 35.6% of the variance</w:t>
-      </w:r>
-      <w:r>
-        <w:t xml:space="preserve"> </w:t>
-      </w:r>
-      <w:r>
-        <w:rPr>
-          <w:i/>
-          <w:iCs/>
-        </w:rPr>
-        <w:t xml:space="preserve">after controlling for elevation</w:t>
-      </w:r>
-    </w:p>
-    <w:p>
-      <w:pPr>
-        <w:pStyle w:val="Compact"/>
-        <w:numPr>
-          <w:ilvl w:val="0"/>
-          <w:numId w:val="1040"/>
-        </w:numPr>
-      </w:pPr>
-      <w:r>
-        <w:t xml:space="preserve">Both are important predictors! Latitude is slightly stronger</w:t>
-      </w:r>
-    </w:p>
-    <w:p>
-      <w:pPr>
-        <w:pStyle w:val="FirstParagraph"/>
-      </w:pPr>
-      <w:r>
-        <w:rPr>
-          <w:b/>
-          <w:bCs/>
-        </w:rPr>
-        <w:t xml:space="preserve">Delta R² (semi-partial R²):</w:t>
       </w:r>
     </w:p>
     <w:p>
@@ -11441,7 +12038,27 @@
         </w:numPr>
       </w:pPr>
       <w:r>
-        <w:t xml:space="preserve">Elevation: 0.2087 — if you removed elevation, R² would drop by 20.9%</w:t>
+        <w:rPr>
+          <w:b/>
+          <w:bCs/>
+        </w:rPr>
+        <w:t xml:space="preserve">Elevation: 0.3189 (31.9%)</w:t>
+      </w:r>
+      <w:r>
+        <w:t xml:space="preserve"> </w:t>
+      </w:r>
+      <w:r>
+        <w:t xml:space="preserve">— elevation explains 31.9% of the variance</w:t>
+      </w:r>
+      <w:r>
+        <w:t xml:space="preserve"> </w:t>
+      </w:r>
+      <w:r>
+        <w:rPr>
+          <w:i/>
+          <w:iCs/>
+        </w:rPr>
+        <w:t xml:space="preserve">after controlling for latitude</w:t>
       </w:r>
     </w:p>
     <w:p>
@@ -11453,7 +12070,27 @@
         </w:numPr>
       </w:pPr>
       <w:r>
-        <w:t xml:space="preserve">Latitude: 0.2468 — if you removed latitude, R² would drop by 24.7%</w:t>
+        <w:rPr>
+          <w:b/>
+          <w:bCs/>
+        </w:rPr>
+        <w:t xml:space="preserve">Latitude: 0.3564 (35.6%)</w:t>
+      </w:r>
+      <w:r>
+        <w:t xml:space="preserve"> </w:t>
+      </w:r>
+      <w:r>
+        <w:t xml:space="preserve">— latitude explains 35.6% of the variance</w:t>
+      </w:r>
+      <w:r>
+        <w:t xml:space="preserve"> </w:t>
+      </w:r>
+      <w:r>
+        <w:rPr>
+          <w:i/>
+          <w:iCs/>
+        </w:rPr>
+        <w:t xml:space="preserve">after controlling for elevation</w:t>
       </w:r>
     </w:p>
     <w:p>
@@ -11465,6 +12102,54 @@
         </w:numPr>
       </w:pPr>
       <w:r>
+        <w:t xml:space="preserve">Both are important predictors! Latitude is slightly stronger</w:t>
+      </w:r>
+    </w:p>
+    <w:p>
+      <w:pPr>
+        <w:pStyle w:val="FirstParagraph"/>
+      </w:pPr>
+      <w:r>
+        <w:rPr>
+          <w:b/>
+          <w:bCs/>
+        </w:rPr>
+        <w:t xml:space="preserve">Delta R² (semi-partial R²):</w:t>
+      </w:r>
+    </w:p>
+    <w:p>
+      <w:pPr>
+        <w:pStyle w:val="Compact"/>
+        <w:numPr>
+          <w:ilvl w:val="0"/>
+          <w:numId w:val="1042"/>
+        </w:numPr>
+      </w:pPr>
+      <w:r>
+        <w:t xml:space="preserve">Elevation: 0.2087 — if you removed elevation, R² would drop by 20.9%</w:t>
+      </w:r>
+    </w:p>
+    <w:p>
+      <w:pPr>
+        <w:pStyle w:val="Compact"/>
+        <w:numPr>
+          <w:ilvl w:val="0"/>
+          <w:numId w:val="1042"/>
+        </w:numPr>
+      </w:pPr>
+      <w:r>
+        <w:t xml:space="preserve">Latitude: 0.2468 — if you removed latitude, R² would drop by 24.7%</w:t>
+      </w:r>
+    </w:p>
+    <w:p>
+      <w:pPr>
+        <w:pStyle w:val="Compact"/>
+        <w:numPr>
+          <w:ilvl w:val="0"/>
+          <w:numId w:val="1042"/>
+        </w:numPr>
+      </w:pPr>
+      <w:r>
         <w:t xml:space="preserve">Shows the</w:t>
       </w:r>
       <w:r>
@@ -11671,7 +12356,1077 @@
         <w:t xml:space="preserve">Model R^2: 0.5543</w:t>
       </w:r>
     </w:p>
-    <w:bookmarkEnd w:id="132"/>
+    <w:bookmarkEnd w:id="136"/>
+    <w:bookmarkStart w:id="144" w:name="wrap-up"/>
+    <w:p>
+      <w:pPr>
+        <w:pStyle w:val="Heading2"/>
+      </w:pPr>
+      <w:r>
+        <w:t xml:space="preserve">Wrap-up</w:t>
+      </w:r>
+    </w:p>
+    <w:p>
+      <w:pPr>
+        <w:pStyle w:val="FirstParagraph"/>
+      </w:pPr>
+      <w:r>
+        <w:t xml:space="preserve">Today you:</w:t>
+      </w:r>
+    </w:p>
+    <w:p>
+      <w:pPr>
+        <w:pStyle w:val="Compact"/>
+        <w:numPr>
+          <w:ilvl w:val="0"/>
+          <w:numId w:val="1043"/>
+        </w:numPr>
+      </w:pPr>
+      <w:r>
+        <w:t xml:space="preserve">Extended the regression line to a</w:t>
+      </w:r>
+      <w:r>
+        <w:t xml:space="preserve"> </w:t>
+      </w:r>
+      <w:r>
+        <w:rPr>
+          <w:b/>
+          <w:bCs/>
+        </w:rPr>
+        <w:t xml:space="preserve">plane</w:t>
+      </w:r>
+      <w:r>
+        <w:t xml:space="preserve"> </w:t>
+      </w:r>
+      <w:r>
+        <w:t xml:space="preserve">— two or more predictors at once</w:t>
+      </w:r>
+    </w:p>
+    <w:p>
+      <w:pPr>
+        <w:pStyle w:val="Compact"/>
+        <w:numPr>
+          <w:ilvl w:val="0"/>
+          <w:numId w:val="1043"/>
+        </w:numPr>
+      </w:pPr>
+      <w:r>
+        <w:t xml:space="preserve">Learned to read a</w:t>
+      </w:r>
+      <w:r>
+        <w:t xml:space="preserve"> </w:t>
+      </w:r>
+      <w:r>
+        <w:rPr>
+          <w:b/>
+          <w:bCs/>
+        </w:rPr>
+        <w:t xml:space="preserve">partial slope</w:t>
+      </w:r>
+      <w:r>
+        <w:t xml:space="preserve">: the effect of one predictor</w:t>
+      </w:r>
+      <w:r>
+        <w:t xml:space="preserve"> </w:t>
+      </w:r>
+      <w:r>
+        <w:rPr>
+          <w:i/>
+          <w:iCs/>
+        </w:rPr>
+        <w:t xml:space="preserve">holding the others constant</w:t>
+      </w:r>
+      <w:r>
+        <w:t xml:space="preserve">, which is not the same as its slope on its own</w:t>
+      </w:r>
+    </w:p>
+    <w:p>
+      <w:pPr>
+        <w:pStyle w:val="Compact"/>
+        <w:numPr>
+          <w:ilvl w:val="0"/>
+          <w:numId w:val="1043"/>
+        </w:numPr>
+      </w:pPr>
+      <w:r>
+        <w:t xml:space="preserve">Tested the whole model with an</w:t>
+      </w:r>
+      <w:r>
+        <w:t xml:space="preserve"> </w:t>
+      </w:r>
+      <w:r>
+        <w:rPr>
+          <w:b/>
+          <w:bCs/>
+        </w:rPr>
+        <w:t xml:space="preserve">overall F</w:t>
+      </w:r>
+      <w:r>
+        <w:t xml:space="preserve">, and single predictors with</w:t>
+      </w:r>
+      <w:r>
+        <w:t xml:space="preserve"> </w:t>
+      </w:r>
+      <w:r>
+        <w:rPr>
+          <w:b/>
+          <w:bCs/>
+        </w:rPr>
+        <w:t xml:space="preserve">partial F-tests</w:t>
+      </w:r>
+    </w:p>
+    <w:p>
+      <w:pPr>
+        <w:pStyle w:val="Compact"/>
+        <w:numPr>
+          <w:ilvl w:val="0"/>
+          <w:numId w:val="1043"/>
+        </w:numPr>
+      </w:pPr>
+      <w:r>
+        <w:t xml:space="preserve">Diagnosed</w:t>
+      </w:r>
+      <w:r>
+        <w:t xml:space="preserve"> </w:t>
+      </w:r>
+      <w:r>
+        <w:rPr>
+          <w:b/>
+          <w:bCs/>
+        </w:rPr>
+        <w:t xml:space="preserve">collinearity</w:t>
+      </w:r>
+      <w:r>
+        <w:t xml:space="preserve"> </w:t>
+      </w:r>
+      <w:r>
+        <w:t xml:space="preserve">with</w:t>
+      </w:r>
+      <w:r>
+        <w:t xml:space="preserve"> </w:t>
+      </w:r>
+      <w:r>
+        <w:rPr>
+          <w:rStyle w:val="VerbatimChar"/>
+        </w:rPr>
+        <w:t xml:space="preserve">vif()</w:t>
+      </w:r>
+      <w:r>
+        <w:t xml:space="preserve">, and saw why a high VIF poisons the individual slopes without necessarily hurting the fit</w:t>
+      </w:r>
+    </w:p>
+    <w:p>
+      <w:pPr>
+        <w:pStyle w:val="Compact"/>
+        <w:numPr>
+          <w:ilvl w:val="0"/>
+          <w:numId w:val="1043"/>
+        </w:numPr>
+      </w:pPr>
+      <w:r>
+        <w:t xml:space="preserve">Fitted an</w:t>
+      </w:r>
+      <w:r>
+        <w:t xml:space="preserve"> </w:t>
+      </w:r>
+      <w:r>
+        <w:rPr>
+          <w:b/>
+          <w:bCs/>
+        </w:rPr>
+        <w:t xml:space="preserve">interaction</w:t>
+      </w:r>
+      <w:r>
+        <w:t xml:space="preserve"> </w:t>
+      </w:r>
+      <w:r>
+        <w:t xml:space="preserve">and paid for it in degrees of freedom and interpretability</w:t>
+      </w:r>
+    </w:p>
+    <w:p>
+      <w:pPr>
+        <w:pStyle w:val="Compact"/>
+        <w:numPr>
+          <w:ilvl w:val="0"/>
+          <w:numId w:val="1043"/>
+        </w:numPr>
+      </w:pPr>
+      <w:r>
+        <w:t xml:space="preserve">Coded a categorical predictor as</w:t>
+      </w:r>
+      <w:r>
+        <w:t xml:space="preserve"> </w:t>
+      </w:r>
+      <w:r>
+        <w:rPr>
+          <w:b/>
+          <w:bCs/>
+        </w:rPr>
+        <w:t xml:space="preserve">dummy variables</w:t>
+      </w:r>
+      <w:r>
+        <w:t xml:space="preserve"> </w:t>
+      </w:r>
+      <w:r>
+        <w:t xml:space="preserve">against a reference level</w:t>
+      </w:r>
+    </w:p>
+    <w:p>
+      <w:pPr>
+        <w:pStyle w:val="Compact"/>
+        <w:numPr>
+          <w:ilvl w:val="0"/>
+          <w:numId w:val="1043"/>
+        </w:numPr>
+      </w:pPr>
+      <w:r>
+        <w:t xml:space="preserve">Compared models with</w:t>
+      </w:r>
+      <w:r>
+        <w:t xml:space="preserve"> </w:t>
+      </w:r>
+      <w:r>
+        <w:rPr>
+          <w:b/>
+          <w:bCs/>
+        </w:rPr>
+        <w:t xml:space="preserve">adjusted R²</w:t>
+      </w:r>
+      <w:r>
+        <w:t xml:space="preserve"> </w:t>
+      </w:r>
+      <w:r>
+        <w:t xml:space="preserve">and</w:t>
+      </w:r>
+      <w:r>
+        <w:t xml:space="preserve"> </w:t>
+      </w:r>
+      <w:r>
+        <w:rPr>
+          <w:b/>
+          <w:bCs/>
+        </w:rPr>
+        <w:t xml:space="preserve">AIC</w:t>
+      </w:r>
+      <w:r>
+        <w:t xml:space="preserve">, which penalize you for adding predictors</w:t>
+      </w:r>
+    </w:p>
+    <w:p>
+      <w:pPr>
+        <w:pStyle w:val="Compact"/>
+        <w:numPr>
+          <w:ilvl w:val="0"/>
+          <w:numId w:val="1043"/>
+        </w:numPr>
+      </w:pPr>
+      <w:r>
+        <w:t xml:space="preserve">Ranked predictors by partial F, partial R², and standardized slopes</w:t>
+      </w:r>
+    </w:p>
+    <w:tbl>
+      <w:tblPr>
+        <w:tblStyle w:val="Table"/>
+        <w:tblLook w:firstRow="0" w:lastRow="0" w:firstColumn="0" w:lastColumn="0" w:noHBand="0" w:noVBand="0" w:val="0000"/>
+        <w:tblBorders>
+          <w:top w:val="single" w:sz="4" w:space="0" w:color="CC1914"/>
+          <w:left w:val="single" w:sz="24" w:space="0" w:color="CC1914"/>
+          <w:bottom w:val="single" w:sz="4" w:space="0" w:color="CC1914"/>
+          <w:right w:val="single" w:sz="4" w:space="0" w:color="CC1914"/>
+        </w:tblBorders>
+        <w:tblCellMar>
+          <w:left w:w="144" w:type="dxa"/>
+          <w:right w:w="144" w:type="dxa"/>
+        </w:tblCellMar>
+        <w:tblLook w:firstRow="0" w:lastRow="0" w:firstColumn="0" w:lastColumn="0" w:noHBand="0" w:noVBand="0" w:val="0000"/>
+      </w:tblPr>
+      <w:tr>
+        <w:trPr>
+          <w:cantSplit/>
+        </w:trPr>
+        <w:tc>
+          <w:tcPr>
+            <w:shd w:color="auto" w:fill="f7dddc" w:val="clear"/>
+            <w:tcMar>
+              <w:top w:w="92" w:type="dxa"/>
+              <w:bottom w:w="92" w:type="dxa"/>
+            </w:tcMar>
+          </w:tcPr>
+          <w:p>
+            <w:pPr>
+              <w:pStyle w:val="FirstParagraph"/>
+            </w:pPr>
+            <w:pPr>
+              <w:spacing w:before="0" w:after="0"/>
+              <w:textAlignment w:val="center"/>
+            </w:pPr>
+            <w:r>
+              <w:drawing>
+                <wp:inline>
+                  <wp:extent cx="152400" cy="152400"/>
+                  <wp:effectExtent b="0" l="0" r="0" t="0"/>
+                  <wp:docPr descr="" title="" id="138" name="Picture"/>
+                  <a:graphic>
+                    <a:graphicData uri="http://schemas.openxmlformats.org/drawingml/2006/picture">
+                      <pic:pic>
+                        <pic:nvPicPr>
+                          <pic:cNvPr descr="/Applications/Positron.app/Contents/Resources/app/quarto/share/formats/docx/important.png" id="139" name="Picture"/>
+                          <pic:cNvPicPr>
+                            <a:picLocks noChangeArrowheads="1" noChangeAspect="1"/>
+                          </pic:cNvPicPr>
+                        </pic:nvPicPr>
+                        <pic:blipFill>
+                          <a:blip r:embed="rId137"/>
+                          <a:stretch>
+                            <a:fillRect/>
+                          </a:stretch>
+                        </pic:blipFill>
+                        <pic:spPr bwMode="auto">
+                          <a:xfrm>
+                            <a:off x="0" y="0"/>
+                            <a:ext cx="152400" cy="152400"/>
+                          </a:xfrm>
+                          <a:prstGeom prst="rect">
+                            <a:avLst/>
+                          </a:prstGeom>
+                          <a:noFill/>
+                          <a:ln w="9525">
+                            <a:noFill/>
+                            <a:headEnd/>
+                            <a:tailEnd/>
+                          </a:ln>
+                        </pic:spPr>
+                      </pic:pic>
+                    </a:graphicData>
+                  </a:graphic>
+                </wp:inline>
+              </w:drawing>
+            </w:r>
+            <w:r>
+              <w:t xml:space="preserve"> </w:t>
+            </w:r>
+            <w:r>
+              <w:t xml:space="preserve"> </w:t>
+            </w:r>
+            <w:r>
+              <w:t xml:space="preserve">Important</w:t>
+            </w:r>
+          </w:p>
+        </w:tc>
+      </w:tr>
+      <w:tr>
+        <w:trPr>
+          <w:cantSplit/>
+        </w:trPr>
+        <w:tc>
+          <w:tcPr>
+            <w:tcMar>
+              <w:top w:w="108" w:type="dxa"/>
+              <w:bottom w:w="108" w:type="dxa"/>
+            </w:tcMar>
+          </w:tcPr>
+          <w:p>
+            <w:pPr>
+              <w:pStyle w:val="BodyText"/>
+            </w:pPr>
+            <w:pPr>
+              <w:spacing w:before="16"/>
+            </w:pPr>
+            <w:r>
+              <w:rPr>
+                <w:b/>
+                <w:bCs/>
+              </w:rPr>
+              <w:t xml:space="preserve">⚠️ The trap to remember</w:t>
+            </w:r>
+          </w:p>
+          <w:p>
+            <w:pPr>
+              <w:pStyle w:val="BodyText"/>
+            </w:pPr>
+            <w:pPr>
+              <w:spacing w:after="16"/>
+            </w:pPr>
+            <w:r>
+              <w:t xml:space="preserve">Adding predictors</w:t>
+            </w:r>
+            <w:r>
+              <w:t xml:space="preserve"> </w:t>
+            </w:r>
+            <w:r>
+              <w:rPr>
+                <w:b/>
+                <w:bCs/>
+              </w:rPr>
+              <w:t xml:space="preserve">always</w:t>
+            </w:r>
+            <w:r>
+              <w:t xml:space="preserve"> </w:t>
+            </w:r>
+            <w:r>
+              <w:t xml:space="preserve">raises plain R². That is why we never compare models on R² alone — adjusted R² and AIC exist precisely because</w:t>
+            </w:r>
+            <w:r>
+              <w:t xml:space="preserve"> </w:t>
+            </w:r>
+            <w:r>
+              <w:t xml:space="preserve">“it explains more variance”</w:t>
+            </w:r>
+            <w:r>
+              <w:t xml:space="preserve"> </w:t>
+            </w:r>
+            <w:r>
+              <w:t xml:space="preserve">is not the same as</w:t>
+            </w:r>
+            <w:r>
+              <w:t xml:space="preserve"> </w:t>
+            </w:r>
+            <w:r>
+              <w:t xml:space="preserve">“it is a better model.”</w:t>
+            </w:r>
+          </w:p>
+          <w:p/>
+        </w:tc>
+      </w:tr>
+    </w:tbl>
+    <w:tbl>
+      <w:tblPr>
+        <w:tblStyle w:val="Table"/>
+        <w:tblLook w:firstRow="0" w:lastRow="0" w:firstColumn="0" w:lastColumn="0" w:noHBand="0" w:noVBand="0" w:val="0000"/>
+        <w:tblBorders>
+          <w:top w:val="single" w:sz="4" w:space="0" w:color="0758E5"/>
+          <w:left w:val="single" w:sz="24" w:space="0" w:color="0758E5"/>
+          <w:bottom w:val="single" w:sz="4" w:space="0" w:color="0758E5"/>
+          <w:right w:val="single" w:sz="4" w:space="0" w:color="0758E5"/>
+        </w:tblBorders>
+        <w:tblCellMar>
+          <w:left w:w="144" w:type="dxa"/>
+          <w:right w:w="144" w:type="dxa"/>
+        </w:tblCellMar>
+        <w:tblLook w:firstRow="0" w:lastRow="0" w:firstColumn="0" w:lastColumn="0" w:noHBand="0" w:noVBand="0" w:val="0000"/>
+      </w:tblPr>
+      <w:tr>
+        <w:trPr>
+          <w:cantSplit/>
+        </w:trPr>
+        <w:tc>
+          <w:tcPr>
+            <w:shd w:color="auto" w:fill="dae6fb" w:val="clear"/>
+            <w:tcMar>
+              <w:top w:w="92" w:type="dxa"/>
+              <w:bottom w:w="92" w:type="dxa"/>
+            </w:tcMar>
+          </w:tcPr>
+          <w:p>
+            <w:pPr>
+              <w:pStyle w:val="BodyText"/>
+            </w:pPr>
+            <w:pPr>
+              <w:spacing w:before="0" w:after="0"/>
+              <w:textAlignment w:val="center"/>
+            </w:pPr>
+            <w:r>
+              <w:drawing>
+                <wp:inline>
+                  <wp:extent cx="152400" cy="152400"/>
+                  <wp:effectExtent b="0" l="0" r="0" t="0"/>
+                  <wp:docPr descr="" title="" id="140" name="Picture"/>
+                  <a:graphic>
+                    <a:graphicData uri="http://schemas.openxmlformats.org/drawingml/2006/picture">
+                      <pic:pic>
+                        <pic:nvPicPr>
+                          <pic:cNvPr descr="/Applications/Positron.app/Contents/Resources/app/quarto/share/formats/docx/note.png" id="141" name="Picture"/>
+                          <pic:cNvPicPr>
+                            <a:picLocks noChangeArrowheads="1" noChangeAspect="1"/>
+                          </pic:cNvPicPr>
+                        </pic:nvPicPr>
+                        <pic:blipFill>
+                          <a:blip r:embed="rId9"/>
+                          <a:stretch>
+                            <a:fillRect/>
+                          </a:stretch>
+                        </pic:blipFill>
+                        <pic:spPr bwMode="auto">
+                          <a:xfrm>
+                            <a:off x="0" y="0"/>
+                            <a:ext cx="152400" cy="152400"/>
+                          </a:xfrm>
+                          <a:prstGeom prst="rect">
+                            <a:avLst/>
+                          </a:prstGeom>
+                          <a:noFill/>
+                          <a:ln w="9525">
+                            <a:noFill/>
+                            <a:headEnd/>
+                            <a:tailEnd/>
+                          </a:ln>
+                        </pic:spPr>
+                      </pic:pic>
+                    </a:graphicData>
+                  </a:graphic>
+                </wp:inline>
+              </w:drawing>
+            </w:r>
+            <w:r>
+              <w:t xml:space="preserve"> </w:t>
+            </w:r>
+            <w:r>
+              <w:t xml:space="preserve"> </w:t>
+            </w:r>
+            <w:r>
+              <w:t xml:space="preserve">Note</w:t>
+            </w:r>
+          </w:p>
+        </w:tc>
+      </w:tr>
+      <w:tr>
+        <w:trPr>
+          <w:cantSplit/>
+        </w:trPr>
+        <w:tc>
+          <w:tcPr>
+            <w:tcMar>
+              <w:top w:w="108" w:type="dxa"/>
+              <w:bottom w:w="108" w:type="dxa"/>
+            </w:tcMar>
+          </w:tcPr>
+          <w:p>
+            <w:pPr>
+              <w:pStyle w:val="BodyText"/>
+            </w:pPr>
+            <w:pPr>
+              <w:spacing w:before="16"/>
+            </w:pPr>
+            <w:r>
+              <w:rPr>
+                <w:b/>
+                <w:bCs/>
+              </w:rPr>
+              <w:t xml:space="preserve">✅ The one idea to keep</w:t>
+            </w:r>
+          </w:p>
+          <w:p>
+            <w:pPr>
+              <w:pStyle w:val="BodyText"/>
+            </w:pPr>
+            <w:pPr>
+              <w:spacing w:after="16"/>
+            </w:pPr>
+            <w:r>
+              <w:t xml:space="preserve">A partial slope answers a</w:t>
+            </w:r>
+            <w:r>
+              <w:t xml:space="preserve"> </w:t>
+            </w:r>
+            <w:r>
+              <w:rPr>
+                <w:i/>
+                <w:iCs/>
+              </w:rPr>
+              <w:t xml:space="preserve">conditional</w:t>
+            </w:r>
+            <w:r>
+              <w:t xml:space="preserve"> </w:t>
+            </w:r>
+            <w:r>
+              <w:t xml:space="preserve">question —</w:t>
+            </w:r>
+            <w:r>
+              <w:t xml:space="preserve"> </w:t>
+            </w:r>
+            <w:r>
+              <w:t xml:space="preserve">“what does elevation do among sites at the same latitude?”</w:t>
+            </w:r>
+            <w:r>
+              <w:t xml:space="preserve"> </w:t>
+            </w:r>
+            <w:r>
+              <w:t xml:space="preserve">Change which other predictors are in the model and you have changed the question, so the number is allowed to change too.</w:t>
+            </w:r>
+          </w:p>
+          <w:p/>
+        </w:tc>
+      </w:tr>
+    </w:tbl>
+    <w:p>
+      <w:pPr>
+        <w:pStyle w:val="BodyText"/>
+      </w:pPr>
+      <w:r>
+        <w:t xml:space="preserve"> </w:t>
+      </w:r>
+    </w:p>
+    <w:tbl>
+      <w:tblPr>
+        <w:tblStyle w:val="Table"/>
+        <w:tblLook w:firstRow="0" w:lastRow="0" w:firstColumn="0" w:lastColumn="0" w:noHBand="0" w:noVBand="0" w:val="0000"/>
+        <w:tblBorders>
+          <w:top w:val="single" w:sz="4" w:space="0" w:color="0758E5"/>
+          <w:left w:val="single" w:sz="24" w:space="0" w:color="0758E5"/>
+          <w:bottom w:val="single" w:sz="4" w:space="0" w:color="0758E5"/>
+          <w:right w:val="single" w:sz="4" w:space="0" w:color="0758E5"/>
+        </w:tblBorders>
+        <w:tblCellMar>
+          <w:left w:w="144" w:type="dxa"/>
+          <w:right w:w="144" w:type="dxa"/>
+        </w:tblCellMar>
+        <w:tblLook w:firstRow="0" w:lastRow="0" w:firstColumn="0" w:lastColumn="0" w:noHBand="0" w:noVBand="0" w:val="0000"/>
+      </w:tblPr>
+      <w:tr>
+        <w:trPr>
+          <w:cantSplit/>
+        </w:trPr>
+        <w:tc>
+          <w:tcPr>
+            <w:shd w:color="auto" w:fill="dae6fb" w:val="clear"/>
+            <w:tcMar>
+              <w:top w:w="92" w:type="dxa"/>
+              <w:bottom w:w="92" w:type="dxa"/>
+            </w:tcMar>
+          </w:tcPr>
+          <w:p>
+            <w:pPr>
+              <w:pStyle w:val="BodyText"/>
+            </w:pPr>
+            <w:pPr>
+              <w:spacing w:before="0" w:after="0"/>
+              <w:textAlignment w:val="center"/>
+            </w:pPr>
+            <w:r>
+              <w:drawing>
+                <wp:inline>
+                  <wp:extent cx="152400" cy="152400"/>
+                  <wp:effectExtent b="0" l="0" r="0" t="0"/>
+                  <wp:docPr descr="" title="" id="142" name="Picture"/>
+                  <a:graphic>
+                    <a:graphicData uri="http://schemas.openxmlformats.org/drawingml/2006/picture">
+                      <pic:pic>
+                        <pic:nvPicPr>
+                          <pic:cNvPr descr="/Applications/Positron.app/Contents/Resources/app/quarto/share/formats/docx/note.png" id="143" name="Picture"/>
+                          <pic:cNvPicPr>
+                            <a:picLocks noChangeArrowheads="1" noChangeAspect="1"/>
+                          </pic:cNvPicPr>
+                        </pic:nvPicPr>
+                        <pic:blipFill>
+                          <a:blip r:embed="rId9"/>
+                          <a:stretch>
+                            <a:fillRect/>
+                          </a:stretch>
+                        </pic:blipFill>
+                        <pic:spPr bwMode="auto">
+                          <a:xfrm>
+                            <a:off x="0" y="0"/>
+                            <a:ext cx="152400" cy="152400"/>
+                          </a:xfrm>
+                          <a:prstGeom prst="rect">
+                            <a:avLst/>
+                          </a:prstGeom>
+                          <a:noFill/>
+                          <a:ln w="9525">
+                            <a:noFill/>
+                            <a:headEnd/>
+                            <a:tailEnd/>
+                          </a:ln>
+                        </pic:spPr>
+                      </pic:pic>
+                    </a:graphicData>
+                  </a:graphic>
+                </wp:inline>
+              </w:drawing>
+            </w:r>
+            <w:r>
+              <w:t xml:space="preserve"> </w:t>
+            </w:r>
+            <w:r>
+              <w:t xml:space="preserve"> </w:t>
+            </w:r>
+            <w:r>
+              <w:t xml:space="preserve">Note</w:t>
+            </w:r>
+          </w:p>
+        </w:tc>
+      </w:tr>
+      <w:tr>
+        <w:trPr>
+          <w:cantSplit/>
+        </w:trPr>
+        <w:tc>
+          <w:tcPr>
+            <w:tcMar>
+              <w:top w:w="108" w:type="dxa"/>
+              <w:bottom w:w="108" w:type="dxa"/>
+            </w:tcMar>
+          </w:tcPr>
+          <w:p>
+            <w:pPr>
+              <w:pStyle w:val="BodyText"/>
+            </w:pPr>
+            <w:pPr>
+              <w:spacing w:before="16"/>
+            </w:pPr>
+            <w:r>
+              <w:rPr>
+                <w:b/>
+                <w:bCs/>
+              </w:rPr>
+              <w:t xml:space="preserve">Up next — Analysis of Variance</w:t>
+            </w:r>
+          </w:p>
+          <w:p>
+            <w:pPr>
+              <w:pStyle w:val="Compact"/>
+              <w:numPr>
+                <w:ilvl w:val="0"/>
+                <w:numId w:val="1044"/>
+              </w:numPr>
+            </w:pPr>
+            <w:r>
+              <w:t xml:space="preserve">What happens when every predictor is categorical</w:t>
+            </w:r>
+          </w:p>
+          <w:p>
+            <w:pPr>
+              <w:pStyle w:val="Compact"/>
+              <w:numPr>
+                <w:ilvl w:val="0"/>
+                <w:numId w:val="1044"/>
+              </w:numPr>
+            </w:pPr>
+            <w:r>
+              <w:t xml:space="preserve">Why ANOVA and regression are the same machinery wearing different clothes</w:t>
+            </w:r>
+          </w:p>
+          <w:p/>
+        </w:tc>
+      </w:tr>
+    </w:tbl>
+    <w:bookmarkEnd w:id="144"/>
+    <w:bookmarkStart w:id="147" w:name="getting-unstuck"/>
+    <w:p>
+      <w:pPr>
+        <w:pStyle w:val="Heading2"/>
+      </w:pPr>
+      <w:r>
+        <w:t xml:space="preserve">Getting unstuck</w:t>
+      </w:r>
+    </w:p>
+    <w:p>
+      <w:pPr>
+        <w:pStyle w:val="FirstParagraph"/>
+      </w:pPr>
+      <w:r>
+        <w:t xml:space="preserve">When code breaks — and it will, that is normal:</w:t>
+      </w:r>
+    </w:p>
+    <w:p>
+      <w:pPr>
+        <w:pStyle w:val="Compact"/>
+        <w:numPr>
+          <w:ilvl w:val="0"/>
+          <w:numId w:val="1045"/>
+        </w:numPr>
+      </w:pPr>
+      <w:r>
+        <w:t xml:space="preserve">Read the</w:t>
+      </w:r>
+      <w:r>
+        <w:t xml:space="preserve"> </w:t>
+      </w:r>
+      <w:r>
+        <w:rPr>
+          <w:b/>
+          <w:bCs/>
+        </w:rPr>
+        <w:t xml:space="preserve">error message</w:t>
+      </w:r>
+      <w:r>
+        <w:t xml:space="preserve"> </w:t>
+      </w:r>
+      <w:r>
+        <w:t xml:space="preserve">out loud; it usually names the line</w:t>
+      </w:r>
+    </w:p>
+    <w:p>
+      <w:pPr>
+        <w:pStyle w:val="Compact"/>
+        <w:numPr>
+          <w:ilvl w:val="0"/>
+          <w:numId w:val="1045"/>
+        </w:numPr>
+      </w:pPr>
+      <w:r>
+        <w:t xml:space="preserve">Check the usual suspects: is it</w:t>
+      </w:r>
+      <w:r>
+        <w:t xml:space="preserve"> </w:t>
+      </w:r>
+      <w:r>
+        <w:rPr>
+          <w:rStyle w:val="VerbatimChar"/>
+        </w:rPr>
+        <w:t xml:space="preserve">y ~ x1 + x2</w:t>
+      </w:r>
+      <w:r>
+        <w:t xml:space="preserve"> </w:t>
+      </w:r>
+      <w:r>
+        <w:t xml:space="preserve">(additive) or</w:t>
+      </w:r>
+      <w:r>
+        <w:t xml:space="preserve"> </w:t>
+      </w:r>
+      <w:r>
+        <w:rPr>
+          <w:rStyle w:val="VerbatimChar"/>
+        </w:rPr>
+        <w:t xml:space="preserve">y ~ x1 * x2</w:t>
+      </w:r>
+      <w:r>
+        <w:t xml:space="preserve"> </w:t>
+      </w:r>
+      <w:r>
+        <w:t xml:space="preserve">(interaction)? Is</w:t>
+      </w:r>
+      <w:r>
+        <w:t xml:space="preserve"> </w:t>
+      </w:r>
+      <w:r>
+        <w:rPr>
+          <w:rStyle w:val="VerbatimChar"/>
+        </w:rPr>
+        <w:t xml:space="preserve">car</w:t>
+      </w:r>
+      <w:r>
+        <w:t xml:space="preserve"> </w:t>
+      </w:r>
+      <w:r>
+        <w:t xml:space="preserve">loaded for</w:t>
+      </w:r>
+      <w:r>
+        <w:t xml:space="preserve"> </w:t>
+      </w:r>
+      <w:r>
+        <w:rPr>
+          <w:rStyle w:val="VerbatimChar"/>
+        </w:rPr>
+        <w:t xml:space="preserve">vif()</w:t>
+      </w:r>
+      <w:r>
+        <w:t xml:space="preserve">? Are you comparing models fitted to the</w:t>
+      </w:r>
+      <w:r>
+        <w:t xml:space="preserve"> </w:t>
+      </w:r>
+      <w:r>
+        <w:rPr>
+          <w:b/>
+          <w:bCs/>
+        </w:rPr>
+        <w:t xml:space="preserve">same rows</w:t>
+      </w:r>
+      <w:r>
+        <w:t xml:space="preserve"> </w:t>
+      </w:r>
+      <w:r>
+        <w:t xml:space="preserve">— an</w:t>
+      </w:r>
+      <w:r>
+        <w:t xml:space="preserve"> </w:t>
+      </w:r>
+      <w:r>
+        <w:rPr>
+          <w:rStyle w:val="VerbatimChar"/>
+        </w:rPr>
+        <w:t xml:space="preserve">NA</w:t>
+      </w:r>
+      <w:r>
+        <w:t xml:space="preserve"> </w:t>
+      </w:r>
+      <w:r>
+        <w:t xml:space="preserve">in one predictor silently drops that row</w:t>
+      </w:r>
+    </w:p>
+    <w:p>
+      <w:pPr>
+        <w:pStyle w:val="Compact"/>
+        <w:numPr>
+          <w:ilvl w:val="0"/>
+          <w:numId w:val="1045"/>
+        </w:numPr>
+      </w:pPr>
+      <w:r>
+        <w:rPr>
+          <w:rStyle w:val="VerbatimChar"/>
+        </w:rPr>
+        <w:t xml:space="preserve">?function_name</w:t>
+      </w:r>
+      <w:r>
+        <w:t xml:space="preserve"> </w:t>
+      </w:r>
+      <w:r>
+        <w:t xml:space="preserve">opens the help page</w:t>
+      </w:r>
+    </w:p>
+    <w:p>
+      <w:pPr>
+        <w:pStyle w:val="Compact"/>
+        <w:numPr>
+          <w:ilvl w:val="0"/>
+          <w:numId w:val="1045"/>
+        </w:numPr>
+      </w:pPr>
+      <w:r>
+        <w:t xml:space="preserve">Bring the</w:t>
+      </w:r>
+      <w:r>
+        <w:t xml:space="preserve"> </w:t>
+      </w:r>
+      <w:r>
+        <w:rPr>
+          <w:b/>
+          <w:bCs/>
+        </w:rPr>
+        <w:t xml:space="preserve">exact error</w:t>
+      </w:r>
+      <w:r>
+        <w:t xml:space="preserve"> </w:t>
+      </w:r>
+      <w:r>
+        <w:t xml:space="preserve">(copy-paste it) to class or office hours</w:t>
+      </w:r>
+    </w:p>
+    <w:tbl>
+      <w:tblPr>
+        <w:tblStyle w:val="Table"/>
+        <w:tblLook w:firstRow="0" w:lastRow="0" w:firstColumn="0" w:lastColumn="0" w:noHBand="0" w:noVBand="0" w:val="0000"/>
+        <w:tblBorders>
+          <w:top w:val="single" w:sz="4" w:space="0" w:color="0758E5"/>
+          <w:left w:val="single" w:sz="24" w:space="0" w:color="0758E5"/>
+          <w:bottom w:val="single" w:sz="4" w:space="0" w:color="0758E5"/>
+          <w:right w:val="single" w:sz="4" w:space="0" w:color="0758E5"/>
+        </w:tblBorders>
+        <w:tblCellMar>
+          <w:left w:w="144" w:type="dxa"/>
+          <w:right w:w="144" w:type="dxa"/>
+        </w:tblCellMar>
+        <w:tblLook w:firstRow="0" w:lastRow="0" w:firstColumn="0" w:lastColumn="0" w:noHBand="0" w:noVBand="0" w:val="0000"/>
+      </w:tblPr>
+      <w:tr>
+        <w:trPr>
+          <w:cantSplit/>
+        </w:trPr>
+        <w:tc>
+          <w:tcPr>
+            <w:shd w:color="auto" w:fill="dae6fb" w:val="clear"/>
+            <w:tcMar>
+              <w:top w:w="92" w:type="dxa"/>
+              <w:bottom w:w="92" w:type="dxa"/>
+            </w:tcMar>
+          </w:tcPr>
+          <w:p>
+            <w:pPr>
+              <w:pStyle w:val="FirstParagraph"/>
+            </w:pPr>
+            <w:pPr>
+              <w:spacing w:before="0" w:after="0"/>
+              <w:textAlignment w:val="center"/>
+            </w:pPr>
+            <w:r>
+              <w:drawing>
+                <wp:inline>
+                  <wp:extent cx="152400" cy="152400"/>
+                  <wp:effectExtent b="0" l="0" r="0" t="0"/>
+                  <wp:docPr descr="" title="" id="145" name="Picture"/>
+                  <a:graphic>
+                    <a:graphicData uri="http://schemas.openxmlformats.org/drawingml/2006/picture">
+                      <pic:pic>
+                        <pic:nvPicPr>
+                          <pic:cNvPr descr="/Applications/Positron.app/Contents/Resources/app/quarto/share/formats/docx/note.png" id="146" name="Picture"/>
+                          <pic:cNvPicPr>
+                            <a:picLocks noChangeArrowheads="1" noChangeAspect="1"/>
+                          </pic:cNvPicPr>
+                        </pic:nvPicPr>
+                        <pic:blipFill>
+                          <a:blip r:embed="rId9"/>
+                          <a:stretch>
+                            <a:fillRect/>
+                          </a:stretch>
+                        </pic:blipFill>
+                        <pic:spPr bwMode="auto">
+                          <a:xfrm>
+                            <a:off x="0" y="0"/>
+                            <a:ext cx="152400" cy="152400"/>
+                          </a:xfrm>
+                          <a:prstGeom prst="rect">
+                            <a:avLst/>
+                          </a:prstGeom>
+                          <a:noFill/>
+                          <a:ln w="9525">
+                            <a:noFill/>
+                            <a:headEnd/>
+                            <a:tailEnd/>
+                          </a:ln>
+                        </pic:spPr>
+                      </pic:pic>
+                    </a:graphicData>
+                  </a:graphic>
+                </wp:inline>
+              </w:drawing>
+            </w:r>
+            <w:r>
+              <w:t xml:space="preserve"> </w:t>
+            </w:r>
+            <w:r>
+              <w:t xml:space="preserve"> </w:t>
+            </w:r>
+            <w:r>
+              <w:t xml:space="preserve">Note</w:t>
+            </w:r>
+          </w:p>
+        </w:tc>
+      </w:tr>
+      <w:tr>
+        <w:trPr>
+          <w:cantSplit/>
+        </w:trPr>
+        <w:tc>
+          <w:tcPr>
+            <w:tcMar>
+              <w:top w:w="108" w:type="dxa"/>
+              <w:bottom w:w="108" w:type="dxa"/>
+            </w:tcMar>
+          </w:tcPr>
+          <w:p>
+            <w:pPr>
+              <w:pStyle w:val="BodyText"/>
+            </w:pPr>
+            <w:pPr>
+              <w:spacing w:before="16"/>
+            </w:pPr>
+            <w:r>
+              <w:rPr>
+                <w:b/>
+                <w:bCs/>
+              </w:rPr>
+              <w:t xml:space="preserve">✅ Key idea</w:t>
+            </w:r>
+          </w:p>
+          <w:p>
+            <w:pPr>
+              <w:pStyle w:val="BodyText"/>
+            </w:pPr>
+            <w:pPr>
+              <w:spacing w:after="16"/>
+            </w:pPr>
+            <w:r>
+              <w:t xml:space="preserve">Every working scientist googles error messages daily. Getting stuck is not failing — it is the job.</w:t>
+            </w:r>
+          </w:p>
+          <w:p/>
+        </w:tc>
+      </w:tr>
+    </w:tbl>
+    <w:bookmarkEnd w:id="147"/>
     <w:sectPr>
       <w:footnotePr>
         <w:numRestart w:val="eachSect"/>
@@ -11883,6 +13638,91 @@
       <w:rPr>
         <w:rFonts w:ascii="Wingdings" w:hAnsi="Wingdings" w:cs="Wingdings" w:hint="default"/>
       </w:rPr>
+    </w:lvl>
+  </w:abstractNum>
+  <w:abstractNum w:abstractNumId="99411">
+    <w:nsid w:val="00A99411"/>
+    <w:multiLevelType w:val="multilevel"/>
+    <w:lvl w:ilvl="0">
+      <w:start w:val="1"/>
+      <w:numFmt w:val="decimal"/>
+      <w:lvlText w:val="%1."/>
+      <w:lvlJc w:val="left"/>
+      <w:pPr>
+        <w:ind w:left="720" w:hanging="360"/>
+      </w:pPr>
+    </w:lvl>
+    <w:lvl w:ilvl="1">
+      <w:start w:val="1"/>
+      <w:numFmt w:val="decimal"/>
+      <w:lvlText w:val="%2."/>
+      <w:lvlJc w:val="left"/>
+      <w:pPr>
+        <w:ind w:left="1440" w:hanging="360"/>
+      </w:pPr>
+    </w:lvl>
+    <w:lvl w:ilvl="2">
+      <w:start w:val="1"/>
+      <w:numFmt w:val="decimal"/>
+      <w:lvlText w:val="%3."/>
+      <w:lvlJc w:val="left"/>
+      <w:pPr>
+        <w:ind w:left="2160" w:hanging="360"/>
+      </w:pPr>
+    </w:lvl>
+    <w:lvl w:ilvl="3">
+      <w:start w:val="1"/>
+      <w:numFmt w:val="decimal"/>
+      <w:lvlText w:val="%4."/>
+      <w:lvlJc w:val="left"/>
+      <w:pPr>
+        <w:ind w:left="2880" w:hanging="360"/>
+      </w:pPr>
+    </w:lvl>
+    <w:lvl w:ilvl="4">
+      <w:start w:val="1"/>
+      <w:numFmt w:val="decimal"/>
+      <w:lvlText w:val="%5."/>
+      <w:lvlJc w:val="left"/>
+      <w:pPr>
+        <w:ind w:left="3600" w:hanging="360"/>
+      </w:pPr>
+    </w:lvl>
+    <w:lvl w:ilvl="5">
+      <w:start w:val="1"/>
+      <w:numFmt w:val="decimal"/>
+      <w:lvlText w:val="%6."/>
+      <w:lvlJc w:val="left"/>
+      <w:pPr>
+        <w:ind w:left="4320" w:hanging="360"/>
+      </w:pPr>
+    </w:lvl>
+    <w:lvl w:ilvl="6">
+      <w:start w:val="1"/>
+      <w:numFmt w:val="decimal"/>
+      <w:lvlText w:val="%7."/>
+      <w:lvlJc w:val="left"/>
+      <w:pPr>
+        <w:ind w:left="5040" w:hanging="360"/>
+      </w:pPr>
+    </w:lvl>
+    <w:lvl w:ilvl="7">
+      <w:start w:val="1"/>
+      <w:numFmt w:val="decimal"/>
+      <w:lvlText w:val="%8."/>
+      <w:lvlJc w:val="left"/>
+      <w:pPr>
+        <w:ind w:left="5760" w:hanging="360"/>
+      </w:pPr>
+    </w:lvl>
+    <w:lvl w:ilvl="8">
+      <w:start w:val="1"/>
+      <w:numFmt w:val="decimal"/>
+      <w:lvlText w:val="%9."/>
+      <w:lvlJc w:val="left"/>
+      <w:pPr>
+        <w:ind w:left="6480" w:hanging="360"/>
+      </w:pPr>
     </w:lvl>
   </w:abstractNum>
   <w:num w:numId="1000">
@@ -12010,6 +13850,45 @@
   </w:num>
   <w:num w:numId="1041">
     <w:abstractNumId w:val="991"/>
+  </w:num>
+  <w:num w:numId="1042">
+    <w:abstractNumId w:val="991"/>
+  </w:num>
+  <w:num w:numId="1043">
+    <w:abstractNumId w:val="991"/>
+  </w:num>
+  <w:num w:numId="1044">
+    <w:abstractNumId w:val="991"/>
+  </w:num>
+  <w:num w:numId="1045">
+    <w:abstractNumId w:val="99411"/>
+    <w:lvlOverride w:ilvl="0">
+      <w:startOverride w:val="1"/>
+    </w:lvlOverride>
+    <w:lvlOverride w:ilvl="1">
+      <w:startOverride w:val="1"/>
+    </w:lvlOverride>
+    <w:lvlOverride w:ilvl="2">
+      <w:startOverride w:val="1"/>
+    </w:lvlOverride>
+    <w:lvlOverride w:ilvl="3">
+      <w:startOverride w:val="1"/>
+    </w:lvlOverride>
+    <w:lvlOverride w:ilvl="4">
+      <w:startOverride w:val="1"/>
+    </w:lvlOverride>
+    <w:lvlOverride w:ilvl="5">
+      <w:startOverride w:val="1"/>
+    </w:lvlOverride>
+    <w:lvlOverride w:ilvl="6">
+      <w:startOverride w:val="1"/>
+    </w:lvlOverride>
+    <w:lvlOverride w:ilvl="7">
+      <w:startOverride w:val="1"/>
+    </w:lvlOverride>
+    <w:lvlOverride w:ilvl="8">
+      <w:startOverride w:val="1"/>
+    </w:lvlOverride>
   </w:num>
 </w:numbering>
 </file>

--- a/docs/content/multiple_regression/multiple_regression_lecture.docx
+++ b/docs/content/multiple_regression/multiple_regression_lecture.docx
@@ -13428,6 +13428,8 @@
     </w:tbl>
     <w:bookmarkEnd w:id="147"/>
     <w:sectPr>
+      <w:pgSz w:h="15840" w:w="12240"/>
+      <w:pgMar w:bottom="720" w:footer="360" w:gutter="0" w:header="360" w:left="1008" w:right="720" w:top="720"/>
       <w:footnotePr>
         <w:numRestart w:val="eachSect"/>
       </w:footnotePr>
@@ -13906,7 +13908,7 @@
     </w:rPrDefault>
     <w:pPrDefault>
       <w:pPr>
-        <w:spacing w:after="100"/>
+        <w:spacing w:after="100" w:before="0"/>
       </w:pPr>
     </w:pPrDefault>
   </w:docDefaults>
@@ -13921,7 +13923,7 @@
     <w:link w:val="BodyTextChar"/>
     <w:qFormat/>
     <w:pPr>
-      <w:spacing w:after="90" w:before="90"/>
+      <w:spacing w:after="90" w:before="0"/>
     </w:pPr>
   </w:style>
   <w:style w:customStyle="1" w:styleId="FirstParagraph" w:type="paragraph">
@@ -13935,7 +13937,7 @@
     <w:basedOn w:val="BodyText"/>
     <w:qFormat/>
     <w:pPr>
-      <w:spacing w:after="20" w:before="20"/>
+      <w:spacing w:after="20" w:before="0"/>
     </w:pPr>
   </w:style>
   <w:style w:styleId="Title" w:type="paragraph">
@@ -13947,7 +13949,7 @@
     <w:qFormat/>
     <w:rsid w:val="00A10FD9"/>
     <w:pPr>
-      <w:spacing w:after="60" w:line="240" w:lineRule="auto"/>
+      <w:spacing w:after="60" w:before="0" w:line="240" w:lineRule="auto"/>
       <w:contextualSpacing/>
       <w:jc w:val="center"/>
     </w:pPr>
@@ -13978,6 +13980,7 @@
     <w:qFormat/>
     <w:rsid w:val="00A10FD9"/>
     <w:pPr>
+      <w:spacing w:before="0"/>
       <w:numPr>
         <w:ilvl w:val="1"/>
       </w:numPr>
@@ -14009,6 +14012,7 @@
     <w:next w:val="BodyText"/>
     <w:qFormat/>
     <w:pPr>
+      <w:spacing w:before="0"/>
       <w:keepNext/>
       <w:keepLines/>
     </w:pPr>
@@ -14023,6 +14027,7 @@
     <w:next w:val="BodyText"/>
     <w:qFormat/>
     <w:pPr>
+      <w:spacing w:before="0"/>
       <w:keepNext/>
       <w:keepLines/>
     </w:pPr>
@@ -14039,7 +14044,7 @@
     <w:pPr>
       <w:keepNext/>
       <w:keepLines/>
-      <w:spacing w:after="0" w:before="300"/>
+      <w:spacing w:after="0" w:before="0"/>
       <w:jc w:val="center"/>
     </w:pPr>
     <w:rPr>
@@ -14056,7 +14061,7 @@
     <w:pPr>
       <w:keepNext/>
       <w:keepLines/>
-      <w:spacing w:after="300" w:before="100"/>
+      <w:spacing w:after="300" w:before="0"/>
     </w:pPr>
     <w:rPr>
       <w:sz w:val="20"/>
@@ -14082,7 +14087,7 @@
     <w:pPr>
       <w:keepNext/>
       <w:keepLines/>
-      <w:spacing w:after="60" w:before="200"/>
+      <w:spacing w:after="60" w:before="120"/>
       <w:outlineLvl w:val="0"/>
     </w:pPr>
     <w:rPr>
@@ -14105,7 +14110,7 @@
     <w:pPr>
       <w:keepNext/>
       <w:keepLines/>
-      <w:spacing w:after="50" w:before="140"/>
+      <w:spacing w:after="50" w:before="100"/>
       <w:outlineLvl w:val="1"/>
     </w:pPr>
     <w:rPr>
@@ -14128,7 +14133,7 @@
     <w:pPr>
       <w:keepNext/>
       <w:keepLines/>
-      <w:spacing w:after="40" w:before="120"/>
+      <w:spacing w:after="40" w:before="80"/>
       <w:outlineLvl w:val="2"/>
     </w:pPr>
     <w:rPr>
@@ -14174,7 +14179,7 @@
     <w:pPr>
       <w:keepNext/>
       <w:keepLines/>
-      <w:spacing w:after="40" w:before="80"/>
+      <w:spacing w:after="40" w:before="60"/>
       <w:outlineLvl w:val="4"/>
     </w:pPr>
     <w:rPr>
@@ -14195,7 +14200,7 @@
     <w:pPr>
       <w:keepNext/>
       <w:keepLines/>
-      <w:spacing w:after="0" w:before="40"/>
+      <w:spacing w:after="0" w:before="60"/>
       <w:outlineLvl w:val="5"/>
     </w:pPr>
     <w:rPr>
@@ -14218,7 +14223,7 @@
     <w:pPr>
       <w:keepNext/>
       <w:keepLines/>
-      <w:spacing w:after="0" w:before="40"/>
+      <w:spacing w:after="0" w:before="60"/>
       <w:outlineLvl w:val="6"/>
     </w:pPr>
     <w:rPr>
@@ -14239,7 +14244,7 @@
     <w:pPr>
       <w:keepNext/>
       <w:keepLines/>
-      <w:spacing w:after="0"/>
+      <w:spacing w:after="0" w:before="60"/>
       <w:outlineLvl w:val="7"/>
     </w:pPr>
     <w:rPr>
@@ -14262,7 +14267,7 @@
     <w:pPr>
       <w:keepNext/>
       <w:keepLines/>
-      <w:spacing w:after="0"/>
+      <w:spacing w:after="0" w:before="60"/>
       <w:outlineLvl w:val="8"/>
     </w:pPr>
     <w:rPr>
@@ -14397,7 +14402,7 @@
     <w:unhideWhenUsed/>
     <w:qFormat/>
     <w:pPr>
-      <w:spacing w:after="50" w:before="50"/>
+      <w:spacing w:after="50" w:before="0"/>
       <w:ind w:firstLine="0" w:left="480" w:right="480"/>
     </w:pPr>
   </w:style>
@@ -14417,7 +14422,7 @@
     <w:unhideWhenUsed/>
     <w:qFormat/>
     <w:pPr>
-      <w:spacing w:after="100" w:before="100"/>
+      <w:spacing w:after="100" w:before="0"/>
       <w:ind w:firstLine="0" w:left="480" w:right="480"/>
     </w:pPr>
   </w:style>
@@ -14464,7 +14469,7 @@
     <w:pPr>
       <w:keepNext/>
       <w:keepLines/>
-      <w:spacing w:after="0"/>
+      <w:spacing w:after="0" w:before="0"/>
     </w:pPr>
     <w:rPr>
       <w:b/>
@@ -14489,6 +14494,7 @@
     <w:name w:val="Table Caption"/>
     <w:basedOn w:val="Caption"/>
     <w:pPr>
+      <w:spacing w:before="0"/>
       <w:keepNext/>
     </w:pPr>
   </w:style>
@@ -14504,6 +14510,7 @@
     <w:name w:val="Captioned Figure"/>
     <w:basedOn w:val="Figure"/>
     <w:pPr>
+      <w:spacing w:before="0"/>
       <w:keepNext/>
     </w:pPr>
   </w:style>
@@ -14546,7 +14553,7 @@
     <w:unhideWhenUsed/>
     <w:qFormat/>
     <w:pPr>
-      <w:spacing w:before="240" w:line="259" w:lineRule="auto"/>
+      <w:spacing w:before="0" w:line="259" w:lineRule="auto"/>
       <w:outlineLvl w:val="9"/>
     </w:pPr>
     <w:rPr>

--- a/docs/content/multiple_regression/multiple_regression_lecture.docx
+++ b/docs/content/multiple_regression/multiple_regression_lecture.docx
@@ -1482,13 +1482,13 @@
           <w:b/>
           <w:bCs/>
         </w:rPr>
-        <w:t xml:space="preserve">all seven</w:t>
-      </w:r>
-      <w:r>
-        <w:t xml:space="preserve"> </w:t>
-      </w:r>
-      <w:r>
-        <w:t xml:space="preserve">of those things at once, and they are not independent of each other — small patches tend to be grazed harder, and isolated patches tend to be older.</w:t>
+        <w:t xml:space="preserve">all six</w:t>
+      </w:r>
+      <w:r>
+        <w:t xml:space="preserve"> </w:t>
+      </w:r>
+      <w:r>
+        <w:t xml:space="preserve">of those predictors at once, and they are not independent of each other — small patches tend to be grazed harder, and isolated patches tend to be older.</w:t>
       </w:r>
     </w:p>
     <w:p>
@@ -1806,7 +1806,7 @@
         <w:pStyle w:val="BodyText"/>
       </w:pPr>
       <w:r>
-        <w:t xml:space="preserve">Grazing looks like the strongest story in the dataset: every extra step of grazing intensity costs about</w:t>
+        <w:t xml:space="preserve">Grazing has the most quotable effect: every extra step of grazing intensity costs about</w:t>
       </w:r>
       <w:r>
         <w:t xml:space="preserve"> </w:t>
@@ -1819,7 +1819,7 @@
         <w:t xml:space="preserve">5 birds</w:t>
       </w:r>
       <w:r>
-        <w:t xml:space="preserve">, at p = 6.90e-09.</w:t>
+        <w:t xml:space="preserve">, at p = 6.90e-09. Area is the better-supported one — smaller p, more variance explained.</w:t>
       </w:r>
     </w:p>
     <w:tbl>
@@ -3733,13 +3733,14 @@
     <w:tbl>
       <w:tblPr>
         <w:tblStyle w:val="Table"/>
-        <w:tblW w:type="auto" w:w="0"/>
+        <w:tblW w:type="pct" w:w="5000"/>
+        <w:tblLayout w:type="fixed"/>
         <w:tblLook w:firstRow="1" w:lastRow="0" w:firstColumn="0" w:lastColumn="0" w:noHBand="0" w:noVBand="0" w:val="0020"/>
       </w:tblPr>
       <w:tblGrid>
-        <w:gridCol w:w="2640"/>
-        <w:gridCol w:w="2640"/>
-        <w:gridCol w:w="2640"/>
+        <w:gridCol w:w="2750"/>
+        <w:gridCol w:w="2200"/>
+        <w:gridCol w:w="2970"/>
       </w:tblGrid>
       <w:tr>
         <w:trPr>
@@ -4501,7 +4502,20 @@
         <w:pStyle w:val="FirstParagraph"/>
       </w:pPr>
       <w:r>
-        <w:t xml:space="preserve">Exactly the partition from last week, with p predictors instead of one:</w:t>
+        <w:t xml:space="preserve">Exactly the partition from last week,</w:t>
+      </w:r>
+      <w:r>
+        <w:t xml:space="preserve"> </w:t>
+      </w:r>
+      <w:r>
+        <w:rPr>
+          <w:b/>
+          <w:bCs/>
+        </w:rPr>
+        <w:t xml:space="preserve">with p predictors instead of one</w:t>
+      </w:r>
+      <w:r>
+        <w:t xml:space="preserve">:</w:t>
       </w:r>
     </w:p>
     <w:p>
@@ -5213,10 +5227,119 @@
     </w:tbl>
     <w:p>
       <w:pPr>
-        <w:pStyle w:val="BodyText"/>
-      </w:pPr>
-      <w:r>
-        <w:t xml:space="preserve">Mean squares are variances, so they do not grow with n — which is why the F-ratio is built from them and not from the sums of squares directly.</w:t>
+        <w:pStyle w:val="Compact"/>
+        <w:numPr>
+          <w:ilvl w:val="0"/>
+          <w:numId w:val="1007"/>
+        </w:numPr>
+      </w:pPr>
+      <w:r>
+        <w:t xml:space="preserve">Mean squares are</w:t>
+      </w:r>
+      <w:r>
+        <w:t xml:space="preserve"> </w:t>
+      </w:r>
+      <w:r>
+        <w:rPr>
+          <w:b/>
+          <w:bCs/>
+        </w:rPr>
+        <w:t xml:space="preserve">variance estimators</w:t>
+      </w:r>
+      <w:r>
+        <w:t xml:space="preserve">, so they do not grow with n</w:t>
+      </w:r>
+    </w:p>
+    <w:p>
+      <w:pPr>
+        <w:pStyle w:val="Compact"/>
+        <w:numPr>
+          <w:ilvl w:val="0"/>
+          <w:numId w:val="1007"/>
+        </w:numPr>
+      </w:pPr>
+      <w:r>
+        <w:t xml:space="preserve">which is why the</w:t>
+      </w:r>
+      <w:r>
+        <w:t xml:space="preserve"> </w:t>
+      </w:r>
+      <w:r>
+        <w:rPr>
+          <w:b/>
+          <w:bCs/>
+        </w:rPr>
+        <w:t xml:space="preserve">F-ratio</w:t>
+      </w:r>
+      <w:r>
+        <w:t xml:space="preserve"> </w:t>
+      </w:r>
+      <w:r>
+        <w:t xml:space="preserve">is</w:t>
+      </w:r>
+      <w:r>
+        <w:t xml:space="preserve"> </w:t>
+      </w:r>
+      <w:r>
+        <w:rPr>
+          <w:b/>
+          <w:bCs/>
+        </w:rPr>
+        <w:t xml:space="preserve">built</w:t>
+      </w:r>
+      <w:r>
+        <w:t xml:space="preserve"> </w:t>
+      </w:r>
+      <w:r>
+        <w:t xml:space="preserve">from</w:t>
+      </w:r>
+      <w:r>
+        <w:t xml:space="preserve"> </w:t>
+      </w:r>
+      <w:r>
+        <w:rPr>
+          <w:b/>
+          <w:bCs/>
+        </w:rPr>
+        <w:t xml:space="preserve">Mean Squares</w:t>
+      </w:r>
+      <w:r>
+        <w:t xml:space="preserve"> </w:t>
+      </w:r>
+      <w:r>
+        <w:t xml:space="preserve">and</w:t>
+      </w:r>
+      <w:r>
+        <w:t xml:space="preserve"> </w:t>
+      </w:r>
+      <w:r>
+        <w:rPr>
+          <w:b/>
+          <w:bCs/>
+        </w:rPr>
+        <w:t xml:space="preserve">NOT</w:t>
+      </w:r>
+      <w:r>
+        <w:t xml:space="preserve"> </w:t>
+      </w:r>
+      <w:r>
+        <w:t xml:space="preserve">from the</w:t>
+      </w:r>
+      <w:r>
+        <w:t xml:space="preserve"> </w:t>
+      </w:r>
+      <w:r>
+        <w:rPr>
+          <w:b/>
+          <w:bCs/>
+        </w:rPr>
+        <w:t xml:space="preserve">Sums of Squares</w:t>
+      </w:r>
+      <w:r>
+        <w:t xml:space="preserve"> </w:t>
+      </w:r>
+      <w:r>
+        <w:t xml:space="preserve">directly.</w:t>
       </w:r>
     </w:p>
     <w:bookmarkEnd w:id="52"/>
@@ -5384,7 +5507,7 @@
         <w:pStyle w:val="Compact"/>
         <w:numPr>
           <w:ilvl w:val="0"/>
-          <w:numId w:val="1007"/>
+          <w:numId w:val="1008"/>
         </w:numPr>
       </w:pPr>
       <w:r>
@@ -5496,7 +5619,7 @@
         <w:pStyle w:val="Compact"/>
         <w:numPr>
           <w:ilvl w:val="0"/>
-          <w:numId w:val="1007"/>
+          <w:numId w:val="1008"/>
         </w:numPr>
       </w:pPr>
       <w:r>
@@ -5950,7 +6073,7 @@
             </m:e>
             <m:sub>
               <m:r>
-                <m:t>1</m:t>
+                <m:t>q</m:t>
               </m:r>
               <m:r>
                 <m:rPr>
@@ -5996,7 +6119,7 @@
             </m:fPr>
             <m:num>
               <m:r>
-                <m:t>M</m:t>
+                <m:t>S</m:t>
               </m:r>
               <m:sSub>
                 <m:e>
@@ -6022,6 +6145,15 @@
                   </m:r>
                 </m:sub>
               </m:sSub>
+              <m:r>
+                <m:rPr>
+                  <m:sty m:val="p"/>
+                </m:rPr>
+                <m:t>/</m:t>
+              </m:r>
+              <m:r>
+                <m:t>q</m:t>
+              </m:r>
             </m:num>
             <m:den>
               <m:r>
@@ -6078,6 +6210,30 @@
           </m:f>
         </m:oMath>
       </m:oMathPara>
+    </w:p>
+    <w:p>
+      <w:pPr>
+        <w:pStyle w:val="FirstParagraph"/>
+      </w:pPr>
+      <w:r>
+        <w:t xml:space="preserve">where</w:t>
+      </w:r>
+      <w:r>
+        <w:t xml:space="preserve"> </w:t>
+      </w:r>
+      <w:r>
+        <w:rPr>
+          <w:b/>
+          <w:bCs/>
+        </w:rPr>
+        <w:t xml:space="preserve">q</w:t>
+      </w:r>
+      <w:r>
+        <w:t xml:space="preserve"> </w:t>
+      </w:r>
+      <w:r>
+        <w:t xml:space="preserve">is how many predictors you dropped — q = 1 for a single predictor, q = 4 below.</w:t>
+      </w:r>
     </w:p>
     <w:p>
       <w:pPr>
@@ -6824,7 +6980,7 @@
               <w:pStyle w:val="Compact"/>
               <w:numPr>
                 <w:ilvl w:val="0"/>
-                <w:numId w:val="1008"/>
+                <w:numId w:val="1009"/>
               </w:numPr>
             </w:pPr>
             <w:r>
@@ -6852,7 +7008,7 @@
               <w:pStyle w:val="Compact"/>
               <w:numPr>
                 <w:ilvl w:val="0"/>
-                <w:numId w:val="1008"/>
+                <w:numId w:val="1009"/>
               </w:numPr>
             </w:pPr>
             <w:r>
@@ -6864,7 +7020,7 @@
               <w:pStyle w:val="Compact"/>
               <w:numPr>
                 <w:ilvl w:val="0"/>
-                <w:numId w:val="1008"/>
+                <w:numId w:val="1009"/>
               </w:numPr>
             </w:pPr>
             <w:r>
@@ -6880,6 +7036,13 @@
         <w:pStyle w:val="FirstParagraph"/>
       </w:pPr>
       <w:r>
+        <w:rPr>
+          <w:b/>
+          <w:bCs/>
+          <w:i/>
+          <w:iCs/>
+          <w:u w:val="single"/>
+        </w:rPr>
         <w:t xml:space="preserve">That is why adjusted R² and AIC exist, and we come back to them in Part 8.</w:t>
       </w:r>
     </w:p>
@@ -6930,13 +7093,14 @@
     <w:tbl>
       <w:tblPr>
         <w:tblStyle w:val="Table"/>
-        <w:tblW w:type="auto" w:w="0"/>
+        <w:tblW w:type="pct" w:w="5000"/>
+        <w:tblLayout w:type="fixed"/>
         <w:tblLook w:firstRow="1" w:lastRow="0" w:firstColumn="0" w:lastColumn="0" w:noHBand="0" w:noVBand="0" w:val="0020"/>
       </w:tblPr>
       <w:tblGrid>
-        <w:gridCol w:w="2640"/>
-        <w:gridCol w:w="2640"/>
-        <w:gridCol w:w="2640"/>
+        <w:gridCol w:w="1980"/>
+        <w:gridCol w:w="2750"/>
+        <w:gridCol w:w="3190"/>
       </w:tblGrid>
       <w:tr>
         <w:trPr>
@@ -7184,7 +7348,7 @@
         <w:pStyle w:val="Compact"/>
         <w:numPr>
           <w:ilvl w:val="0"/>
-          <w:numId w:val="1009"/>
+          <w:numId w:val="1010"/>
         </w:numPr>
       </w:pPr>
       <w:r>
@@ -7196,7 +7360,7 @@
         <w:pStyle w:val="Compact"/>
         <w:numPr>
           <w:ilvl w:val="0"/>
-          <w:numId w:val="1009"/>
+          <w:numId w:val="1010"/>
         </w:numPr>
       </w:pPr>
       <w:r>
@@ -7228,7 +7392,7 @@
         <w:pStyle w:val="Compact"/>
         <w:numPr>
           <w:ilvl w:val="0"/>
-          <w:numId w:val="1009"/>
+          <w:numId w:val="1010"/>
         </w:numPr>
       </w:pPr>
       <w:r>
@@ -7525,7 +7689,7 @@
         <w:pStyle w:val="Compact"/>
         <w:numPr>
           <w:ilvl w:val="0"/>
-          <w:numId w:val="1010"/>
+          <w:numId w:val="1011"/>
         </w:numPr>
       </w:pPr>
       <w:r>
@@ -7560,7 +7724,7 @@
         <w:pStyle w:val="Compact"/>
         <w:numPr>
           <w:ilvl w:val="0"/>
-          <w:numId w:val="1010"/>
+          <w:numId w:val="1011"/>
         </w:numPr>
       </w:pPr>
       <w:r>
@@ -7582,7 +7746,7 @@
         <w:pStyle w:val="Compact"/>
         <w:numPr>
           <w:ilvl w:val="0"/>
-          <w:numId w:val="1010"/>
+          <w:numId w:val="1011"/>
         </w:numPr>
       </w:pPr>
       <w:r>
@@ -7766,7 +7930,7 @@
         <w:pStyle w:val="Compact"/>
         <w:numPr>
           <w:ilvl w:val="0"/>
-          <w:numId w:val="1011"/>
+          <w:numId w:val="1012"/>
         </w:numPr>
       </w:pPr>
       <w:r>
@@ -7794,7 +7958,7 @@
         <w:pStyle w:val="Compact"/>
         <w:numPr>
           <w:ilvl w:val="0"/>
-          <w:numId w:val="1011"/>
+          <w:numId w:val="1012"/>
         </w:numPr>
       </w:pPr>
       <w:r>
@@ -7819,7 +7983,7 @@
         <w:pStyle w:val="Compact"/>
         <w:numPr>
           <w:ilvl w:val="0"/>
-          <w:numId w:val="1011"/>
+          <w:numId w:val="1012"/>
         </w:numPr>
       </w:pPr>
       <w:r>
@@ -8112,54 +8276,26 @@
         </m:sSub>
       </m:oMath>
       <w:r>
-        <w:rPr>
-          <w:b/>
-          <w:bCs/>
-        </w:rPr>
-        <w:t xml:space="preserve"> </w:t>
-      </w:r>
-      <w:r>
-        <w:rPr>
-          <w:b/>
-          <w:bCs/>
-        </w:rPr>
+        <w:t xml:space="preserve"> </w:t>
+      </w:r>
+      <w:r>
         <w:t xml:space="preserve">on all the</w:t>
       </w:r>
       <w:r>
-        <w:rPr>
-          <w:b/>
-          <w:bCs/>
-        </w:rPr>
-        <w:t xml:space="preserve"> </w:t>
-      </w:r>
-      <w:r>
-        <w:rPr>
-          <w:b/>
-          <w:bCs/>
+        <w:t xml:space="preserve"> </w:t>
+      </w:r>
+      <w:r>
+        <w:rPr>
           <w:i/>
           <w:iCs/>
         </w:rPr>
         <w:t xml:space="preserve">other</w:t>
       </w:r>
       <w:r>
-        <w:rPr>
-          <w:b/>
-          <w:bCs/>
-        </w:rPr>
-        <w:t xml:space="preserve"> </w:t>
-      </w:r>
-      <w:r>
-        <w:rPr>
-          <w:b/>
-          <w:bCs/>
-        </w:rPr>
-        <w:t xml:space="preserve">predictors</w:t>
-      </w:r>
-      <w:r>
-        <w:t xml:space="preserve"> </w:t>
-      </w:r>
-      <w:r>
-        <w:t xml:space="preserve">— not from a pairwise correlation. (With two predictors they coincide; with more they do not.)</w:t>
+        <w:t xml:space="preserve"> </w:t>
+      </w:r>
+      <w:r>
+        <w:t xml:space="preserve">predictors — not from a pairwise correlation. (With two predictors they coincide; with more they do not.)</w:t>
       </w:r>
     </w:p>
     <w:p>
@@ -8167,7 +8303,7 @@
         <w:pStyle w:val="Compact"/>
         <w:numPr>
           <w:ilvl w:val="0"/>
-          <w:numId w:val="1012"/>
+          <w:numId w:val="1013"/>
         </w:numPr>
       </w:pPr>
       <w:r>
@@ -8192,7 +8328,7 @@
         <w:pStyle w:val="Compact"/>
         <w:numPr>
           <w:ilvl w:val="0"/>
-          <w:numId w:val="1012"/>
+          <w:numId w:val="1013"/>
         </w:numPr>
       </w:pPr>
       <w:r>
@@ -10151,7 +10287,7 @@
         <w:pStyle w:val="Compact"/>
         <w:numPr>
           <w:ilvl w:val="0"/>
-          <w:numId w:val="1013"/>
+          <w:numId w:val="1014"/>
         </w:numPr>
       </w:pPr>
       <w:r>
@@ -10173,7 +10309,7 @@
         <w:pStyle w:val="Compact"/>
         <w:numPr>
           <w:ilvl w:val="0"/>
-          <w:numId w:val="1013"/>
+          <w:numId w:val="1014"/>
         </w:numPr>
       </w:pPr>
       <w:r>
@@ -10192,7 +10328,7 @@
         <w:pStyle w:val="Compact"/>
         <w:numPr>
           <w:ilvl w:val="0"/>
-          <w:numId w:val="1013"/>
+          <w:numId w:val="1014"/>
         </w:numPr>
       </w:pPr>
       <w:r>
@@ -10821,13 +10957,28 @@
       </w:r>
     </w:p>
     <w:bookmarkEnd w:id="107"/>
-    <w:bookmarkStart w:id="112" w:name="X90a80d49e4389abdc8356810265f29c9faaea3b"/>
+    <w:bookmarkStart w:id="110" w:name="what-lm-actually-fits-the-dummy-columns"/>
     <w:p>
       <w:pPr>
         <w:pStyle w:val="Heading2"/>
       </w:pPr>
       <w:r>
-        <w:t xml:space="preserve">🗳️ DECIDE · Which Level Should Be the Reference?</w:t>
+        <w:t xml:space="preserve">What</w:t>
+      </w:r>
+      <w:r>
+        <w:t xml:space="preserve"> </w:t>
+      </w:r>
+      <w:r>
+        <w:rPr>
+          <w:rStyle w:val="VerbatimChar"/>
+        </w:rPr>
+        <w:t xml:space="preserve">lm()</w:t>
+      </w:r>
+      <w:r>
+        <w:t xml:space="preserve"> </w:t>
+      </w:r>
+      <w:r>
+        <w:t xml:space="preserve">Actually Fits · the Dummy Columns</w:t>
       </w:r>
     </w:p>
     <w:p>
@@ -10835,91 +10986,417 @@
         <w:pStyle w:val="FirstParagraph"/>
       </w:pPr>
       <w:r>
-        <w:t xml:space="preserve">The five grazing classes are</w:t>
-      </w:r>
-      <w:r>
-        <w:t xml:space="preserve"> </w:t>
-      </w:r>
-      <w:r>
         <w:rPr>
           <w:rStyle w:val="VerbatimChar"/>
         </w:rPr>
-        <w:t xml:space="preserve">minimal</w:t>
-      </w:r>
-      <w:r>
-        <w:t xml:space="preserve">,</w:t>
-      </w:r>
-      <w:r>
-        <w:t xml:space="preserve"> </w:t>
-      </w:r>
-      <w:r>
-        <w:rPr>
-          <w:rStyle w:val="VerbatimChar"/>
-        </w:rPr>
-        <w:t xml:space="preserve">light</w:t>
-      </w:r>
-      <w:r>
-        <w:t xml:space="preserve">,</w:t>
-      </w:r>
-      <w:r>
-        <w:t xml:space="preserve"> </w:t>
-      </w:r>
-      <w:r>
-        <w:rPr>
-          <w:rStyle w:val="VerbatimChar"/>
-        </w:rPr>
-        <w:t xml:space="preserve">moderate</w:t>
-      </w:r>
-      <w:r>
-        <w:t xml:space="preserve">,</w:t>
-      </w:r>
-      <w:r>
-        <w:t xml:space="preserve"> </w:t>
-      </w:r>
-      <w:r>
-        <w:rPr>
-          <w:rStyle w:val="VerbatimChar"/>
-        </w:rPr>
-        <w:t xml:space="preserve">heavy</w:t>
-      </w:r>
-      <w:r>
-        <w:t xml:space="preserve">,</w:t>
-      </w:r>
-      <w:r>
-        <w:t xml:space="preserve"> </w:t>
-      </w:r>
-      <w:r>
-        <w:rPr>
-          <w:rStyle w:val="VerbatimChar"/>
-        </w:rPr>
-        <w:t xml:space="preserve">intense</w:t>
-      </w:r>
-      <w:r>
-        <w:t xml:space="preserve">.</w:t>
-      </w:r>
-    </w:p>
-    <w:p>
-      <w:pPr>
-        <w:pStyle w:val="BodyText"/>
-      </w:pPr>
+        <w:t xml:space="preserve">factor()</w:t>
+      </w:r>
+      <w:r>
+        <w:t xml:space="preserve"> </w:t>
+      </w:r>
+      <w:r>
+        <w:t xml:space="preserve">did</w:t>
+      </w:r>
+      <w:r>
+        <w:t xml:space="preserve"> </w:t>
+      </w:r>
       <w:r>
         <w:rPr>
           <w:b/>
           <w:bCs/>
         </w:rPr>
-        <w:t xml:space="preserve">Which should be the reference level, and why?</w:t>
-      </w:r>
-    </w:p>
-    <w:p>
-      <w:pPr>
-        <w:pStyle w:val="BodyText"/>
-      </w:pPr>
+        <w:t xml:space="preserve">not</w:t>
+      </w:r>
+      <w:r>
+        <w:t xml:space="preserve"> </w:t>
+      </w:r>
+      <w:r>
+        <w:t xml:space="preserve">put any zeros and ones in your data — the column still reads</w:t>
+      </w:r>
+      <w:r>
+        <w:t xml:space="preserve"> </w:t>
+      </w:r>
+      <w:r>
+        <w:rPr>
+          <w:rStyle w:val="VerbatimChar"/>
+        </w:rPr>
+        <w:t xml:space="preserve">minimal</w:t>
+      </w:r>
+      <w:r>
+        <w:t xml:space="preserve">,</w:t>
+      </w:r>
+      <w:r>
+        <w:t xml:space="preserve"> </w:t>
+      </w:r>
+      <w:r>
+        <w:rPr>
+          <w:rStyle w:val="VerbatimChar"/>
+        </w:rPr>
+        <w:t xml:space="preserve">light</w:t>
+      </w:r>
+      <w:r>
+        <w:t xml:space="preserve">,</w:t>
+      </w:r>
+      <w:r>
+        <w:t xml:space="preserve"> </w:t>
+      </w:r>
+      <w:r>
+        <w:rPr>
+          <w:rStyle w:val="VerbatimChar"/>
+        </w:rPr>
+        <w:t xml:space="preserve">heavy</w:t>
+      </w:r>
+      <w:r>
+        <w:t xml:space="preserve">. The 0/1s get built when the model is fit, by</w:t>
+      </w:r>
+      <w:r>
+        <w:t xml:space="preserve"> </w:t>
+      </w:r>
+      <w:r>
+        <w:rPr>
+          <w:rStyle w:val="VerbatimChar"/>
+        </w:rPr>
+        <w:t xml:space="preserve">model.matrix()</w:t>
+      </w:r>
+      <w:r>
+        <w:t xml:space="preserve">:</w:t>
+      </w:r>
+    </w:p>
+    <w:p>
+      <w:pPr>
+        <w:pStyle w:val="SourceCode"/>
+      </w:pPr>
+      <w:r>
+        <w:rPr>
+          <w:rStyle w:val="NormalTok"/>
+        </w:rPr>
+        <w:t xml:space="preserve">dummies </w:t>
+      </w:r>
+      <w:r>
+        <w:rPr>
+          <w:rStyle w:val="OtherTok"/>
+        </w:rPr>
+        <w:t xml:space="preserve">&lt;-</w:t>
+      </w:r>
+      <w:r>
+        <w:rPr>
+          <w:rStyle w:val="NormalTok"/>
+        </w:rPr>
+        <w:t xml:space="preserve"> </w:t>
+      </w:r>
+      <w:r>
+        <w:rPr>
+          <w:rStyle w:val="FunctionTok"/>
+        </w:rPr>
+        <w:t xml:space="preserve">model.matrix</w:t>
+      </w:r>
+      <w:r>
+        <w:rPr>
+          <w:rStyle w:val="NormalTok"/>
+        </w:rPr>
+        <w:t xml:space="preserve">(</w:t>
+      </w:r>
+      <w:r>
+        <w:rPr>
+          <w:rStyle w:val="SpecialCharTok"/>
+        </w:rPr>
+        <w:t xml:space="preserve">~</w:t>
+      </w:r>
+      <w:r>
+        <w:rPr>
+          <w:rStyle w:val="NormalTok"/>
+        </w:rPr>
+        <w:t xml:space="preserve"> grazing_class, </w:t>
+      </w:r>
+      <w:r>
+        <w:rPr>
+          <w:rStyle w:val="AttributeTok"/>
+        </w:rPr>
+        <w:t xml:space="preserve">data =</w:t>
+      </w:r>
+      <w:r>
+        <w:rPr>
+          <w:rStyle w:val="NormalTok"/>
+        </w:rPr>
+        <w:t xml:space="preserve"> bird_df)</w:t>
+      </w:r>
+      <w:r>
+        <w:br/>
+      </w:r>
+      <w:r>
+        <w:rPr>
+          <w:rStyle w:val="FunctionTok"/>
+        </w:rPr>
+        <w:t xml:space="preserve">colnames</w:t>
+      </w:r>
+      <w:r>
+        <w:rPr>
+          <w:rStyle w:val="NormalTok"/>
+        </w:rPr>
+        <w:t xml:space="preserve">(dummies) </w:t>
+      </w:r>
+      <w:r>
+        <w:rPr>
+          <w:rStyle w:val="OtherTok"/>
+        </w:rPr>
+        <w:t xml:space="preserve">&lt;-</w:t>
+      </w:r>
+      <w:r>
+        <w:rPr>
+          <w:rStyle w:val="NormalTok"/>
+        </w:rPr>
+        <w:t xml:space="preserve"> </w:t>
+      </w:r>
+      <w:r>
+        <w:rPr>
+          <w:rStyle w:val="FunctionTok"/>
+        </w:rPr>
+        <w:t xml:space="preserve">str_remove</w:t>
+      </w:r>
+      <w:r>
+        <w:rPr>
+          <w:rStyle w:val="NormalTok"/>
+        </w:rPr>
+        <w:t xml:space="preserve">(</w:t>
+      </w:r>
+      <w:r>
+        <w:rPr>
+          <w:rStyle w:val="FunctionTok"/>
+        </w:rPr>
+        <w:t xml:space="preserve">colnames</w:t>
+      </w:r>
+      <w:r>
+        <w:rPr>
+          <w:rStyle w:val="NormalTok"/>
+        </w:rPr>
+        <w:t xml:space="preserve">(dummies), </w:t>
+      </w:r>
+      <w:r>
+        <w:rPr>
+          <w:rStyle w:val="StringTok"/>
+        </w:rPr>
+        <w:t xml:space="preserve">"grazing_class"</w:t>
+      </w:r>
+      <w:r>
+        <w:rPr>
+          <w:rStyle w:val="NormalTok"/>
+        </w:rPr>
+        <w:t xml:space="preserve">)</w:t>
+      </w:r>
+      <w:r>
+        <w:br/>
+      </w:r>
+      <w:r>
+        <w:br/>
+      </w:r>
+      <w:r>
+        <w:rPr>
+          <w:rStyle w:val="NormalTok"/>
+        </w:rPr>
+        <w:t xml:space="preserve">one_each </w:t>
+      </w:r>
+      <w:r>
+        <w:rPr>
+          <w:rStyle w:val="OtherTok"/>
+        </w:rPr>
+        <w:t xml:space="preserve">&lt;-</w:t>
+      </w:r>
+      <w:r>
+        <w:rPr>
+          <w:rStyle w:val="NormalTok"/>
+        </w:rPr>
+        <w:t xml:space="preserve"> </w:t>
+      </w:r>
+      <w:r>
+        <w:rPr>
+          <w:rStyle w:val="FunctionTok"/>
+        </w:rPr>
+        <w:t xml:space="preserve">match</w:t>
+      </w:r>
+      <w:r>
+        <w:rPr>
+          <w:rStyle w:val="NormalTok"/>
+        </w:rPr>
+        <w:t xml:space="preserve">(</w:t>
+      </w:r>
+      <w:r>
+        <w:rPr>
+          <w:rStyle w:val="FunctionTok"/>
+        </w:rPr>
+        <w:t xml:space="preserve">levels</w:t>
+      </w:r>
+      <w:r>
+        <w:rPr>
+          <w:rStyle w:val="NormalTok"/>
+        </w:rPr>
+        <w:t xml:space="preserve">(bird_df</w:t>
+      </w:r>
+      <w:r>
+        <w:rPr>
+          <w:rStyle w:val="SpecialCharTok"/>
+        </w:rPr>
+        <w:t xml:space="preserve">$</w:t>
+      </w:r>
+      <w:r>
+        <w:rPr>
+          <w:rStyle w:val="NormalTok"/>
+        </w:rPr>
+        <w:t xml:space="preserve">grazing_class), bird_df</w:t>
+      </w:r>
+      <w:r>
+        <w:rPr>
+          <w:rStyle w:val="SpecialCharTok"/>
+        </w:rPr>
+        <w:t xml:space="preserve">$</w:t>
+      </w:r>
+      <w:r>
+        <w:rPr>
+          <w:rStyle w:val="NormalTok"/>
+        </w:rPr>
+        <w:t xml:space="preserve">grazing_class)</w:t>
+      </w:r>
+      <w:r>
+        <w:br/>
+      </w:r>
+      <w:r>
+        <w:rPr>
+          <w:rStyle w:val="FunctionTok"/>
+        </w:rPr>
+        <w:t xml:space="preserve">cbind</w:t>
+      </w:r>
+      <w:r>
+        <w:rPr>
+          <w:rStyle w:val="NormalTok"/>
+        </w:rPr>
+        <w:t xml:space="preserve">(</w:t>
+      </w:r>
+      <w:r>
+        <w:rPr>
+          <w:rStyle w:val="AttributeTok"/>
+        </w:rPr>
+        <w:t xml:space="preserve">class =</w:t>
+      </w:r>
+      <w:r>
+        <w:rPr>
+          <w:rStyle w:val="NormalTok"/>
+        </w:rPr>
+        <w:t xml:space="preserve"> </w:t>
+      </w:r>
+      <w:r>
+        <w:rPr>
+          <w:rStyle w:val="FunctionTok"/>
+        </w:rPr>
+        <w:t xml:space="preserve">levels</w:t>
+      </w:r>
+      <w:r>
+        <w:rPr>
+          <w:rStyle w:val="NormalTok"/>
+        </w:rPr>
+        <w:t xml:space="preserve">(bird_df</w:t>
+      </w:r>
+      <w:r>
+        <w:rPr>
+          <w:rStyle w:val="SpecialCharTok"/>
+        </w:rPr>
+        <w:t xml:space="preserve">$</w:t>
+      </w:r>
+      <w:r>
+        <w:rPr>
+          <w:rStyle w:val="NormalTok"/>
+        </w:rPr>
+        <w:t xml:space="preserve">grazing_class), </w:t>
+      </w:r>
+      <w:r>
+        <w:rPr>
+          <w:rStyle w:val="FunctionTok"/>
+        </w:rPr>
+        <w:t xml:space="preserve">as.data.frame</w:t>
+      </w:r>
+      <w:r>
+        <w:rPr>
+          <w:rStyle w:val="NormalTok"/>
+        </w:rPr>
+        <w:t xml:space="preserve">(dummies[one_each, ]))</w:t>
+      </w:r>
+    </w:p>
+    <w:p>
+      <w:pPr>
+        <w:pStyle w:val="SourceCode"/>
+      </w:pPr>
+      <w:r>
+        <w:rPr>
+          <w:rStyle w:val="VerbatimChar"/>
+        </w:rPr>
+        <w:t xml:space="preserve">      class (Intercept) intense light minimal moderate</w:t>
+      </w:r>
+      <w:r>
+        <w:br/>
+      </w:r>
+      <w:r>
+        <w:rPr>
+          <w:rStyle w:val="VerbatimChar"/>
+        </w:rPr>
+        <w:t xml:space="preserve">9     heavy           1       0     0       0        0</w:t>
+      </w:r>
+      <w:r>
+        <w:br/>
+      </w:r>
+      <w:r>
+        <w:rPr>
+          <w:rStyle w:val="VerbatimChar"/>
+        </w:rPr>
+        <w:t xml:space="preserve">2   intense           1       1     0       0        0</w:t>
+      </w:r>
+      <w:r>
+        <w:br/>
+      </w:r>
+      <w:r>
+        <w:rPr>
+          <w:rStyle w:val="VerbatimChar"/>
+        </w:rPr>
+        <w:t xml:space="preserve">1     light           1       0     1       0        0</w:t>
+      </w:r>
+      <w:r>
+        <w:br/>
+      </w:r>
+      <w:r>
+        <w:rPr>
+          <w:rStyle w:val="VerbatimChar"/>
+        </w:rPr>
+        <w:t xml:space="preserve">14  minimal           1       0     0       1        0</w:t>
+      </w:r>
+      <w:r>
+        <w:br/>
+      </w:r>
+      <w:r>
+        <w:rPr>
+          <w:rStyle w:val="VerbatimChar"/>
+        </w:rPr>
+        <w:t xml:space="preserve">4  moderate           1       0     0       0        1</w:t>
+      </w:r>
+    </w:p>
+    <w:p>
+      <w:pPr>
+        <w:pStyle w:val="FirstParagraph"/>
+      </w:pPr>
+      <w:r>
+        <w:t xml:space="preserve">One site per class.</w:t>
+      </w:r>
+      <w:r>
+        <w:t xml:space="preserve"> </w:t>
+      </w:r>
       <w:r>
         <w:rPr>
           <w:b/>
           <w:bCs/>
         </w:rPr>
-        <w:t xml:space="preserve">(a)</w:t>
+        <w:t xml:space="preserve">That matrix is what least squares actually solves</w:t>
+      </w:r>
+      <w:r>
+        <w:t xml:space="preserve"> </w:t>
+      </w:r>
+      <w:r>
+        <w:t xml:space="preserve">—</w:t>
       </w:r>
       <w:r>
         <w:t xml:space="preserve"> </w:t>
@@ -10928,52 +11405,96 @@
         <w:rPr>
           <w:rStyle w:val="VerbatimChar"/>
         </w:rPr>
-        <w:t xml:space="preserve">heavy</w:t>
-      </w:r>
-      <w:r>
-        <w:t xml:space="preserve"> </w:t>
-      </w:r>
-      <w:r>
-        <w:t xml:space="preserve">— leave R’s default alone; the choice does not affect the model</w:t>
+        <w:t xml:space="preserve">lm()</w:t>
+      </w:r>
+      <w:r>
+        <w:t xml:space="preserve"> </w:t>
+      </w:r>
+      <w:r>
+        <w:t xml:space="preserve">never sees the word</w:t>
+      </w:r>
+      <w:r>
+        <w:t xml:space="preserve"> </w:t>
+      </w:r>
+      <w:r>
+        <w:t xml:space="preserve">“heavy.”</w:t>
       </w:r>
     </w:p>
     <w:p>
       <w:pPr>
         <w:pStyle w:val="BodyText"/>
       </w:pPr>
+      <w:r>
+        <w:t xml:space="preserve">Each dummy is a</w:t>
+      </w:r>
+      <w:r>
+        <w:t xml:space="preserve"> </w:t>
+      </w:r>
       <w:r>
         <w:rPr>
           <w:b/>
           <w:bCs/>
         </w:rPr>
-        <w:t xml:space="preserve">(b)</w:t>
-      </w:r>
-      <w:r>
+        <w:t xml:space="preserve">yes/no switch</w:t>
+      </w:r>
+      <w:r>
+        <w:t xml:space="preserve">:</w:t>
+      </w:r>
+      <w:r>
+        <w:t xml:space="preserve"> </w:t>
+      </w:r>
+      <w:r>
+        <w:rPr>
+          <w:i/>
+          <w:iCs/>
+        </w:rPr>
+        <w:t xml:space="preserve">is this site</w:t>
+      </w:r>
+      <w:r>
+        <w:rPr>
+          <w:i/>
+          <w:iCs/>
+        </w:rPr>
         <w:t xml:space="preserve"> </w:t>
       </w:r>
       <w:r>
         <w:rPr>
           <w:rStyle w:val="VerbatimChar"/>
-        </w:rPr>
-        <w:t xml:space="preserve">intense</w:t>
-      </w:r>
-      <w:r>
-        <w:t xml:space="preserve"> </w:t>
-      </w:r>
-      <w:r>
-        <w:t xml:space="preserve">— the most extreme level makes the biggest contrasts</w:t>
-      </w:r>
-    </w:p>
-    <w:p>
-      <w:pPr>
-        <w:pStyle w:val="BodyText"/>
-      </w:pPr>
+          <w:i/>
+          <w:iCs/>
+        </w:rPr>
+        <w:t xml:space="preserve">light</w:t>
+      </w:r>
+      <w:r>
+        <w:rPr>
+          <w:i/>
+          <w:iCs/>
+        </w:rPr>
+        <w:t xml:space="preserve">?</w:t>
+      </w:r>
+      <w:r>
+        <w:t xml:space="preserve"> </w:t>
+      </w:r>
+      <w:r>
+        <w:t xml:space="preserve">A site belongs to exactly one class, so exactly one switch is on per row —</w:t>
+      </w:r>
+      <w:r>
+        <w:t xml:space="preserve"> </w:t>
+      </w:r>
       <w:r>
         <w:rPr>
           <w:b/>
           <w:bCs/>
         </w:rPr>
-        <w:t xml:space="preserve">(c)</w:t>
+        <w:t xml:space="preserve">or none at all.</w:t>
+      </w:r>
+    </w:p>
+    <w:p>
+      <w:pPr>
+        <w:pStyle w:val="BodyText"/>
+      </w:pPr>
+      <w:r>
+        <w:t xml:space="preserve">Look at the</w:t>
       </w:r>
       <w:r>
         <w:t xml:space="preserve"> </w:t>
@@ -10982,31 +11503,87 @@
         <w:rPr>
           <w:rStyle w:val="VerbatimChar"/>
         </w:rPr>
-        <w:t xml:space="preserve">minimal</w:t>
-      </w:r>
-      <w:r>
-        <w:t xml:space="preserve"> </w:t>
-      </w:r>
-      <w:r>
-        <w:t xml:space="preserve">— the least-disturbed level, so every coefficient reads as the cost of adding grazing</w:t>
-      </w:r>
-    </w:p>
-    <w:p>
-      <w:pPr>
-        <w:pStyle w:val="BodyText"/>
-      </w:pPr>
+        <w:t xml:space="preserve">heavy</w:t>
+      </w:r>
+      <w:r>
+        <w:t xml:space="preserve"> </w:t>
+      </w:r>
+      <w:r>
+        <w:t xml:space="preserve">row: all four switches are 0, and only the intercept column of 1s is left.</w:t>
+      </w:r>
+      <w:r>
+        <w:t xml:space="preserve"> </w:t>
+      </w:r>
+      <w:r>
+        <w:rPr>
+          <w:rStyle w:val="VerbatimChar"/>
+        </w:rPr>
+        <w:t xml:space="preserve">heavy</w:t>
+      </w:r>
+      <w:r>
+        <w:t xml:space="preserve"> </w:t>
+      </w:r>
+      <w:r>
+        <w:t xml:space="preserve">is not missing from the model — it is the row where nothing is switched on.</w:t>
+      </w:r>
+      <w:r>
+        <w:t xml:space="preserve"> </w:t>
+      </w:r>
       <w:r>
         <w:rPr>
           <w:b/>
           <w:bCs/>
         </w:rPr>
-        <w:t xml:space="preserve">(d)</w:t>
-      </w:r>
-      <w:r>
-        <w:t xml:space="preserve"> </w:t>
-      </w:r>
-      <w:r>
-        <w:t xml:space="preserve">It does not matter, because R² and the F-test are identical either way</w:t>
+        <w:t xml:space="preserve">The reference level</w:t>
+      </w:r>
+      <w:r>
+        <w:rPr>
+          <w:b/>
+          <w:bCs/>
+        </w:rPr>
+        <w:t xml:space="preserve"> </w:t>
+      </w:r>
+      <w:r>
+        <w:rPr>
+          <w:b/>
+          <w:bCs/>
+          <w:i/>
+          <w:iCs/>
+        </w:rPr>
+        <w:t xml:space="preserve">is</w:t>
+      </w:r>
+      <w:r>
+        <w:rPr>
+          <w:b/>
+          <w:bCs/>
+        </w:rPr>
+        <w:t xml:space="preserve"> </w:t>
+      </w:r>
+      <w:r>
+        <w:rPr>
+          <w:b/>
+          <w:bCs/>
+        </w:rPr>
+        <w:t xml:space="preserve">the intercept</w:t>
+      </w:r>
+      <w:r>
+        <w:t xml:space="preserve">, which is why 5 levels need only</w:t>
+      </w:r>
+      <w:r>
+        <w:t xml:space="preserve"> </w:t>
+      </w:r>
+      <w:r>
+        <w:rPr>
+          <w:b/>
+          <w:bCs/>
+        </w:rPr>
+        <w:t xml:space="preserve">4</w:t>
+      </w:r>
+      <w:r>
+        <w:t xml:space="preserve"> </w:t>
+      </w:r>
+      <w:r>
+        <w:t xml:space="preserve">dummies.</w:t>
       </w:r>
     </w:p>
     <w:tbl>
@@ -11115,6 +11692,350 @@
               <w:pStyle w:val="BodyText"/>
             </w:pPr>
             <w:pPr>
+              <w:spacing w:before="16"/>
+            </w:pPr>
+            <w:r>
+              <w:rPr>
+                <w:b/>
+                <w:bCs/>
+              </w:rPr>
+              <w:t xml:space="preserve">⚠️ Why not a fifth dummy</w:t>
+            </w:r>
+          </w:p>
+          <w:p>
+            <w:pPr>
+              <w:pStyle w:val="BodyText"/>
+            </w:pPr>
+            <w:r>
+              <w:t xml:space="preserve">Five switches would sum to 1 in every single row — exactly the intercept column. The model could not tell them apart, and R would print</w:t>
+            </w:r>
+            <w:r>
+              <w:t xml:space="preserve"> </w:t>
+            </w:r>
+            <w:r>
+              <w:rPr>
+                <w:rStyle w:val="VerbatimChar"/>
+              </w:rPr>
+              <w:t xml:space="preserve">NA</w:t>
+            </w:r>
+            <w:r>
+              <w:t xml:space="preserve">: the same perfect aliasing as the deer-mouse brothers.</w:t>
+            </w:r>
+          </w:p>
+          <w:p>
+            <w:pPr>
+              <w:pStyle w:val="BodyText"/>
+            </w:pPr>
+            <w:pPr>
+              <w:spacing w:after="16"/>
+            </w:pPr>
+            <w:r>
+              <w:rPr>
+                <w:b/>
+                <w:bCs/>
+              </w:rPr>
+              <w:t xml:space="preserve">Dropping a level is not a choice. It is arithmetic.</w:t>
+            </w:r>
+          </w:p>
+          <w:p/>
+        </w:tc>
+      </w:tr>
+    </w:tbl>
+    <w:bookmarkEnd w:id="110"/>
+    <w:bookmarkStart w:id="115" w:name="X90a80d49e4389abdc8356810265f29c9faaea3b"/>
+    <w:p>
+      <w:pPr>
+        <w:pStyle w:val="Heading2"/>
+      </w:pPr>
+      <w:r>
+        <w:t xml:space="preserve">🗳️ DECIDE · Which Level Should Be the Reference?</w:t>
+      </w:r>
+    </w:p>
+    <w:p>
+      <w:pPr>
+        <w:pStyle w:val="FirstParagraph"/>
+      </w:pPr>
+      <w:r>
+        <w:t xml:space="preserve">The five grazing classes are</w:t>
+      </w:r>
+      <w:r>
+        <w:t xml:space="preserve"> </w:t>
+      </w:r>
+      <w:r>
+        <w:rPr>
+          <w:rStyle w:val="VerbatimChar"/>
+        </w:rPr>
+        <w:t xml:space="preserve">minimal</w:t>
+      </w:r>
+      <w:r>
+        <w:t xml:space="preserve">,</w:t>
+      </w:r>
+      <w:r>
+        <w:t xml:space="preserve"> </w:t>
+      </w:r>
+      <w:r>
+        <w:rPr>
+          <w:rStyle w:val="VerbatimChar"/>
+        </w:rPr>
+        <w:t xml:space="preserve">light</w:t>
+      </w:r>
+      <w:r>
+        <w:t xml:space="preserve">,</w:t>
+      </w:r>
+      <w:r>
+        <w:t xml:space="preserve"> </w:t>
+      </w:r>
+      <w:r>
+        <w:rPr>
+          <w:rStyle w:val="VerbatimChar"/>
+        </w:rPr>
+        <w:t xml:space="preserve">moderate</w:t>
+      </w:r>
+      <w:r>
+        <w:t xml:space="preserve">,</w:t>
+      </w:r>
+      <w:r>
+        <w:t xml:space="preserve"> </w:t>
+      </w:r>
+      <w:r>
+        <w:rPr>
+          <w:rStyle w:val="VerbatimChar"/>
+        </w:rPr>
+        <w:t xml:space="preserve">heavy</w:t>
+      </w:r>
+      <w:r>
+        <w:t xml:space="preserve">,</w:t>
+      </w:r>
+      <w:r>
+        <w:t xml:space="preserve"> </w:t>
+      </w:r>
+      <w:r>
+        <w:rPr>
+          <w:rStyle w:val="VerbatimChar"/>
+        </w:rPr>
+        <w:t xml:space="preserve">intense</w:t>
+      </w:r>
+      <w:r>
+        <w:t xml:space="preserve">.</w:t>
+      </w:r>
+    </w:p>
+    <w:p>
+      <w:pPr>
+        <w:pStyle w:val="BodyText"/>
+      </w:pPr>
+      <w:r>
+        <w:rPr>
+          <w:b/>
+          <w:bCs/>
+        </w:rPr>
+        <w:t xml:space="preserve">Which should be the reference level, and why?</w:t>
+      </w:r>
+    </w:p>
+    <w:p>
+      <w:pPr>
+        <w:pStyle w:val="BodyText"/>
+      </w:pPr>
+      <w:r>
+        <w:rPr>
+          <w:b/>
+          <w:bCs/>
+        </w:rPr>
+        <w:t xml:space="preserve">(a)</w:t>
+      </w:r>
+      <w:r>
+        <w:t xml:space="preserve"> </w:t>
+      </w:r>
+      <w:r>
+        <w:rPr>
+          <w:rStyle w:val="VerbatimChar"/>
+        </w:rPr>
+        <w:t xml:space="preserve">heavy</w:t>
+      </w:r>
+      <w:r>
+        <w:t xml:space="preserve"> </w:t>
+      </w:r>
+      <w:r>
+        <w:t xml:space="preserve">— leave R’s default alone; the choice does not affect the model</w:t>
+      </w:r>
+    </w:p>
+    <w:p>
+      <w:pPr>
+        <w:pStyle w:val="BodyText"/>
+      </w:pPr>
+      <w:r>
+        <w:rPr>
+          <w:b/>
+          <w:bCs/>
+        </w:rPr>
+        <w:t xml:space="preserve">(b)</w:t>
+      </w:r>
+      <w:r>
+        <w:t xml:space="preserve"> </w:t>
+      </w:r>
+      <w:r>
+        <w:rPr>
+          <w:rStyle w:val="VerbatimChar"/>
+        </w:rPr>
+        <w:t xml:space="preserve">intense</w:t>
+      </w:r>
+      <w:r>
+        <w:t xml:space="preserve"> </w:t>
+      </w:r>
+      <w:r>
+        <w:t xml:space="preserve">— the most extreme level makes the biggest contrasts</w:t>
+      </w:r>
+    </w:p>
+    <w:p>
+      <w:pPr>
+        <w:pStyle w:val="BodyText"/>
+      </w:pPr>
+      <w:r>
+        <w:rPr>
+          <w:b/>
+          <w:bCs/>
+        </w:rPr>
+        <w:t xml:space="preserve">(c)</w:t>
+      </w:r>
+      <w:r>
+        <w:t xml:space="preserve"> </w:t>
+      </w:r>
+      <w:r>
+        <w:rPr>
+          <w:rStyle w:val="VerbatimChar"/>
+        </w:rPr>
+        <w:t xml:space="preserve">minimal</w:t>
+      </w:r>
+      <w:r>
+        <w:t xml:space="preserve"> </w:t>
+      </w:r>
+      <w:r>
+        <w:t xml:space="preserve">— the least-disturbed level, so every coefficient reads as the cost of adding grazing</w:t>
+      </w:r>
+    </w:p>
+    <w:p>
+      <w:pPr>
+        <w:pStyle w:val="BodyText"/>
+      </w:pPr>
+      <w:r>
+        <w:rPr>
+          <w:b/>
+          <w:bCs/>
+        </w:rPr>
+        <w:t xml:space="preserve">(d)</w:t>
+      </w:r>
+      <w:r>
+        <w:t xml:space="preserve"> </w:t>
+      </w:r>
+      <w:r>
+        <w:t xml:space="preserve">It does not matter, because R² and the F-test are identical either way</w:t>
+      </w:r>
+    </w:p>
+    <w:tbl>
+      <w:tblPr>
+        <w:tblStyle w:val="Table"/>
+        <w:tblLook w:firstRow="0" w:lastRow="0" w:firstColumn="0" w:lastColumn="0" w:noHBand="0" w:noVBand="0" w:val="0000"/>
+        <w:tblBorders>
+          <w:top w:val="single" w:sz="4" w:space="0" w:color="EB9113"/>
+          <w:left w:val="single" w:sz="24" w:space="0" w:color="EB9113"/>
+          <w:bottom w:val="single" w:sz="4" w:space="0" w:color="EB9113"/>
+          <w:right w:val="single" w:sz="4" w:space="0" w:color="EB9113"/>
+        </w:tblBorders>
+        <w:tblCellMar>
+          <w:left w:w="144" w:type="dxa"/>
+          <w:right w:w="144" w:type="dxa"/>
+        </w:tblCellMar>
+        <w:tblLook w:firstRow="0" w:lastRow="0" w:firstColumn="0" w:lastColumn="0" w:noHBand="0" w:noVBand="0" w:val="0000"/>
+      </w:tblPr>
+      <w:tr>
+        <w:trPr>
+          <w:cantSplit/>
+        </w:trPr>
+        <w:tc>
+          <w:tcPr>
+            <w:shd w:color="auto" w:fill="fcefdc" w:val="clear"/>
+            <w:tcMar>
+              <w:top w:w="92" w:type="dxa"/>
+              <w:bottom w:w="92" w:type="dxa"/>
+            </w:tcMar>
+          </w:tcPr>
+          <w:p>
+            <w:pPr>
+              <w:pStyle w:val="BodyText"/>
+            </w:pPr>
+            <w:pPr>
+              <w:spacing w:before="0" w:after="0"/>
+              <w:textAlignment w:val="center"/>
+            </w:pPr>
+            <w:r>
+              <w:drawing>
+                <wp:inline>
+                  <wp:extent cx="152400" cy="152400"/>
+                  <wp:effectExtent b="0" l="0" r="0" t="0"/>
+                  <wp:docPr descr="" title="" id="111" name="Picture"/>
+                  <a:graphic>
+                    <a:graphicData uri="http://schemas.openxmlformats.org/drawingml/2006/picture">
+                      <pic:pic>
+                        <pic:nvPicPr>
+                          <pic:cNvPr descr="/Applications/Positron.app/Contents/Resources/app/quarto/share/formats/docx/warning.png" id="112" name="Picture"/>
+                          <pic:cNvPicPr>
+                            <a:picLocks noChangeArrowheads="1" noChangeAspect="1"/>
+                          </pic:cNvPicPr>
+                        </pic:nvPicPr>
+                        <pic:blipFill>
+                          <a:blip r:embed="rId24"/>
+                          <a:stretch>
+                            <a:fillRect/>
+                          </a:stretch>
+                        </pic:blipFill>
+                        <pic:spPr bwMode="auto">
+                          <a:xfrm>
+                            <a:off x="0" y="0"/>
+                            <a:ext cx="152400" cy="152400"/>
+                          </a:xfrm>
+                          <a:prstGeom prst="rect">
+                            <a:avLst/>
+                          </a:prstGeom>
+                          <a:noFill/>
+                          <a:ln w="9525">
+                            <a:noFill/>
+                            <a:headEnd/>
+                            <a:tailEnd/>
+                          </a:ln>
+                        </pic:spPr>
+                      </pic:pic>
+                    </a:graphicData>
+                  </a:graphic>
+                </wp:inline>
+              </w:drawing>
+            </w:r>
+            <w:r>
+              <w:t xml:space="preserve"> </w:t>
+            </w:r>
+            <w:r>
+              <w:t xml:space="preserve"> </w:t>
+            </w:r>
+            <w:r>
+              <w:t xml:space="preserve">Warning</w:t>
+            </w:r>
+          </w:p>
+        </w:tc>
+      </w:tr>
+      <w:tr>
+        <w:trPr>
+          <w:cantSplit/>
+        </w:trPr>
+        <w:tc>
+          <w:tcPr>
+            <w:tcMar>
+              <w:top w:w="108" w:type="dxa"/>
+              <w:bottom w:w="108" w:type="dxa"/>
+            </w:tcMar>
+          </w:tcPr>
+          <w:p>
+            <w:pPr>
+              <w:pStyle w:val="BodyText"/>
+            </w:pPr>
+            <w:pPr>
               <w:spacing w:before="16" w:after="16"/>
             </w:pPr>
             <w:r>
@@ -11170,12 +12091,12 @@
                 <wp:inline>
                   <wp:extent cx="152400" cy="152400"/>
                   <wp:effectExtent b="0" l="0" r="0" t="0"/>
-                  <wp:docPr descr="" title="" id="110" name="Picture"/>
+                  <wp:docPr descr="" title="" id="113" name="Picture"/>
                   <a:graphic>
                     <a:graphicData uri="http://schemas.openxmlformats.org/drawingml/2006/picture">
                       <pic:pic>
                         <pic:nvPicPr>
-                          <pic:cNvPr descr="/Applications/Positron.app/Contents/Resources/app/quarto/share/formats/docx/note.png" id="111" name="Picture"/>
+                          <pic:cNvPr descr="/Applications/Positron.app/Contents/Resources/app/quarto/share/formats/docx/note.png" id="114" name="Picture"/>
                           <pic:cNvPicPr>
                             <a:picLocks noChangeArrowheads="1" noChangeAspect="1"/>
                           </pic:cNvPicPr>
@@ -11264,14 +12185,14 @@
         </w:tc>
       </w:tr>
     </w:tbl>
-    <w:bookmarkEnd w:id="112"/>
-    <w:bookmarkStart w:id="117" w:name="X081bc863e4b2483b509840908fa495e5e31458d"/>
+    <w:bookmarkEnd w:id="115"/>
+    <w:bookmarkStart w:id="120" w:name="X0b5d411d2f28fe9ebab6fe5e2efd901753510cf"/>
     <w:p>
       <w:pPr>
         <w:pStyle w:val="Heading2"/>
       </w:pPr>
       <w:r>
-        <w:t xml:space="preserve">Choosing the Reference Yourself ·</w:t>
+        <w:t xml:space="preserve">Making the Control the Reference ·</w:t>
       </w:r>
       <w:r>
         <w:t xml:space="preserve"> </w:t>
@@ -11324,12 +12245,12 @@
                 <wp:inline>
                   <wp:extent cx="152400" cy="152400"/>
                   <wp:effectExtent b="0" l="0" r="0" t="0"/>
-                  <wp:docPr descr="" title="" id="113" name="Picture"/>
+                  <wp:docPr descr="" title="" id="116" name="Picture"/>
                   <a:graphic>
                     <a:graphicData uri="http://schemas.openxmlformats.org/drawingml/2006/picture">
                       <pic:pic>
                         <pic:nvPicPr>
-                          <pic:cNvPr descr="/Applications/Positron.app/Contents/Resources/app/quarto/share/formats/docx/important.png" id="114" name="Picture"/>
+                          <pic:cNvPr descr="/Applications/Positron.app/Contents/Resources/app/quarto/share/formats/docx/important.png" id="117" name="Picture"/>
                           <pic:cNvPicPr>
                             <a:picLocks noChangeArrowheads="1" noChangeAspect="1"/>
                           </pic:cNvPicPr>
@@ -11404,7 +12325,7 @@
               <w:pStyle w:val="Compact"/>
               <w:numPr>
                 <w:ilvl w:val="0"/>
-                <w:numId w:val="1014"/>
+                <w:numId w:val="1015"/>
               </w:numPr>
             </w:pPr>
             <w:r>
@@ -11424,7 +12345,7 @@
               <w:t xml:space="preserve"> </w:t>
             </w:r>
             <w:r>
-              <w:t xml:space="preserve">— the fit, R², F and the ANOVA table are all identical whichever level is the reference. But it is not a reason to accept a bad default: the coefficients are what people read, and they should answer the question you asked.</w:t>
+              <w:t xml:space="preserve">— the fit, R², F and the ANOVA table are identical whichever level is the reference. But that is not a reason to accept a bad default: the coefficients are what people read, and they should answer the question you asked.</w:t>
             </w:r>
           </w:p>
           <w:p>
@@ -11457,13 +12378,7 @@
               <w:t xml:space="preserve">control</w:t>
             </w:r>
             <w:r>
-              <w:t xml:space="preserve">, so putting it first makes every other coefficient</w:t>
-            </w:r>
-            <w:r>
-              <w:t xml:space="preserve"> </w:t>
-            </w:r>
-            <w:r>
-              <w:t xml:space="preserve">“birds lost relative to the least-grazed patches.”</w:t>
+              <w:t xml:space="preserve">.</w:t>
             </w:r>
           </w:p>
           <w:p/>
@@ -11472,6 +12387,18 @@
     </w:tbl>
     <w:p>
       <w:pPr>
+        <w:pStyle w:val="BodyText"/>
+      </w:pPr>
+      <w:r>
+        <w:rPr>
+          <w:b/>
+          <w:bCs/>
+        </w:rPr>
+        <w:t xml:space="preserve">Name the control. That is the whole call.</w:t>
+      </w:r>
+    </w:p>
+    <w:p>
+      <w:pPr>
         <w:pStyle w:val="SourceCode"/>
       </w:pPr>
       <w:r>
@@ -11526,10 +12453,13 @@
         <w:t xml:space="preserve">grazing_class =</w:t>
       </w:r>
       <w:r>
-        <w:rPr>
-          <w:rStyle w:val="NormalTok"/>
-        </w:rPr>
-        <w:t xml:space="preserve"> </w:t>
+        <w:br/>
+      </w:r>
+      <w:r>
+        <w:rPr>
+          <w:rStyle w:val="NormalTok"/>
+        </w:rPr>
+        <w:t xml:space="preserve">           </w:t>
       </w:r>
       <w:r>
         <w:rPr>
@@ -11541,94 +12471,28 @@
         <w:rPr>
           <w:rStyle w:val="NormalTok"/>
         </w:rPr>
-        <w:t xml:space="preserve">(</w:t>
+        <w:t xml:space="preserve">(grazing_class, </w:t>
+      </w:r>
+      <w:r>
+        <w:rPr>
+          <w:rStyle w:val="StringTok"/>
+        </w:rPr>
+        <w:t xml:space="preserve">"minimal"</w:t>
+      </w:r>
+      <w:r>
+        <w:rPr>
+          <w:rStyle w:val="NormalTok"/>
+        </w:rPr>
+        <w:t xml:space="preserve">))</w:t>
       </w:r>
       <w:r>
         <w:br/>
       </w:r>
       <w:r>
-        <w:rPr>
-          <w:rStyle w:val="NormalTok"/>
-        </w:rPr>
-        <w:t xml:space="preserve">    grazing_class,</w:t>
-      </w:r>
-      <w:r>
         <w:br/>
       </w:r>
       <w:r>
         <w:rPr>
-          <w:rStyle w:val="NormalTok"/>
-        </w:rPr>
-        <w:t xml:space="preserve">    </w:t>
-      </w:r>
-      <w:r>
-        <w:rPr>
-          <w:rStyle w:val="StringTok"/>
-        </w:rPr>
-        <w:t xml:space="preserve">"minimal"</w:t>
-      </w:r>
-      <w:r>
-        <w:rPr>
-          <w:rStyle w:val="NormalTok"/>
-        </w:rPr>
-        <w:t xml:space="preserve">, </w:t>
-      </w:r>
-      <w:r>
-        <w:rPr>
-          <w:rStyle w:val="StringTok"/>
-        </w:rPr>
-        <w:t xml:space="preserve">"light"</w:t>
-      </w:r>
-      <w:r>
-        <w:rPr>
-          <w:rStyle w:val="NormalTok"/>
-        </w:rPr>
-        <w:t xml:space="preserve">, </w:t>
-      </w:r>
-      <w:r>
-        <w:rPr>
-          <w:rStyle w:val="StringTok"/>
-        </w:rPr>
-        <w:t xml:space="preserve">"moderate"</w:t>
-      </w:r>
-      <w:r>
-        <w:rPr>
-          <w:rStyle w:val="NormalTok"/>
-        </w:rPr>
-        <w:t xml:space="preserve">, </w:t>
-      </w:r>
-      <w:r>
-        <w:rPr>
-          <w:rStyle w:val="StringTok"/>
-        </w:rPr>
-        <w:t xml:space="preserve">"heavy"</w:t>
-      </w:r>
-      <w:r>
-        <w:rPr>
-          <w:rStyle w:val="NormalTok"/>
-        </w:rPr>
-        <w:t xml:space="preserve">, </w:t>
-      </w:r>
-      <w:r>
-        <w:rPr>
-          <w:rStyle w:val="StringTok"/>
-        </w:rPr>
-        <w:t xml:space="preserve">"intense"</w:t>
-      </w:r>
-      <w:r>
-        <w:rPr>
-          <w:rStyle w:val="NormalTok"/>
-        </w:rPr>
-        <w:t xml:space="preserve">))</w:t>
-      </w:r>
-      <w:r>
-        <w:br/>
-      </w:r>
-      <w:r>
-        <w:br/>
-      </w:r>
-      <w:r>
-        <w:rPr>
           <w:rStyle w:val="FunctionTok"/>
         </w:rPr>
         <w:t xml:space="preserve">levels</w:t>
@@ -11660,7 +12524,61 @@
         <w:rPr>
           <w:rStyle w:val="VerbatimChar"/>
         </w:rPr>
-        <w:t xml:space="preserve">[1] "minimal"  "light"    "moderate" "heavy"    "intense" </w:t>
+        <w:t xml:space="preserve">[1] "minimal"  "heavy"    "intense"  "light"    "moderate"</w:t>
+      </w:r>
+    </w:p>
+    <w:p>
+      <w:pPr>
+        <w:pStyle w:val="FirstParagraph"/>
+      </w:pPr>
+      <w:r>
+        <w:rPr>
+          <w:rStyle w:val="VerbatimChar"/>
+        </w:rPr>
+        <w:t xml:space="preserve">fct_relevel()</w:t>
+      </w:r>
+      <w:r>
+        <w:t xml:space="preserve"> </w:t>
+      </w:r>
+      <w:r>
+        <w:rPr>
+          <w:b/>
+          <w:bCs/>
+        </w:rPr>
+        <w:t xml:space="preserve">moves the levels you name to the front</w:t>
+      </w:r>
+      <w:r>
+        <w:t xml:space="preserve"> </w:t>
+      </w:r>
+      <w:r>
+        <w:t xml:space="preserve">and leaves the rest where they were. Name one level and it becomes level 1 — the reference.</w:t>
+      </w:r>
+    </w:p>
+    <w:p>
+      <w:pPr>
+        <w:pStyle w:val="BodyText"/>
+      </w:pPr>
+      <w:r>
+        <w:rPr>
+          <w:rStyle w:val="VerbatimChar"/>
+        </w:rPr>
+        <w:t xml:space="preserve">minimal</w:t>
+      </w:r>
+      <w:r>
+        <w:t xml:space="preserve"> </w:t>
+      </w:r>
+      <w:r>
+        <w:t xml:space="preserve">is now first. The other four are still in alphabetical order behind it, and that is fine:</w:t>
+      </w:r>
+      <w:r>
+        <w:t xml:space="preserve"> </w:t>
+      </w:r>
+      <w:r>
+        <w:rPr>
+          <w:b/>
+          <w:bCs/>
+        </w:rPr>
+        <w:t xml:space="preserve">only the first level decides the reference.</w:t>
       </w:r>
     </w:p>
     <w:tbl>
@@ -11693,7 +12611,7 @@
           </w:tcPr>
           <w:p>
             <w:pPr>
-              <w:pStyle w:val="FirstParagraph"/>
+              <w:pStyle w:val="BodyText"/>
             </w:pPr>
             <w:pPr>
               <w:spacing w:before="0" w:after="0"/>
@@ -11704,12 +12622,12 @@
                 <wp:inline>
                   <wp:extent cx="152400" cy="152400"/>
                   <wp:effectExtent b="0" l="0" r="0" t="0"/>
-                  <wp:docPr descr="" title="" id="115" name="Picture"/>
+                  <wp:docPr descr="" title="" id="118" name="Picture"/>
                   <a:graphic>
                     <a:graphicData uri="http://schemas.openxmlformats.org/drawingml/2006/picture">
                       <pic:pic>
                         <pic:nvPicPr>
-                          <pic:cNvPr descr="/Applications/Positron.app/Contents/Resources/app/quarto/share/formats/docx/tip.png" id="116" name="Picture"/>
+                          <pic:cNvPr descr="/Applications/Positron.app/Contents/Resources/app/quarto/share/formats/docx/tip.png" id="119" name="Picture"/>
                           <pic:cNvPicPr>
                             <a:picLocks noChangeArrowheads="1" noChangeAspect="1"/>
                           </pic:cNvPicPr>
@@ -11784,20 +12702,438 @@
               <w:pStyle w:val="BodyText"/>
             </w:pPr>
             <w:r>
-              <w:t xml:space="preserve">Any time a factor enters a model, set its reference level</w:t>
+              <w:t xml:space="preserve">One line, every time a factor enters a model:</w:t>
+            </w:r>
+          </w:p>
+          <w:p>
+            <w:pPr>
+              <w:pStyle w:val="SourceCode"/>
+            </w:pPr>
+            <w:r>
+              <w:rPr>
+                <w:rStyle w:val="FunctionTok"/>
+              </w:rPr>
+              <w:t xml:space="preserve">fct_relevel</w:t>
+            </w:r>
+            <w:r>
+              <w:rPr>
+                <w:rStyle w:val="NormalTok"/>
+              </w:rPr>
+              <w:t xml:space="preserve">(treatment, </w:t>
+            </w:r>
+            <w:r>
+              <w:rPr>
+                <w:rStyle w:val="StringTok"/>
+              </w:rPr>
+              <w:t xml:space="preserve">"control"</w:t>
+            </w:r>
+            <w:r>
+              <w:rPr>
+                <w:rStyle w:val="NormalTok"/>
+              </w:rPr>
+              <w:t xml:space="preserve">)</w:t>
+            </w:r>
+          </w:p>
+          <w:p>
+            <w:pPr>
+              <w:pStyle w:val="FirstParagraph"/>
+            </w:pPr>
+            <w:pPr>
+              <w:spacing w:after="16"/>
+            </w:pPr>
+            <w:r>
+              <w:t xml:space="preserve">Not</w:t>
             </w:r>
             <w:r>
               <w:t xml:space="preserve"> </w:t>
             </w:r>
+            <w:r>
+              <w:rPr>
+                <w:rStyle w:val="VerbatimChar"/>
+              </w:rPr>
+              <w:t xml:space="preserve">factor()</w:t>
+            </w:r>
+            <w:r>
+              <w:t xml:space="preserve"> </w:t>
+            </w:r>
+            <w:r>
+              <w:t xml:space="preserve">and hope. Not relevel-it-later. Set it where you make the factor.</w:t>
+            </w:r>
+          </w:p>
+          <w:p/>
+        </w:tc>
+      </w:tr>
+    </w:tbl>
+    <w:bookmarkEnd w:id="120"/>
+    <w:bookmarkStart w:id="123" w:name="X18350962fa589addc63f2982488b8e64b354243"/>
+    <w:p>
+      <w:pPr>
+        <w:pStyle w:val="Heading2"/>
+      </w:pPr>
+      <w:r>
+        <w:t xml:space="preserve">Naming All Five · Reference</w:t>
+      </w:r>
+      <w:r>
+        <w:t xml:space="preserve"> </w:t>
+      </w:r>
+      <w:r>
+        <w:rPr>
+          <w:i/>
+          <w:iCs/>
+        </w:rPr>
+        <w:t xml:space="preserve">and</w:t>
+      </w:r>
+      <w:r>
+        <w:t xml:space="preserve"> </w:t>
+      </w:r>
+      <w:r>
+        <w:t xml:space="preserve">Display Order</w:t>
+      </w:r>
+    </w:p>
+    <w:p>
+      <w:pPr>
+        <w:pStyle w:val="FirstParagraph"/>
+      </w:pPr>
+      <w:r>
+        <w:t xml:space="preserve">Naming one level fixed the</w:t>
+      </w:r>
+      <w:r>
+        <w:t xml:space="preserve"> </w:t>
+      </w:r>
+      <w:r>
+        <w:rPr>
+          <w:b/>
+          <w:bCs/>
+        </w:rPr>
+        <w:t xml:space="preserve">reference</w:t>
+      </w:r>
+      <w:r>
+        <w:t xml:space="preserve">. Name all five and you also fix the</w:t>
+      </w:r>
+      <w:r>
+        <w:t xml:space="preserve"> </w:t>
+      </w:r>
+      <w:r>
+        <w:rPr>
+          <w:b/>
+          <w:bCs/>
+        </w:rPr>
+        <w:t xml:space="preserve">order they print and plot in</w:t>
+      </w:r>
+      <w:r>
+        <w:t xml:space="preserve"> </w:t>
+      </w:r>
+      <w:r>
+        <w:t xml:space="preserve">— light → intense, the way the gradient actually runs.</w:t>
+      </w:r>
+    </w:p>
+    <w:p>
+      <w:pPr>
+        <w:pStyle w:val="SourceCode"/>
+      </w:pPr>
+      <w:r>
+        <w:rPr>
+          <w:rStyle w:val="NormalTok"/>
+        </w:rPr>
+        <w:t xml:space="preserve">bird_df </w:t>
+      </w:r>
+      <w:r>
+        <w:rPr>
+          <w:rStyle w:val="OtherTok"/>
+        </w:rPr>
+        <w:t xml:space="preserve">&lt;-</w:t>
+      </w:r>
+      <w:r>
+        <w:rPr>
+          <w:rStyle w:val="NormalTok"/>
+        </w:rPr>
+        <w:t xml:space="preserve"> bird_df </w:t>
+      </w:r>
+      <w:r>
+        <w:rPr>
+          <w:rStyle w:val="SpecialCharTok"/>
+        </w:rPr>
+        <w:t xml:space="preserve">%&gt;%</w:t>
+      </w:r>
+      <w:r>
+        <w:br/>
+      </w:r>
+      <w:r>
+        <w:rPr>
+          <w:rStyle w:val="NormalTok"/>
+        </w:rPr>
+        <w:t xml:space="preserve">  </w:t>
+      </w:r>
+      <w:r>
+        <w:rPr>
+          <w:rStyle w:val="FunctionTok"/>
+        </w:rPr>
+        <w:t xml:space="preserve">mutate</w:t>
+      </w:r>
+      <w:r>
+        <w:rPr>
+          <w:rStyle w:val="NormalTok"/>
+        </w:rPr>
+        <w:t xml:space="preserve">(</w:t>
+      </w:r>
+      <w:r>
+        <w:rPr>
+          <w:rStyle w:val="AttributeTok"/>
+        </w:rPr>
+        <w:t xml:space="preserve">grazing_class =</w:t>
+      </w:r>
+      <w:r>
+        <w:rPr>
+          <w:rStyle w:val="NormalTok"/>
+        </w:rPr>
+        <w:t xml:space="preserve"> </w:t>
+      </w:r>
+      <w:r>
+        <w:rPr>
+          <w:rStyle w:val="FunctionTok"/>
+        </w:rPr>
+        <w:t xml:space="preserve">fct_relevel</w:t>
+      </w:r>
+      <w:r>
+        <w:rPr>
+          <w:rStyle w:val="NormalTok"/>
+        </w:rPr>
+        <w:t xml:space="preserve">(</w:t>
+      </w:r>
+      <w:r>
+        <w:br/>
+      </w:r>
+      <w:r>
+        <w:rPr>
+          <w:rStyle w:val="NormalTok"/>
+        </w:rPr>
+        <w:t xml:space="preserve">    grazing_class,</w:t>
+      </w:r>
+      <w:r>
+        <w:br/>
+      </w:r>
+      <w:r>
+        <w:rPr>
+          <w:rStyle w:val="NormalTok"/>
+        </w:rPr>
+        <w:t xml:space="preserve">    </w:t>
+      </w:r>
+      <w:r>
+        <w:rPr>
+          <w:rStyle w:val="StringTok"/>
+        </w:rPr>
+        <w:t xml:space="preserve">"minimal"</w:t>
+      </w:r>
+      <w:r>
+        <w:rPr>
+          <w:rStyle w:val="NormalTok"/>
+        </w:rPr>
+        <w:t xml:space="preserve">, </w:t>
+      </w:r>
+      <w:r>
+        <w:rPr>
+          <w:rStyle w:val="StringTok"/>
+        </w:rPr>
+        <w:t xml:space="preserve">"light"</w:t>
+      </w:r>
+      <w:r>
+        <w:rPr>
+          <w:rStyle w:val="NormalTok"/>
+        </w:rPr>
+        <w:t xml:space="preserve">, </w:t>
+      </w:r>
+      <w:r>
+        <w:rPr>
+          <w:rStyle w:val="StringTok"/>
+        </w:rPr>
+        <w:t xml:space="preserve">"moderate"</w:t>
+      </w:r>
+      <w:r>
+        <w:rPr>
+          <w:rStyle w:val="NormalTok"/>
+        </w:rPr>
+        <w:t xml:space="preserve">, </w:t>
+      </w:r>
+      <w:r>
+        <w:rPr>
+          <w:rStyle w:val="StringTok"/>
+        </w:rPr>
+        <w:t xml:space="preserve">"heavy"</w:t>
+      </w:r>
+      <w:r>
+        <w:rPr>
+          <w:rStyle w:val="NormalTok"/>
+        </w:rPr>
+        <w:t xml:space="preserve">, </w:t>
+      </w:r>
+      <w:r>
+        <w:rPr>
+          <w:rStyle w:val="StringTok"/>
+        </w:rPr>
+        <w:t xml:space="preserve">"intense"</w:t>
+      </w:r>
+      <w:r>
+        <w:rPr>
+          <w:rStyle w:val="NormalTok"/>
+        </w:rPr>
+        <w:t xml:space="preserve">))</w:t>
+      </w:r>
+      <w:r>
+        <w:br/>
+      </w:r>
+      <w:r>
+        <w:br/>
+      </w:r>
+      <w:r>
+        <w:rPr>
+          <w:rStyle w:val="FunctionTok"/>
+        </w:rPr>
+        <w:t xml:space="preserve">levels</w:t>
+      </w:r>
+      <w:r>
+        <w:rPr>
+          <w:rStyle w:val="NormalTok"/>
+        </w:rPr>
+        <w:t xml:space="preserve">(bird_df</w:t>
+      </w:r>
+      <w:r>
+        <w:rPr>
+          <w:rStyle w:val="SpecialCharTok"/>
+        </w:rPr>
+        <w:t xml:space="preserve">$</w:t>
+      </w:r>
+      <w:r>
+        <w:rPr>
+          <w:rStyle w:val="NormalTok"/>
+        </w:rPr>
+        <w:t xml:space="preserve">grazing_class)</w:t>
+      </w:r>
+    </w:p>
+    <w:p>
+      <w:pPr>
+        <w:pStyle w:val="SourceCode"/>
+      </w:pPr>
+      <w:r>
+        <w:rPr>
+          <w:rStyle w:val="VerbatimChar"/>
+        </w:rPr>
+        <w:t xml:space="preserve">[1] "minimal"  "light"    "moderate" "heavy"    "intense" </w:t>
+      </w:r>
+    </w:p>
+    <w:tbl>
+      <w:tblPr>
+        <w:tblStyle w:val="Table"/>
+        <w:tblLook w:firstRow="0" w:lastRow="0" w:firstColumn="0" w:lastColumn="0" w:noHBand="0" w:noVBand="0" w:val="0000"/>
+        <w:tblBorders>
+          <w:top w:val="single" w:sz="4" w:space="0" w:color="0758E5"/>
+          <w:left w:val="single" w:sz="24" w:space="0" w:color="0758E5"/>
+          <w:bottom w:val="single" w:sz="4" w:space="0" w:color="0758E5"/>
+          <w:right w:val="single" w:sz="4" w:space="0" w:color="0758E5"/>
+        </w:tblBorders>
+        <w:tblCellMar>
+          <w:left w:w="144" w:type="dxa"/>
+          <w:right w:w="144" w:type="dxa"/>
+        </w:tblCellMar>
+        <w:tblLook w:firstRow="0" w:lastRow="0" w:firstColumn="0" w:lastColumn="0" w:noHBand="0" w:noVBand="0" w:val="0000"/>
+      </w:tblPr>
+      <w:tr>
+        <w:trPr>
+          <w:cantSplit/>
+        </w:trPr>
+        <w:tc>
+          <w:tcPr>
+            <w:shd w:color="auto" w:fill="dae6fb" w:val="clear"/>
+            <w:tcMar>
+              <w:top w:w="92" w:type="dxa"/>
+              <w:bottom w:w="92" w:type="dxa"/>
+            </w:tcMar>
+          </w:tcPr>
+          <w:p>
+            <w:pPr>
+              <w:pStyle w:val="FirstParagraph"/>
+            </w:pPr>
+            <w:pPr>
+              <w:spacing w:before="0" w:after="0"/>
+              <w:textAlignment w:val="center"/>
+            </w:pPr>
+            <w:r>
+              <w:drawing>
+                <wp:inline>
+                  <wp:extent cx="152400" cy="152400"/>
+                  <wp:effectExtent b="0" l="0" r="0" t="0"/>
+                  <wp:docPr descr="" title="" id="121" name="Picture"/>
+                  <a:graphic>
+                    <a:graphicData uri="http://schemas.openxmlformats.org/drawingml/2006/picture">
+                      <pic:pic>
+                        <pic:nvPicPr>
+                          <pic:cNvPr descr="/Applications/Positron.app/Contents/Resources/app/quarto/share/formats/docx/note.png" id="122" name="Picture"/>
+                          <pic:cNvPicPr>
+                            <a:picLocks noChangeArrowheads="1" noChangeAspect="1"/>
+                          </pic:cNvPicPr>
+                        </pic:nvPicPr>
+                        <pic:blipFill>
+                          <a:blip r:embed="rId9"/>
+                          <a:stretch>
+                            <a:fillRect/>
+                          </a:stretch>
+                        </pic:blipFill>
+                        <pic:spPr bwMode="auto">
+                          <a:xfrm>
+                            <a:off x="0" y="0"/>
+                            <a:ext cx="152400" cy="152400"/>
+                          </a:xfrm>
+                          <a:prstGeom prst="rect">
+                            <a:avLst/>
+                          </a:prstGeom>
+                          <a:noFill/>
+                          <a:ln w="9525">
+                            <a:noFill/>
+                            <a:headEnd/>
+                            <a:tailEnd/>
+                          </a:ln>
+                        </pic:spPr>
+                      </pic:pic>
+                    </a:graphicData>
+                  </a:graphic>
+                </wp:inline>
+              </w:drawing>
+            </w:r>
+            <w:r>
+              <w:t xml:space="preserve"> </w:t>
+            </w:r>
+            <w:r>
+              <w:t xml:space="preserve"> </w:t>
+            </w:r>
+            <w:r>
+              <w:t xml:space="preserve">Note</w:t>
+            </w:r>
+          </w:p>
+        </w:tc>
+      </w:tr>
+      <w:tr>
+        <w:trPr>
+          <w:cantSplit/>
+        </w:trPr>
+        <w:tc>
+          <w:tcPr>
+            <w:tcMar>
+              <w:top w:w="108" w:type="dxa"/>
+              <w:bottom w:w="108" w:type="dxa"/>
+            </w:tcMar>
+          </w:tcPr>
+          <w:p>
+            <w:pPr>
+              <w:pStyle w:val="BodyText"/>
+            </w:pPr>
+            <w:pPr>
+              <w:spacing w:before="16"/>
+            </w:pPr>
             <w:r>
               <w:rPr>
                 <w:b/>
                 <w:bCs/>
               </w:rPr>
-              <w:t xml:space="preserve">on purpose</w:t>
-            </w:r>
-            <w:r>
-              <w:t xml:space="preserve">, in the same line where you create the factor.</w:t>
+              <w:t xml:space="preserve">✅ Both versions fit the same model</w:t>
             </w:r>
           </w:p>
           <w:p>
@@ -11805,53 +13141,66 @@
               <w:pStyle w:val="BodyText"/>
             </w:pPr>
             <w:r>
+              <w:t xml:space="preserve">Same reference, so same R², same F, same fitted values — only the</w:t>
+            </w:r>
+            <w:r>
+              <w:t xml:space="preserve"> </w:t>
+            </w:r>
+            <w:r>
               <w:rPr>
-                <w:rStyle w:val="VerbatimChar"/>
+                <w:b/>
+                <w:bCs/>
               </w:rPr>
-              <w:t xml:space="preserve">fct_relevel()</w:t>
+              <w:t xml:space="preserve">order of the coefficient rows</w:t>
             </w:r>
             <w:r>
               <w:t xml:space="preserve"> </w:t>
             </w:r>
             <w:r>
-              <w:t xml:space="preserve">moves the levels you name to the front and leaves the rest in place, so naming just the control is enough:</w:t>
-            </w:r>
-          </w:p>
-          <w:p>
-            <w:pPr>
-              <w:pStyle w:val="SourceCode"/>
-            </w:pPr>
+              <w:t xml:space="preserve">changes.</w:t>
+            </w:r>
+          </w:p>
+          <w:p>
+            <w:pPr>
+              <w:pStyle w:val="BodyText"/>
+            </w:pPr>
+            <w:pPr>
+              <w:spacing w:after="16"/>
+            </w:pPr>
+            <w:r>
+              <w:t xml:space="preserve">The reason to name all five anyway: that order becomes your</w:t>
+            </w:r>
+            <w:r>
+              <w:t xml:space="preserve"> </w:t>
+            </w:r>
             <w:r>
               <w:rPr>
-                <w:rStyle w:val="FunctionTok"/>
+                <w:b/>
+                <w:bCs/>
               </w:rPr>
-              <w:t xml:space="preserve">fct_relevel</w:t>
-            </w:r>
-            <w:r>
-              <w:rPr>
-                <w:rStyle w:val="NormalTok"/>
-              </w:rPr>
-              <w:t xml:space="preserve">(treatment, </w:t>
-            </w:r>
-            <w:r>
-              <w:rPr>
-                <w:rStyle w:val="StringTok"/>
-              </w:rPr>
-              <w:t xml:space="preserve">"control"</w:t>
-            </w:r>
-            <w:r>
-              <w:rPr>
-                <w:rStyle w:val="NormalTok"/>
-              </w:rPr>
-              <w:t xml:space="preserve">)</w:t>
+              <w:t xml:space="preserve">legend order</w:t>
+            </w:r>
+            <w:r>
+              <w:t xml:space="preserve"> </w:t>
+            </w:r>
+            <w:r>
+              <w:t xml:space="preserve">in every figure you draw from this column.</w:t>
             </w:r>
           </w:p>
           <w:p/>
         </w:tc>
       </w:tr>
     </w:tbl>
-    <w:bookmarkEnd w:id="117"/>
-    <w:bookmarkStart w:id="118" w:name="same-model-same-f-a-readable-story"/>
+    <w:p>
+      <w:pPr>
+        <w:pStyle w:val="BodyText"/>
+      </w:pPr>
+      <w:r>
+        <w:t xml:space="preserve">The activity ends by checking exactly this — if the legend runs minimal → intense instead of alphabetically, the relevel worked.</w:t>
+      </w:r>
+    </w:p>
+    <w:bookmarkEnd w:id="123"/>
+    <w:bookmarkStart w:id="124" w:name="same-model-same-f-a-readable-story"/>
     <w:p>
       <w:pPr>
         <w:pStyle w:val="Heading2"/>
@@ -12093,153 +13442,6 @@
       </w:r>
       <w:r>
         <w:t xml:space="preserve">grazing, and the pattern is obvious:</w:t>
-      </w:r>
-    </w:p>
-    <w:p>
-      <w:pPr>
-        <w:pStyle w:val="Compact"/>
-        <w:numPr>
-          <w:ilvl w:val="0"/>
-          <w:numId w:val="1015"/>
-        </w:numPr>
-      </w:pPr>
-      <w:r>
-        <w:t xml:space="preserve">light, moderate and heavy are all</w:t>
-      </w:r>
-      <w:r>
-        <w:t xml:space="preserve"> </w:t>
-      </w:r>
-      <w:r>
-        <w:rPr>
-          <w:b/>
-          <w:bCs/>
-        </w:rPr>
-        <w:t xml:space="preserve">indistinguishable</w:t>
-      </w:r>
-      <w:r>
-        <w:t xml:space="preserve"> </w:t>
-      </w:r>
-      <w:r>
-        <w:t xml:space="preserve">from minimal</w:t>
-      </w:r>
-    </w:p>
-    <w:p>
-      <w:pPr>
-        <w:pStyle w:val="Compact"/>
-        <w:numPr>
-          <w:ilvl w:val="0"/>
-          <w:numId w:val="1015"/>
-        </w:numPr>
-      </w:pPr>
-      <w:r>
-        <w:rPr>
-          <w:rStyle w:val="VerbatimChar"/>
-        </w:rPr>
-        <w:t xml:space="preserve">intense</w:t>
-      </w:r>
-      <w:r>
-        <w:t xml:space="preserve"> </w:t>
-      </w:r>
-      <w:r>
-        <w:t xml:space="preserve">costs about</w:t>
-      </w:r>
-      <w:r>
-        <w:t xml:space="preserve"> </w:t>
-      </w:r>
-      <w:r>
-        <w:rPr>
-          <w:b/>
-          <w:bCs/>
-        </w:rPr>
-        <w:t xml:space="preserve">11.9 birds</w:t>
-      </w:r>
-      <w:r>
-        <w:t xml:space="preserve">, p &lt; 0.001</w:t>
-      </w:r>
-    </w:p>
-    <w:p>
-      <w:pPr>
-        <w:pStyle w:val="FirstParagraph"/>
-      </w:pPr>
-      <w:r>
-        <w:rPr>
-          <w:b/>
-          <w:bCs/>
-        </w:rPr>
-        <w:t xml:space="preserve">Grazing is a threshold, not a gradient</w:t>
-      </w:r>
-      <w:r>
-        <w:t xml:space="preserve"> </w:t>
-      </w:r>
-      <w:r>
-        <w:t xml:space="preserve">— and fitting it as the number 1–5 hid that completely, averaging the effect into -2.85 birds per step.</w:t>
-      </w:r>
-    </w:p>
-    <w:bookmarkEnd w:id="118"/>
-    <w:bookmarkStart w:id="121" w:name="why-this-matters-even-more-in-anova"/>
-    <w:p>
-      <w:pPr>
-        <w:pStyle w:val="Heading2"/>
-      </w:pPr>
-      <w:r>
-        <w:t xml:space="preserve">Why This Matters Even More in ANOVA</w:t>
-      </w:r>
-    </w:p>
-    <w:p>
-      <w:pPr>
-        <w:pStyle w:val="FirstParagraph"/>
-      </w:pPr>
-      <w:r>
-        <w:t xml:space="preserve">With only continuous predictors there is no reference level at all — every slope is</w:t>
-      </w:r>
-      <w:r>
-        <w:t xml:space="preserve"> </w:t>
-      </w:r>
-      <w:r>
-        <w:t xml:space="preserve">“per unit of X”</w:t>
-      </w:r>
-      <w:r>
-        <w:t xml:space="preserve"> </w:t>
-      </w:r>
-      <w:r>
-        <w:t xml:space="preserve">and nothing is being compared with anything.</w:t>
-      </w:r>
-    </w:p>
-    <w:p>
-      <w:pPr>
-        <w:pStyle w:val="BodyText"/>
-      </w:pPr>
-      <w:r>
-        <w:t xml:space="preserve">The moment a</w:t>
-      </w:r>
-      <w:r>
-        <w:t xml:space="preserve"> </w:t>
-      </w:r>
-      <w:r>
-        <w:rPr>
-          <w:b/>
-          <w:bCs/>
-        </w:rPr>
-        <w:t xml:space="preserve">factor</w:t>
-      </w:r>
-      <w:r>
-        <w:t xml:space="preserve"> </w:t>
-      </w:r>
-      <w:r>
-        <w:t xml:space="preserve">enters the model, every coefficient becomes a</w:t>
-      </w:r>
-      <w:r>
-        <w:t xml:space="preserve"> </w:t>
-      </w:r>
-      <w:r>
-        <w:rPr>
-          <w:b/>
-          <w:bCs/>
-        </w:rPr>
-        <w:t xml:space="preserve">contrast against the reference</w:t>
-      </w:r>
-      <w:r>
-        <w:t xml:space="preserve">, and that is the whole structure of the next five weeks:</w:t>
       </w:r>
     </w:p>
     <w:p>
@@ -12251,17 +13453,23 @@
         </w:numPr>
       </w:pPr>
       <w:r>
+        <w:t xml:space="preserve">light, moderate and heavy are all</w:t>
+      </w:r>
+      <w:r>
+        <w:t xml:space="preserve"> </w:t>
+      </w:r>
+      <w:r>
         <w:rPr>
           <w:b/>
           <w:bCs/>
         </w:rPr>
-        <w:t xml:space="preserve">One-way ANOVA</w:t>
-      </w:r>
-      <w:r>
-        <w:t xml:space="preserve"> </w:t>
-      </w:r>
-      <w:r>
-        <w:t xml:space="preserve">— treatment means against a control</w:t>
+        <w:t xml:space="preserve">indistinguishable</w:t>
+      </w:r>
+      <w:r>
+        <w:t xml:space="preserve"> </w:t>
+      </w:r>
+      <w:r>
+        <w:t xml:space="preserve">from minimal</w:t>
       </w:r>
     </w:p>
     <w:p>
@@ -12274,38 +13482,642 @@
       </w:pPr>
       <w:r>
         <w:rPr>
+          <w:rStyle w:val="VerbatimChar"/>
+        </w:rPr>
+        <w:t xml:space="preserve">intense</w:t>
+      </w:r>
+      <w:r>
+        <w:t xml:space="preserve"> </w:t>
+      </w:r>
+      <w:r>
+        <w:t xml:space="preserve">costs about</w:t>
+      </w:r>
+      <w:r>
+        <w:t xml:space="preserve"> </w:t>
+      </w:r>
+      <w:r>
+        <w:rPr>
           <w:b/>
           <w:bCs/>
         </w:rPr>
-        <w:t xml:space="preserve">Two-way ANOVA</w:t>
-      </w:r>
-      <w:r>
-        <w:t xml:space="preserve"> </w:t>
-      </w:r>
-      <w:r>
-        <w:t xml:space="preserve">— main effects read at the other factor’s reference level</w:t>
-      </w:r>
-    </w:p>
-    <w:p>
-      <w:pPr>
-        <w:pStyle w:val="Compact"/>
-        <w:numPr>
-          <w:ilvl w:val="0"/>
-          <w:numId w:val="1016"/>
-        </w:numPr>
+        <w:t xml:space="preserve">11.9 birds</w:t>
+      </w:r>
+      <w:r>
+        <w:t xml:space="preserve">, p &lt; 0.001</w:t>
+      </w:r>
+    </w:p>
+    <w:p>
+      <w:pPr>
+        <w:pStyle w:val="FirstParagraph"/>
       </w:pPr>
       <w:r>
         <w:rPr>
           <w:b/>
           <w:bCs/>
         </w:rPr>
-        <w:t xml:space="preserve">ANCOVA</w:t>
-      </w:r>
-      <w:r>
-        <w:t xml:space="preserve"> </w:t>
-      </w:r>
-      <w:r>
-        <w:t xml:space="preserve">— separate intercepts, all relative to one group</w:t>
+        <w:t xml:space="preserve">Grazing is a threshold, not a gradient</w:t>
+      </w:r>
+      <w:r>
+        <w:t xml:space="preserve"> </w:t>
+      </w:r>
+      <w:r>
+        <w:t xml:space="preserve">— and fitting it as the number 1–5 hid that completely, averaging the effect into -2.85 birds per step.</w:t>
+      </w:r>
+    </w:p>
+    <w:bookmarkEnd w:id="124"/>
+    <w:bookmarkStart w:id="129" w:name="adding-the-coefficients-up"/>
+    <w:p>
+      <w:pPr>
+        <w:pStyle w:val="Heading2"/>
+      </w:pPr>
+      <w:r>
+        <w:t xml:space="preserve">Adding the Coefficients Up</w:t>
+      </w:r>
+    </w:p>
+    <w:p>
+      <w:pPr>
+        <w:pStyle w:val="FirstParagraph"/>
+      </w:pPr>
+      <w:r>
+        <w:t xml:space="preserve">A factor coefficient is</w:t>
+      </w:r>
+      <w:r>
+        <w:t xml:space="preserve"> </w:t>
+      </w:r>
+      <w:r>
+        <w:rPr>
+          <w:b/>
+          <w:bCs/>
+        </w:rPr>
+        <w:t xml:space="preserve">a piece of an equation</w:t>
+      </w:r>
+      <w:r>
+        <w:t xml:space="preserve">, not a mean on its own. To get a group’s prediction, start at the intercept and add the one switch that is on:</w:t>
+      </w:r>
+    </w:p>
+    <w:p>
+      <w:pPr>
+        <w:pStyle w:val="BodyText"/>
+      </w:pPr>
+      <m:oMathPara>
+        <m:oMathParaPr>
+          <m:jc m:val="center"/>
+        </m:oMathParaPr>
+        <m:oMath>
+          <m:acc>
+            <m:accPr>
+              <m:chr m:val="̂"/>
+            </m:accPr>
+            <m:e>
+              <m:r>
+                <m:t>y</m:t>
+              </m:r>
+            </m:e>
+          </m:acc>
+          <m:r>
+            <m:rPr>
+              <m:sty m:val="p"/>
+            </m:rPr>
+            <m:t>=</m:t>
+          </m:r>
+          <m:sSub>
+            <m:e>
+              <m:r>
+                <m:t>b</m:t>
+              </m:r>
+            </m:e>
+            <m:sub>
+              <m:r>
+                <m:t>0</m:t>
+              </m:r>
+            </m:sub>
+          </m:sSub>
+          <m:r>
+            <m:rPr>
+              <m:sty m:val="p"/>
+            </m:rPr>
+            <m:t>+</m:t>
+          </m:r>
+          <m:sSub>
+            <m:e>
+              <m:r>
+                <m:t>b</m:t>
+              </m:r>
+            </m:e>
+            <m:sub>
+              <m:r>
+                <m:t>1</m:t>
+              </m:r>
+            </m:sub>
+          </m:sSub>
+          <m:r>
+            <m:rPr>
+              <m:sty m:val="p"/>
+            </m:rPr>
+            <m:t>(</m:t>
+          </m:r>
+          <m:r>
+            <m:rPr>
+              <m:nor/>
+              <m:sty m:val="p"/>
+            </m:rPr>
+            <m:t>log_area</m:t>
+          </m:r>
+          <m:r>
+            <m:rPr>
+              <m:sty m:val="p"/>
+            </m:rPr>
+            <m:t>)</m:t>
+          </m:r>
+          <m:r>
+            <m:rPr>
+              <m:sty m:val="p"/>
+            </m:rPr>
+            <m:t>+</m:t>
+          </m:r>
+          <m:sSub>
+            <m:e>
+              <m:r>
+                <m:t>b</m:t>
+              </m:r>
+            </m:e>
+            <m:sub>
+              <m:r>
+                <m:t>L</m:t>
+              </m:r>
+            </m:sub>
+          </m:sSub>
+          <m:r>
+            <m:t>L</m:t>
+          </m:r>
+          <m:r>
+            <m:rPr>
+              <m:sty m:val="p"/>
+            </m:rPr>
+            <m:t>+</m:t>
+          </m:r>
+          <m:sSub>
+            <m:e>
+              <m:r>
+                <m:t>b</m:t>
+              </m:r>
+            </m:e>
+            <m:sub>
+              <m:r>
+                <m:t>M</m:t>
+              </m:r>
+            </m:sub>
+          </m:sSub>
+          <m:r>
+            <m:t>M</m:t>
+          </m:r>
+          <m:r>
+            <m:rPr>
+              <m:sty m:val="p"/>
+            </m:rPr>
+            <m:t>+</m:t>
+          </m:r>
+          <m:sSub>
+            <m:e>
+              <m:r>
+                <m:t>b</m:t>
+              </m:r>
+            </m:e>
+            <m:sub>
+              <m:r>
+                <m:t>H</m:t>
+              </m:r>
+            </m:sub>
+          </m:sSub>
+          <m:r>
+            <m:t>H</m:t>
+          </m:r>
+          <m:r>
+            <m:rPr>
+              <m:sty m:val="p"/>
+            </m:rPr>
+            <m:t>+</m:t>
+          </m:r>
+          <m:sSub>
+            <m:e>
+              <m:r>
+                <m:t>b</m:t>
+              </m:r>
+            </m:e>
+            <m:sub>
+              <m:r>
+                <m:t>I</m:t>
+              </m:r>
+            </m:sub>
+          </m:sSub>
+          <m:r>
+            <m:t>I</m:t>
+          </m:r>
+        </m:oMath>
+      </m:oMathPara>
+    </w:p>
+    <w:p>
+      <w:pPr>
+        <w:pStyle w:val="FirstParagraph"/>
+      </w:pPr>
+      <w:r>
+        <w:t xml:space="preserve">Hold area at its average and add them up — the</w:t>
+      </w:r>
+      <w:r>
+        <w:t xml:space="preserve"> </w:t>
+      </w:r>
+      <w:r>
+        <w:rPr>
+          <w:rStyle w:val="VerbatimChar"/>
+        </w:rPr>
+        <w:t xml:space="preserve">c(0, ...)</w:t>
+      </w:r>
+      <w:r>
+        <w:t xml:space="preserve"> </w:t>
+      </w:r>
+      <w:r>
+        <w:rPr>
+          <w:b/>
+          <w:bCs/>
+        </w:rPr>
+        <w:t xml:space="preserve">is</w:t>
+      </w:r>
+      <w:r>
+        <w:t xml:space="preserve"> </w:t>
+      </w:r>
+      <w:r>
+        <w:t xml:space="preserve">the reference level, minimal’s dummy:</w:t>
+      </w:r>
+    </w:p>
+    <w:p>
+      <w:pPr>
+        <w:pStyle w:val="SourceCode"/>
+      </w:pPr>
+      <w:r>
+        <w:rPr>
+          <w:rStyle w:val="NormalTok"/>
+        </w:rPr>
+        <w:t xml:space="preserve">b  </w:t>
+      </w:r>
+      <w:r>
+        <w:rPr>
+          <w:rStyle w:val="OtherTok"/>
+        </w:rPr>
+        <w:t xml:space="preserve">&lt;-</w:t>
+      </w:r>
+      <w:r>
+        <w:rPr>
+          <w:rStyle w:val="NormalTok"/>
+        </w:rPr>
+        <w:t xml:space="preserve"> </w:t>
+      </w:r>
+      <w:r>
+        <w:rPr>
+          <w:rStyle w:val="FunctionTok"/>
+        </w:rPr>
+        <w:t xml:space="preserve">coef</w:t>
+      </w:r>
+      <w:r>
+        <w:rPr>
+          <w:rStyle w:val="NormalTok"/>
+        </w:rPr>
+        <w:t xml:space="preserve">(grazing_model)</w:t>
+      </w:r>
+      <w:r>
+        <w:br/>
+      </w:r>
+      <w:r>
+        <w:rPr>
+          <w:rStyle w:val="NormalTok"/>
+        </w:rPr>
+        <w:t xml:space="preserve">la </w:t>
+      </w:r>
+      <w:r>
+        <w:rPr>
+          <w:rStyle w:val="OtherTok"/>
+        </w:rPr>
+        <w:t xml:space="preserve">&lt;-</w:t>
+      </w:r>
+      <w:r>
+        <w:rPr>
+          <w:rStyle w:val="NormalTok"/>
+        </w:rPr>
+        <w:t xml:space="preserve"> </w:t>
+      </w:r>
+      <w:r>
+        <w:rPr>
+          <w:rStyle w:val="FunctionTok"/>
+        </w:rPr>
+        <w:t xml:space="preserve">mean</w:t>
+      </w:r>
+      <w:r>
+        <w:rPr>
+          <w:rStyle w:val="NormalTok"/>
+        </w:rPr>
+        <w:t xml:space="preserve">(bird_df</w:t>
+      </w:r>
+      <w:r>
+        <w:rPr>
+          <w:rStyle w:val="SpecialCharTok"/>
+        </w:rPr>
+        <w:t xml:space="preserve">$</w:t>
+      </w:r>
+      <w:r>
+        <w:rPr>
+          <w:rStyle w:val="NormalTok"/>
+        </w:rPr>
+        <w:t xml:space="preserve">log_area)</w:t>
+      </w:r>
+      <w:r>
+        <w:br/>
+      </w:r>
+      <w:r>
+        <w:br/>
+      </w:r>
+      <w:r>
+        <w:rPr>
+          <w:rStyle w:val="NormalTok"/>
+        </w:rPr>
+        <w:t xml:space="preserve">group_fit </w:t>
+      </w:r>
+      <w:r>
+        <w:rPr>
+          <w:rStyle w:val="OtherTok"/>
+        </w:rPr>
+        <w:t xml:space="preserve">&lt;-</w:t>
+      </w:r>
+      <w:r>
+        <w:rPr>
+          <w:rStyle w:val="NormalTok"/>
+        </w:rPr>
+        <w:t xml:space="preserve"> b[</w:t>
+      </w:r>
+      <w:r>
+        <w:rPr>
+          <w:rStyle w:val="DecValTok"/>
+        </w:rPr>
+        <w:t xml:space="preserve">1</w:t>
+      </w:r>
+      <w:r>
+        <w:rPr>
+          <w:rStyle w:val="NormalTok"/>
+        </w:rPr>
+        <w:t xml:space="preserve">] </w:t>
+      </w:r>
+      <w:r>
+        <w:rPr>
+          <w:rStyle w:val="SpecialCharTok"/>
+        </w:rPr>
+        <w:t xml:space="preserve">+</w:t>
+      </w:r>
+      <w:r>
+        <w:rPr>
+          <w:rStyle w:val="NormalTok"/>
+        </w:rPr>
+        <w:t xml:space="preserve"> b[</w:t>
+      </w:r>
+      <w:r>
+        <w:rPr>
+          <w:rStyle w:val="DecValTok"/>
+        </w:rPr>
+        <w:t xml:space="preserve">2</w:t>
+      </w:r>
+      <w:r>
+        <w:rPr>
+          <w:rStyle w:val="NormalTok"/>
+        </w:rPr>
+        <w:t xml:space="preserve">] </w:t>
+      </w:r>
+      <w:r>
+        <w:rPr>
+          <w:rStyle w:val="SpecialCharTok"/>
+        </w:rPr>
+        <w:t xml:space="preserve">*</w:t>
+      </w:r>
+      <w:r>
+        <w:rPr>
+          <w:rStyle w:val="NormalTok"/>
+        </w:rPr>
+        <w:t xml:space="preserve"> la </w:t>
+      </w:r>
+      <w:r>
+        <w:rPr>
+          <w:rStyle w:val="SpecialCharTok"/>
+        </w:rPr>
+        <w:t xml:space="preserve">+</w:t>
+      </w:r>
+      <w:r>
+        <w:rPr>
+          <w:rStyle w:val="NormalTok"/>
+        </w:rPr>
+        <w:t xml:space="preserve"> </w:t>
+      </w:r>
+      <w:r>
+        <w:rPr>
+          <w:rStyle w:val="FunctionTok"/>
+        </w:rPr>
+        <w:t xml:space="preserve">c</w:t>
+      </w:r>
+      <w:r>
+        <w:rPr>
+          <w:rStyle w:val="NormalTok"/>
+        </w:rPr>
+        <w:t xml:space="preserve">(</w:t>
+      </w:r>
+      <w:r>
+        <w:rPr>
+          <w:rStyle w:val="DecValTok"/>
+        </w:rPr>
+        <w:t xml:space="preserve">0</w:t>
+      </w:r>
+      <w:r>
+        <w:rPr>
+          <w:rStyle w:val="NormalTok"/>
+        </w:rPr>
+        <w:t xml:space="preserve">, b[</w:t>
+      </w:r>
+      <w:r>
+        <w:rPr>
+          <w:rStyle w:val="DecValTok"/>
+        </w:rPr>
+        <w:t xml:space="preserve">3</w:t>
+      </w:r>
+      <w:r>
+        <w:rPr>
+          <w:rStyle w:val="SpecialCharTok"/>
+        </w:rPr>
+        <w:t xml:space="preserve">:</w:t>
+      </w:r>
+      <w:r>
+        <w:rPr>
+          <w:rStyle w:val="DecValTok"/>
+        </w:rPr>
+        <w:t xml:space="preserve">6</w:t>
+      </w:r>
+      <w:r>
+        <w:rPr>
+          <w:rStyle w:val="NormalTok"/>
+        </w:rPr>
+        <w:t xml:space="preserve">])</w:t>
+      </w:r>
+      <w:r>
+        <w:br/>
+      </w:r>
+      <w:r>
+        <w:rPr>
+          <w:rStyle w:val="FunctionTok"/>
+        </w:rPr>
+        <w:t xml:space="preserve">names</w:t>
+      </w:r>
+      <w:r>
+        <w:rPr>
+          <w:rStyle w:val="NormalTok"/>
+        </w:rPr>
+        <w:t xml:space="preserve">(group_fit) </w:t>
+      </w:r>
+      <w:r>
+        <w:rPr>
+          <w:rStyle w:val="OtherTok"/>
+        </w:rPr>
+        <w:t xml:space="preserve">&lt;-</w:t>
+      </w:r>
+      <w:r>
+        <w:rPr>
+          <w:rStyle w:val="NormalTok"/>
+        </w:rPr>
+        <w:t xml:space="preserve"> </w:t>
+      </w:r>
+      <w:r>
+        <w:rPr>
+          <w:rStyle w:val="FunctionTok"/>
+        </w:rPr>
+        <w:t xml:space="preserve">levels</w:t>
+      </w:r>
+      <w:r>
+        <w:rPr>
+          <w:rStyle w:val="NormalTok"/>
+        </w:rPr>
+        <w:t xml:space="preserve">(bird_df</w:t>
+      </w:r>
+      <w:r>
+        <w:rPr>
+          <w:rStyle w:val="SpecialCharTok"/>
+        </w:rPr>
+        <w:t xml:space="preserve">$</w:t>
+      </w:r>
+      <w:r>
+        <w:rPr>
+          <w:rStyle w:val="NormalTok"/>
+        </w:rPr>
+        <w:t xml:space="preserve">grazing_class)</w:t>
+      </w:r>
+      <w:r>
+        <w:br/>
+      </w:r>
+      <w:r>
+        <w:rPr>
+          <w:rStyle w:val="FunctionTok"/>
+        </w:rPr>
+        <w:t xml:space="preserve">round</w:t>
+      </w:r>
+      <w:r>
+        <w:rPr>
+          <w:rStyle w:val="NormalTok"/>
+        </w:rPr>
+        <w:t xml:space="preserve">(group_fit, </w:t>
+      </w:r>
+      <w:r>
+        <w:rPr>
+          <w:rStyle w:val="DecValTok"/>
+        </w:rPr>
+        <w:t xml:space="preserve">1</w:t>
+      </w:r>
+      <w:r>
+        <w:rPr>
+          <w:rStyle w:val="NormalTok"/>
+        </w:rPr>
+        <w:t xml:space="preserve">)</w:t>
+      </w:r>
+    </w:p>
+    <w:p>
+      <w:pPr>
+        <w:pStyle w:val="SourceCode"/>
+      </w:pPr>
+      <w:r>
+        <w:rPr>
+          <w:rStyle w:val="VerbatimChar"/>
+        </w:rPr>
+        <w:t xml:space="preserve"> minimal    light moderate    heavy  intense </w:t>
+      </w:r>
+      <w:r>
+        <w:br/>
+      </w:r>
+      <w:r>
+        <w:rPr>
+          <w:rStyle w:val="VerbatimChar"/>
+        </w:rPr>
+        <w:t xml:space="preserve">    22.5     22.9     22.3     20.9     10.6 </w:t>
+      </w:r>
+    </w:p>
+    <w:p>
+      <w:pPr>
+        <w:pStyle w:val="FirstParagraph"/>
+      </w:pPr>
+      <w:r>
+        <w:rPr>
+          <w:rStyle w:val="VerbatimChar"/>
+        </w:rPr>
+        <w:t xml:space="preserve">minimal</w:t>
+      </w:r>
+      <w:r>
+        <w:t xml:space="preserve"> </w:t>
+      </w:r>
+      <w:r>
+        <w:t xml:space="preserve">is 15.72 + 7.25(0.93) =</w:t>
+      </w:r>
+      <w:r>
+        <w:t xml:space="preserve"> </w:t>
+      </w:r>
+      <w:r>
+        <w:rPr>
+          <w:b/>
+          <w:bCs/>
+        </w:rPr>
+        <w:t xml:space="preserve">22.5</w:t>
+      </w:r>
+      <w:r>
+        <w:t xml:space="preserve"> </w:t>
+      </w:r>
+      <w:r>
+        <w:t xml:space="preserve">birds;</w:t>
+      </w:r>
+      <w:r>
+        <w:t xml:space="preserve"> </w:t>
+      </w:r>
+      <w:r>
+        <w:rPr>
+          <w:rStyle w:val="VerbatimChar"/>
+        </w:rPr>
+        <w:t xml:space="preserve">intense</w:t>
+      </w:r>
+      <w:r>
+        <w:t xml:space="preserve"> </w:t>
+      </w:r>
+      <w:r>
+        <w:t xml:space="preserve">is that same number 11.89 lower. Every class is the reference prediction</w:t>
+      </w:r>
+      <w:r>
+        <w:t xml:space="preserve"> </w:t>
+      </w:r>
+      <w:r>
+        <w:rPr>
+          <w:b/>
+          <w:bCs/>
+        </w:rPr>
+        <w:t xml:space="preserve">plus its own contrast</w:t>
+      </w:r>
+      <w:r>
+        <w:t xml:space="preserve">.</w:t>
       </w:r>
     </w:p>
     <w:tbl>
@@ -12338,7 +14150,7 @@
           </w:tcPr>
           <w:p>
             <w:pPr>
-              <w:pStyle w:val="FirstParagraph"/>
+              <w:pStyle w:val="BodyText"/>
             </w:pPr>
             <w:pPr>
               <w:spacing w:before="0" w:after="0"/>
@@ -12349,12 +14161,12 @@
                 <wp:inline>
                   <wp:extent cx="152400" cy="152400"/>
                   <wp:effectExtent b="0" l="0" r="0" t="0"/>
-                  <wp:docPr descr="" title="" id="119" name="Picture"/>
+                  <wp:docPr descr="" title="" id="125" name="Picture"/>
                   <a:graphic>
                     <a:graphicData uri="http://schemas.openxmlformats.org/drawingml/2006/picture">
                       <pic:pic>
                         <pic:nvPicPr>
-                          <pic:cNvPr descr="/Applications/Positron.app/Contents/Resources/app/quarto/share/formats/docx/important.png" id="120" name="Picture"/>
+                          <pic:cNvPr descr="/Applications/Positron.app/Contents/Resources/app/quarto/share/formats/docx/important.png" id="126" name="Picture"/>
                           <pic:cNvPicPr>
                             <a:picLocks noChangeArrowheads="1" noChangeAspect="1"/>
                           </pic:cNvPicPr>
@@ -12421,7 +14233,7 @@
                 <w:b/>
                 <w:bCs/>
               </w:rPr>
-              <w:t xml:space="preserve">✅ The rule to carry forward</w:t>
+              <w:t xml:space="preserve">✅ This is where ANOVA starts</w:t>
             </w:r>
           </w:p>
           <w:p>
@@ -12429,150 +14241,136 @@
               <w:pStyle w:val="BodyText"/>
             </w:pPr>
             <w:r>
-              <w:rPr>
-                <w:rStyle w:val="VerbatimChar"/>
-              </w:rPr>
-              <w:t xml:space="preserve">factor()</w:t>
+              <w:t xml:space="preserve">Drop the continuous predictor and the</w:t>
             </w:r>
             <w:r>
               <w:t xml:space="preserve"> </w:t>
             </w:r>
-            <w:r>
-              <w:t xml:space="preserve">gives you alphabetical order. Alphabetical order is almost never the order your experiment was designed in.</w:t>
-            </w:r>
-          </w:p>
-          <w:p>
-            <w:pPr>
-              <w:pStyle w:val="BodyText"/>
-            </w:pPr>
-            <w:pPr>
-              <w:spacing w:after="16"/>
+            <m:oMath>
+              <m:sSub>
+                <m:e>
+                  <m:r>
+                    <m:t>b</m:t>
+                  </m:r>
+                </m:e>
+                <m:sub>
+                  <m:r>
+                    <m:t>1</m:t>
+                  </m:r>
+                </m:sub>
+              </m:sSub>
+            </m:oMath>
+            <w:r>
+              <w:t xml:space="preserve"> </w:t>
+            </w:r>
+            <w:r>
+              <w:t xml:space="preserve">term disappears. Then</w:t>
+            </w:r>
+          </w:p>
+          <w:p>
+            <w:pPr>
+              <w:pStyle w:val="Compact"/>
+              <w:numPr>
+                <w:ilvl w:val="0"/>
+                <w:numId w:val="1017"/>
+              </w:numPr>
             </w:pPr>
             <w:r>
               <w:rPr>
                 <w:b/>
                 <w:bCs/>
               </w:rPr>
-              <w:t xml:space="preserve">Set the control as the first level, every time</w:t>
-            </w:r>
-            <w:r>
-              <w:t xml:space="preserve">, and your model output reads as</w:t>
+              <w:t xml:space="preserve">intercept</w:t>
             </w:r>
             <w:r>
               <w:t xml:space="preserve"> </w:t>
             </w:r>
             <w:r>
-              <w:t xml:space="preserve">“what each treatment did to the control”</w:t>
+              <w:t xml:space="preserve">= the reference group’s mean</w:t>
+            </w:r>
+          </w:p>
+          <w:p>
+            <w:pPr>
+              <w:pStyle w:val="Compact"/>
+              <w:numPr>
+                <w:ilvl w:val="0"/>
+                <w:numId w:val="1017"/>
+              </w:numPr>
+            </w:pPr>
+            <w:r>
+              <w:rPr>
+                <w:b/>
+                <w:bCs/>
+              </w:rPr>
+              <w:t xml:space="preserve">intercept + contrast</w:t>
             </w:r>
             <w:r>
               <w:t xml:space="preserve"> </w:t>
             </w:r>
             <w:r>
-              <w:t xml:space="preserve">without any further work.</w:t>
+              <w:t xml:space="preserve">= any other group’s mean</w:t>
+            </w:r>
+          </w:p>
+          <w:p>
+            <w:pPr>
+              <w:pStyle w:val="FirstParagraph"/>
+            </w:pPr>
+            <w:pPr>
+              <w:spacing w:after="16"/>
+            </w:pPr>
+            <w:r>
+              <w:rPr>
+                <w:b/>
+                <w:bCs/>
+              </w:rPr>
+              <w:t xml:space="preserve">One-way ANOVA is this slide with no</w:t>
+            </w:r>
+            <w:r>
+              <w:rPr>
+                <w:b/>
+                <w:bCs/>
+              </w:rPr>
+              <w:t xml:space="preserve"> </w:t>
+            </w:r>
+            <w:r>
+              <w:rPr>
+                <w:rStyle w:val="VerbatimChar"/>
+                <w:b/>
+                <w:bCs/>
+              </w:rPr>
+              <w:t xml:space="preserve">log_area</w:t>
+            </w:r>
+            <w:r>
+              <w:rPr>
+                <w:b/>
+                <w:bCs/>
+              </w:rPr>
+              <w:t xml:space="preserve"> </w:t>
+            </w:r>
+            <w:r>
+              <w:rPr>
+                <w:b/>
+                <w:bCs/>
+              </w:rPr>
+              <w:t xml:space="preserve">column</w:t>
+            </w:r>
+            <w:r>
+              <w:t xml:space="preserve"> </w:t>
+            </w:r>
+            <w:r>
+              <w:t xml:space="preserve">— same dummy coding, same addition.</w:t>
             </w:r>
           </w:p>
           <w:p/>
         </w:tc>
       </w:tr>
     </w:tbl>
-    <w:bookmarkEnd w:id="121"/>
-    <w:bookmarkStart w:id="122" w:name="part-8-comparing-models"/>
-    <w:p>
-      <w:pPr>
-        <w:pStyle w:val="Heading2"/>
-      </w:pPr>
-      <w:r>
-        <w:t xml:space="preserve">Part 8 · Comparing Models</w:t>
-      </w:r>
-    </w:p>
-    <w:bookmarkEnd w:id="122"/>
-    <w:bookmarkStart w:id="125" w:name="comparing-models-the-problem"/>
-    <w:p>
-      <w:pPr>
-        <w:pStyle w:val="Heading2"/>
-      </w:pPr>
-      <w:r>
-        <w:t xml:space="preserve">Comparing Models — the Problem</w:t>
-      </w:r>
-    </w:p>
-    <w:p>
-      <w:pPr>
-        <w:pStyle w:val="Compact"/>
-        <w:numPr>
-          <w:ilvl w:val="0"/>
-          <w:numId w:val="1017"/>
-        </w:numPr>
-      </w:pPr>
-      <w:r>
-        <w:t xml:space="preserve">Which predictors should be in the model?</w:t>
-      </w:r>
-    </w:p>
-    <w:p>
-      <w:pPr>
-        <w:pStyle w:val="Compact"/>
-        <w:numPr>
-          <w:ilvl w:val="0"/>
-          <w:numId w:val="1017"/>
-        </w:numPr>
-      </w:pPr>
-      <w:r>
-        <w:rPr>
-          <w:b/>
-          <w:bCs/>
-        </w:rPr>
-        <w:t xml:space="preserve">Occam’s razor:</w:t>
-      </w:r>
-      <w:r>
-        <w:t xml:space="preserve"> </w:t>
-      </w:r>
-      <w:r>
-        <w:t xml:space="preserve">the best model balances fit against complexity</w:t>
-      </w:r>
-    </w:p>
-    <w:p>
-      <w:pPr>
-        <w:pStyle w:val="Compact"/>
-        <w:numPr>
-          <w:ilvl w:val="0"/>
-          <w:numId w:val="1017"/>
-        </w:numPr>
-      </w:pPr>
-      <w:r>
-        <w:rPr>
-          <w:b/>
-          <w:bCs/>
-        </w:rPr>
-        <w:t xml:space="preserve">Overfitting:</w:t>
-      </w:r>
-      <w:r>
-        <w:t xml:space="preserve"> </w:t>
-      </w:r>
-      <w:r>
-        <w:t xml:space="preserve">a high R² bought with useless predictors — which is why R² alone cannot choose between models</w:t>
-      </w:r>
-    </w:p>
-    <w:p>
-      <w:pPr>
-        <w:pStyle w:val="FirstParagraph"/>
-      </w:pPr>
-      <w:r>
-        <w:t xml:space="preserve">Compare</w:t>
-      </w:r>
-      <w:r>
-        <w:t xml:space="preserve"> </w:t>
-      </w:r>
-      <w:r>
-        <w:rPr>
-          <w:b/>
-          <w:bCs/>
-        </w:rPr>
-        <w:t xml:space="preserve">nested</w:t>
-      </w:r>
-      <w:r>
-        <w:t xml:space="preserve"> </w:t>
-      </w:r>
-      <w:r>
-        <w:t xml:space="preserve">models: one whose predictors are a subset of the other’s.</w:t>
+    <w:p>
+      <w:pPr>
+        <w:pStyle w:val="BodyText"/>
+      </w:pPr>
+      <w:r>
+        <w:t xml:space="preserve"> </w:t>
       </w:r>
     </w:p>
     <w:tbl>
@@ -12616,12 +14414,12 @@
                 <wp:inline>
                   <wp:extent cx="152400" cy="152400"/>
                   <wp:effectExtent b="0" l="0" r="0" t="0"/>
-                  <wp:docPr descr="" title="" id="123" name="Picture"/>
+                  <wp:docPr descr="" title="" id="127" name="Picture"/>
                   <a:graphic>
                     <a:graphicData uri="http://schemas.openxmlformats.org/drawingml/2006/picture">
                       <pic:pic>
                         <pic:nvPicPr>
-                          <pic:cNvPr descr="/Applications/Positron.app/Contents/Resources/app/quarto/share/formats/docx/note.png" id="124" name="Picture"/>
+                          <pic:cNvPr descr="/Applications/Positron.app/Contents/Resources/app/quarto/share/formats/docx/note.png" id="128" name="Picture"/>
                           <pic:cNvPicPr>
                             <a:picLocks noChangeArrowheads="1" noChangeAspect="1"/>
                           </pic:cNvPicPr>
@@ -12688,7 +14486,7 @@
                 <w:b/>
                 <w:bCs/>
               </w:rPr>
-              <w:t xml:space="preserve">📖 Reference</w:t>
+              <w:t xml:space="preserve">🧭 Adjusted, not raw</w:t>
             </w:r>
           </w:p>
           <w:p>
@@ -12699,15 +14497,630 @@
               <w:spacing w:after="16"/>
             </w:pPr>
             <w:r>
-              <w:t xml:space="preserve">Quinn &amp; Keough, Ch. 6, works through exactly this dataset. Whitlock &amp; Schluter, Ch. 17, covers model comparison for regression.</w:t>
+              <w:t xml:space="preserve">Raw</w:t>
+            </w:r>
+            <w:r>
+              <w:t xml:space="preserve"> </w:t>
+            </w:r>
+            <w:r>
+              <w:rPr>
+                <w:rStyle w:val="VerbatimChar"/>
+              </w:rPr>
+              <w:t xml:space="preserve">minimal</w:t>
+            </w:r>
+            <w:r>
+              <w:t xml:space="preserve"> </w:t>
+            </w:r>
+            <w:r>
+              <w:t xml:space="preserve">is 28.6 birds, not 22.5 — ungrazed patches are also the</w:t>
+            </w:r>
+            <w:r>
+              <w:t xml:space="preserve"> </w:t>
+            </w:r>
+            <w:r>
+              <w:rPr>
+                <w:b/>
+                <w:bCs/>
+              </w:rPr>
+              <w:t xml:space="preserve">big</w:t>
+            </w:r>
+            <w:r>
+              <w:t xml:space="preserve"> </w:t>
+            </w:r>
+            <w:r>
+              <w:t xml:space="preserve">ones, and holding area constant takes that credit back.</w:t>
+            </w:r>
+            <w:r>
+              <w:t xml:space="preserve"> </w:t>
+            </w:r>
+            <w:r>
+              <w:rPr>
+                <w:b/>
+                <w:bCs/>
+              </w:rPr>
+              <w:t xml:space="preserve">That gap is ANCOVA.</w:t>
             </w:r>
           </w:p>
           <w:p/>
         </w:tc>
       </w:tr>
     </w:tbl>
-    <w:bookmarkEnd w:id="125"/>
-    <w:bookmarkStart w:id="128" w:name="comparing-models-penalizing-complexity"/>
+    <w:bookmarkEnd w:id="129"/>
+    <w:bookmarkStart w:id="132" w:name="why-this-matters-even-more-in-anova"/>
+    <w:p>
+      <w:pPr>
+        <w:pStyle w:val="Heading2"/>
+      </w:pPr>
+      <w:r>
+        <w:t xml:space="preserve">Why This Matters Even More in ANOVA</w:t>
+      </w:r>
+    </w:p>
+    <w:p>
+      <w:pPr>
+        <w:pStyle w:val="FirstParagraph"/>
+      </w:pPr>
+      <w:r>
+        <w:t xml:space="preserve">With only continuous predictors there is no reference level at all — every slope is</w:t>
+      </w:r>
+      <w:r>
+        <w:t xml:space="preserve"> </w:t>
+      </w:r>
+      <w:r>
+        <w:t xml:space="preserve">“per unit of X”</w:t>
+      </w:r>
+      <w:r>
+        <w:t xml:space="preserve"> </w:t>
+      </w:r>
+      <w:r>
+        <w:t xml:space="preserve">and nothing is being compared with anything.</w:t>
+      </w:r>
+    </w:p>
+    <w:p>
+      <w:pPr>
+        <w:pStyle w:val="BodyText"/>
+      </w:pPr>
+      <w:r>
+        <w:t xml:space="preserve">The moment a</w:t>
+      </w:r>
+      <w:r>
+        <w:t xml:space="preserve"> </w:t>
+      </w:r>
+      <w:r>
+        <w:rPr>
+          <w:b/>
+          <w:bCs/>
+        </w:rPr>
+        <w:t xml:space="preserve">factor</w:t>
+      </w:r>
+      <w:r>
+        <w:t xml:space="preserve"> </w:t>
+      </w:r>
+      <w:r>
+        <w:t xml:space="preserve">enters the model, every coefficient becomes a</w:t>
+      </w:r>
+      <w:r>
+        <w:t xml:space="preserve"> </w:t>
+      </w:r>
+      <w:r>
+        <w:rPr>
+          <w:b/>
+          <w:bCs/>
+        </w:rPr>
+        <w:t xml:space="preserve">contrast against the reference</w:t>
+      </w:r>
+      <w:r>
+        <w:t xml:space="preserve">, and that is the whole structure of the next five weeks:</w:t>
+      </w:r>
+    </w:p>
+    <w:p>
+      <w:pPr>
+        <w:pStyle w:val="Compact"/>
+        <w:numPr>
+          <w:ilvl w:val="0"/>
+          <w:numId w:val="1018"/>
+        </w:numPr>
+      </w:pPr>
+      <w:r>
+        <w:rPr>
+          <w:b/>
+          <w:bCs/>
+        </w:rPr>
+        <w:t xml:space="preserve">One-way ANOVA</w:t>
+      </w:r>
+      <w:r>
+        <w:t xml:space="preserve"> </w:t>
+      </w:r>
+      <w:r>
+        <w:t xml:space="preserve">— treatment means against a control</w:t>
+      </w:r>
+    </w:p>
+    <w:p>
+      <w:pPr>
+        <w:pStyle w:val="Compact"/>
+        <w:numPr>
+          <w:ilvl w:val="0"/>
+          <w:numId w:val="1018"/>
+        </w:numPr>
+      </w:pPr>
+      <w:r>
+        <w:rPr>
+          <w:b/>
+          <w:bCs/>
+        </w:rPr>
+        <w:t xml:space="preserve">Two-way ANOVA</w:t>
+      </w:r>
+      <w:r>
+        <w:t xml:space="preserve"> </w:t>
+      </w:r>
+      <w:r>
+        <w:t xml:space="preserve">— main effects read at the other factor’s reference level</w:t>
+      </w:r>
+    </w:p>
+    <w:p>
+      <w:pPr>
+        <w:pStyle w:val="Compact"/>
+        <w:numPr>
+          <w:ilvl w:val="0"/>
+          <w:numId w:val="1018"/>
+        </w:numPr>
+      </w:pPr>
+      <w:r>
+        <w:rPr>
+          <w:b/>
+          <w:bCs/>
+        </w:rPr>
+        <w:t xml:space="preserve">ANCOVA</w:t>
+      </w:r>
+      <w:r>
+        <w:t xml:space="preserve"> </w:t>
+      </w:r>
+      <w:r>
+        <w:t xml:space="preserve">— separate intercepts, all relative to one group</w:t>
+      </w:r>
+    </w:p>
+    <w:tbl>
+      <w:tblPr>
+        <w:tblStyle w:val="Table"/>
+        <w:tblLook w:firstRow="0" w:lastRow="0" w:firstColumn="0" w:lastColumn="0" w:noHBand="0" w:noVBand="0" w:val="0000"/>
+        <w:tblBorders>
+          <w:top w:val="single" w:sz="4" w:space="0" w:color="CC1914"/>
+          <w:left w:val="single" w:sz="24" w:space="0" w:color="CC1914"/>
+          <w:bottom w:val="single" w:sz="4" w:space="0" w:color="CC1914"/>
+          <w:right w:val="single" w:sz="4" w:space="0" w:color="CC1914"/>
+        </w:tblBorders>
+        <w:tblCellMar>
+          <w:left w:w="144" w:type="dxa"/>
+          <w:right w:w="144" w:type="dxa"/>
+        </w:tblCellMar>
+        <w:tblLook w:firstRow="0" w:lastRow="0" w:firstColumn="0" w:lastColumn="0" w:noHBand="0" w:noVBand="0" w:val="0000"/>
+      </w:tblPr>
+      <w:tr>
+        <w:trPr>
+          <w:cantSplit/>
+        </w:trPr>
+        <w:tc>
+          <w:tcPr>
+            <w:shd w:color="auto" w:fill="f7dddc" w:val="clear"/>
+            <w:tcMar>
+              <w:top w:w="92" w:type="dxa"/>
+              <w:bottom w:w="92" w:type="dxa"/>
+            </w:tcMar>
+          </w:tcPr>
+          <w:p>
+            <w:pPr>
+              <w:pStyle w:val="FirstParagraph"/>
+            </w:pPr>
+            <w:pPr>
+              <w:spacing w:before="0" w:after="0"/>
+              <w:textAlignment w:val="center"/>
+            </w:pPr>
+            <w:r>
+              <w:drawing>
+                <wp:inline>
+                  <wp:extent cx="152400" cy="152400"/>
+                  <wp:effectExtent b="0" l="0" r="0" t="0"/>
+                  <wp:docPr descr="" title="" id="130" name="Picture"/>
+                  <a:graphic>
+                    <a:graphicData uri="http://schemas.openxmlformats.org/drawingml/2006/picture">
+                      <pic:pic>
+                        <pic:nvPicPr>
+                          <pic:cNvPr descr="/Applications/Positron.app/Contents/Resources/app/quarto/share/formats/docx/important.png" id="131" name="Picture"/>
+                          <pic:cNvPicPr>
+                            <a:picLocks noChangeArrowheads="1" noChangeAspect="1"/>
+                          </pic:cNvPicPr>
+                        </pic:nvPicPr>
+                        <pic:blipFill>
+                          <a:blip r:embed="rId41"/>
+                          <a:stretch>
+                            <a:fillRect/>
+                          </a:stretch>
+                        </pic:blipFill>
+                        <pic:spPr bwMode="auto">
+                          <a:xfrm>
+                            <a:off x="0" y="0"/>
+                            <a:ext cx="152400" cy="152400"/>
+                          </a:xfrm>
+                          <a:prstGeom prst="rect">
+                            <a:avLst/>
+                          </a:prstGeom>
+                          <a:noFill/>
+                          <a:ln w="9525">
+                            <a:noFill/>
+                            <a:headEnd/>
+                            <a:tailEnd/>
+                          </a:ln>
+                        </pic:spPr>
+                      </pic:pic>
+                    </a:graphicData>
+                  </a:graphic>
+                </wp:inline>
+              </w:drawing>
+            </w:r>
+            <w:r>
+              <w:t xml:space="preserve"> </w:t>
+            </w:r>
+            <w:r>
+              <w:t xml:space="preserve"> </w:t>
+            </w:r>
+            <w:r>
+              <w:t xml:space="preserve">Important</w:t>
+            </w:r>
+          </w:p>
+        </w:tc>
+      </w:tr>
+      <w:tr>
+        <w:trPr>
+          <w:cantSplit/>
+        </w:trPr>
+        <w:tc>
+          <w:tcPr>
+            <w:tcMar>
+              <w:top w:w="108" w:type="dxa"/>
+              <w:bottom w:w="108" w:type="dxa"/>
+            </w:tcMar>
+          </w:tcPr>
+          <w:p>
+            <w:pPr>
+              <w:pStyle w:val="BodyText"/>
+            </w:pPr>
+            <w:pPr>
+              <w:spacing w:before="16"/>
+            </w:pPr>
+            <w:r>
+              <w:rPr>
+                <w:b/>
+                <w:bCs/>
+              </w:rPr>
+              <w:t xml:space="preserve">✅ The rule to carry forward</w:t>
+            </w:r>
+          </w:p>
+          <w:p>
+            <w:pPr>
+              <w:pStyle w:val="BodyText"/>
+            </w:pPr>
+            <w:r>
+              <w:rPr>
+                <w:rStyle w:val="VerbatimChar"/>
+              </w:rPr>
+              <w:t xml:space="preserve">factor()</w:t>
+            </w:r>
+            <w:r>
+              <w:t xml:space="preserve"> </w:t>
+            </w:r>
+            <w:r>
+              <w:t xml:space="preserve">gives you alphabetical order. Alphabetical order is almost never the order your experiment was designed in.</w:t>
+            </w:r>
+          </w:p>
+          <w:p>
+            <w:pPr>
+              <w:pStyle w:val="BodyText"/>
+            </w:pPr>
+            <w:pPr>
+              <w:spacing w:after="16"/>
+            </w:pPr>
+            <w:r>
+              <w:rPr>
+                <w:b/>
+                <w:bCs/>
+              </w:rPr>
+              <w:t xml:space="preserve">Set the control as the first level, every time</w:t>
+            </w:r>
+            <w:r>
+              <w:t xml:space="preserve">, and your model output reads as</w:t>
+            </w:r>
+            <w:r>
+              <w:t xml:space="preserve"> </w:t>
+            </w:r>
+            <w:r>
+              <w:t xml:space="preserve">“what each treatment did to the control”</w:t>
+            </w:r>
+            <w:r>
+              <w:t xml:space="preserve"> </w:t>
+            </w:r>
+            <w:r>
+              <w:t xml:space="preserve">without any further work.</w:t>
+            </w:r>
+          </w:p>
+          <w:p/>
+        </w:tc>
+      </w:tr>
+    </w:tbl>
+    <w:bookmarkEnd w:id="132"/>
+    <w:bookmarkStart w:id="133" w:name="part-8-comparing-models"/>
+    <w:p>
+      <w:pPr>
+        <w:pStyle w:val="Heading2"/>
+      </w:pPr>
+      <w:r>
+        <w:t xml:space="preserve">Part 8 · Comparing Models</w:t>
+      </w:r>
+    </w:p>
+    <w:bookmarkEnd w:id="133"/>
+    <w:bookmarkStart w:id="136" w:name="comparing-models-the-problem"/>
+    <w:p>
+      <w:pPr>
+        <w:pStyle w:val="Heading2"/>
+      </w:pPr>
+      <w:r>
+        <w:t xml:space="preserve">Comparing Models — the Problem</w:t>
+      </w:r>
+    </w:p>
+    <w:p>
+      <w:pPr>
+        <w:pStyle w:val="Compact"/>
+        <w:numPr>
+          <w:ilvl w:val="0"/>
+          <w:numId w:val="1019"/>
+        </w:numPr>
+      </w:pPr>
+      <w:r>
+        <w:t xml:space="preserve">Which predictors should be in the model?</w:t>
+      </w:r>
+    </w:p>
+    <w:p>
+      <w:pPr>
+        <w:pStyle w:val="Compact"/>
+        <w:numPr>
+          <w:ilvl w:val="0"/>
+          <w:numId w:val="1019"/>
+        </w:numPr>
+      </w:pPr>
+      <w:r>
+        <w:rPr>
+          <w:b/>
+          <w:bCs/>
+        </w:rPr>
+        <w:t xml:space="preserve">Occam’s razor:</w:t>
+      </w:r>
+      <w:r>
+        <w:t xml:space="preserve"> </w:t>
+      </w:r>
+      <w:r>
+        <w:t xml:space="preserve">the best model balances fit against complexity</w:t>
+      </w:r>
+    </w:p>
+    <w:p>
+      <w:pPr>
+        <w:pStyle w:val="Compact"/>
+        <w:numPr>
+          <w:ilvl w:val="0"/>
+          <w:numId w:val="1019"/>
+        </w:numPr>
+      </w:pPr>
+      <w:r>
+        <w:rPr>
+          <w:b/>
+          <w:bCs/>
+        </w:rPr>
+        <w:t xml:space="preserve">Overfitting:</w:t>
+      </w:r>
+      <w:r>
+        <w:t xml:space="preserve"> </w:t>
+      </w:r>
+      <w:r>
+        <w:t xml:space="preserve">a high R² bought with useless predictors — which is why R² alone cannot choose between models</w:t>
+      </w:r>
+    </w:p>
+    <w:p>
+      <w:pPr>
+        <w:pStyle w:val="FirstParagraph"/>
+      </w:pPr>
+      <w:r>
+        <w:rPr>
+          <w:rStyle w:val="VerbatimChar"/>
+        </w:rPr>
+        <w:t xml:space="preserve">anova()</w:t>
+      </w:r>
+      <w:r>
+        <w:t xml:space="preserve"> </w:t>
+      </w:r>
+      <w:r>
+        <w:t xml:space="preserve">needs the models to be</w:t>
+      </w:r>
+      <w:r>
+        <w:t xml:space="preserve"> </w:t>
+      </w:r>
+      <w:r>
+        <w:rPr>
+          <w:b/>
+          <w:bCs/>
+        </w:rPr>
+        <w:t xml:space="preserve">nested</w:t>
+      </w:r>
+      <w:r>
+        <w:t xml:space="preserve"> </w:t>
+      </w:r>
+      <w:r>
+        <w:t xml:space="preserve">— one model’s predictors a subset of the other’s.</w:t>
+      </w:r>
+      <w:r>
+        <w:t xml:space="preserve"> </w:t>
+      </w:r>
+      <w:r>
+        <w:rPr>
+          <w:b/>
+          <w:bCs/>
+        </w:rPr>
+        <w:t xml:space="preserve">AIC does not</w:t>
+      </w:r>
+      <w:r>
+        <w:t xml:space="preserve">, which is why it can rank</w:t>
+      </w:r>
+      <w:r>
+        <w:t xml:space="preserve"> </w:t>
+      </w:r>
+      <w:r>
+        <w:t xml:space="preserve">“area only”</w:t>
+      </w:r>
+      <w:r>
+        <w:t xml:space="preserve"> </w:t>
+      </w:r>
+      <w:r>
+        <w:t xml:space="preserve">against</w:t>
+      </w:r>
+      <w:r>
+        <w:t xml:space="preserve"> </w:t>
+      </w:r>
+      <w:r>
+        <w:t xml:space="preserve">“grazing only”</w:t>
+      </w:r>
+      <w:r>
+        <w:t xml:space="preserve">; it only needs the same response and the same rows.</w:t>
+      </w:r>
+    </w:p>
+    <w:tbl>
+      <w:tblPr>
+        <w:tblStyle w:val="Table"/>
+        <w:tblLook w:firstRow="0" w:lastRow="0" w:firstColumn="0" w:lastColumn="0" w:noHBand="0" w:noVBand="0" w:val="0000"/>
+        <w:tblBorders>
+          <w:top w:val="single" w:sz="4" w:space="0" w:color="0758E5"/>
+          <w:left w:val="single" w:sz="24" w:space="0" w:color="0758E5"/>
+          <w:bottom w:val="single" w:sz="4" w:space="0" w:color="0758E5"/>
+          <w:right w:val="single" w:sz="4" w:space="0" w:color="0758E5"/>
+        </w:tblBorders>
+        <w:tblCellMar>
+          <w:left w:w="144" w:type="dxa"/>
+          <w:right w:w="144" w:type="dxa"/>
+        </w:tblCellMar>
+        <w:tblLook w:firstRow="0" w:lastRow="0" w:firstColumn="0" w:lastColumn="0" w:noHBand="0" w:noVBand="0" w:val="0000"/>
+      </w:tblPr>
+      <w:tr>
+        <w:trPr>
+          <w:cantSplit/>
+        </w:trPr>
+        <w:tc>
+          <w:tcPr>
+            <w:shd w:color="auto" w:fill="dae6fb" w:val="clear"/>
+            <w:tcMar>
+              <w:top w:w="92" w:type="dxa"/>
+              <w:bottom w:w="92" w:type="dxa"/>
+            </w:tcMar>
+          </w:tcPr>
+          <w:p>
+            <w:pPr>
+              <w:pStyle w:val="BodyText"/>
+            </w:pPr>
+            <w:pPr>
+              <w:spacing w:before="0" w:after="0"/>
+              <w:textAlignment w:val="center"/>
+            </w:pPr>
+            <w:r>
+              <w:drawing>
+                <wp:inline>
+                  <wp:extent cx="152400" cy="152400"/>
+                  <wp:effectExtent b="0" l="0" r="0" t="0"/>
+                  <wp:docPr descr="" title="" id="134" name="Picture"/>
+                  <a:graphic>
+                    <a:graphicData uri="http://schemas.openxmlformats.org/drawingml/2006/picture">
+                      <pic:pic>
+                        <pic:nvPicPr>
+                          <pic:cNvPr descr="/Applications/Positron.app/Contents/Resources/app/quarto/share/formats/docx/note.png" id="135" name="Picture"/>
+                          <pic:cNvPicPr>
+                            <a:picLocks noChangeArrowheads="1" noChangeAspect="1"/>
+                          </pic:cNvPicPr>
+                        </pic:nvPicPr>
+                        <pic:blipFill>
+                          <a:blip r:embed="rId9"/>
+                          <a:stretch>
+                            <a:fillRect/>
+                          </a:stretch>
+                        </pic:blipFill>
+                        <pic:spPr bwMode="auto">
+                          <a:xfrm>
+                            <a:off x="0" y="0"/>
+                            <a:ext cx="152400" cy="152400"/>
+                          </a:xfrm>
+                          <a:prstGeom prst="rect">
+                            <a:avLst/>
+                          </a:prstGeom>
+                          <a:noFill/>
+                          <a:ln w="9525">
+                            <a:noFill/>
+                            <a:headEnd/>
+                            <a:tailEnd/>
+                          </a:ln>
+                        </pic:spPr>
+                      </pic:pic>
+                    </a:graphicData>
+                  </a:graphic>
+                </wp:inline>
+              </w:drawing>
+            </w:r>
+            <w:r>
+              <w:t xml:space="preserve"> </w:t>
+            </w:r>
+            <w:r>
+              <w:t xml:space="preserve"> </w:t>
+            </w:r>
+            <w:r>
+              <w:t xml:space="preserve">Note</w:t>
+            </w:r>
+          </w:p>
+        </w:tc>
+      </w:tr>
+      <w:tr>
+        <w:trPr>
+          <w:cantSplit/>
+        </w:trPr>
+        <w:tc>
+          <w:tcPr>
+            <w:tcMar>
+              <w:top w:w="108" w:type="dxa"/>
+              <w:bottom w:w="108" w:type="dxa"/>
+            </w:tcMar>
+          </w:tcPr>
+          <w:p>
+            <w:pPr>
+              <w:pStyle w:val="BodyText"/>
+            </w:pPr>
+            <w:pPr>
+              <w:spacing w:before="16"/>
+            </w:pPr>
+            <w:r>
+              <w:rPr>
+                <w:b/>
+                <w:bCs/>
+              </w:rPr>
+              <w:t xml:space="preserve">📖 Reference</w:t>
+            </w:r>
+          </w:p>
+          <w:p>
+            <w:pPr>
+              <w:pStyle w:val="BodyText"/>
+            </w:pPr>
+            <w:pPr>
+              <w:spacing w:after="16"/>
+            </w:pPr>
+            <w:r>
+              <w:t xml:space="preserve">Quinn &amp; Keough, Ch. 6, works through exactly this dataset. Whitlock &amp; Schluter, Ch. 17, covers model comparison for regression.</w:t>
+            </w:r>
+          </w:p>
+          <w:p/>
+        </w:tc>
+      </w:tr>
+    </w:tbl>
+    <w:bookmarkEnd w:id="136"/>
+    <w:bookmarkStart w:id="139" w:name="comparing-models-penalizing-complexity"/>
     <w:p>
       <w:pPr>
         <w:pStyle w:val="Heading2"/>
@@ -13061,7 +15474,7 @@
         <w:pStyle w:val="Compact"/>
         <w:numPr>
           <w:ilvl w:val="0"/>
-          <w:numId w:val="1018"/>
+          <w:numId w:val="1020"/>
         </w:numPr>
       </w:pPr>
       <w:r>
@@ -13083,7 +15496,7 @@
         <w:pStyle w:val="Compact"/>
         <w:numPr>
           <w:ilvl w:val="0"/>
-          <w:numId w:val="1018"/>
+          <w:numId w:val="1020"/>
         </w:numPr>
       </w:pPr>
       <w:r>
@@ -13105,7 +15518,7 @@
         <w:pStyle w:val="Compact"/>
         <w:numPr>
           <w:ilvl w:val="0"/>
-          <w:numId w:val="1018"/>
+          <w:numId w:val="1020"/>
         </w:numPr>
       </w:pPr>
       <w:r>
@@ -13120,6 +15533,49 @@
           <w:bCs/>
         </w:rPr>
         <w:t xml:space="preserve">the same rows</w:t>
+      </w:r>
+    </w:p>
+    <w:p>
+      <w:pPr>
+        <w:pStyle w:val="Compact"/>
+        <w:numPr>
+          <w:ilvl w:val="0"/>
+          <w:numId w:val="1020"/>
+        </w:numPr>
+      </w:pPr>
+      <w:r>
+        <w:t xml:space="preserve">This is Quinn &amp; Keough’s form;</w:t>
+      </w:r>
+      <w:r>
+        <w:t xml:space="preserve"> </w:t>
+      </w:r>
+      <w:r>
+        <w:rPr>
+          <w:rStyle w:val="VerbatimChar"/>
+        </w:rPr>
+        <w:t xml:space="preserve">AIC()</w:t>
+      </w:r>
+      <w:r>
+        <w:t xml:space="preserve"> </w:t>
+      </w:r>
+      <w:r>
+        <w:t xml:space="preserve">in R adds a constant, so the printed values differ from the formula while every</w:t>
+      </w:r>
+      <w:r>
+        <w:t xml:space="preserve"> </w:t>
+      </w:r>
+      <w:r>
+        <w:rPr>
+          <w:b/>
+          <w:bCs/>
+        </w:rPr>
+        <w:t xml:space="preserve">ΔAIC</w:t>
+      </w:r>
+      <w:r>
+        <w:t xml:space="preserve"> </w:t>
+      </w:r>
+      <w:r>
+        <w:t xml:space="preserve">is identical</w:t>
       </w:r>
     </w:p>
     <w:tbl>
@@ -13163,12 +15619,12 @@
                 <wp:inline>
                   <wp:extent cx="152400" cy="152400"/>
                   <wp:effectExtent b="0" l="0" r="0" t="0"/>
-                  <wp:docPr descr="" title="" id="126" name="Picture"/>
+                  <wp:docPr descr="" title="" id="137" name="Picture"/>
                   <a:graphic>
                     <a:graphicData uri="http://schemas.openxmlformats.org/drawingml/2006/picture">
                       <pic:pic>
                         <pic:nvPicPr>
-                          <pic:cNvPr descr="/Applications/Positron.app/Contents/Resources/app/quarto/share/formats/docx/warning.png" id="127" name="Picture"/>
+                          <pic:cNvPr descr="/Applications/Positron.app/Contents/Resources/app/quarto/share/formats/docx/warning.png" id="138" name="Picture"/>
                           <pic:cNvPicPr>
                             <a:picLocks noChangeArrowheads="1" noChangeAspect="1"/>
                           </pic:cNvPicPr>
@@ -13284,8 +15740,8 @@
         </w:tc>
       </w:tr>
     </w:tbl>
-    <w:bookmarkEnd w:id="128"/>
-    <w:bookmarkStart w:id="131" w:name="comparing-models-how-to-search"/>
+    <w:bookmarkEnd w:id="139"/>
+    <w:bookmarkStart w:id="142" w:name="comparing-models-how-to-search"/>
     <w:p>
       <w:pPr>
         <w:pStyle w:val="Heading2"/>
@@ -13299,7 +15755,7 @@
         <w:pStyle w:val="Compact"/>
         <w:numPr>
           <w:ilvl w:val="0"/>
-          <w:numId w:val="1019"/>
+          <w:numId w:val="1021"/>
         </w:numPr>
       </w:pPr>
       <w:r>
@@ -13311,7 +15767,7 @@
         <w:pStyle w:val="Compact"/>
         <w:numPr>
           <w:ilvl w:val="0"/>
-          <w:numId w:val="1019"/>
+          <w:numId w:val="1021"/>
         </w:numPr>
       </w:pPr>
       <w:r>
@@ -13333,7 +15789,7 @@
         <w:pStyle w:val="Compact"/>
         <w:numPr>
           <w:ilvl w:val="0"/>
-          <w:numId w:val="1019"/>
+          <w:numId w:val="1021"/>
         </w:numPr>
       </w:pPr>
       <w:r>
@@ -13394,12 +15850,12 @@
                 <wp:inline>
                   <wp:extent cx="152400" cy="152400"/>
                   <wp:effectExtent b="0" l="0" r="0" t="0"/>
-                  <wp:docPr descr="" title="" id="129" name="Picture"/>
+                  <wp:docPr descr="" title="" id="140" name="Picture"/>
                   <a:graphic>
                     <a:graphicData uri="http://schemas.openxmlformats.org/drawingml/2006/picture">
                       <pic:pic>
                         <pic:nvPicPr>
-                          <pic:cNvPr descr="/Applications/Positron.app/Contents/Resources/app/quarto/share/formats/docx/warning.png" id="130" name="Picture"/>
+                          <pic:cNvPr descr="/Applications/Positron.app/Contents/Resources/app/quarto/share/formats/docx/warning.png" id="141" name="Picture"/>
                           <pic:cNvPicPr>
                             <a:picLocks noChangeArrowheads="1" noChangeAspect="1"/>
                           </pic:cNvPicPr>
@@ -13500,8 +15956,8 @@
         </w:tc>
       </w:tr>
     </w:tbl>
-    <w:bookmarkEnd w:id="131"/>
-    <w:bookmarkStart w:id="134" w:name="comparing-models-putting-it-together"/>
+    <w:bookmarkEnd w:id="142"/>
+    <w:bookmarkStart w:id="145" w:name="comparing-models-putting-it-together"/>
     <w:p>
       <w:pPr>
         <w:pStyle w:val="Heading2"/>
@@ -14230,12 +16686,12 @@
                 <wp:inline>
                   <wp:extent cx="152400" cy="152400"/>
                   <wp:effectExtent b="0" l="0" r="0" t="0"/>
-                  <wp:docPr descr="" title="" id="132" name="Picture"/>
+                  <wp:docPr descr="" title="" id="143" name="Picture"/>
                   <a:graphic>
                     <a:graphicData uri="http://schemas.openxmlformats.org/drawingml/2006/picture">
                       <pic:pic>
                         <pic:nvPicPr>
-                          <pic:cNvPr descr="/Applications/Positron.app/Contents/Resources/app/quarto/share/formats/docx/important.png" id="133" name="Picture"/>
+                          <pic:cNvPr descr="/Applications/Positron.app/Contents/Resources/app/quarto/share/formats/docx/important.png" id="144" name="Picture"/>
                           <pic:cNvPicPr>
                             <a:picLocks noChangeArrowheads="1" noChangeAspect="1"/>
                           </pic:cNvPicPr>
@@ -14383,8 +16839,8 @@
         <w:t xml:space="preserve">test in Part 3 said the same thing. Two routes, one answer.</w:t>
       </w:r>
     </w:p>
-    <w:bookmarkEnd w:id="134"/>
-    <w:bookmarkStart w:id="135" w:name="part-9-relative-importance-of-predictors"/>
+    <w:bookmarkEnd w:id="145"/>
+    <w:bookmarkStart w:id="146" w:name="part-9-relative-importance-of-predictors"/>
     <w:p>
       <w:pPr>
         <w:pStyle w:val="Heading2"/>
@@ -14393,8 +16849,8 @@
         <w:t xml:space="preserve">Part 9 · Relative Importance of Predictors</w:t>
       </w:r>
     </w:p>
-    <w:bookmarkEnd w:id="135"/>
-    <w:bookmarkStart w:id="138" w:name="how-important-is-each-predictor"/>
+    <w:bookmarkEnd w:id="146"/>
+    <w:bookmarkStart w:id="149" w:name="how-important-is-each-predictor"/>
     <w:p>
       <w:pPr>
         <w:pStyle w:val="Heading2"/>
@@ -14416,7 +16872,7 @@
         <w:pStyle w:val="Compact"/>
         <w:numPr>
           <w:ilvl w:val="0"/>
-          <w:numId w:val="1020"/>
+          <w:numId w:val="1022"/>
         </w:numPr>
       </w:pPr>
       <w:r>
@@ -14438,7 +16894,7 @@
         <w:pStyle w:val="Compact"/>
         <w:numPr>
           <w:ilvl w:val="0"/>
-          <w:numId w:val="1020"/>
+          <w:numId w:val="1022"/>
         </w:numPr>
       </w:pPr>
       <w:r>
@@ -14460,7 +16916,7 @@
         <w:pStyle w:val="Compact"/>
         <w:numPr>
           <w:ilvl w:val="0"/>
-          <w:numId w:val="1020"/>
+          <w:numId w:val="1022"/>
         </w:numPr>
       </w:pPr>
       <w:r>
@@ -14538,12 +16994,12 @@
                 <wp:inline>
                   <wp:extent cx="152400" cy="152400"/>
                   <wp:effectExtent b="0" l="0" r="0" t="0"/>
-                  <wp:docPr descr="" title="" id="136" name="Picture"/>
+                  <wp:docPr descr="" title="" id="147" name="Picture"/>
                   <a:graphic>
                     <a:graphicData uri="http://schemas.openxmlformats.org/drawingml/2006/picture">
                       <pic:pic>
                         <pic:nvPicPr>
-                          <pic:cNvPr descr="/Applications/Positron.app/Contents/Resources/app/quarto/share/formats/docx/warning.png" id="137" name="Picture"/>
+                          <pic:cNvPr descr="/Applications/Positron.app/Contents/Resources/app/quarto/share/formats/docx/warning.png" id="148" name="Picture"/>
                           <pic:cNvPicPr>
                             <a:picLocks noChangeArrowheads="1" noChangeAspect="1"/>
                           </pic:cNvPicPr>
@@ -14684,8 +17140,8 @@
         </w:tc>
       </w:tr>
     </w:tbl>
-    <w:bookmarkEnd w:id="138"/>
-    <w:bookmarkStart w:id="139" w:name="Xe54556469816d71c7871ad115ea1ff2fe1f94fc"/>
+    <w:bookmarkEnd w:id="149"/>
+    <w:bookmarkStart w:id="150" w:name="Xe54556469816d71c7871ad115ea1ff2fe1f94fc"/>
     <w:p>
       <w:pPr>
         <w:pStyle w:val="Heading2"/>
@@ -14989,7 +17445,8 @@
     <w:tbl>
       <w:tblPr>
         <w:tblStyle w:val="Table"/>
-        <w:tblW w:type="auto" w:w="0"/>
+        <w:tblW w:type="pct" w:w="5000"/>
+        <w:tblLayout w:type="fixed"/>
         <w:tblLook w:firstRow="1" w:lastRow="0" w:firstColumn="0" w:lastColumn="0" w:noHBand="0" w:noVBand="0" w:val="0020"/>
       </w:tblPr>
       <w:tblGrid>
@@ -15153,8 +17610,8 @@
         <w:t xml:space="preserve">Both say area is the stronger of the two.</w:t>
       </w:r>
     </w:p>
-    <w:bookmarkEnd w:id="139"/>
-    <w:bookmarkStart w:id="142" w:name="approach-3-standardized-partial-slopes"/>
+    <w:bookmarkEnd w:id="150"/>
+    <w:bookmarkStart w:id="153" w:name="approach-3-standardized-partial-slopes"/>
     <w:p>
       <w:pPr>
         <w:pStyle w:val="Heading2"/>
@@ -15508,12 +17965,12 @@
                 <wp:inline>
                   <wp:extent cx="152400" cy="152400"/>
                   <wp:effectExtent b="0" l="0" r="0" t="0"/>
-                  <wp:docPr descr="" title="" id="140" name="Picture"/>
+                  <wp:docPr descr="" title="" id="151" name="Picture"/>
                   <a:graphic>
                     <a:graphicData uri="http://schemas.openxmlformats.org/drawingml/2006/picture">
                       <pic:pic>
                         <pic:nvPicPr>
-                          <pic:cNvPr descr="/Applications/Positron.app/Contents/Resources/app/quarto/share/formats/docx/note.png" id="141" name="Picture"/>
+                          <pic:cNvPr descr="/Applications/Positron.app/Contents/Resources/app/quarto/share/formats/docx/note.png" id="152" name="Picture"/>
                           <pic:cNvPicPr>
                             <a:picLocks noChangeArrowheads="1" noChangeAspect="1"/>
                           </pic:cNvPicPr>
@@ -15611,14 +18068,14 @@
         </w:tc>
       </w:tr>
     </w:tbl>
-    <w:bookmarkEnd w:id="142"/>
-    <w:bookmarkStart w:id="143" w:name="wrap-up"/>
+    <w:bookmarkEnd w:id="153"/>
+    <w:bookmarkStart w:id="156" w:name="Xe10ce170488c9ac10dd7c6c6af517fa1af4cf22"/>
     <w:p>
       <w:pPr>
         <w:pStyle w:val="Heading2"/>
       </w:pPr>
       <w:r>
-        <w:t xml:space="preserve">Wrap-up</w:t>
+        <w:t xml:space="preserve">Partial η² and ΔR² — What to Keep, What to Toss</w:t>
       </w:r>
     </w:p>
     <w:p>
@@ -15626,19 +18083,7 @@
         <w:pStyle w:val="FirstParagraph"/>
       </w:pPr>
       <w:r>
-        <w:t xml:space="preserve">Today you:</w:t>
-      </w:r>
-    </w:p>
-    <w:p>
-      <w:pPr>
-        <w:pStyle w:val="Compact"/>
-        <w:numPr>
-          <w:ilvl w:val="0"/>
-          <w:numId w:val="1021"/>
-        </w:numPr>
-      </w:pPr>
-      <w:r>
-        <w:t xml:space="preserve">Extended the regression line to a</w:t>
+        <w:t xml:space="preserve">Run both on the</w:t>
       </w:r>
       <w:r>
         <w:t xml:space="preserve"> </w:t>
@@ -15648,436 +18093,505 @@
           <w:b/>
           <w:bCs/>
         </w:rPr>
-        <w:t xml:space="preserve">plane</w:t>
-      </w:r>
-      <w:r>
-        <w:t xml:space="preserve">, and fitted 56 forest patches against six predictors at once</w:t>
-      </w:r>
-    </w:p>
-    <w:p>
-      <w:pPr>
-        <w:pStyle w:val="Compact"/>
-        <w:numPr>
-          <w:ilvl w:val="0"/>
-          <w:numId w:val="1021"/>
-        </w:numPr>
-      </w:pPr>
-      <w:r>
-        <w:t xml:space="preserve">Watched four predictors that were significant alone collapse to</w:t>
-      </w:r>
-      <w:r>
-        <w:t xml:space="preserve"> </w:t>
-      </w:r>
+        <w:t xml:space="preserve">full</w:t>
+      </w:r>
+      <w:r>
+        <w:t xml:space="preserve"> </w:t>
+      </w:r>
+      <w:r>
+        <w:t xml:space="preserve">model and every predictor is ranked at once.</w:t>
+      </w:r>
+    </w:p>
+    <w:p>
+      <w:pPr>
+        <w:pStyle w:val="SourceCode"/>
+      </w:pPr>
+      <w:r>
+        <w:rPr>
+          <w:rStyle w:val="NormalTok"/>
+        </w:rPr>
+        <w:t xml:space="preserve">anova_full  </w:t>
+      </w:r>
+      <w:r>
+        <w:rPr>
+          <w:rStyle w:val="OtherTok"/>
+        </w:rPr>
+        <w:t xml:space="preserve">&lt;-</w:t>
+      </w:r>
+      <w:r>
+        <w:rPr>
+          <w:rStyle w:val="NormalTok"/>
+        </w:rPr>
+        <w:t xml:space="preserve"> </w:t>
+      </w:r>
+      <w:r>
+        <w:rPr>
+          <w:rStyle w:val="FunctionTok"/>
+        </w:rPr>
+        <w:t xml:space="preserve">Anova</w:t>
+      </w:r>
+      <w:r>
+        <w:rPr>
+          <w:rStyle w:val="NormalTok"/>
+        </w:rPr>
+        <w:t xml:space="preserve">(full_model, </w:t>
+      </w:r>
+      <w:r>
+        <w:rPr>
+          <w:rStyle w:val="AttributeTok"/>
+        </w:rPr>
+        <w:t xml:space="preserve">type =</w:t>
+      </w:r>
+      <w:r>
+        <w:rPr>
+          <w:rStyle w:val="NormalTok"/>
+        </w:rPr>
+        <w:t xml:space="preserve"> </w:t>
+      </w:r>
+      <w:r>
+        <w:rPr>
+          <w:rStyle w:val="StringTok"/>
+        </w:rPr>
+        <w:t xml:space="preserve">"II"</w:t>
+      </w:r>
+      <w:r>
+        <w:rPr>
+          <w:rStyle w:val="NormalTok"/>
+        </w:rPr>
+        <w:t xml:space="preserve">)</w:t>
+      </w:r>
+      <w:r>
+        <w:br/>
+      </w:r>
+      <w:r>
+        <w:rPr>
+          <w:rStyle w:val="NormalTok"/>
+        </w:rPr>
+        <w:t xml:space="preserve">ss_res_full </w:t>
+      </w:r>
+      <w:r>
+        <w:rPr>
+          <w:rStyle w:val="OtherTok"/>
+        </w:rPr>
+        <w:t xml:space="preserve">&lt;-</w:t>
+      </w:r>
+      <w:r>
+        <w:rPr>
+          <w:rStyle w:val="NormalTok"/>
+        </w:rPr>
+        <w:t xml:space="preserve"> </w:t>
+      </w:r>
+      <w:r>
+        <w:rPr>
+          <w:rStyle w:val="FunctionTok"/>
+        </w:rPr>
+        <w:t xml:space="preserve">sum</w:t>
+      </w:r>
+      <w:r>
+        <w:rPr>
+          <w:rStyle w:val="NormalTok"/>
+        </w:rPr>
+        <w:t xml:space="preserve">(</w:t>
+      </w:r>
+      <w:r>
+        <w:rPr>
+          <w:rStyle w:val="FunctionTok"/>
+        </w:rPr>
+        <w:t xml:space="preserve">residuals</w:t>
+      </w:r>
+      <w:r>
+        <w:rPr>
+          <w:rStyle w:val="NormalTok"/>
+        </w:rPr>
+        <w:t xml:space="preserve">(full_model)</w:t>
+      </w:r>
+      <w:r>
+        <w:rPr>
+          <w:rStyle w:val="SpecialCharTok"/>
+        </w:rPr>
+        <w:t xml:space="preserve">^</w:t>
+      </w:r>
+      <w:r>
+        <w:rPr>
+          <w:rStyle w:val="DecValTok"/>
+        </w:rPr>
+        <w:t xml:space="preserve">2</w:t>
+      </w:r>
+      <w:r>
+        <w:rPr>
+          <w:rStyle w:val="NormalTok"/>
+        </w:rPr>
+        <w:t xml:space="preserve">)</w:t>
+      </w:r>
+      <w:r>
+        <w:br/>
+      </w:r>
+      <w:r>
+        <w:br/>
+      </w:r>
+      <w:r>
+        <w:rPr>
+          <w:rStyle w:val="FunctionTok"/>
+        </w:rPr>
+        <w:t xml:space="preserve">tibble</w:t>
+      </w:r>
+      <w:r>
+        <w:rPr>
+          <w:rStyle w:val="NormalTok"/>
+        </w:rPr>
+        <w:t xml:space="preserve">(</w:t>
+      </w:r>
+      <w:r>
+        <w:rPr>
+          <w:rStyle w:val="AttributeTok"/>
+        </w:rPr>
+        <w:t xml:space="preserve">predictor =</w:t>
+      </w:r>
+      <w:r>
+        <w:rPr>
+          <w:rStyle w:val="NormalTok"/>
+        </w:rPr>
+        <w:t xml:space="preserve"> </w:t>
+      </w:r>
+      <w:r>
+        <w:rPr>
+          <w:rStyle w:val="FunctionTok"/>
+        </w:rPr>
+        <w:t xml:space="preserve">rownames</w:t>
+      </w:r>
+      <w:r>
+        <w:rPr>
+          <w:rStyle w:val="NormalTok"/>
+        </w:rPr>
+        <w:t xml:space="preserve">(anova_full),</w:t>
+      </w:r>
+      <w:r>
+        <w:br/>
+      </w:r>
+      <w:r>
+        <w:rPr>
+          <w:rStyle w:val="NormalTok"/>
+        </w:rPr>
+        <w:t xml:space="preserve">       </w:t>
+      </w:r>
+      <w:r>
+        <w:rPr>
+          <w:rStyle w:val="AttributeTok"/>
+        </w:rPr>
+        <w:t xml:space="preserve">SS        =</w:t>
+      </w:r>
+      <w:r>
+        <w:rPr>
+          <w:rStyle w:val="NormalTok"/>
+        </w:rPr>
+        <w:t xml:space="preserve"> anova_full[, </w:t>
+      </w:r>
+      <w:r>
+        <w:rPr>
+          <w:rStyle w:val="StringTok"/>
+        </w:rPr>
+        <w:t xml:space="preserve">"Sum Sq"</w:t>
+      </w:r>
+      <w:r>
+        <w:rPr>
+          <w:rStyle w:val="NormalTok"/>
+        </w:rPr>
+        <w:t xml:space="preserve">]) </w:t>
+      </w:r>
+      <w:r>
+        <w:rPr>
+          <w:rStyle w:val="SpecialCharTok"/>
+        </w:rPr>
+        <w:t xml:space="preserve">%&gt;%</w:t>
+      </w:r>
+      <w:r>
+        <w:br/>
+      </w:r>
+      <w:r>
+        <w:rPr>
+          <w:rStyle w:val="NormalTok"/>
+        </w:rPr>
+        <w:t xml:space="preserve">  </w:t>
+      </w:r>
+      <w:r>
+        <w:rPr>
+          <w:rStyle w:val="FunctionTok"/>
+        </w:rPr>
+        <w:t xml:space="preserve">filter</w:t>
+      </w:r>
+      <w:r>
+        <w:rPr>
+          <w:rStyle w:val="NormalTok"/>
+        </w:rPr>
+        <w:t xml:space="preserve">(predictor </w:t>
+      </w:r>
+      <w:r>
+        <w:rPr>
+          <w:rStyle w:val="SpecialCharTok"/>
+        </w:rPr>
+        <w:t xml:space="preserve">!=</w:t>
+      </w:r>
+      <w:r>
+        <w:rPr>
+          <w:rStyle w:val="NormalTok"/>
+        </w:rPr>
+        <w:t xml:space="preserve"> </w:t>
+      </w:r>
+      <w:r>
+        <w:rPr>
+          <w:rStyle w:val="StringTok"/>
+        </w:rPr>
+        <w:t xml:space="preserve">"Residuals"</w:t>
+      </w:r>
+      <w:r>
+        <w:rPr>
+          <w:rStyle w:val="NormalTok"/>
+        </w:rPr>
+        <w:t xml:space="preserve">) </w:t>
+      </w:r>
+      <w:r>
+        <w:rPr>
+          <w:rStyle w:val="SpecialCharTok"/>
+        </w:rPr>
+        <w:t xml:space="preserve">%&gt;%</w:t>
+      </w:r>
+      <w:r>
+        <w:br/>
+      </w:r>
+      <w:r>
+        <w:rPr>
+          <w:rStyle w:val="NormalTok"/>
+        </w:rPr>
+        <w:t xml:space="preserve">  </w:t>
+      </w:r>
+      <w:r>
+        <w:rPr>
+          <w:rStyle w:val="FunctionTok"/>
+        </w:rPr>
+        <w:t xml:space="preserve">mutate</w:t>
+      </w:r>
+      <w:r>
+        <w:rPr>
+          <w:rStyle w:val="NormalTok"/>
+        </w:rPr>
+        <w:t xml:space="preserve">(</w:t>
+      </w:r>
+      <w:r>
+        <w:rPr>
+          <w:rStyle w:val="AttributeTok"/>
+        </w:rPr>
+        <w:t xml:space="preserve">pEta2 =</w:t>
+      </w:r>
+      <w:r>
+        <w:rPr>
+          <w:rStyle w:val="NormalTok"/>
+        </w:rPr>
+        <w:t xml:space="preserve"> SS </w:t>
+      </w:r>
+      <w:r>
+        <w:rPr>
+          <w:rStyle w:val="SpecialCharTok"/>
+        </w:rPr>
+        <w:t xml:space="preserve">/</w:t>
+      </w:r>
+      <w:r>
+        <w:rPr>
+          <w:rStyle w:val="NormalTok"/>
+        </w:rPr>
+        <w:t xml:space="preserve"> (SS </w:t>
+      </w:r>
+      <w:r>
+        <w:rPr>
+          <w:rStyle w:val="SpecialCharTok"/>
+        </w:rPr>
+        <w:t xml:space="preserve">+</w:t>
+      </w:r>
+      <w:r>
+        <w:rPr>
+          <w:rStyle w:val="NormalTok"/>
+        </w:rPr>
+        <w:t xml:space="preserve"> ss_res_full),</w:t>
+      </w:r>
+      <w:r>
+        <w:br/>
+      </w:r>
+      <w:r>
+        <w:rPr>
+          <w:rStyle w:val="NormalTok"/>
+        </w:rPr>
+        <w:t xml:space="preserve">         </w:t>
+      </w:r>
+      <w:r>
+        <w:rPr>
+          <w:rStyle w:val="AttributeTok"/>
+        </w:rPr>
+        <w:t xml:space="preserve">dR2   =</w:t>
+      </w:r>
+      <w:r>
+        <w:rPr>
+          <w:rStyle w:val="NormalTok"/>
+        </w:rPr>
+        <w:t xml:space="preserve"> SS </w:t>
+      </w:r>
+      <w:r>
+        <w:rPr>
+          <w:rStyle w:val="SpecialCharTok"/>
+        </w:rPr>
+        <w:t xml:space="preserve">/</w:t>
+      </w:r>
+      <w:r>
+        <w:rPr>
+          <w:rStyle w:val="NormalTok"/>
+        </w:rPr>
+        <w:t xml:space="preserve"> ss_tot) </w:t>
+      </w:r>
+      <w:r>
+        <w:rPr>
+          <w:rStyle w:val="SpecialCharTok"/>
+        </w:rPr>
+        <w:t xml:space="preserve">%&gt;%</w:t>
+      </w:r>
+      <w:r>
+        <w:br/>
+      </w:r>
+      <w:r>
+        <w:rPr>
+          <w:rStyle w:val="NormalTok"/>
+        </w:rPr>
+        <w:t xml:space="preserve">  </w:t>
+      </w:r>
+      <w:r>
+        <w:rPr>
+          <w:rStyle w:val="FunctionTok"/>
+        </w:rPr>
+        <w:t xml:space="preserve">arrange</w:t>
+      </w:r>
+      <w:r>
+        <w:rPr>
+          <w:rStyle w:val="NormalTok"/>
+        </w:rPr>
+        <w:t xml:space="preserve">(</w:t>
+      </w:r>
+      <w:r>
+        <w:rPr>
+          <w:rStyle w:val="FunctionTok"/>
+        </w:rPr>
+        <w:t xml:space="preserve">desc</w:t>
+      </w:r>
+      <w:r>
+        <w:rPr>
+          <w:rStyle w:val="NormalTok"/>
+        </w:rPr>
+        <w:t xml:space="preserve">(pEta2))</w:t>
+      </w:r>
+    </w:p>
+    <w:p>
+      <w:pPr>
+        <w:pStyle w:val="SourceCode"/>
+      </w:pPr>
+      <w:r>
+        <w:rPr>
+          <w:rStyle w:val="VerbatimChar"/>
+        </w:rPr>
+        <w:t xml:space="preserve"># A tibble: 6 × 4</w:t>
+      </w:r>
+      <w:r>
+        <w:br/>
+      </w:r>
+      <w:r>
+        <w:rPr>
+          <w:rStyle w:val="VerbatimChar"/>
+        </w:rPr>
+        <w:t xml:space="preserve">  predictor            SS   pEta2      dR2</w:t>
+      </w:r>
+      <w:r>
+        <w:br/>
+      </w:r>
+      <w:r>
+        <w:rPr>
+          <w:rStyle w:val="VerbatimChar"/>
+        </w:rPr>
+        <w:t xml:space="preserve">  &lt;chr&gt;             &lt;dbl&gt;   &lt;dbl&gt;    &lt;dbl&gt;</w:t>
+      </w:r>
+      <w:r>
+        <w:br/>
+      </w:r>
+      <w:r>
+        <w:rPr>
+          <w:rStyle w:val="VerbatimChar"/>
+        </w:rPr>
+        <w:t xml:space="preserve">1 log_area        1060.   0.347   0.167   </w:t>
+      </w:r>
+      <w:r>
+        <w:br/>
+      </w:r>
+      <w:r>
+        <w:rPr>
+          <w:rStyle w:val="VerbatimChar"/>
+        </w:rPr>
+        <w:t xml:space="preserve">2 grazing          131.   0.0616  0.0207  </w:t>
+      </w:r>
+      <w:r>
+        <w:br/>
+      </w:r>
+      <w:r>
+        <w:rPr>
+          <w:rStyle w:val="VerbatimChar"/>
+        </w:rPr>
+        <w:t xml:space="preserve">3 year_isolated    109.   0.0517  0.0172  </w:t>
+      </w:r>
+      <w:r>
+        <w:br/>
+      </w:r>
+      <w:r>
+        <w:rPr>
+          <w:rStyle w:val="VerbatimChar"/>
+        </w:rPr>
+        <w:t xml:space="preserve">4 altitude_m        27.0  0.0133  0.00426 </w:t>
+      </w:r>
+      <w:r>
+        <w:br/>
+      </w:r>
+      <w:r>
+        <w:rPr>
+          <w:rStyle w:val="VerbatimChar"/>
+        </w:rPr>
+        <w:t xml:space="preserve">5 log_dist           4.68 0.00234 0.000739</w:t>
+      </w:r>
+      <w:r>
+        <w:br/>
+      </w:r>
+      <w:r>
+        <w:rPr>
+          <w:rStyle w:val="VerbatimChar"/>
+        </w:rPr>
+        <w:t xml:space="preserve">6 log_dist_larger    3.80 0.00190 0.000600</w:t>
+      </w:r>
+    </w:p>
+    <w:p>
+      <w:pPr>
+        <w:pStyle w:val="FirstParagraph"/>
+      </w:pPr>
       <w:r>
         <w:rPr>
           <w:b/>
           <w:bCs/>
         </w:rPr>
-        <w:t xml:space="preserve">one</w:t>
-      </w:r>
-      <w:r>
-        <w:t xml:space="preserve"> </w:t>
-      </w:r>
-      <w:r>
-        <w:t xml:space="preserve">in the model together</w:t>
-      </w:r>
-    </w:p>
-    <w:p>
-      <w:pPr>
-        <w:pStyle w:val="Compact"/>
-        <w:numPr>
-          <w:ilvl w:val="0"/>
-          <w:numId w:val="1021"/>
-        </w:numPr>
-      </w:pPr>
-      <w:r>
-        <w:t xml:space="preserve">Read a</w:t>
-      </w:r>
-      <w:r>
-        <w:t xml:space="preserve"> </w:t>
-      </w:r>
-      <w:r>
-        <w:rPr>
-          <w:b/>
-          <w:bCs/>
-        </w:rPr>
-        <w:t xml:space="preserve">partial slope</w:t>
-      </w:r>
-      <w:r>
-        <w:t xml:space="preserve"> </w:t>
-      </w:r>
-      <w:r>
-        <w:t xml:space="preserve">as a conditional statement, and saw that neither it nor the simple slope is</w:t>
-      </w:r>
-      <w:r>
-        <w:t xml:space="preserve"> </w:t>
-      </w:r>
-      <w:r>
-        <w:t xml:space="preserve">“wrong”</w:t>
-      </w:r>
-    </w:p>
-    <w:p>
-      <w:pPr>
-        <w:pStyle w:val="Compact"/>
-        <w:numPr>
-          <w:ilvl w:val="0"/>
-          <w:numId w:val="1021"/>
-        </w:numPr>
-      </w:pPr>
-      <w:r>
-        <w:t xml:space="preserve">Tested groups of predictors with</w:t>
-      </w:r>
-      <w:r>
-        <w:t xml:space="preserve"> </w:t>
-      </w:r>
-      <w:r>
-        <w:rPr>
-          <w:rStyle w:val="VerbatimChar"/>
-        </w:rPr>
-        <w:t xml:space="preserve">anova(reduced, full)</w:t>
-      </w:r>
-      <w:r>
-        <w:t xml:space="preserve"> </w:t>
-      </w:r>
-      <w:r>
-        <w:t xml:space="preserve">and single ones with the t-tests in</w:t>
-      </w:r>
-      <w:r>
-        <w:t xml:space="preserve"> </w:t>
-      </w:r>
-      <w:r>
-        <w:rPr>
-          <w:rStyle w:val="VerbatimChar"/>
-        </w:rPr>
-        <w:t xml:space="preserve">summary()</w:t>
-      </w:r>
-    </w:p>
-    <w:p>
-      <w:pPr>
-        <w:pStyle w:val="Compact"/>
-        <w:numPr>
-          <w:ilvl w:val="0"/>
-          <w:numId w:val="1021"/>
-        </w:numPr>
-      </w:pPr>
-      <w:r>
-        <w:t xml:space="preserve">Diagnosed</w:t>
-      </w:r>
-      <w:r>
-        <w:t xml:space="preserve"> </w:t>
-      </w:r>
-      <w:r>
-        <w:rPr>
-          <w:b/>
-          <w:bCs/>
-        </w:rPr>
-        <w:t xml:space="preserve">collinearity</w:t>
-      </w:r>
-      <w:r>
-        <w:t xml:space="preserve"> </w:t>
-      </w:r>
-      <w:r>
-        <w:t xml:space="preserve">with</w:t>
-      </w:r>
-      <w:r>
-        <w:t xml:space="preserve"> </w:t>
-      </w:r>
-      <w:r>
-        <w:rPr>
-          <w:rStyle w:val="VerbatimChar"/>
-        </w:rPr>
-        <w:t xml:space="preserve">vif()</w:t>
-      </w:r>
-      <w:r>
-        <w:t xml:space="preserve">, and learned to say</w:t>
-      </w:r>
-      <w:r>
-        <w:t xml:space="preserve"> </w:t>
-      </w:r>
-      <w:r>
-        <w:t xml:space="preserve">“these data cannot separate them”</w:t>
-      </w:r>
-      <w:r>
-        <w:t xml:space="preserve"> </w:t>
-      </w:r>
-      <w:r>
-        <w:t xml:space="preserve">instead of</w:t>
-      </w:r>
-      <w:r>
-        <w:t xml:space="preserve"> </w:t>
-      </w:r>
-      <w:r>
-        <w:t xml:space="preserve">“it has no effect”</w:t>
-      </w:r>
-    </w:p>
-    <w:p>
-      <w:pPr>
-        <w:pStyle w:val="Compact"/>
-        <w:numPr>
-          <w:ilvl w:val="0"/>
-          <w:numId w:val="1021"/>
-        </w:numPr>
-      </w:pPr>
-      <w:r>
-        <w:t xml:space="preserve">Fitted a real</w:t>
-      </w:r>
-      <w:r>
-        <w:t xml:space="preserve"> </w:t>
-      </w:r>
-      <w:r>
-        <w:rPr>
-          <w:b/>
-          <w:bCs/>
-        </w:rPr>
-        <w:t xml:space="preserve">interaction</w:t>
-      </w:r>
-      <w:r>
-        <w:t xml:space="preserve"> </w:t>
-      </w:r>
-      <w:r>
-        <w:t xml:space="preserve">— fragmentation costs more where grazing is heavy</w:t>
-      </w:r>
-    </w:p>
-    <w:p>
-      <w:pPr>
-        <w:pStyle w:val="Compact"/>
-        <w:numPr>
-          <w:ilvl w:val="0"/>
-          <w:numId w:val="1021"/>
-        </w:numPr>
-      </w:pPr>
-      <w:r>
-        <w:t xml:space="preserve">Turned a categorical predictor into</w:t>
-      </w:r>
-      <w:r>
-        <w:t xml:space="preserve"> </w:t>
-      </w:r>
-      <w:r>
-        <w:rPr>
-          <w:b/>
-          <w:bCs/>
-        </w:rPr>
-        <w:t xml:space="preserve">dummy variables</w:t>
-      </w:r>
-      <w:r>
-        <w:t xml:space="preserve">, and set the reference level on purpose with</w:t>
-      </w:r>
-      <w:r>
-        <w:t xml:space="preserve"> </w:t>
-      </w:r>
-      <w:r>
-        <w:rPr>
-          <w:rStyle w:val="VerbatimChar"/>
-        </w:rPr>
-        <w:t xml:space="preserve">fct_relevel()</w:t>
-      </w:r>
-    </w:p>
-    <w:p>
-      <w:pPr>
-        <w:pStyle w:val="Compact"/>
-        <w:numPr>
-          <w:ilvl w:val="0"/>
-          <w:numId w:val="1021"/>
-        </w:numPr>
-      </w:pPr>
-      <w:r>
-        <w:t xml:space="preserve">Compared models with</w:t>
-      </w:r>
-      <w:r>
-        <w:t xml:space="preserve"> </w:t>
-      </w:r>
-      <w:r>
-        <w:rPr>
-          <w:b/>
-          <w:bCs/>
-        </w:rPr>
-        <w:t xml:space="preserve">adjusted R²</w:t>
-      </w:r>
-      <w:r>
-        <w:t xml:space="preserve"> </w:t>
-      </w:r>
-      <w:r>
-        <w:t xml:space="preserve">and</w:t>
-      </w:r>
-      <w:r>
-        <w:t xml:space="preserve"> </w:t>
-      </w:r>
-      <w:r>
-        <w:rPr>
-          <w:b/>
-          <w:bCs/>
-        </w:rPr>
-        <w:t xml:space="preserve">AIC</w:t>
-      </w:r>
-      <w:r>
-        <w:t xml:space="preserve">, and ranked predictors three different ways</w:t>
-      </w:r>
-    </w:p>
-    <w:bookmarkEnd w:id="143"/>
-    <w:bookmarkStart w:id="152" w:name="the-three-things-to-carry-out-of-here"/>
-    <w:p>
-      <w:pPr>
-        <w:pStyle w:val="Heading2"/>
-      </w:pPr>
-      <w:r>
-        <w:t xml:space="preserve">The Three Things to Carry Out of Here</w:t>
-      </w:r>
-    </w:p>
-    <w:tbl>
-      <w:tblPr>
-        <w:tblStyle w:val="Table"/>
-        <w:tblLook w:firstRow="0" w:lastRow="0" w:firstColumn="0" w:lastColumn="0" w:noHBand="0" w:noVBand="0" w:val="0000"/>
-        <w:tblBorders>
-          <w:top w:val="single" w:sz="4" w:space="0" w:color="CC1914"/>
-          <w:left w:val="single" w:sz="24" w:space="0" w:color="CC1914"/>
-          <w:bottom w:val="single" w:sz="4" w:space="0" w:color="CC1914"/>
-          <w:right w:val="single" w:sz="4" w:space="0" w:color="CC1914"/>
-        </w:tblBorders>
-        <w:tblCellMar>
-          <w:left w:w="144" w:type="dxa"/>
-          <w:right w:w="144" w:type="dxa"/>
-        </w:tblCellMar>
-        <w:tblLook w:firstRow="0" w:lastRow="0" w:firstColumn="0" w:lastColumn="0" w:noHBand="0" w:noVBand="0" w:val="0000"/>
-      </w:tblPr>
-      <w:tr>
-        <w:trPr>
-          <w:cantSplit/>
-        </w:trPr>
-        <w:tc>
-          <w:tcPr>
-            <w:shd w:color="auto" w:fill="f7dddc" w:val="clear"/>
-            <w:tcMar>
-              <w:top w:w="92" w:type="dxa"/>
-              <w:bottom w:w="92" w:type="dxa"/>
-            </w:tcMar>
-          </w:tcPr>
-          <w:p>
-            <w:pPr>
-              <w:pStyle w:val="FirstParagraph"/>
-            </w:pPr>
-            <w:pPr>
-              <w:spacing w:before="0" w:after="0"/>
-              <w:textAlignment w:val="center"/>
-            </w:pPr>
-            <w:r>
-              <w:drawing>
-                <wp:inline>
-                  <wp:extent cx="152400" cy="152400"/>
-                  <wp:effectExtent b="0" l="0" r="0" t="0"/>
-                  <wp:docPr descr="" title="" id="144" name="Picture"/>
-                  <a:graphic>
-                    <a:graphicData uri="http://schemas.openxmlformats.org/drawingml/2006/picture">
-                      <pic:pic>
-                        <pic:nvPicPr>
-                          <pic:cNvPr descr="/Applications/Positron.app/Contents/Resources/app/quarto/share/formats/docx/important.png" id="145" name="Picture"/>
-                          <pic:cNvPicPr>
-                            <a:picLocks noChangeArrowheads="1" noChangeAspect="1"/>
-                          </pic:cNvPicPr>
-                        </pic:nvPicPr>
-                        <pic:blipFill>
-                          <a:blip r:embed="rId41"/>
-                          <a:stretch>
-                            <a:fillRect/>
-                          </a:stretch>
-                        </pic:blipFill>
-                        <pic:spPr bwMode="auto">
-                          <a:xfrm>
-                            <a:off x="0" y="0"/>
-                            <a:ext cx="152400" cy="152400"/>
-                          </a:xfrm>
-                          <a:prstGeom prst="rect">
-                            <a:avLst/>
-                          </a:prstGeom>
-                          <a:noFill/>
-                          <a:ln w="9525">
-                            <a:noFill/>
-                            <a:headEnd/>
-                            <a:tailEnd/>
-                          </a:ln>
-                        </pic:spPr>
-                      </pic:pic>
-                    </a:graphicData>
-                  </a:graphic>
-                </wp:inline>
-              </w:drawing>
-            </w:r>
-            <w:r>
-              <w:t xml:space="preserve"> </w:t>
-            </w:r>
-            <w:r>
-              <w:t xml:space="preserve"> </w:t>
-            </w:r>
-            <w:r>
-              <w:t xml:space="preserve">Important</w:t>
-            </w:r>
-          </w:p>
-        </w:tc>
-      </w:tr>
-      <w:tr>
-        <w:trPr>
-          <w:cantSplit/>
-        </w:trPr>
-        <w:tc>
-          <w:tcPr>
-            <w:tcMar>
-              <w:top w:w="108" w:type="dxa"/>
-              <w:bottom w:w="108" w:type="dxa"/>
-            </w:tcMar>
-          </w:tcPr>
-          <w:p>
-            <w:pPr>
-              <w:pStyle w:val="BodyText"/>
-            </w:pPr>
-            <w:pPr>
-              <w:spacing w:before="16"/>
-            </w:pPr>
-            <w:r>
-              <w:rPr>
-                <w:b/>
-                <w:bCs/>
-              </w:rPr>
-              <w:t xml:space="preserve">⚠️ R² always rises</w:t>
-            </w:r>
-          </w:p>
-          <w:p>
-            <w:pPr>
-              <w:pStyle w:val="BodyText"/>
-            </w:pPr>
-            <w:pPr>
-              <w:spacing w:after="16"/>
-            </w:pPr>
-            <w:r>
-              <w:t xml:space="preserve">Adding predictors can only increase plain R². Adjusted R² and AIC exist precisely because</w:t>
-            </w:r>
-            <w:r>
-              <w:t xml:space="preserve"> </w:t>
-            </w:r>
-            <w:r>
-              <w:t xml:space="preserve">“explains more variance”</w:t>
-            </w:r>
-            <w:r>
-              <w:t xml:space="preserve"> </w:t>
-            </w:r>
-            <w:r>
-              <w:t xml:space="preserve">is not the same as</w:t>
-            </w:r>
-            <w:r>
-              <w:t xml:space="preserve"> </w:t>
-            </w:r>
-            <w:r>
-              <w:t xml:space="preserve">“is a better model.”</w:t>
-            </w:r>
-          </w:p>
-          <w:p/>
-        </w:tc>
-      </w:tr>
-    </w:tbl>
+        <w:t xml:space="preserve">log_area</w:t>
+      </w:r>
+      <w:r>
+        <w:t xml:space="preserve"> </w:t>
+      </w:r>
+      <w:r>
+        <w:t xml:space="preserve">carries pη² = 0.35 — 5.6× the next predictor.</w:t>
+      </w:r>
+    </w:p>
     <w:p>
       <w:pPr>
         <w:pStyle w:val="BodyText"/>
       </w:pPr>
       <w:r>
-        <w:t xml:space="preserve"> </w:t>
+        <w:t xml:space="preserve">The two distance predictors sit at 0.002. That is nothing.</w:t>
       </w:r>
     </w:p>
     <w:tbl>
@@ -16111,779 +18625,6 @@
           <w:p>
             <w:pPr>
               <w:pStyle w:val="BodyText"/>
-            </w:pPr>
-            <w:pPr>
-              <w:spacing w:before="0" w:after="0"/>
-              <w:textAlignment w:val="center"/>
-            </w:pPr>
-            <w:r>
-              <w:drawing>
-                <wp:inline>
-                  <wp:extent cx="152400" cy="152400"/>
-                  <wp:effectExtent b="0" l="0" r="0" t="0"/>
-                  <wp:docPr descr="" title="" id="146" name="Picture"/>
-                  <a:graphic>
-                    <a:graphicData uri="http://schemas.openxmlformats.org/drawingml/2006/picture">
-                      <pic:pic>
-                        <pic:nvPicPr>
-                          <pic:cNvPr descr="/Applications/Positron.app/Contents/Resources/app/quarto/share/formats/docx/note.png" id="147" name="Picture"/>
-                          <pic:cNvPicPr>
-                            <a:picLocks noChangeArrowheads="1" noChangeAspect="1"/>
-                          </pic:cNvPicPr>
-                        </pic:nvPicPr>
-                        <pic:blipFill>
-                          <a:blip r:embed="rId9"/>
-                          <a:stretch>
-                            <a:fillRect/>
-                          </a:stretch>
-                        </pic:blipFill>
-                        <pic:spPr bwMode="auto">
-                          <a:xfrm>
-                            <a:off x="0" y="0"/>
-                            <a:ext cx="152400" cy="152400"/>
-                          </a:xfrm>
-                          <a:prstGeom prst="rect">
-                            <a:avLst/>
-                          </a:prstGeom>
-                          <a:noFill/>
-                          <a:ln w="9525">
-                            <a:noFill/>
-                            <a:headEnd/>
-                            <a:tailEnd/>
-                          </a:ln>
-                        </pic:spPr>
-                      </pic:pic>
-                    </a:graphicData>
-                  </a:graphic>
-                </wp:inline>
-              </w:drawing>
-            </w:r>
-            <w:r>
-              <w:t xml:space="preserve"> </w:t>
-            </w:r>
-            <w:r>
-              <w:t xml:space="preserve"> </w:t>
-            </w:r>
-            <w:r>
-              <w:t xml:space="preserve">Note</w:t>
-            </w:r>
-          </w:p>
-        </w:tc>
-      </w:tr>
-      <w:tr>
-        <w:trPr>
-          <w:cantSplit/>
-        </w:trPr>
-        <w:tc>
-          <w:tcPr>
-            <w:tcMar>
-              <w:top w:w="108" w:type="dxa"/>
-              <w:bottom w:w="108" w:type="dxa"/>
-            </w:tcMar>
-          </w:tcPr>
-          <w:p>
-            <w:pPr>
-              <w:pStyle w:val="BodyText"/>
-            </w:pPr>
-            <w:pPr>
-              <w:spacing w:before="16"/>
-            </w:pPr>
-            <w:r>
-              <w:rPr>
-                <w:b/>
-                <w:bCs/>
-              </w:rPr>
-              <w:t xml:space="preserve">✅ A partial slope is conditional</w:t>
-            </w:r>
-          </w:p>
-          <w:p>
-            <w:pPr>
-              <w:pStyle w:val="BodyText"/>
-            </w:pPr>
-            <w:pPr>
-              <w:spacing w:after="16"/>
-            </w:pPr>
-            <w:r>
-              <w:t xml:space="preserve">“What does area do among patches grazed the same amount?”</w:t>
-            </w:r>
-            <w:r>
-              <w:t xml:space="preserve"> </w:t>
-            </w:r>
-            <w:r>
-              <w:t xml:space="preserve">Change what else is in the model and you have changed the question.</w:t>
-            </w:r>
-          </w:p>
-          <w:p/>
-        </w:tc>
-      </w:tr>
-    </w:tbl>
-    <w:tbl>
-      <w:tblPr>
-        <w:tblStyle w:val="Table"/>
-        <w:tblLook w:firstRow="0" w:lastRow="0" w:firstColumn="0" w:lastColumn="0" w:noHBand="0" w:noVBand="0" w:val="0000"/>
-        <w:tblBorders>
-          <w:top w:val="single" w:sz="4" w:space="0" w:color="CC1914"/>
-          <w:left w:val="single" w:sz="24" w:space="0" w:color="CC1914"/>
-          <w:bottom w:val="single" w:sz="4" w:space="0" w:color="CC1914"/>
-          <w:right w:val="single" w:sz="4" w:space="0" w:color="CC1914"/>
-        </w:tblBorders>
-        <w:tblCellMar>
-          <w:left w:w="144" w:type="dxa"/>
-          <w:right w:w="144" w:type="dxa"/>
-        </w:tblCellMar>
-        <w:tblLook w:firstRow="0" w:lastRow="0" w:firstColumn="0" w:lastColumn="0" w:noHBand="0" w:noVBand="0" w:val="0000"/>
-      </w:tblPr>
-      <w:tr>
-        <w:trPr>
-          <w:cantSplit/>
-        </w:trPr>
-        <w:tc>
-          <w:tcPr>
-            <w:shd w:color="auto" w:fill="f7dddc" w:val="clear"/>
-            <w:tcMar>
-              <w:top w:w="92" w:type="dxa"/>
-              <w:bottom w:w="92" w:type="dxa"/>
-            </w:tcMar>
-          </w:tcPr>
-          <w:p>
-            <w:pPr>
-              <w:pStyle w:val="BodyText"/>
-            </w:pPr>
-            <w:pPr>
-              <w:spacing w:before="0" w:after="0"/>
-              <w:textAlignment w:val="center"/>
-            </w:pPr>
-            <w:r>
-              <w:drawing>
-                <wp:inline>
-                  <wp:extent cx="152400" cy="152400"/>
-                  <wp:effectExtent b="0" l="0" r="0" t="0"/>
-                  <wp:docPr descr="" title="" id="148" name="Picture"/>
-                  <a:graphic>
-                    <a:graphicData uri="http://schemas.openxmlformats.org/drawingml/2006/picture">
-                      <pic:pic>
-                        <pic:nvPicPr>
-                          <pic:cNvPr descr="/Applications/Positron.app/Contents/Resources/app/quarto/share/formats/docx/important.png" id="149" name="Picture"/>
-                          <pic:cNvPicPr>
-                            <a:picLocks noChangeArrowheads="1" noChangeAspect="1"/>
-                          </pic:cNvPicPr>
-                        </pic:nvPicPr>
-                        <pic:blipFill>
-                          <a:blip r:embed="rId41"/>
-                          <a:stretch>
-                            <a:fillRect/>
-                          </a:stretch>
-                        </pic:blipFill>
-                        <pic:spPr bwMode="auto">
-                          <a:xfrm>
-                            <a:off x="0" y="0"/>
-                            <a:ext cx="152400" cy="152400"/>
-                          </a:xfrm>
-                          <a:prstGeom prst="rect">
-                            <a:avLst/>
-                          </a:prstGeom>
-                          <a:noFill/>
-                          <a:ln w="9525">
-                            <a:noFill/>
-                            <a:headEnd/>
-                            <a:tailEnd/>
-                          </a:ln>
-                        </pic:spPr>
-                      </pic:pic>
-                    </a:graphicData>
-                  </a:graphic>
-                </wp:inline>
-              </w:drawing>
-            </w:r>
-            <w:r>
-              <w:t xml:space="preserve"> </w:t>
-            </w:r>
-            <w:r>
-              <w:t xml:space="preserve"> </w:t>
-            </w:r>
-            <w:r>
-              <w:t xml:space="preserve">Important</w:t>
-            </w:r>
-          </w:p>
-        </w:tc>
-      </w:tr>
-      <w:tr>
-        <w:trPr>
-          <w:cantSplit/>
-        </w:trPr>
-        <w:tc>
-          <w:tcPr>
-            <w:tcMar>
-              <w:top w:w="108" w:type="dxa"/>
-              <w:bottom w:w="108" w:type="dxa"/>
-            </w:tcMar>
-          </w:tcPr>
-          <w:p>
-            <w:pPr>
-              <w:pStyle w:val="BodyText"/>
-            </w:pPr>
-            <w:pPr>
-              <w:spacing w:before="16"/>
-            </w:pPr>
-            <w:r>
-              <w:rPr>
-                <w:b/>
-                <w:bCs/>
-              </w:rPr>
-              <w:t xml:space="preserve">✅ Set your reference level</w:t>
-            </w:r>
-          </w:p>
-          <w:p>
-            <w:pPr>
-              <w:pStyle w:val="BodyText"/>
-            </w:pPr>
-            <w:r>
-              <w:rPr>
-                <w:rStyle w:val="VerbatimChar"/>
-              </w:rPr>
-              <w:t xml:space="preserve">factor()</w:t>
-            </w:r>
-            <w:r>
-              <w:t xml:space="preserve"> </w:t>
-            </w:r>
-            <w:r>
-              <w:t xml:space="preserve">sorts alphabetically. Your control is almost never first alphabetically — use</w:t>
-            </w:r>
-            <w:r>
-              <w:t xml:space="preserve"> </w:t>
-            </w:r>
-            <w:r>
-              <w:rPr>
-                <w:rStyle w:val="VerbatimChar"/>
-              </w:rPr>
-              <w:t xml:space="preserve">fct_relevel()</w:t>
-            </w:r>
-            <w:r>
-              <w:t xml:space="preserve"> </w:t>
-            </w:r>
-            <w:r>
-              <w:t xml:space="preserve">and make the output say what you meant.</w:t>
-            </w:r>
-          </w:p>
-          <w:p>
-            <w:pPr>
-              <w:pStyle w:val="BodyText"/>
-            </w:pPr>
-            <w:pPr>
-              <w:spacing w:after="16"/>
-            </w:pPr>
-            <w:r>
-              <w:t xml:space="preserve">This is the habit that makes every ANOVA from Week 8 onward readable.</w:t>
-            </w:r>
-          </w:p>
-          <w:p/>
-        </w:tc>
-      </w:tr>
-    </w:tbl>
-    <w:p>
-      <w:pPr>
-        <w:pStyle w:val="BodyText"/>
-      </w:pPr>
-      <w:r>
-        <w:t xml:space="preserve"> </w:t>
-      </w:r>
-    </w:p>
-    <w:tbl>
-      <w:tblPr>
-        <w:tblStyle w:val="Table"/>
-        <w:tblLook w:firstRow="0" w:lastRow="0" w:firstColumn="0" w:lastColumn="0" w:noHBand="0" w:noVBand="0" w:val="0000"/>
-        <w:tblBorders>
-          <w:top w:val="single" w:sz="4" w:space="0" w:color="0758E5"/>
-          <w:left w:val="single" w:sz="24" w:space="0" w:color="0758E5"/>
-          <w:bottom w:val="single" w:sz="4" w:space="0" w:color="0758E5"/>
-          <w:right w:val="single" w:sz="4" w:space="0" w:color="0758E5"/>
-        </w:tblBorders>
-        <w:tblCellMar>
-          <w:left w:w="144" w:type="dxa"/>
-          <w:right w:w="144" w:type="dxa"/>
-        </w:tblCellMar>
-        <w:tblLook w:firstRow="0" w:lastRow="0" w:firstColumn="0" w:lastColumn="0" w:noHBand="0" w:noVBand="0" w:val="0000"/>
-      </w:tblPr>
-      <w:tr>
-        <w:trPr>
-          <w:cantSplit/>
-        </w:trPr>
-        <w:tc>
-          <w:tcPr>
-            <w:shd w:color="auto" w:fill="dae6fb" w:val="clear"/>
-            <w:tcMar>
-              <w:top w:w="92" w:type="dxa"/>
-              <w:bottom w:w="92" w:type="dxa"/>
-            </w:tcMar>
-          </w:tcPr>
-          <w:p>
-            <w:pPr>
-              <w:pStyle w:val="BodyText"/>
-            </w:pPr>
-            <w:pPr>
-              <w:spacing w:before="0" w:after="0"/>
-              <w:textAlignment w:val="center"/>
-            </w:pPr>
-            <w:r>
-              <w:drawing>
-                <wp:inline>
-                  <wp:extent cx="152400" cy="152400"/>
-                  <wp:effectExtent b="0" l="0" r="0" t="0"/>
-                  <wp:docPr descr="" title="" id="150" name="Picture"/>
-                  <a:graphic>
-                    <a:graphicData uri="http://schemas.openxmlformats.org/drawingml/2006/picture">
-                      <pic:pic>
-                        <pic:nvPicPr>
-                          <pic:cNvPr descr="/Applications/Positron.app/Contents/Resources/app/quarto/share/formats/docx/note.png" id="151" name="Picture"/>
-                          <pic:cNvPicPr>
-                            <a:picLocks noChangeArrowheads="1" noChangeAspect="1"/>
-                          </pic:cNvPicPr>
-                        </pic:nvPicPr>
-                        <pic:blipFill>
-                          <a:blip r:embed="rId9"/>
-                          <a:stretch>
-                            <a:fillRect/>
-                          </a:stretch>
-                        </pic:blipFill>
-                        <pic:spPr bwMode="auto">
-                          <a:xfrm>
-                            <a:off x="0" y="0"/>
-                            <a:ext cx="152400" cy="152400"/>
-                          </a:xfrm>
-                          <a:prstGeom prst="rect">
-                            <a:avLst/>
-                          </a:prstGeom>
-                          <a:noFill/>
-                          <a:ln w="9525">
-                            <a:noFill/>
-                            <a:headEnd/>
-                            <a:tailEnd/>
-                          </a:ln>
-                        </pic:spPr>
-                      </pic:pic>
-                    </a:graphicData>
-                  </a:graphic>
-                </wp:inline>
-              </w:drawing>
-            </w:r>
-            <w:r>
-              <w:t xml:space="preserve"> </w:t>
-            </w:r>
-            <w:r>
-              <w:t xml:space="preserve"> </w:t>
-            </w:r>
-            <w:r>
-              <w:t xml:space="preserve">Note</w:t>
-            </w:r>
-          </w:p>
-        </w:tc>
-      </w:tr>
-      <w:tr>
-        <w:trPr>
-          <w:cantSplit/>
-        </w:trPr>
-        <w:tc>
-          <w:tcPr>
-            <w:tcMar>
-              <w:top w:w="108" w:type="dxa"/>
-              <w:bottom w:w="108" w:type="dxa"/>
-            </w:tcMar>
-          </w:tcPr>
-          <w:p>
-            <w:pPr>
-              <w:pStyle w:val="BodyText"/>
-            </w:pPr>
-            <w:pPr>
-              <w:spacing w:before="16"/>
-            </w:pPr>
-            <w:r>
-              <w:rPr>
-                <w:b/>
-                <w:bCs/>
-              </w:rPr>
-              <w:t xml:space="preserve">Up next — Analysis of Variance</w:t>
-            </w:r>
-          </w:p>
-          <w:p>
-            <w:pPr>
-              <w:pStyle w:val="BodyText"/>
-            </w:pPr>
-            <w:pPr>
-              <w:spacing w:after="16"/>
-            </w:pPr>
-            <w:r>
-              <w:t xml:space="preserve">What happens when</w:t>
-            </w:r>
-            <w:r>
-              <w:t xml:space="preserve"> </w:t>
-            </w:r>
-            <w:r>
-              <w:rPr>
-                <w:b/>
-                <w:bCs/>
-              </w:rPr>
-              <w:t xml:space="preserve">every</w:t>
-            </w:r>
-            <w:r>
-              <w:t xml:space="preserve"> </w:t>
-            </w:r>
-            <w:r>
-              <w:t xml:space="preserve">predictor is categorical, and why ANOVA and regression are the same machinery in different clothes.</w:t>
-            </w:r>
-          </w:p>
-          <w:p/>
-        </w:tc>
-      </w:tr>
-    </w:tbl>
-    <w:bookmarkEnd w:id="152"/>
-    <w:bookmarkStart w:id="153" w:name="readings"/>
-    <w:p>
-      <w:pPr>
-        <w:pStyle w:val="Heading2"/>
-      </w:pPr>
-      <w:r>
-        <w:t xml:space="preserve">Readings</w:t>
-      </w:r>
-    </w:p>
-    <w:p>
-      <w:pPr>
-        <w:pStyle w:val="Compact"/>
-        <w:numPr>
-          <w:ilvl w:val="0"/>
-          <w:numId w:val="1022"/>
-        </w:numPr>
-      </w:pPr>
-      <w:r>
-        <w:rPr>
-          <w:b/>
-          <w:bCs/>
-        </w:rPr>
-        <w:t xml:space="preserve">Quinn, G. P., &amp; Keough, M. J.</w:t>
-      </w:r>
-      <w:r>
-        <w:t xml:space="preserve"> </w:t>
-      </w:r>
-      <w:r>
-        <w:t xml:space="preserve">(2002).</w:t>
-      </w:r>
-      <w:r>
-        <w:t xml:space="preserve"> </w:t>
-      </w:r>
-      <w:r>
-        <w:rPr>
-          <w:i/>
-          <w:iCs/>
-        </w:rPr>
-        <w:t xml:space="preserve">Experimental Design and Data Analysis for Biologists</w:t>
-      </w:r>
-      <w:r>
-        <w:t xml:space="preserve">, Ch. 6 — Multiple and Complex Regression. This lecture follows their Box 6-2 analysis of the Loyn data.</w:t>
-      </w:r>
-    </w:p>
-    <w:p>
-      <w:pPr>
-        <w:pStyle w:val="Compact"/>
-        <w:numPr>
-          <w:ilvl w:val="0"/>
-          <w:numId w:val="1022"/>
-        </w:numPr>
-      </w:pPr>
-      <w:r>
-        <w:rPr>
-          <w:b/>
-          <w:bCs/>
-        </w:rPr>
-        <w:t xml:space="preserve">Whitlock &amp; Schluter</w:t>
-      </w:r>
-      <w:r>
-        <w:t xml:space="preserve">, Ch. 17 — Regression.</w:t>
-      </w:r>
-    </w:p>
-    <w:p>
-      <w:pPr>
-        <w:pStyle w:val="Compact"/>
-        <w:numPr>
-          <w:ilvl w:val="0"/>
-          <w:numId w:val="1022"/>
-        </w:numPr>
-      </w:pPr>
-      <w:r>
-        <w:rPr>
-          <w:b/>
-          <w:bCs/>
-        </w:rPr>
-        <w:t xml:space="preserve">Gotelli &amp; Ellison</w:t>
-      </w:r>
-      <w:r>
-        <w:t xml:space="preserve">, Ch. 9 — Regression.</w:t>
-      </w:r>
-    </w:p>
-    <w:p>
-      <w:pPr>
-        <w:pStyle w:val="Compact"/>
-        <w:numPr>
-          <w:ilvl w:val="0"/>
-          <w:numId w:val="1022"/>
-        </w:numPr>
-      </w:pPr>
-      <w:r>
-        <w:t xml:space="preserve">Loyn, R. H. (1987). Effects of patch area and habitat on bird abundances, species numbers and tree health in fragmented Victorian forests. In</w:t>
-      </w:r>
-      <w:r>
-        <w:t xml:space="preserve"> </w:t>
-      </w:r>
-      <w:r>
-        <w:rPr>
-          <w:i/>
-          <w:iCs/>
-        </w:rPr>
-        <w:t xml:space="preserve">Nature Conservation: The Role of Remnants of Native Vegetation</w:t>
-      </w:r>
-      <w:r>
-        <w:t xml:space="preserve">. Surrey Beatty &amp; Sons.</w:t>
-      </w:r>
-    </w:p>
-    <w:bookmarkEnd w:id="153"/>
-    <w:bookmarkStart w:id="156" w:name="getting-unstuck"/>
-    <w:p>
-      <w:pPr>
-        <w:pStyle w:val="Heading2"/>
-      </w:pPr>
-      <w:r>
-        <w:t xml:space="preserve">Getting unstuck</w:t>
-      </w:r>
-    </w:p>
-    <w:p>
-      <w:pPr>
-        <w:pStyle w:val="FirstParagraph"/>
-      </w:pPr>
-      <w:r>
-        <w:t xml:space="preserve">When code breaks — and it will, that is normal:</w:t>
-      </w:r>
-    </w:p>
-    <w:p>
-      <w:pPr>
-        <w:pStyle w:val="Compact"/>
-        <w:numPr>
-          <w:ilvl w:val="0"/>
-          <w:numId w:val="1023"/>
-        </w:numPr>
-      </w:pPr>
-      <w:r>
-        <w:t xml:space="preserve">Read the</w:t>
-      </w:r>
-      <w:r>
-        <w:t xml:space="preserve"> </w:t>
-      </w:r>
-      <w:r>
-        <w:rPr>
-          <w:b/>
-          <w:bCs/>
-        </w:rPr>
-        <w:t xml:space="preserve">error message</w:t>
-      </w:r>
-      <w:r>
-        <w:t xml:space="preserve"> </w:t>
-      </w:r>
-      <w:r>
-        <w:t xml:space="preserve">out loud; it usually names the line</w:t>
-      </w:r>
-    </w:p>
-    <w:p>
-      <w:pPr>
-        <w:pStyle w:val="Compact"/>
-        <w:numPr>
-          <w:ilvl w:val="0"/>
-          <w:numId w:val="1023"/>
-        </w:numPr>
-      </w:pPr>
-      <w:r>
-        <w:t xml:space="preserve">Check the usual suspects: is it</w:t>
-      </w:r>
-      <w:r>
-        <w:t xml:space="preserve"> </w:t>
-      </w:r>
-      <w:r>
-        <w:rPr>
-          <w:rStyle w:val="VerbatimChar"/>
-        </w:rPr>
-        <w:t xml:space="preserve">y ~ x1 + x2</w:t>
-      </w:r>
-      <w:r>
-        <w:t xml:space="preserve"> </w:t>
-      </w:r>
-      <w:r>
-        <w:t xml:space="preserve">(additive) or</w:t>
-      </w:r>
-      <w:r>
-        <w:t xml:space="preserve"> </w:t>
-      </w:r>
-      <w:r>
-        <w:rPr>
-          <w:rStyle w:val="VerbatimChar"/>
-        </w:rPr>
-        <w:t xml:space="preserve">y ~ x1 * x2</w:t>
-      </w:r>
-      <w:r>
-        <w:t xml:space="preserve"> </w:t>
-      </w:r>
-      <w:r>
-        <w:t xml:space="preserve">(interaction)? Is</w:t>
-      </w:r>
-      <w:r>
-        <w:t xml:space="preserve"> </w:t>
-      </w:r>
-      <w:r>
-        <w:rPr>
-          <w:rStyle w:val="VerbatimChar"/>
-        </w:rPr>
-        <w:t xml:space="preserve">car</w:t>
-      </w:r>
-      <w:r>
-        <w:t xml:space="preserve"> </w:t>
-      </w:r>
-      <w:r>
-        <w:t xml:space="preserve">loaded for</w:t>
-      </w:r>
-      <w:r>
-        <w:t xml:space="preserve"> </w:t>
-      </w:r>
-      <w:r>
-        <w:rPr>
-          <w:rStyle w:val="VerbatimChar"/>
-        </w:rPr>
-        <w:t xml:space="preserve">vif()</w:t>
-      </w:r>
-      <w:r>
-        <w:t xml:space="preserve"> </w:t>
-      </w:r>
-      <w:r>
-        <w:t xml:space="preserve">and</w:t>
-      </w:r>
-      <w:r>
-        <w:t xml:space="preserve"> </w:t>
-      </w:r>
-      <w:r>
-        <w:rPr>
-          <w:rStyle w:val="VerbatimChar"/>
-        </w:rPr>
-        <w:t xml:space="preserve">Anova()</w:t>
-      </w:r>
-      <w:r>
-        <w:t xml:space="preserve">? Are you comparing models fitted to the</w:t>
-      </w:r>
-      <w:r>
-        <w:t xml:space="preserve"> </w:t>
-      </w:r>
-      <w:r>
-        <w:rPr>
-          <w:b/>
-          <w:bCs/>
-        </w:rPr>
-        <w:t xml:space="preserve">same rows</w:t>
-      </w:r>
-      <w:r>
-        <w:t xml:space="preserve"> </w:t>
-      </w:r>
-      <w:r>
-        <w:t xml:space="preserve">— an</w:t>
-      </w:r>
-      <w:r>
-        <w:t xml:space="preserve"> </w:t>
-      </w:r>
-      <w:r>
-        <w:rPr>
-          <w:rStyle w:val="VerbatimChar"/>
-        </w:rPr>
-        <w:t xml:space="preserve">NA</w:t>
-      </w:r>
-      <w:r>
-        <w:t xml:space="preserve"> </w:t>
-      </w:r>
-      <w:r>
-        <w:t xml:space="preserve">in one predictor silently drops that row</w:t>
-      </w:r>
-    </w:p>
-    <w:p>
-      <w:pPr>
-        <w:pStyle w:val="Compact"/>
-        <w:numPr>
-          <w:ilvl w:val="0"/>
-          <w:numId w:val="1023"/>
-        </w:numPr>
-      </w:pPr>
-      <w:r>
-        <w:rPr>
-          <w:rStyle w:val="VerbatimChar"/>
-        </w:rPr>
-        <w:t xml:space="preserve">?function_name</w:t>
-      </w:r>
-      <w:r>
-        <w:t xml:space="preserve"> </w:t>
-      </w:r>
-      <w:r>
-        <w:t xml:space="preserve">opens the help page</w:t>
-      </w:r>
-    </w:p>
-    <w:p>
-      <w:pPr>
-        <w:pStyle w:val="Compact"/>
-        <w:numPr>
-          <w:ilvl w:val="0"/>
-          <w:numId w:val="1023"/>
-        </w:numPr>
-      </w:pPr>
-      <w:r>
-        <w:t xml:space="preserve">Bring the</w:t>
-      </w:r>
-      <w:r>
-        <w:t xml:space="preserve"> </w:t>
-      </w:r>
-      <w:r>
-        <w:rPr>
-          <w:b/>
-          <w:bCs/>
-        </w:rPr>
-        <w:t xml:space="preserve">exact error</w:t>
-      </w:r>
-      <w:r>
-        <w:t xml:space="preserve"> </w:t>
-      </w:r>
-      <w:r>
-        <w:t xml:space="preserve">(copy-paste it) to class or office hours</w:t>
-      </w:r>
-    </w:p>
-    <w:tbl>
-      <w:tblPr>
-        <w:tblStyle w:val="Table"/>
-        <w:tblLook w:firstRow="0" w:lastRow="0" w:firstColumn="0" w:lastColumn="0" w:noHBand="0" w:noVBand="0" w:val="0000"/>
-        <w:tblBorders>
-          <w:top w:val="single" w:sz="4" w:space="0" w:color="0758E5"/>
-          <w:left w:val="single" w:sz="24" w:space="0" w:color="0758E5"/>
-          <w:bottom w:val="single" w:sz="4" w:space="0" w:color="0758E5"/>
-          <w:right w:val="single" w:sz="4" w:space="0" w:color="0758E5"/>
-        </w:tblBorders>
-        <w:tblCellMar>
-          <w:left w:w="144" w:type="dxa"/>
-          <w:right w:w="144" w:type="dxa"/>
-        </w:tblCellMar>
-        <w:tblLook w:firstRow="0" w:lastRow="0" w:firstColumn="0" w:lastColumn="0" w:noHBand="0" w:noVBand="0" w:val="0000"/>
-      </w:tblPr>
-      <w:tr>
-        <w:trPr>
-          <w:cantSplit/>
-        </w:trPr>
-        <w:tc>
-          <w:tcPr>
-            <w:shd w:color="auto" w:fill="dae6fb" w:val="clear"/>
-            <w:tcMar>
-              <w:top w:w="92" w:type="dxa"/>
-              <w:bottom w:w="92" w:type="dxa"/>
-            </w:tcMar>
-          </w:tcPr>
-          <w:p>
-            <w:pPr>
-              <w:pStyle w:val="FirstParagraph"/>
             </w:pPr>
             <w:pPr>
               <w:spacing w:before="0" w:after="0"/>
@@ -16966,7 +18707,7 @@
                 <w:b/>
                 <w:bCs/>
               </w:rPr>
-              <w:t xml:space="preserve">✅ Key idea</w:t>
+              <w:t xml:space="preserve">✅ Two columns, two questions</w:t>
             </w:r>
           </w:p>
           <w:p>
@@ -16977,14 +18718,1566 @@
               <w:spacing w:after="16"/>
             </w:pPr>
             <w:r>
-              <w:t xml:space="preserve">Every working scientist googles error messages daily. Getting stuck is not failing — it is the job.</w:t>
+              <w:t xml:space="preserve">pη²</w:t>
+            </w:r>
+            <w:r>
+              <w:t xml:space="preserve"> </w:t>
+            </w:r>
+            <w:r>
+              <w:rPr>
+                <w:b/>
+                <w:bCs/>
+              </w:rPr>
+              <w:t xml:space="preserve">ranks</w:t>
+            </w:r>
+            <w:r>
+              <w:t xml:space="preserve"> </w:t>
+            </w:r>
+            <w:r>
+              <w:t xml:space="preserve">the predictors. ΔR² says what each one</w:t>
+            </w:r>
+            <w:r>
+              <w:t xml:space="preserve"> </w:t>
+            </w:r>
+            <w:r>
+              <w:rPr>
+                <w:b/>
+                <w:bCs/>
+              </w:rPr>
+              <w:t xml:space="preserve">uniquely buys</w:t>
+            </w:r>
+            <w:r>
+              <w:t xml:space="preserve"> </w:t>
+            </w:r>
+            <w:r>
+              <w:t xml:space="preserve">— what R² would lose if you dropped it.</w:t>
             </w:r>
           </w:p>
           <w:p/>
         </w:tc>
       </w:tr>
     </w:tbl>
+    <w:p>
+      <w:pPr>
+        <w:pStyle w:val="BodyText"/>
+      </w:pPr>
+      <w:r>
+        <w:t xml:space="preserve">A fourth route to the same answer the vote, the t-tests and AIC already gave you.</w:t>
+      </w:r>
+    </w:p>
     <w:bookmarkEnd w:id="156"/>
+    <w:bookmarkStart w:id="161" w:name="the-trap-in-the-δr²-column"/>
+    <w:p>
+      <w:pPr>
+        <w:pStyle w:val="Heading2"/>
+      </w:pPr>
+      <w:r>
+        <w:t xml:space="preserve">The Trap in the ΔR² Column</w:t>
+      </w:r>
+    </w:p>
+    <w:p>
+      <w:pPr>
+        <w:pStyle w:val="FirstParagraph"/>
+      </w:pPr>
+      <w:r>
+        <w:t xml:space="preserve">Add up the ΔR² column:</w:t>
+      </w:r>
+      <w:r>
+        <w:t xml:space="preserve"> </w:t>
+      </w:r>
+      <w:r>
+        <w:rPr>
+          <w:b/>
+          <w:bCs/>
+        </w:rPr>
+        <w:t xml:space="preserve">0.211</w:t>
+      </w:r>
+      <w:r>
+        <w:t xml:space="preserve">.</w:t>
+      </w:r>
+    </w:p>
+    <w:p>
+      <w:pPr>
+        <w:pStyle w:val="BodyText"/>
+      </w:pPr>
+      <w:r>
+        <w:t xml:space="preserve">The model’s R² is</w:t>
+      </w:r>
+      <w:r>
+        <w:t xml:space="preserve"> </w:t>
+      </w:r>
+      <w:r>
+        <w:rPr>
+          <w:b/>
+          <w:bCs/>
+        </w:rPr>
+        <w:t xml:space="preserve">0.685</w:t>
+      </w:r>
+      <w:r>
+        <w:t xml:space="preserve">.</w:t>
+      </w:r>
+    </w:p>
+    <w:p>
+      <w:pPr>
+        <w:pStyle w:val="BodyText"/>
+      </w:pPr>
+      <w:r>
+        <w:t xml:space="preserve">So where did the other 0.47 of explained variance go?</w:t>
+      </w:r>
+    </w:p>
+    <w:p>
+      <w:pPr>
+        <w:pStyle w:val="BodyText"/>
+      </w:pPr>
+      <w:r>
+        <w:t xml:space="preserve">It is real, and it is</w:t>
+      </w:r>
+      <w:r>
+        <w:t xml:space="preserve"> </w:t>
+      </w:r>
+      <w:r>
+        <w:rPr>
+          <w:b/>
+          <w:bCs/>
+        </w:rPr>
+        <w:t xml:space="preserve">shared</w:t>
+      </w:r>
+      <w:r>
+        <w:t xml:space="preserve">. ΔR² only counts the variance a predictor explains that</w:t>
+      </w:r>
+      <w:r>
+        <w:t xml:space="preserve"> </w:t>
+      </w:r>
+      <w:r>
+        <w:rPr>
+          <w:i/>
+          <w:iCs/>
+        </w:rPr>
+        <w:t xml:space="preserve">nothing else can</w:t>
+      </w:r>
+      <w:r>
+        <w:t xml:space="preserve">. Variance that two collinear predictors could each account for belongs to neither of them, so it appears in R² and in no row of this table.</w:t>
+      </w:r>
+    </w:p>
+    <w:tbl>
+      <w:tblPr>
+        <w:tblStyle w:val="Table"/>
+        <w:tblLook w:firstRow="0" w:lastRow="0" w:firstColumn="0" w:lastColumn="0" w:noHBand="0" w:noVBand="0" w:val="0000"/>
+        <w:tblBorders>
+          <w:top w:val="single" w:sz="4" w:space="0" w:color="CC1914"/>
+          <w:left w:val="single" w:sz="24" w:space="0" w:color="CC1914"/>
+          <w:bottom w:val="single" w:sz="4" w:space="0" w:color="CC1914"/>
+          <w:right w:val="single" w:sz="4" w:space="0" w:color="CC1914"/>
+        </w:tblBorders>
+        <w:tblCellMar>
+          <w:left w:w="144" w:type="dxa"/>
+          <w:right w:w="144" w:type="dxa"/>
+        </w:tblCellMar>
+        <w:tblLook w:firstRow="0" w:lastRow="0" w:firstColumn="0" w:lastColumn="0" w:noHBand="0" w:noVBand="0" w:val="0000"/>
+      </w:tblPr>
+      <w:tr>
+        <w:trPr>
+          <w:cantSplit/>
+        </w:trPr>
+        <w:tc>
+          <w:tcPr>
+            <w:shd w:color="auto" w:fill="f7dddc" w:val="clear"/>
+            <w:tcMar>
+              <w:top w:w="92" w:type="dxa"/>
+              <w:bottom w:w="92" w:type="dxa"/>
+            </w:tcMar>
+          </w:tcPr>
+          <w:p>
+            <w:pPr>
+              <w:pStyle w:val="BodyText"/>
+            </w:pPr>
+            <w:pPr>
+              <w:spacing w:before="0" w:after="0"/>
+              <w:textAlignment w:val="center"/>
+            </w:pPr>
+            <w:r>
+              <w:drawing>
+                <wp:inline>
+                  <wp:extent cx="152400" cy="152400"/>
+                  <wp:effectExtent b="0" l="0" r="0" t="0"/>
+                  <wp:docPr descr="" title="" id="157" name="Picture"/>
+                  <a:graphic>
+                    <a:graphicData uri="http://schemas.openxmlformats.org/drawingml/2006/picture">
+                      <pic:pic>
+                        <pic:nvPicPr>
+                          <pic:cNvPr descr="/Applications/Positron.app/Contents/Resources/app/quarto/share/formats/docx/important.png" id="158" name="Picture"/>
+                          <pic:cNvPicPr>
+                            <a:picLocks noChangeArrowheads="1" noChangeAspect="1"/>
+                          </pic:cNvPicPr>
+                        </pic:nvPicPr>
+                        <pic:blipFill>
+                          <a:blip r:embed="rId41"/>
+                          <a:stretch>
+                            <a:fillRect/>
+                          </a:stretch>
+                        </pic:blipFill>
+                        <pic:spPr bwMode="auto">
+                          <a:xfrm>
+                            <a:off x="0" y="0"/>
+                            <a:ext cx="152400" cy="152400"/>
+                          </a:xfrm>
+                          <a:prstGeom prst="rect">
+                            <a:avLst/>
+                          </a:prstGeom>
+                          <a:noFill/>
+                          <a:ln w="9525">
+                            <a:noFill/>
+                            <a:headEnd/>
+                            <a:tailEnd/>
+                          </a:ln>
+                        </pic:spPr>
+                      </pic:pic>
+                    </a:graphicData>
+                  </a:graphic>
+                </wp:inline>
+              </w:drawing>
+            </w:r>
+            <w:r>
+              <w:t xml:space="preserve"> </w:t>
+            </w:r>
+            <w:r>
+              <w:t xml:space="preserve"> </w:t>
+            </w:r>
+            <w:r>
+              <w:t xml:space="preserve">Important</w:t>
+            </w:r>
+          </w:p>
+        </w:tc>
+      </w:tr>
+      <w:tr>
+        <w:trPr>
+          <w:cantSplit/>
+        </w:trPr>
+        <w:tc>
+          <w:tcPr>
+            <w:tcMar>
+              <w:top w:w="108" w:type="dxa"/>
+              <w:bottom w:w="108" w:type="dxa"/>
+            </w:tcMar>
+          </w:tcPr>
+          <w:p>
+            <w:pPr>
+              <w:pStyle w:val="BodyText"/>
+            </w:pPr>
+            <w:pPr>
+              <w:spacing w:before="16"/>
+            </w:pPr>
+            <w:r>
+              <w:rPr>
+                <w:b/>
+                <w:bCs/>
+              </w:rPr>
+              <w:t xml:space="preserve">⚠️ Do not toss on pη² alone</w:t>
+            </w:r>
+          </w:p>
+          <w:p>
+            <w:pPr>
+              <w:pStyle w:val="BodyText"/>
+            </w:pPr>
+            <w:r>
+              <w:t xml:space="preserve">A predictor can have a tiny pη² for two completely different reasons:</w:t>
+            </w:r>
+          </w:p>
+          <w:p>
+            <w:pPr>
+              <w:pStyle w:val="Compact"/>
+              <w:numPr>
+                <w:ilvl w:val="0"/>
+                <w:numId w:val="1023"/>
+              </w:numPr>
+            </w:pPr>
+            <w:r>
+              <w:t xml:space="preserve">It genuinely does nothing —</w:t>
+            </w:r>
+            <w:r>
+              <w:t xml:space="preserve"> </w:t>
+            </w:r>
+            <w:r>
+              <w:rPr>
+                <w:b/>
+                <w:bCs/>
+              </w:rPr>
+              <w:t xml:space="preserve">toss it</w:t>
+            </w:r>
+          </w:p>
+          <w:p>
+            <w:pPr>
+              <w:pStyle w:val="Compact"/>
+              <w:numPr>
+                <w:ilvl w:val="0"/>
+                <w:numId w:val="1023"/>
+              </w:numPr>
+            </w:pPr>
+            <w:r>
+              <w:t xml:space="preserve">It is tangled with a predictor already in the model —</w:t>
+            </w:r>
+            <w:r>
+              <w:t xml:space="preserve"> </w:t>
+            </w:r>
+            <w:r>
+              <w:rPr>
+                <w:rStyle w:val="VerbatimChar"/>
+              </w:rPr>
+              <w:t xml:space="preserve">vif()</w:t>
+            </w:r>
+            <w:r>
+              <w:t xml:space="preserve"> </w:t>
+            </w:r>
+            <w:r>
+              <w:t xml:space="preserve">from Part 5 is how you tell the difference</w:t>
+            </w:r>
+          </w:p>
+          <w:p>
+            <w:pPr>
+              <w:pStyle w:val="FirstParagraph"/>
+            </w:pPr>
+            <w:pPr>
+              <w:spacing w:after="16"/>
+            </w:pPr>
+            <w:r>
+              <w:t xml:space="preserve">Drop it for reason 2 and you have not learned it has no effect — only that these data cannot separate it from its partner.</w:t>
+            </w:r>
+          </w:p>
+          <w:p/>
+        </w:tc>
+      </w:tr>
+    </w:tbl>
+    <w:p>
+      <w:pPr>
+        <w:pStyle w:val="BodyText"/>
+      </w:pPr>
+      <w:r>
+        <w:t xml:space="preserve"> </w:t>
+      </w:r>
+    </w:p>
+    <w:tbl>
+      <w:tblPr>
+        <w:tblStyle w:val="Table"/>
+        <w:tblLook w:firstRow="0" w:lastRow="0" w:firstColumn="0" w:lastColumn="0" w:noHBand="0" w:noVBand="0" w:val="0000"/>
+        <w:tblBorders>
+          <w:top w:val="single" w:sz="4" w:space="0" w:color="0758E5"/>
+          <w:left w:val="single" w:sz="24" w:space="0" w:color="0758E5"/>
+          <w:bottom w:val="single" w:sz="4" w:space="0" w:color="0758E5"/>
+          <w:right w:val="single" w:sz="4" w:space="0" w:color="0758E5"/>
+        </w:tblBorders>
+        <w:tblCellMar>
+          <w:left w:w="144" w:type="dxa"/>
+          <w:right w:w="144" w:type="dxa"/>
+        </w:tblCellMar>
+        <w:tblLook w:firstRow="0" w:lastRow="0" w:firstColumn="0" w:lastColumn="0" w:noHBand="0" w:noVBand="0" w:val="0000"/>
+      </w:tblPr>
+      <w:tr>
+        <w:trPr>
+          <w:cantSplit/>
+        </w:trPr>
+        <w:tc>
+          <w:tcPr>
+            <w:shd w:color="auto" w:fill="dae6fb" w:val="clear"/>
+            <w:tcMar>
+              <w:top w:w="92" w:type="dxa"/>
+              <w:bottom w:w="92" w:type="dxa"/>
+            </w:tcMar>
+          </w:tcPr>
+          <w:p>
+            <w:pPr>
+              <w:pStyle w:val="BodyText"/>
+            </w:pPr>
+            <w:pPr>
+              <w:spacing w:before="0" w:after="0"/>
+              <w:textAlignment w:val="center"/>
+            </w:pPr>
+            <w:r>
+              <w:drawing>
+                <wp:inline>
+                  <wp:extent cx="152400" cy="152400"/>
+                  <wp:effectExtent b="0" l="0" r="0" t="0"/>
+                  <wp:docPr descr="" title="" id="159" name="Picture"/>
+                  <a:graphic>
+                    <a:graphicData uri="http://schemas.openxmlformats.org/drawingml/2006/picture">
+                      <pic:pic>
+                        <pic:nvPicPr>
+                          <pic:cNvPr descr="/Applications/Positron.app/Contents/Resources/app/quarto/share/formats/docx/note.png" id="160" name="Picture"/>
+                          <pic:cNvPicPr>
+                            <a:picLocks noChangeArrowheads="1" noChangeAspect="1"/>
+                          </pic:cNvPicPr>
+                        </pic:nvPicPr>
+                        <pic:blipFill>
+                          <a:blip r:embed="rId9"/>
+                          <a:stretch>
+                            <a:fillRect/>
+                          </a:stretch>
+                        </pic:blipFill>
+                        <pic:spPr bwMode="auto">
+                          <a:xfrm>
+                            <a:off x="0" y="0"/>
+                            <a:ext cx="152400" cy="152400"/>
+                          </a:xfrm>
+                          <a:prstGeom prst="rect">
+                            <a:avLst/>
+                          </a:prstGeom>
+                          <a:noFill/>
+                          <a:ln w="9525">
+                            <a:noFill/>
+                            <a:headEnd/>
+                            <a:tailEnd/>
+                          </a:ln>
+                        </pic:spPr>
+                      </pic:pic>
+                    </a:graphicData>
+                  </a:graphic>
+                </wp:inline>
+              </w:drawing>
+            </w:r>
+            <w:r>
+              <w:t xml:space="preserve"> </w:t>
+            </w:r>
+            <w:r>
+              <w:t xml:space="preserve"> </w:t>
+            </w:r>
+            <w:r>
+              <w:t xml:space="preserve">Note</w:t>
+            </w:r>
+          </w:p>
+        </w:tc>
+      </w:tr>
+      <w:tr>
+        <w:trPr>
+          <w:cantSplit/>
+        </w:trPr>
+        <w:tc>
+          <w:tcPr>
+            <w:tcMar>
+              <w:top w:w="108" w:type="dxa"/>
+              <w:bottom w:w="108" w:type="dxa"/>
+            </w:tcMar>
+          </w:tcPr>
+          <w:p>
+            <w:pPr>
+              <w:pStyle w:val="BodyText"/>
+            </w:pPr>
+            <w:pPr>
+              <w:spacing w:before="16"/>
+            </w:pPr>
+            <w:r>
+              <w:rPr>
+                <w:b/>
+                <w:bCs/>
+              </w:rPr>
+              <w:t xml:space="preserve">✅ How to use these</w:t>
+            </w:r>
+          </w:p>
+          <w:p>
+            <w:pPr>
+              <w:pStyle w:val="BodyText"/>
+            </w:pPr>
+            <w:pPr>
+              <w:spacing w:after="16"/>
+            </w:pPr>
+            <w:r>
+              <w:t xml:space="preserve">pη² to</w:t>
+            </w:r>
+            <w:r>
+              <w:t xml:space="preserve"> </w:t>
+            </w:r>
+            <w:r>
+              <w:rPr>
+                <w:b/>
+                <w:bCs/>
+              </w:rPr>
+              <w:t xml:space="preserve">rank</w:t>
+            </w:r>
+            <w:r>
+              <w:t xml:space="preserve">, ΔR² to see what each predictor</w:t>
+            </w:r>
+            <w:r>
+              <w:t xml:space="preserve"> </w:t>
+            </w:r>
+            <w:r>
+              <w:rPr>
+                <w:b/>
+                <w:bCs/>
+              </w:rPr>
+              <w:t xml:space="preserve">uniquely buys you</w:t>
+            </w:r>
+            <w:r>
+              <w:t xml:space="preserve">,</w:t>
+            </w:r>
+            <w:r>
+              <w:t xml:space="preserve"> </w:t>
+            </w:r>
+            <w:r>
+              <w:rPr>
+                <w:rStyle w:val="VerbatimChar"/>
+              </w:rPr>
+              <w:t xml:space="preserve">vif()</w:t>
+            </w:r>
+            <w:r>
+              <w:t xml:space="preserve"> </w:t>
+            </w:r>
+            <w:r>
+              <w:t xml:space="preserve">to decide whether a small value means</w:t>
+            </w:r>
+            <w:r>
+              <w:t xml:space="preserve"> </w:t>
+            </w:r>
+            <w:r>
+              <w:t xml:space="preserve">“useless”</w:t>
+            </w:r>
+            <w:r>
+              <w:t xml:space="preserve"> </w:t>
+            </w:r>
+            <w:r>
+              <w:t xml:space="preserve">or</w:t>
+            </w:r>
+            <w:r>
+              <w:t xml:space="preserve"> </w:t>
+            </w:r>
+            <w:r>
+              <w:t xml:space="preserve">“redundant.”</w:t>
+            </w:r>
+          </w:p>
+          <w:p/>
+        </w:tc>
+      </w:tr>
+    </w:tbl>
+    <w:bookmarkEnd w:id="161"/>
+    <w:bookmarkStart w:id="162" w:name="wrap-up"/>
+    <w:p>
+      <w:pPr>
+        <w:pStyle w:val="Heading2"/>
+      </w:pPr>
+      <w:r>
+        <w:t xml:space="preserve">Wrap-up</w:t>
+      </w:r>
+    </w:p>
+    <w:p>
+      <w:pPr>
+        <w:pStyle w:val="FirstParagraph"/>
+      </w:pPr>
+      <w:r>
+        <w:t xml:space="preserve">Today you:</w:t>
+      </w:r>
+    </w:p>
+    <w:p>
+      <w:pPr>
+        <w:pStyle w:val="Compact"/>
+        <w:numPr>
+          <w:ilvl w:val="0"/>
+          <w:numId w:val="1024"/>
+        </w:numPr>
+      </w:pPr>
+      <w:r>
+        <w:t xml:space="preserve">Extended the regression line to a</w:t>
+      </w:r>
+      <w:r>
+        <w:t xml:space="preserve"> </w:t>
+      </w:r>
+      <w:r>
+        <w:rPr>
+          <w:b/>
+          <w:bCs/>
+        </w:rPr>
+        <w:t xml:space="preserve">plane</w:t>
+      </w:r>
+      <w:r>
+        <w:t xml:space="preserve">, and fitted 56 forest patches against six predictors at once</w:t>
+      </w:r>
+    </w:p>
+    <w:p>
+      <w:pPr>
+        <w:pStyle w:val="Compact"/>
+        <w:numPr>
+          <w:ilvl w:val="0"/>
+          <w:numId w:val="1024"/>
+        </w:numPr>
+      </w:pPr>
+      <w:r>
+        <w:t xml:space="preserve">Watched four predictors that were significant alone collapse to</w:t>
+      </w:r>
+      <w:r>
+        <w:t xml:space="preserve"> </w:t>
+      </w:r>
+      <w:r>
+        <w:rPr>
+          <w:b/>
+          <w:bCs/>
+        </w:rPr>
+        <w:t xml:space="preserve">one</w:t>
+      </w:r>
+      <w:r>
+        <w:t xml:space="preserve"> </w:t>
+      </w:r>
+      <w:r>
+        <w:t xml:space="preserve">in the model together</w:t>
+      </w:r>
+    </w:p>
+    <w:p>
+      <w:pPr>
+        <w:pStyle w:val="Compact"/>
+        <w:numPr>
+          <w:ilvl w:val="0"/>
+          <w:numId w:val="1024"/>
+        </w:numPr>
+      </w:pPr>
+      <w:r>
+        <w:t xml:space="preserve">Read a</w:t>
+      </w:r>
+      <w:r>
+        <w:t xml:space="preserve"> </w:t>
+      </w:r>
+      <w:r>
+        <w:rPr>
+          <w:b/>
+          <w:bCs/>
+        </w:rPr>
+        <w:t xml:space="preserve">partial slope</w:t>
+      </w:r>
+      <w:r>
+        <w:t xml:space="preserve"> </w:t>
+      </w:r>
+      <w:r>
+        <w:t xml:space="preserve">as a conditional statement, and saw that neither it nor the simple slope is</w:t>
+      </w:r>
+      <w:r>
+        <w:t xml:space="preserve"> </w:t>
+      </w:r>
+      <w:r>
+        <w:t xml:space="preserve">“wrong”</w:t>
+      </w:r>
+    </w:p>
+    <w:p>
+      <w:pPr>
+        <w:pStyle w:val="Compact"/>
+        <w:numPr>
+          <w:ilvl w:val="0"/>
+          <w:numId w:val="1024"/>
+        </w:numPr>
+      </w:pPr>
+      <w:r>
+        <w:t xml:space="preserve">Tested groups of predictors with</w:t>
+      </w:r>
+      <w:r>
+        <w:t xml:space="preserve"> </w:t>
+      </w:r>
+      <w:r>
+        <w:rPr>
+          <w:rStyle w:val="VerbatimChar"/>
+        </w:rPr>
+        <w:t xml:space="preserve">anova(reduced, full)</w:t>
+      </w:r>
+      <w:r>
+        <w:t xml:space="preserve"> </w:t>
+      </w:r>
+      <w:r>
+        <w:t xml:space="preserve">and single ones with the t-tests in</w:t>
+      </w:r>
+      <w:r>
+        <w:t xml:space="preserve"> </w:t>
+      </w:r>
+      <w:r>
+        <w:rPr>
+          <w:rStyle w:val="VerbatimChar"/>
+        </w:rPr>
+        <w:t xml:space="preserve">summary()</w:t>
+      </w:r>
+    </w:p>
+    <w:p>
+      <w:pPr>
+        <w:pStyle w:val="Compact"/>
+        <w:numPr>
+          <w:ilvl w:val="0"/>
+          <w:numId w:val="1024"/>
+        </w:numPr>
+      </w:pPr>
+      <w:r>
+        <w:t xml:space="preserve">Diagnosed</w:t>
+      </w:r>
+      <w:r>
+        <w:t xml:space="preserve"> </w:t>
+      </w:r>
+      <w:r>
+        <w:rPr>
+          <w:b/>
+          <w:bCs/>
+        </w:rPr>
+        <w:t xml:space="preserve">collinearity</w:t>
+      </w:r>
+      <w:r>
+        <w:t xml:space="preserve"> </w:t>
+      </w:r>
+      <w:r>
+        <w:t xml:space="preserve">with</w:t>
+      </w:r>
+      <w:r>
+        <w:t xml:space="preserve"> </w:t>
+      </w:r>
+      <w:r>
+        <w:rPr>
+          <w:rStyle w:val="VerbatimChar"/>
+        </w:rPr>
+        <w:t xml:space="preserve">vif()</w:t>
+      </w:r>
+      <w:r>
+        <w:t xml:space="preserve">, and learned to say</w:t>
+      </w:r>
+      <w:r>
+        <w:t xml:space="preserve"> </w:t>
+      </w:r>
+      <w:r>
+        <w:t xml:space="preserve">“these data cannot separate them”</w:t>
+      </w:r>
+      <w:r>
+        <w:t xml:space="preserve"> </w:t>
+      </w:r>
+      <w:r>
+        <w:t xml:space="preserve">instead of</w:t>
+      </w:r>
+      <w:r>
+        <w:t xml:space="preserve"> </w:t>
+      </w:r>
+      <w:r>
+        <w:t xml:space="preserve">“it has no effect”</w:t>
+      </w:r>
+    </w:p>
+    <w:p>
+      <w:pPr>
+        <w:pStyle w:val="Compact"/>
+        <w:numPr>
+          <w:ilvl w:val="0"/>
+          <w:numId w:val="1024"/>
+        </w:numPr>
+      </w:pPr>
+      <w:r>
+        <w:t xml:space="preserve">Fitted a real</w:t>
+      </w:r>
+      <w:r>
+        <w:t xml:space="preserve"> </w:t>
+      </w:r>
+      <w:r>
+        <w:rPr>
+          <w:b/>
+          <w:bCs/>
+        </w:rPr>
+        <w:t xml:space="preserve">interaction</w:t>
+      </w:r>
+      <w:r>
+        <w:t xml:space="preserve"> </w:t>
+      </w:r>
+      <w:r>
+        <w:t xml:space="preserve">— fragmentation costs more where grazing is heavy</w:t>
+      </w:r>
+    </w:p>
+    <w:p>
+      <w:pPr>
+        <w:pStyle w:val="Compact"/>
+        <w:numPr>
+          <w:ilvl w:val="0"/>
+          <w:numId w:val="1024"/>
+        </w:numPr>
+      </w:pPr>
+      <w:r>
+        <w:t xml:space="preserve">Turned a categorical predictor into</w:t>
+      </w:r>
+      <w:r>
+        <w:t xml:space="preserve"> </w:t>
+      </w:r>
+      <w:r>
+        <w:rPr>
+          <w:b/>
+          <w:bCs/>
+        </w:rPr>
+        <w:t xml:space="preserve">dummy variables</w:t>
+      </w:r>
+      <w:r>
+        <w:t xml:space="preserve">, and set the reference level on purpose with</w:t>
+      </w:r>
+      <w:r>
+        <w:t xml:space="preserve"> </w:t>
+      </w:r>
+      <w:r>
+        <w:rPr>
+          <w:rStyle w:val="VerbatimChar"/>
+        </w:rPr>
+        <w:t xml:space="preserve">fct_relevel()</w:t>
+      </w:r>
+    </w:p>
+    <w:p>
+      <w:pPr>
+        <w:pStyle w:val="Compact"/>
+        <w:numPr>
+          <w:ilvl w:val="0"/>
+          <w:numId w:val="1024"/>
+        </w:numPr>
+      </w:pPr>
+      <w:r>
+        <w:t xml:space="preserve">Compared models with</w:t>
+      </w:r>
+      <w:r>
+        <w:t xml:space="preserve"> </w:t>
+      </w:r>
+      <w:r>
+        <w:rPr>
+          <w:b/>
+          <w:bCs/>
+        </w:rPr>
+        <w:t xml:space="preserve">adjusted R²</w:t>
+      </w:r>
+      <w:r>
+        <w:t xml:space="preserve"> </w:t>
+      </w:r>
+      <w:r>
+        <w:t xml:space="preserve">and</w:t>
+      </w:r>
+      <w:r>
+        <w:t xml:space="preserve"> </w:t>
+      </w:r>
+      <w:r>
+        <w:rPr>
+          <w:b/>
+          <w:bCs/>
+        </w:rPr>
+        <w:t xml:space="preserve">AIC</w:t>
+      </w:r>
+      <w:r>
+        <w:t xml:space="preserve">, and ranked predictors by partial η², ΔR² and standardized slopes to decide what to keep</w:t>
+      </w:r>
+    </w:p>
+    <w:bookmarkEnd w:id="162"/>
+    <w:bookmarkStart w:id="171" w:name="the-three-things-to-carry-out-of-here"/>
+    <w:p>
+      <w:pPr>
+        <w:pStyle w:val="Heading2"/>
+      </w:pPr>
+      <w:r>
+        <w:t xml:space="preserve">The Three Things to Carry Out of Here</w:t>
+      </w:r>
+    </w:p>
+    <w:tbl>
+      <w:tblPr>
+        <w:tblStyle w:val="Table"/>
+        <w:tblLook w:firstRow="0" w:lastRow="0" w:firstColumn="0" w:lastColumn="0" w:noHBand="0" w:noVBand="0" w:val="0000"/>
+        <w:tblBorders>
+          <w:top w:val="single" w:sz="4" w:space="0" w:color="CC1914"/>
+          <w:left w:val="single" w:sz="24" w:space="0" w:color="CC1914"/>
+          <w:bottom w:val="single" w:sz="4" w:space="0" w:color="CC1914"/>
+          <w:right w:val="single" w:sz="4" w:space="0" w:color="CC1914"/>
+        </w:tblBorders>
+        <w:tblCellMar>
+          <w:left w:w="144" w:type="dxa"/>
+          <w:right w:w="144" w:type="dxa"/>
+        </w:tblCellMar>
+        <w:tblLook w:firstRow="0" w:lastRow="0" w:firstColumn="0" w:lastColumn="0" w:noHBand="0" w:noVBand="0" w:val="0000"/>
+      </w:tblPr>
+      <w:tr>
+        <w:trPr>
+          <w:cantSplit/>
+        </w:trPr>
+        <w:tc>
+          <w:tcPr>
+            <w:shd w:color="auto" w:fill="f7dddc" w:val="clear"/>
+            <w:tcMar>
+              <w:top w:w="92" w:type="dxa"/>
+              <w:bottom w:w="92" w:type="dxa"/>
+            </w:tcMar>
+          </w:tcPr>
+          <w:p>
+            <w:pPr>
+              <w:pStyle w:val="FirstParagraph"/>
+            </w:pPr>
+            <w:pPr>
+              <w:spacing w:before="0" w:after="0"/>
+              <w:textAlignment w:val="center"/>
+            </w:pPr>
+            <w:r>
+              <w:drawing>
+                <wp:inline>
+                  <wp:extent cx="152400" cy="152400"/>
+                  <wp:effectExtent b="0" l="0" r="0" t="0"/>
+                  <wp:docPr descr="" title="" id="163" name="Picture"/>
+                  <a:graphic>
+                    <a:graphicData uri="http://schemas.openxmlformats.org/drawingml/2006/picture">
+                      <pic:pic>
+                        <pic:nvPicPr>
+                          <pic:cNvPr descr="/Applications/Positron.app/Contents/Resources/app/quarto/share/formats/docx/important.png" id="164" name="Picture"/>
+                          <pic:cNvPicPr>
+                            <a:picLocks noChangeArrowheads="1" noChangeAspect="1"/>
+                          </pic:cNvPicPr>
+                        </pic:nvPicPr>
+                        <pic:blipFill>
+                          <a:blip r:embed="rId41"/>
+                          <a:stretch>
+                            <a:fillRect/>
+                          </a:stretch>
+                        </pic:blipFill>
+                        <pic:spPr bwMode="auto">
+                          <a:xfrm>
+                            <a:off x="0" y="0"/>
+                            <a:ext cx="152400" cy="152400"/>
+                          </a:xfrm>
+                          <a:prstGeom prst="rect">
+                            <a:avLst/>
+                          </a:prstGeom>
+                          <a:noFill/>
+                          <a:ln w="9525">
+                            <a:noFill/>
+                            <a:headEnd/>
+                            <a:tailEnd/>
+                          </a:ln>
+                        </pic:spPr>
+                      </pic:pic>
+                    </a:graphicData>
+                  </a:graphic>
+                </wp:inline>
+              </w:drawing>
+            </w:r>
+            <w:r>
+              <w:t xml:space="preserve"> </w:t>
+            </w:r>
+            <w:r>
+              <w:t xml:space="preserve"> </w:t>
+            </w:r>
+            <w:r>
+              <w:t xml:space="preserve">Important</w:t>
+            </w:r>
+          </w:p>
+        </w:tc>
+      </w:tr>
+      <w:tr>
+        <w:trPr>
+          <w:cantSplit/>
+        </w:trPr>
+        <w:tc>
+          <w:tcPr>
+            <w:tcMar>
+              <w:top w:w="108" w:type="dxa"/>
+              <w:bottom w:w="108" w:type="dxa"/>
+            </w:tcMar>
+          </w:tcPr>
+          <w:p>
+            <w:pPr>
+              <w:pStyle w:val="BodyText"/>
+            </w:pPr>
+            <w:pPr>
+              <w:spacing w:before="16"/>
+            </w:pPr>
+            <w:r>
+              <w:rPr>
+                <w:b/>
+                <w:bCs/>
+              </w:rPr>
+              <w:t xml:space="preserve">⚠️ R² always rises</w:t>
+            </w:r>
+          </w:p>
+          <w:p>
+            <w:pPr>
+              <w:pStyle w:val="BodyText"/>
+            </w:pPr>
+            <w:pPr>
+              <w:spacing w:after="16"/>
+            </w:pPr>
+            <w:r>
+              <w:t xml:space="preserve">Adding predictors can only increase plain R². Adjusted R² and AIC exist precisely because</w:t>
+            </w:r>
+            <w:r>
+              <w:t xml:space="preserve"> </w:t>
+            </w:r>
+            <w:r>
+              <w:t xml:space="preserve">“explains more variance”</w:t>
+            </w:r>
+            <w:r>
+              <w:t xml:space="preserve"> </w:t>
+            </w:r>
+            <w:r>
+              <w:t xml:space="preserve">is not the same as</w:t>
+            </w:r>
+            <w:r>
+              <w:t xml:space="preserve"> </w:t>
+            </w:r>
+            <w:r>
+              <w:t xml:space="preserve">“is a better model.”</w:t>
+            </w:r>
+          </w:p>
+          <w:p/>
+        </w:tc>
+      </w:tr>
+    </w:tbl>
+    <w:p>
+      <w:pPr>
+        <w:pStyle w:val="BodyText"/>
+      </w:pPr>
+      <w:r>
+        <w:t xml:space="preserve"> </w:t>
+      </w:r>
+    </w:p>
+    <w:tbl>
+      <w:tblPr>
+        <w:tblStyle w:val="Table"/>
+        <w:tblLook w:firstRow="0" w:lastRow="0" w:firstColumn="0" w:lastColumn="0" w:noHBand="0" w:noVBand="0" w:val="0000"/>
+        <w:tblBorders>
+          <w:top w:val="single" w:sz="4" w:space="0" w:color="0758E5"/>
+          <w:left w:val="single" w:sz="24" w:space="0" w:color="0758E5"/>
+          <w:bottom w:val="single" w:sz="4" w:space="0" w:color="0758E5"/>
+          <w:right w:val="single" w:sz="4" w:space="0" w:color="0758E5"/>
+        </w:tblBorders>
+        <w:tblCellMar>
+          <w:left w:w="144" w:type="dxa"/>
+          <w:right w:w="144" w:type="dxa"/>
+        </w:tblCellMar>
+        <w:tblLook w:firstRow="0" w:lastRow="0" w:firstColumn="0" w:lastColumn="0" w:noHBand="0" w:noVBand="0" w:val="0000"/>
+      </w:tblPr>
+      <w:tr>
+        <w:trPr>
+          <w:cantSplit/>
+        </w:trPr>
+        <w:tc>
+          <w:tcPr>
+            <w:shd w:color="auto" w:fill="dae6fb" w:val="clear"/>
+            <w:tcMar>
+              <w:top w:w="92" w:type="dxa"/>
+              <w:bottom w:w="92" w:type="dxa"/>
+            </w:tcMar>
+          </w:tcPr>
+          <w:p>
+            <w:pPr>
+              <w:pStyle w:val="BodyText"/>
+            </w:pPr>
+            <w:pPr>
+              <w:spacing w:before="0" w:after="0"/>
+              <w:textAlignment w:val="center"/>
+            </w:pPr>
+            <w:r>
+              <w:drawing>
+                <wp:inline>
+                  <wp:extent cx="152400" cy="152400"/>
+                  <wp:effectExtent b="0" l="0" r="0" t="0"/>
+                  <wp:docPr descr="" title="" id="165" name="Picture"/>
+                  <a:graphic>
+                    <a:graphicData uri="http://schemas.openxmlformats.org/drawingml/2006/picture">
+                      <pic:pic>
+                        <pic:nvPicPr>
+                          <pic:cNvPr descr="/Applications/Positron.app/Contents/Resources/app/quarto/share/formats/docx/note.png" id="166" name="Picture"/>
+                          <pic:cNvPicPr>
+                            <a:picLocks noChangeArrowheads="1" noChangeAspect="1"/>
+                          </pic:cNvPicPr>
+                        </pic:nvPicPr>
+                        <pic:blipFill>
+                          <a:blip r:embed="rId9"/>
+                          <a:stretch>
+                            <a:fillRect/>
+                          </a:stretch>
+                        </pic:blipFill>
+                        <pic:spPr bwMode="auto">
+                          <a:xfrm>
+                            <a:off x="0" y="0"/>
+                            <a:ext cx="152400" cy="152400"/>
+                          </a:xfrm>
+                          <a:prstGeom prst="rect">
+                            <a:avLst/>
+                          </a:prstGeom>
+                          <a:noFill/>
+                          <a:ln w="9525">
+                            <a:noFill/>
+                            <a:headEnd/>
+                            <a:tailEnd/>
+                          </a:ln>
+                        </pic:spPr>
+                      </pic:pic>
+                    </a:graphicData>
+                  </a:graphic>
+                </wp:inline>
+              </w:drawing>
+            </w:r>
+            <w:r>
+              <w:t xml:space="preserve"> </w:t>
+            </w:r>
+            <w:r>
+              <w:t xml:space="preserve"> </w:t>
+            </w:r>
+            <w:r>
+              <w:t xml:space="preserve">Note</w:t>
+            </w:r>
+          </w:p>
+        </w:tc>
+      </w:tr>
+      <w:tr>
+        <w:trPr>
+          <w:cantSplit/>
+        </w:trPr>
+        <w:tc>
+          <w:tcPr>
+            <w:tcMar>
+              <w:top w:w="108" w:type="dxa"/>
+              <w:bottom w:w="108" w:type="dxa"/>
+            </w:tcMar>
+          </w:tcPr>
+          <w:p>
+            <w:pPr>
+              <w:pStyle w:val="BodyText"/>
+            </w:pPr>
+            <w:pPr>
+              <w:spacing w:before="16"/>
+            </w:pPr>
+            <w:r>
+              <w:rPr>
+                <w:b/>
+                <w:bCs/>
+              </w:rPr>
+              <w:t xml:space="preserve">✅ A partial slope is conditional</w:t>
+            </w:r>
+          </w:p>
+          <w:p>
+            <w:pPr>
+              <w:pStyle w:val="BodyText"/>
+            </w:pPr>
+            <w:pPr>
+              <w:spacing w:after="16"/>
+            </w:pPr>
+            <w:r>
+              <w:t xml:space="preserve">“What does area do among patches grazed the same amount?”</w:t>
+            </w:r>
+            <w:r>
+              <w:t xml:space="preserve"> </w:t>
+            </w:r>
+            <w:r>
+              <w:t xml:space="preserve">Change what else is in the model and you have changed the question.</w:t>
+            </w:r>
+          </w:p>
+          <w:p/>
+        </w:tc>
+      </w:tr>
+    </w:tbl>
+    <w:tbl>
+      <w:tblPr>
+        <w:tblStyle w:val="Table"/>
+        <w:tblLook w:firstRow="0" w:lastRow="0" w:firstColumn="0" w:lastColumn="0" w:noHBand="0" w:noVBand="0" w:val="0000"/>
+        <w:tblBorders>
+          <w:top w:val="single" w:sz="4" w:space="0" w:color="CC1914"/>
+          <w:left w:val="single" w:sz="24" w:space="0" w:color="CC1914"/>
+          <w:bottom w:val="single" w:sz="4" w:space="0" w:color="CC1914"/>
+          <w:right w:val="single" w:sz="4" w:space="0" w:color="CC1914"/>
+        </w:tblBorders>
+        <w:tblCellMar>
+          <w:left w:w="144" w:type="dxa"/>
+          <w:right w:w="144" w:type="dxa"/>
+        </w:tblCellMar>
+        <w:tblLook w:firstRow="0" w:lastRow="0" w:firstColumn="0" w:lastColumn="0" w:noHBand="0" w:noVBand="0" w:val="0000"/>
+      </w:tblPr>
+      <w:tr>
+        <w:trPr>
+          <w:cantSplit/>
+        </w:trPr>
+        <w:tc>
+          <w:tcPr>
+            <w:shd w:color="auto" w:fill="f7dddc" w:val="clear"/>
+            <w:tcMar>
+              <w:top w:w="92" w:type="dxa"/>
+              <w:bottom w:w="92" w:type="dxa"/>
+            </w:tcMar>
+          </w:tcPr>
+          <w:p>
+            <w:pPr>
+              <w:pStyle w:val="BodyText"/>
+            </w:pPr>
+            <w:pPr>
+              <w:spacing w:before="0" w:after="0"/>
+              <w:textAlignment w:val="center"/>
+            </w:pPr>
+            <w:r>
+              <w:drawing>
+                <wp:inline>
+                  <wp:extent cx="152400" cy="152400"/>
+                  <wp:effectExtent b="0" l="0" r="0" t="0"/>
+                  <wp:docPr descr="" title="" id="167" name="Picture"/>
+                  <a:graphic>
+                    <a:graphicData uri="http://schemas.openxmlformats.org/drawingml/2006/picture">
+                      <pic:pic>
+                        <pic:nvPicPr>
+                          <pic:cNvPr descr="/Applications/Positron.app/Contents/Resources/app/quarto/share/formats/docx/important.png" id="168" name="Picture"/>
+                          <pic:cNvPicPr>
+                            <a:picLocks noChangeArrowheads="1" noChangeAspect="1"/>
+                          </pic:cNvPicPr>
+                        </pic:nvPicPr>
+                        <pic:blipFill>
+                          <a:blip r:embed="rId41"/>
+                          <a:stretch>
+                            <a:fillRect/>
+                          </a:stretch>
+                        </pic:blipFill>
+                        <pic:spPr bwMode="auto">
+                          <a:xfrm>
+                            <a:off x="0" y="0"/>
+                            <a:ext cx="152400" cy="152400"/>
+                          </a:xfrm>
+                          <a:prstGeom prst="rect">
+                            <a:avLst/>
+                          </a:prstGeom>
+                          <a:noFill/>
+                          <a:ln w="9525">
+                            <a:noFill/>
+                            <a:headEnd/>
+                            <a:tailEnd/>
+                          </a:ln>
+                        </pic:spPr>
+                      </pic:pic>
+                    </a:graphicData>
+                  </a:graphic>
+                </wp:inline>
+              </w:drawing>
+            </w:r>
+            <w:r>
+              <w:t xml:space="preserve"> </w:t>
+            </w:r>
+            <w:r>
+              <w:t xml:space="preserve"> </w:t>
+            </w:r>
+            <w:r>
+              <w:t xml:space="preserve">Important</w:t>
+            </w:r>
+          </w:p>
+        </w:tc>
+      </w:tr>
+      <w:tr>
+        <w:trPr>
+          <w:cantSplit/>
+        </w:trPr>
+        <w:tc>
+          <w:tcPr>
+            <w:tcMar>
+              <w:top w:w="108" w:type="dxa"/>
+              <w:bottom w:w="108" w:type="dxa"/>
+            </w:tcMar>
+          </w:tcPr>
+          <w:p>
+            <w:pPr>
+              <w:pStyle w:val="BodyText"/>
+            </w:pPr>
+            <w:pPr>
+              <w:spacing w:before="16"/>
+            </w:pPr>
+            <w:r>
+              <w:rPr>
+                <w:b/>
+                <w:bCs/>
+              </w:rPr>
+              <w:t xml:space="preserve">✅ Set your reference level</w:t>
+            </w:r>
+          </w:p>
+          <w:p>
+            <w:pPr>
+              <w:pStyle w:val="BodyText"/>
+            </w:pPr>
+            <w:r>
+              <w:rPr>
+                <w:rStyle w:val="VerbatimChar"/>
+              </w:rPr>
+              <w:t xml:space="preserve">factor()</w:t>
+            </w:r>
+            <w:r>
+              <w:t xml:space="preserve"> </w:t>
+            </w:r>
+            <w:r>
+              <w:t xml:space="preserve">sorts alphabetically. Your control is almost never first alphabetically — use</w:t>
+            </w:r>
+            <w:r>
+              <w:t xml:space="preserve"> </w:t>
+            </w:r>
+            <w:r>
+              <w:rPr>
+                <w:rStyle w:val="VerbatimChar"/>
+              </w:rPr>
+              <w:t xml:space="preserve">fct_relevel()</w:t>
+            </w:r>
+            <w:r>
+              <w:t xml:space="preserve"> </w:t>
+            </w:r>
+            <w:r>
+              <w:t xml:space="preserve">and make the output say what you meant.</w:t>
+            </w:r>
+          </w:p>
+          <w:p>
+            <w:pPr>
+              <w:pStyle w:val="BodyText"/>
+            </w:pPr>
+            <w:pPr>
+              <w:spacing w:after="16"/>
+            </w:pPr>
+            <w:r>
+              <w:t xml:space="preserve">This is the habit that makes every ANOVA from Week 8 onward readable.</w:t>
+            </w:r>
+          </w:p>
+          <w:p/>
+        </w:tc>
+      </w:tr>
+    </w:tbl>
+    <w:p>
+      <w:pPr>
+        <w:pStyle w:val="BodyText"/>
+      </w:pPr>
+      <w:r>
+        <w:t xml:space="preserve"> </w:t>
+      </w:r>
+    </w:p>
+    <w:tbl>
+      <w:tblPr>
+        <w:tblStyle w:val="Table"/>
+        <w:tblLook w:firstRow="0" w:lastRow="0" w:firstColumn="0" w:lastColumn="0" w:noHBand="0" w:noVBand="0" w:val="0000"/>
+        <w:tblBorders>
+          <w:top w:val="single" w:sz="4" w:space="0" w:color="0758E5"/>
+          <w:left w:val="single" w:sz="24" w:space="0" w:color="0758E5"/>
+          <w:bottom w:val="single" w:sz="4" w:space="0" w:color="0758E5"/>
+          <w:right w:val="single" w:sz="4" w:space="0" w:color="0758E5"/>
+        </w:tblBorders>
+        <w:tblCellMar>
+          <w:left w:w="144" w:type="dxa"/>
+          <w:right w:w="144" w:type="dxa"/>
+        </w:tblCellMar>
+        <w:tblLook w:firstRow="0" w:lastRow="0" w:firstColumn="0" w:lastColumn="0" w:noHBand="0" w:noVBand="0" w:val="0000"/>
+      </w:tblPr>
+      <w:tr>
+        <w:trPr>
+          <w:cantSplit/>
+        </w:trPr>
+        <w:tc>
+          <w:tcPr>
+            <w:shd w:color="auto" w:fill="dae6fb" w:val="clear"/>
+            <w:tcMar>
+              <w:top w:w="92" w:type="dxa"/>
+              <w:bottom w:w="92" w:type="dxa"/>
+            </w:tcMar>
+          </w:tcPr>
+          <w:p>
+            <w:pPr>
+              <w:pStyle w:val="BodyText"/>
+            </w:pPr>
+            <w:pPr>
+              <w:spacing w:before="0" w:after="0"/>
+              <w:textAlignment w:val="center"/>
+            </w:pPr>
+            <w:r>
+              <w:drawing>
+                <wp:inline>
+                  <wp:extent cx="152400" cy="152400"/>
+                  <wp:effectExtent b="0" l="0" r="0" t="0"/>
+                  <wp:docPr descr="" title="" id="169" name="Picture"/>
+                  <a:graphic>
+                    <a:graphicData uri="http://schemas.openxmlformats.org/drawingml/2006/picture">
+                      <pic:pic>
+                        <pic:nvPicPr>
+                          <pic:cNvPr descr="/Applications/Positron.app/Contents/Resources/app/quarto/share/formats/docx/note.png" id="170" name="Picture"/>
+                          <pic:cNvPicPr>
+                            <a:picLocks noChangeArrowheads="1" noChangeAspect="1"/>
+                          </pic:cNvPicPr>
+                        </pic:nvPicPr>
+                        <pic:blipFill>
+                          <a:blip r:embed="rId9"/>
+                          <a:stretch>
+                            <a:fillRect/>
+                          </a:stretch>
+                        </pic:blipFill>
+                        <pic:spPr bwMode="auto">
+                          <a:xfrm>
+                            <a:off x="0" y="0"/>
+                            <a:ext cx="152400" cy="152400"/>
+                          </a:xfrm>
+                          <a:prstGeom prst="rect">
+                            <a:avLst/>
+                          </a:prstGeom>
+                          <a:noFill/>
+                          <a:ln w="9525">
+                            <a:noFill/>
+                            <a:headEnd/>
+                            <a:tailEnd/>
+                          </a:ln>
+                        </pic:spPr>
+                      </pic:pic>
+                    </a:graphicData>
+                  </a:graphic>
+                </wp:inline>
+              </w:drawing>
+            </w:r>
+            <w:r>
+              <w:t xml:space="preserve"> </w:t>
+            </w:r>
+            <w:r>
+              <w:t xml:space="preserve"> </w:t>
+            </w:r>
+            <w:r>
+              <w:t xml:space="preserve">Note</w:t>
+            </w:r>
+          </w:p>
+        </w:tc>
+      </w:tr>
+      <w:tr>
+        <w:trPr>
+          <w:cantSplit/>
+        </w:trPr>
+        <w:tc>
+          <w:tcPr>
+            <w:tcMar>
+              <w:top w:w="108" w:type="dxa"/>
+              <w:bottom w:w="108" w:type="dxa"/>
+            </w:tcMar>
+          </w:tcPr>
+          <w:p>
+            <w:pPr>
+              <w:pStyle w:val="BodyText"/>
+            </w:pPr>
+            <w:pPr>
+              <w:spacing w:before="16"/>
+            </w:pPr>
+            <w:r>
+              <w:rPr>
+                <w:b/>
+                <w:bCs/>
+              </w:rPr>
+              <w:t xml:space="preserve">Up next — Analysis of Variance</w:t>
+            </w:r>
+          </w:p>
+          <w:p>
+            <w:pPr>
+              <w:pStyle w:val="BodyText"/>
+            </w:pPr>
+            <w:pPr>
+              <w:spacing w:after="16"/>
+            </w:pPr>
+            <w:r>
+              <w:t xml:space="preserve">What happens when</w:t>
+            </w:r>
+            <w:r>
+              <w:t xml:space="preserve"> </w:t>
+            </w:r>
+            <w:r>
+              <w:rPr>
+                <w:b/>
+                <w:bCs/>
+              </w:rPr>
+              <w:t xml:space="preserve">every</w:t>
+            </w:r>
+            <w:r>
+              <w:t xml:space="preserve"> </w:t>
+            </w:r>
+            <w:r>
+              <w:t xml:space="preserve">predictor is categorical, and why ANOVA and regression are the same machinery in different clothes.</w:t>
+            </w:r>
+          </w:p>
+          <w:p/>
+        </w:tc>
+      </w:tr>
+    </w:tbl>
+    <w:bookmarkEnd w:id="171"/>
+    <w:bookmarkStart w:id="172" w:name="readings"/>
+    <w:p>
+      <w:pPr>
+        <w:pStyle w:val="Heading2"/>
+      </w:pPr>
+      <w:r>
+        <w:t xml:space="preserve">Readings</w:t>
+      </w:r>
+    </w:p>
+    <w:p>
+      <w:pPr>
+        <w:pStyle w:val="Compact"/>
+        <w:numPr>
+          <w:ilvl w:val="0"/>
+          <w:numId w:val="1025"/>
+        </w:numPr>
+      </w:pPr>
+      <w:r>
+        <w:rPr>
+          <w:b/>
+          <w:bCs/>
+        </w:rPr>
+        <w:t xml:space="preserve">Quinn, G. P., &amp; Keough, M. J.</w:t>
+      </w:r>
+      <w:r>
+        <w:t xml:space="preserve"> </w:t>
+      </w:r>
+      <w:r>
+        <w:t xml:space="preserve">(2002).</w:t>
+      </w:r>
+      <w:r>
+        <w:t xml:space="preserve"> </w:t>
+      </w:r>
+      <w:r>
+        <w:rPr>
+          <w:i/>
+          <w:iCs/>
+        </w:rPr>
+        <w:t xml:space="preserve">Experimental Design and Data Analysis for Biologists</w:t>
+      </w:r>
+      <w:r>
+        <w:t xml:space="preserve">, Ch. 6 — Multiple and Complex Regression. This lecture follows their Box 6-2 analysis of the Loyn data.</w:t>
+      </w:r>
+    </w:p>
+    <w:p>
+      <w:pPr>
+        <w:pStyle w:val="Compact"/>
+        <w:numPr>
+          <w:ilvl w:val="0"/>
+          <w:numId w:val="1025"/>
+        </w:numPr>
+      </w:pPr>
+      <w:r>
+        <w:rPr>
+          <w:b/>
+          <w:bCs/>
+        </w:rPr>
+        <w:t xml:space="preserve">Whitlock &amp; Schluter</w:t>
+      </w:r>
+      <w:r>
+        <w:t xml:space="preserve">, Ch. 17 — Regression.</w:t>
+      </w:r>
+    </w:p>
+    <w:p>
+      <w:pPr>
+        <w:pStyle w:val="Compact"/>
+        <w:numPr>
+          <w:ilvl w:val="0"/>
+          <w:numId w:val="1025"/>
+        </w:numPr>
+      </w:pPr>
+      <w:r>
+        <w:rPr>
+          <w:b/>
+          <w:bCs/>
+        </w:rPr>
+        <w:t xml:space="preserve">Gotelli &amp; Ellison</w:t>
+      </w:r>
+      <w:r>
+        <w:t xml:space="preserve">, Ch. 9 — Regression.</w:t>
+      </w:r>
+    </w:p>
+    <w:p>
+      <w:pPr>
+        <w:pStyle w:val="Compact"/>
+        <w:numPr>
+          <w:ilvl w:val="0"/>
+          <w:numId w:val="1025"/>
+        </w:numPr>
+      </w:pPr>
+      <w:r>
+        <w:t xml:space="preserve">Loyn, R. H. (1987). Effects of patch area and habitat on bird abundances, species numbers and tree health in fragmented Victorian forests. In</w:t>
+      </w:r>
+      <w:r>
+        <w:t xml:space="preserve"> </w:t>
+      </w:r>
+      <w:r>
+        <w:rPr>
+          <w:i/>
+          <w:iCs/>
+        </w:rPr>
+        <w:t xml:space="preserve">Nature Conservation: The Role of Remnants of Native Vegetation</w:t>
+      </w:r>
+      <w:r>
+        <w:t xml:space="preserve">. Surrey Beatty &amp; Sons.</w:t>
+      </w:r>
+    </w:p>
+    <w:bookmarkEnd w:id="172"/>
     <w:sectPr>
       <w:pgSz w:h="15840" w:w="12240"/>
       <w:pgMar w:bottom="720" w:footer="360" w:gutter="0" w:header="360" w:left="1008" w:right="720" w:top="720"/>
@@ -17413,6 +20706,9 @@
     <w:abstractNumId w:val="991"/>
   </w:num>
   <w:num w:numId="1014">
+    <w:abstractNumId w:val="991"/>
+  </w:num>
+  <w:num w:numId="1015">
     <w:abstractNumId w:val="99734"/>
     <w:lvlOverride w:ilvl="0">
       <w:startOverride w:val="4"/>
@@ -17442,9 +20738,6 @@
       <w:startOverride w:val="4"/>
     </w:lvlOverride>
   </w:num>
-  <w:num w:numId="1015">
-    <w:abstractNumId w:val="991"/>
-  </w:num>
   <w:num w:numId="1016">
     <w:abstractNumId w:val="991"/>
   </w:num>
@@ -17458,6 +20751,12 @@
     <w:abstractNumId w:val="991"/>
   </w:num>
   <w:num w:numId="1020">
+    <w:abstractNumId w:val="991"/>
+  </w:num>
+  <w:num w:numId="1021">
+    <w:abstractNumId w:val="991"/>
+  </w:num>
+  <w:num w:numId="1022">
     <w:abstractNumId w:val="99411"/>
     <w:lvlOverride w:ilvl="0">
       <w:startOverride w:val="1"/>
@@ -17486,12 +20785,6 @@
     <w:lvlOverride w:ilvl="8">
       <w:startOverride w:val="1"/>
     </w:lvlOverride>
-  </w:num>
-  <w:num w:numId="1021">
-    <w:abstractNumId w:val="991"/>
-  </w:num>
-  <w:num w:numId="1022">
-    <w:abstractNumId w:val="991"/>
   </w:num>
   <w:num w:numId="1023">
     <w:abstractNumId w:val="99411"/>
@@ -17522,6 +20815,12 @@
     <w:lvlOverride w:ilvl="8">
       <w:startOverride w:val="1"/>
     </w:lvlOverride>
+  </w:num>
+  <w:num w:numId="1024">
+    <w:abstractNumId w:val="991"/>
+  </w:num>
+  <w:num w:numId="1025">
+    <w:abstractNumId w:val="991"/>
   </w:num>
 </w:numbering>
 </file>
